--- a/xray搭建代理服务器的教程.docx
+++ b/xray搭建代理服务器的教程.docx
@@ -2,6 +2,5276 @@
 <file path=word/document.xml><?xml version="1.0" encoding="utf-8"?>
 <w:document xmlns:wpc="http://schemas.microsoft.com/office/word/2010/wordprocessingCanvas" xmlns:cx="http://schemas.microsoft.com/office/drawing/2014/chartex" xmlns:cx1="http://schemas.microsoft.com/office/drawing/2015/9/8/chartex" xmlns:cx2="http://schemas.microsoft.com/office/drawing/2015/10/21/chartex" xmlns:cx3="http://schemas.microsoft.com/office/drawing/2016/5/9/chartex" xmlns:cx4="http://schemas.microsoft.com/office/drawing/2016/5/10/chartex" xmlns:cx5="http://schemas.microsoft.com/office/drawing/2016/5/11/chartex" xmlns:cx6="http://schemas.microsoft.com/office/drawing/2016/5/12/chartex" xmlns:cx7="http://schemas.microsoft.com/office/drawing/2016/5/13/chartex" xmlns:cx8="http://schemas.microsoft.com/office/drawing/2016/5/14/chartex" xmlns:mc="http://schemas.openxmlformats.org/markup-compatibility/2006" xmlns:o="urn:schemas-microsoft-com:office:office" xmlns:r="http://schemas.openxmlformats.org/officeDocument/2006/relationships" xmlns:m="http://schemas.openxmlformats.org/officeDocument/2006/math" xmlns:v="urn:schemas-microsoft-com:vml" xmlns:wp14="http://schemas.microsoft.com/office/word/2010/wordprocessingDrawing" xmlns:wp="http://schemas.openxmlformats.org/drawingml/2006/wordprocessingDrawing" xmlns:w="http://schemas.openxmlformats.org/wordprocessingml/2006/main" xmlns:w14="http://schemas.microsoft.com/office/word/2010/wordml" xmlns:w10="urn:schemas-microsoft-com:office:word" xmlns:w15="http://schemas.microsoft.com/office/word/2012/wordml" xmlns:wpg="http://schemas.microsoft.com/office/word/2010/wordprocessingGroup" xmlns:wpi="http://schemas.microsoft.com/office/word/2010/wordprocessingInk" xmlns:wne="http://schemas.microsoft.com/office/word/2006/wordml" xmlns:wps="http://schemas.microsoft.com/office/word/2010/wordprocessingShape" xmlns:wpsCustomData="http://www.wps.cn/officeDocument/2013/wpsCustomData" mc:Ignorable="w14 w15 wp14">
   <w:body>
+    <w:p>
+      <w:pPr>
+        <w:pStyle w:val="2"/>
+        <w:bidi w:val="0"/>
+        <w:rPr>
+          <w:rFonts w:hint="eastAsia"/>
+          <w:lang w:val="en-US" w:eastAsia="zh-CN"/>
+        </w:rPr>
+      </w:pPr>
+      <w:r>
+        <w:rPr>
+          <w:rFonts w:hint="eastAsia"/>
+          <w:lang w:val="en-US" w:eastAsia="zh-CN"/>
+        </w:rPr>
+        <w:t>代理服务器搭建教程</w:t>
+      </w:r>
+    </w:p>
+    <w:p>
+      <w:pPr>
+        <w:ind w:firstLine="420" w:firstLineChars="0"/>
+        <w:rPr>
+          <w:rFonts w:hint="eastAsia"/>
+          <w:lang w:val="en-US" w:eastAsia="zh-CN"/>
+        </w:rPr>
+      </w:pPr>
+      <w:r>
+        <w:rPr>
+          <w:rFonts w:hint="eastAsia"/>
+          <w:lang w:val="en-US" w:eastAsia="zh-CN"/>
+        </w:rPr>
+        <w:t>我们使用阿里云的服务器来搭建这个代理服务器，首先进入阿里云的官网：</w:t>
+      </w:r>
+      <w:r>
+        <w:rPr>
+          <w:rFonts w:hint="eastAsia"/>
+          <w:lang w:val="en-US" w:eastAsia="zh-CN"/>
+        </w:rPr>
+        <w:fldChar w:fldCharType="begin"/>
+      </w:r>
+      <w:r>
+        <w:rPr>
+          <w:rFonts w:hint="eastAsia"/>
+          <w:lang w:val="en-US" w:eastAsia="zh-CN"/>
+        </w:rPr>
+        <w:instrText xml:space="preserve"> HYPERLINK "https://www.aliyun.com/product/ecs" </w:instrText>
+      </w:r>
+      <w:r>
+        <w:rPr>
+          <w:rFonts w:hint="eastAsia"/>
+          <w:lang w:val="en-US" w:eastAsia="zh-CN"/>
+        </w:rPr>
+        <w:fldChar w:fldCharType="separate"/>
+      </w:r>
+      <w:r>
+        <w:rPr>
+          <w:rStyle w:val="5"/>
+          <w:rFonts w:hint="eastAsia"/>
+          <w:lang w:val="en-US" w:eastAsia="zh-CN"/>
+        </w:rPr>
+        <w:t>https://www.aliyun.com/product/ecs</w:t>
+      </w:r>
+      <w:r>
+        <w:rPr>
+          <w:rFonts w:hint="eastAsia"/>
+          <w:lang w:val="en-US" w:eastAsia="zh-CN"/>
+        </w:rPr>
+        <w:fldChar w:fldCharType="end"/>
+      </w:r>
+    </w:p>
+    <w:p>
+      <w:pPr>
+        <w:rPr>
+          <w:rFonts w:hint="eastAsia"/>
+          <w:b/>
+          <w:bCs/>
+          <w:lang w:val="en-US" w:eastAsia="zh-CN"/>
+        </w:rPr>
+      </w:pPr>
+      <w:r>
+        <w:rPr>
+          <w:rFonts w:hint="eastAsia"/>
+          <w:b/>
+          <w:bCs/>
+          <w:lang w:val="en-US" w:eastAsia="zh-CN"/>
+        </w:rPr>
+        <w:t>提示：</w:t>
+      </w:r>
+    </w:p>
+    <w:p>
+      <w:pPr>
+        <w:ind w:firstLine="420" w:firstLineChars="0"/>
+        <w:rPr>
+          <w:rFonts w:hint="default"/>
+          <w:b w:val="0"/>
+          <w:bCs w:val="0"/>
+          <w:lang w:val="en-US" w:eastAsia="zh-CN"/>
+        </w:rPr>
+      </w:pPr>
+      <w:r>
+        <w:rPr>
+          <w:rFonts w:hint="eastAsia"/>
+          <w:b w:val="0"/>
+          <w:bCs w:val="0"/>
+          <w:lang w:val="en-US" w:eastAsia="zh-CN"/>
+        </w:rPr>
+        <w:t>如果搭建机场就可以使用这个搭建方法，不可以使用ssh的动态端口转发，之所以无法使用ssh，是因为ssh不具备高并发特性，如果想要搭建机场需要使用v2ray，这个文档就是专门使用v2ray来搭建VPN节点，本文档中使用了ansilble+v2ray进行搭建VPN节点</w:t>
+      </w:r>
+    </w:p>
+    <w:p>
+      <w:pPr>
+        <w:ind w:firstLine="420" w:firstLineChars="0"/>
+      </w:pPr>
+      <w:r>
+        <w:rPr>
+          <w:rFonts w:hint="eastAsia"/>
+          <w:b w:val="0"/>
+          <w:bCs w:val="0"/>
+          <w:lang w:val="en-US" w:eastAsia="zh-CN"/>
+        </w:rPr>
+        <w:t>下面这个方法也可以来搭建ip代理池，进行上网代理，但是IP代理池的搭建方法这里不做详细讲解，后续会在GitHub仓库里面进行开源IP代理池的搭建方法，大家可以静</w:t>
+      </w:r>
+      <w:bookmarkStart w:id="0" w:name="_GoBack"/>
+      <w:bookmarkEnd w:id="0"/>
+      <w:r>
+        <w:rPr>
+          <w:rFonts w:hint="eastAsia"/>
+          <w:b w:val="0"/>
+          <w:bCs w:val="0"/>
+          <w:lang w:val="en-US" w:eastAsia="zh-CN"/>
+        </w:rPr>
+        <w:t>候佳音</w:t>
+      </w:r>
+      <w:r>
+        <w:rPr>
+          <w:rFonts w:hint="eastAsia"/>
+          <w:b w:val="0"/>
+          <w:bCs w:val="0"/>
+          <w:lang w:val="en-US" w:eastAsia="zh-CN"/>
+        </w:rPr>
+        <w:br w:type="textWrapping"/>
+      </w:r>
+      <w:r>
+        <w:drawing>
+          <wp:inline distT="0" distB="0" distL="114300" distR="114300">
+            <wp:extent cx="5262245" cy="2548890"/>
+            <wp:effectExtent l="0" t="0" r="8255" b="3810"/>
+            <wp:docPr id="8" name="图片 8"/>
+            <wp:cNvGraphicFramePr>
+              <a:graphicFrameLocks xmlns:a="http://schemas.openxmlformats.org/drawingml/2006/main" noChangeAspect="1"/>
+            </wp:cNvGraphicFramePr>
+            <a:graphic xmlns:a="http://schemas.openxmlformats.org/drawingml/2006/main">
+              <a:graphicData uri="http://schemas.openxmlformats.org/drawingml/2006/picture">
+                <pic:pic xmlns:pic="http://schemas.openxmlformats.org/drawingml/2006/picture">
+                  <pic:nvPicPr>
+                    <pic:cNvPr id="8" name="图片 8"/>
+                    <pic:cNvPicPr>
+                      <a:picLocks noChangeAspect="1"/>
+                    </pic:cNvPicPr>
+                  </pic:nvPicPr>
+                  <pic:blipFill>
+                    <a:blip r:embed="rId4"/>
+                    <a:stretch>
+                      <a:fillRect/>
+                    </a:stretch>
+                  </pic:blipFill>
+                  <pic:spPr>
+                    <a:xfrm>
+                      <a:off x="0" y="0"/>
+                      <a:ext cx="5262245" cy="2548890"/>
+                    </a:xfrm>
+                    <a:prstGeom prst="rect">
+                      <a:avLst/>
+                    </a:prstGeom>
+                    <a:noFill/>
+                    <a:ln>
+                      <a:noFill/>
+                    </a:ln>
+                  </pic:spPr>
+                </pic:pic>
+              </a:graphicData>
+            </a:graphic>
+          </wp:inline>
+        </w:drawing>
+      </w:r>
+    </w:p>
+    <w:p>
+      <w:r>
+        <w:drawing>
+          <wp:inline distT="0" distB="0" distL="114300" distR="114300">
+            <wp:extent cx="5269865" cy="2745105"/>
+            <wp:effectExtent l="0" t="0" r="635" b="10795"/>
+            <wp:docPr id="17" name="图片 17"/>
+            <wp:cNvGraphicFramePr>
+              <a:graphicFrameLocks xmlns:a="http://schemas.openxmlformats.org/drawingml/2006/main" noChangeAspect="1"/>
+            </wp:cNvGraphicFramePr>
+            <a:graphic xmlns:a="http://schemas.openxmlformats.org/drawingml/2006/main">
+              <a:graphicData uri="http://schemas.openxmlformats.org/drawingml/2006/picture">
+                <pic:pic xmlns:pic="http://schemas.openxmlformats.org/drawingml/2006/picture">
+                  <pic:nvPicPr>
+                    <pic:cNvPr id="17" name="图片 17"/>
+                    <pic:cNvPicPr>
+                      <a:picLocks noChangeAspect="1"/>
+                    </pic:cNvPicPr>
+                  </pic:nvPicPr>
+                  <pic:blipFill>
+                    <a:blip r:embed="rId5"/>
+                    <a:stretch>
+                      <a:fillRect/>
+                    </a:stretch>
+                  </pic:blipFill>
+                  <pic:spPr>
+                    <a:xfrm>
+                      <a:off x="0" y="0"/>
+                      <a:ext cx="5269865" cy="2745105"/>
+                    </a:xfrm>
+                    <a:prstGeom prst="rect">
+                      <a:avLst/>
+                    </a:prstGeom>
+                    <a:noFill/>
+                    <a:ln>
+                      <a:noFill/>
+                    </a:ln>
+                  </pic:spPr>
+                </pic:pic>
+              </a:graphicData>
+            </a:graphic>
+          </wp:inline>
+        </w:drawing>
+      </w:r>
+    </w:p>
+    <w:p>
+      <w:r>
+        <w:drawing>
+          <wp:inline distT="0" distB="0" distL="114300" distR="114300">
+            <wp:extent cx="5261610" cy="2882265"/>
+            <wp:effectExtent l="0" t="0" r="8890" b="635"/>
+            <wp:docPr id="12" name="图片 12"/>
+            <wp:cNvGraphicFramePr>
+              <a:graphicFrameLocks xmlns:a="http://schemas.openxmlformats.org/drawingml/2006/main" noChangeAspect="1"/>
+            </wp:cNvGraphicFramePr>
+            <a:graphic xmlns:a="http://schemas.openxmlformats.org/drawingml/2006/main">
+              <a:graphicData uri="http://schemas.openxmlformats.org/drawingml/2006/picture">
+                <pic:pic xmlns:pic="http://schemas.openxmlformats.org/drawingml/2006/picture">
+                  <pic:nvPicPr>
+                    <pic:cNvPr id="12" name="图片 12"/>
+                    <pic:cNvPicPr>
+                      <a:picLocks noChangeAspect="1"/>
+                    </pic:cNvPicPr>
+                  </pic:nvPicPr>
+                  <pic:blipFill>
+                    <a:blip r:embed="rId6"/>
+                    <a:stretch>
+                      <a:fillRect/>
+                    </a:stretch>
+                  </pic:blipFill>
+                  <pic:spPr>
+                    <a:xfrm>
+                      <a:off x="0" y="0"/>
+                      <a:ext cx="5261610" cy="2882265"/>
+                    </a:xfrm>
+                    <a:prstGeom prst="rect">
+                      <a:avLst/>
+                    </a:prstGeom>
+                    <a:noFill/>
+                    <a:ln>
+                      <a:noFill/>
+                    </a:ln>
+                  </pic:spPr>
+                </pic:pic>
+              </a:graphicData>
+            </a:graphic>
+          </wp:inline>
+        </w:drawing>
+      </w:r>
+    </w:p>
+    <w:p>
+      <w:r>
+        <w:drawing>
+          <wp:inline distT="0" distB="0" distL="114300" distR="114300">
+            <wp:extent cx="5261610" cy="2892425"/>
+            <wp:effectExtent l="0" t="0" r="8890" b="3175"/>
+            <wp:docPr id="13" name="图片 13"/>
+            <wp:cNvGraphicFramePr>
+              <a:graphicFrameLocks xmlns:a="http://schemas.openxmlformats.org/drawingml/2006/main" noChangeAspect="1"/>
+            </wp:cNvGraphicFramePr>
+            <a:graphic xmlns:a="http://schemas.openxmlformats.org/drawingml/2006/main">
+              <a:graphicData uri="http://schemas.openxmlformats.org/drawingml/2006/picture">
+                <pic:pic xmlns:pic="http://schemas.openxmlformats.org/drawingml/2006/picture">
+                  <pic:nvPicPr>
+                    <pic:cNvPr id="13" name="图片 13"/>
+                    <pic:cNvPicPr>
+                      <a:picLocks noChangeAspect="1"/>
+                    </pic:cNvPicPr>
+                  </pic:nvPicPr>
+                  <pic:blipFill>
+                    <a:blip r:embed="rId7"/>
+                    <a:stretch>
+                      <a:fillRect/>
+                    </a:stretch>
+                  </pic:blipFill>
+                  <pic:spPr>
+                    <a:xfrm>
+                      <a:off x="0" y="0"/>
+                      <a:ext cx="5261610" cy="2892425"/>
+                    </a:xfrm>
+                    <a:prstGeom prst="rect">
+                      <a:avLst/>
+                    </a:prstGeom>
+                    <a:noFill/>
+                    <a:ln>
+                      <a:noFill/>
+                    </a:ln>
+                  </pic:spPr>
+                </pic:pic>
+              </a:graphicData>
+            </a:graphic>
+          </wp:inline>
+        </w:drawing>
+      </w:r>
+    </w:p>
+    <w:p>
+      <w:r>
+        <w:drawing>
+          <wp:inline distT="0" distB="0" distL="114300" distR="114300">
+            <wp:extent cx="5263515" cy="2898775"/>
+            <wp:effectExtent l="0" t="0" r="6985" b="9525"/>
+            <wp:docPr id="15" name="图片 15"/>
+            <wp:cNvGraphicFramePr>
+              <a:graphicFrameLocks xmlns:a="http://schemas.openxmlformats.org/drawingml/2006/main" noChangeAspect="1"/>
+            </wp:cNvGraphicFramePr>
+            <a:graphic xmlns:a="http://schemas.openxmlformats.org/drawingml/2006/main">
+              <a:graphicData uri="http://schemas.openxmlformats.org/drawingml/2006/picture">
+                <pic:pic xmlns:pic="http://schemas.openxmlformats.org/drawingml/2006/picture">
+                  <pic:nvPicPr>
+                    <pic:cNvPr id="15" name="图片 15"/>
+                    <pic:cNvPicPr>
+                      <a:picLocks noChangeAspect="1"/>
+                    </pic:cNvPicPr>
+                  </pic:nvPicPr>
+                  <pic:blipFill>
+                    <a:blip r:embed="rId8"/>
+                    <a:stretch>
+                      <a:fillRect/>
+                    </a:stretch>
+                  </pic:blipFill>
+                  <pic:spPr>
+                    <a:xfrm>
+                      <a:off x="0" y="0"/>
+                      <a:ext cx="5263515" cy="2898775"/>
+                    </a:xfrm>
+                    <a:prstGeom prst="rect">
+                      <a:avLst/>
+                    </a:prstGeom>
+                    <a:noFill/>
+                    <a:ln>
+                      <a:noFill/>
+                    </a:ln>
+                  </pic:spPr>
+                </pic:pic>
+              </a:graphicData>
+            </a:graphic>
+          </wp:inline>
+        </w:drawing>
+      </w:r>
+    </w:p>
+    <w:p>
+      <w:r>
+        <w:drawing>
+          <wp:inline distT="0" distB="0" distL="114300" distR="114300">
+            <wp:extent cx="5267960" cy="2896870"/>
+            <wp:effectExtent l="0" t="0" r="2540" b="11430"/>
+            <wp:docPr id="16" name="图片 16"/>
+            <wp:cNvGraphicFramePr>
+              <a:graphicFrameLocks xmlns:a="http://schemas.openxmlformats.org/drawingml/2006/main" noChangeAspect="1"/>
+            </wp:cNvGraphicFramePr>
+            <a:graphic xmlns:a="http://schemas.openxmlformats.org/drawingml/2006/main">
+              <a:graphicData uri="http://schemas.openxmlformats.org/drawingml/2006/picture">
+                <pic:pic xmlns:pic="http://schemas.openxmlformats.org/drawingml/2006/picture">
+                  <pic:nvPicPr>
+                    <pic:cNvPr id="16" name="图片 16"/>
+                    <pic:cNvPicPr>
+                      <a:picLocks noChangeAspect="1"/>
+                    </pic:cNvPicPr>
+                  </pic:nvPicPr>
+                  <pic:blipFill>
+                    <a:blip r:embed="rId9"/>
+                    <a:stretch>
+                      <a:fillRect/>
+                    </a:stretch>
+                  </pic:blipFill>
+                  <pic:spPr>
+                    <a:xfrm>
+                      <a:off x="0" y="0"/>
+                      <a:ext cx="5267960" cy="2896870"/>
+                    </a:xfrm>
+                    <a:prstGeom prst="rect">
+                      <a:avLst/>
+                    </a:prstGeom>
+                    <a:noFill/>
+                    <a:ln>
+                      <a:noFill/>
+                    </a:ln>
+                  </pic:spPr>
+                </pic:pic>
+              </a:graphicData>
+            </a:graphic>
+          </wp:inline>
+        </w:drawing>
+      </w:r>
+    </w:p>
+    <w:p>
+      <w:pPr>
+        <w:rPr>
+          <w:rFonts w:hint="eastAsia"/>
+          <w:lang w:val="en-US" w:eastAsia="zh-CN"/>
+        </w:rPr>
+      </w:pPr>
+      <w:r>
+        <w:rPr>
+          <w:rFonts w:hint="eastAsia"/>
+          <w:lang w:val="en-US" w:eastAsia="zh-CN"/>
+        </w:rPr>
+        <w:t>[root@server ~]# cd /etc/yum.repos.d/</w:t>
+      </w:r>
+    </w:p>
+    <w:p>
+      <w:pPr>
+        <w:rPr>
+          <w:rFonts w:hint="eastAsia"/>
+          <w:lang w:val="en-US" w:eastAsia="zh-CN"/>
+        </w:rPr>
+      </w:pPr>
+      <w:r>
+        <w:rPr>
+          <w:rFonts w:hint="eastAsia"/>
+          <w:lang w:val="en-US" w:eastAsia="zh-CN"/>
+        </w:rPr>
+        <w:t>[root@server yum.repos.d]# ll</w:t>
+      </w:r>
+    </w:p>
+    <w:p>
+      <w:pPr>
+        <w:rPr>
+          <w:rFonts w:hint="eastAsia"/>
+          <w:lang w:val="en-US" w:eastAsia="zh-CN"/>
+        </w:rPr>
+      </w:pPr>
+      <w:r>
+        <w:rPr>
+          <w:rFonts w:hint="eastAsia"/>
+          <w:lang w:val="en-US" w:eastAsia="zh-CN"/>
+        </w:rPr>
+        <w:t>total 0</w:t>
+      </w:r>
+    </w:p>
+    <w:p>
+      <w:pPr>
+        <w:rPr>
+          <w:rFonts w:hint="eastAsia"/>
+          <w:lang w:val="en-US" w:eastAsia="zh-CN"/>
+        </w:rPr>
+      </w:pPr>
+      <w:r>
+        <w:rPr>
+          <w:rFonts w:hint="eastAsia"/>
+          <w:lang w:val="en-US" w:eastAsia="zh-CN"/>
+        </w:rPr>
+        <w:t>[root@server yum.repos.d]# touch rhel.repo</w:t>
+      </w:r>
+    </w:p>
+    <w:p>
+      <w:pPr>
+        <w:rPr>
+          <w:rFonts w:hint="eastAsia"/>
+          <w:lang w:val="en-US" w:eastAsia="zh-CN"/>
+        </w:rPr>
+      </w:pPr>
+      <w:r>
+        <w:rPr>
+          <w:rFonts w:hint="eastAsia"/>
+          <w:lang w:val="en-US" w:eastAsia="zh-CN"/>
+        </w:rPr>
+        <w:t>[root@server yum.repos.d]# vim rhel.repo</w:t>
+      </w:r>
+    </w:p>
+    <w:p>
+      <w:pPr>
+        <w:rPr>
+          <w:rFonts w:hint="eastAsia"/>
+          <w:lang w:val="en-US" w:eastAsia="zh-CN"/>
+        </w:rPr>
+      </w:pPr>
+      <w:r>
+        <w:rPr>
+          <w:rFonts w:hint="eastAsia"/>
+          <w:lang w:val="en-US" w:eastAsia="zh-CN"/>
+        </w:rPr>
+        <w:t>[root@server yum.repos.d]# cat rhel.repo</w:t>
+      </w:r>
+    </w:p>
+    <w:p>
+      <w:pPr>
+        <w:rPr>
+          <w:rFonts w:hint="eastAsia"/>
+          <w:lang w:val="en-US" w:eastAsia="zh-CN"/>
+        </w:rPr>
+      </w:pPr>
+      <w:r>
+        <w:rPr>
+          <w:rFonts w:hint="eastAsia"/>
+          <w:lang w:val="en-US" w:eastAsia="zh-CN"/>
+        </w:rPr>
+        <w:t>[base]</w:t>
+      </w:r>
+    </w:p>
+    <w:p>
+      <w:pPr>
+        <w:rPr>
+          <w:rFonts w:hint="eastAsia"/>
+          <w:lang w:val="en-US" w:eastAsia="zh-CN"/>
+        </w:rPr>
+      </w:pPr>
+      <w:r>
+        <w:rPr>
+          <w:rFonts w:hint="eastAsia"/>
+          <w:lang w:val="en-US" w:eastAsia="zh-CN"/>
+        </w:rPr>
+        <w:t>name=baseos</w:t>
+      </w:r>
+    </w:p>
+    <w:p>
+      <w:pPr>
+        <w:rPr>
+          <w:rFonts w:hint="eastAsia"/>
+          <w:lang w:val="en-US" w:eastAsia="zh-CN"/>
+        </w:rPr>
+      </w:pPr>
+      <w:r>
+        <w:rPr>
+          <w:rFonts w:hint="eastAsia"/>
+          <w:lang w:val="en-US" w:eastAsia="zh-CN"/>
+        </w:rPr>
+        <w:t>baseurl=file:///run/media/root/RHEL-9-3-0-BaseOS-x86_64/BaseOS</w:t>
+      </w:r>
+    </w:p>
+    <w:p>
+      <w:pPr>
+        <w:rPr>
+          <w:rFonts w:hint="eastAsia"/>
+          <w:lang w:val="en-US" w:eastAsia="zh-CN"/>
+        </w:rPr>
+      </w:pPr>
+      <w:r>
+        <w:rPr>
+          <w:rFonts w:hint="eastAsia"/>
+          <w:lang w:val="en-US" w:eastAsia="zh-CN"/>
+        </w:rPr>
+        <w:t>enabled=1</w:t>
+      </w:r>
+    </w:p>
+    <w:p>
+      <w:pPr>
+        <w:rPr>
+          <w:rFonts w:hint="eastAsia"/>
+          <w:lang w:val="en-US" w:eastAsia="zh-CN"/>
+        </w:rPr>
+      </w:pPr>
+      <w:r>
+        <w:rPr>
+          <w:rFonts w:hint="eastAsia"/>
+          <w:lang w:val="en-US" w:eastAsia="zh-CN"/>
+        </w:rPr>
+        <w:t>gpgcheck=1</w:t>
+      </w:r>
+    </w:p>
+    <w:p>
+      <w:pPr>
+        <w:rPr>
+          <w:rFonts w:hint="eastAsia"/>
+          <w:lang w:val="en-US" w:eastAsia="zh-CN"/>
+        </w:rPr>
+      </w:pPr>
+      <w:r>
+        <w:rPr>
+          <w:rFonts w:hint="eastAsia"/>
+          <w:lang w:val="en-US" w:eastAsia="zh-CN"/>
+        </w:rPr>
+        <w:t>gpgkey=file:///run/media/root/RHEL-9-3-0-BaseOS-x86_64/RPM-GPG-KEY-redhat-release</w:t>
+      </w:r>
+    </w:p>
+    <w:p>
+      <w:pPr>
+        <w:rPr>
+          <w:rFonts w:hint="eastAsia"/>
+          <w:lang w:val="en-US" w:eastAsia="zh-CN"/>
+        </w:rPr>
+      </w:pPr>
+    </w:p>
+    <w:p>
+      <w:pPr>
+        <w:rPr>
+          <w:rFonts w:hint="eastAsia"/>
+          <w:lang w:val="en-US" w:eastAsia="zh-CN"/>
+        </w:rPr>
+      </w:pPr>
+    </w:p>
+    <w:p>
+      <w:pPr>
+        <w:rPr>
+          <w:rFonts w:hint="eastAsia"/>
+          <w:lang w:val="en-US" w:eastAsia="zh-CN"/>
+        </w:rPr>
+      </w:pPr>
+    </w:p>
+    <w:p>
+      <w:pPr>
+        <w:rPr>
+          <w:rFonts w:hint="eastAsia"/>
+          <w:lang w:val="en-US" w:eastAsia="zh-CN"/>
+        </w:rPr>
+      </w:pPr>
+      <w:r>
+        <w:rPr>
+          <w:rFonts w:hint="eastAsia"/>
+          <w:lang w:val="en-US" w:eastAsia="zh-CN"/>
+        </w:rPr>
+        <w:t>[appstream]</w:t>
+      </w:r>
+    </w:p>
+    <w:p>
+      <w:pPr>
+        <w:rPr>
+          <w:rFonts w:hint="eastAsia"/>
+          <w:lang w:val="en-US" w:eastAsia="zh-CN"/>
+        </w:rPr>
+      </w:pPr>
+      <w:r>
+        <w:rPr>
+          <w:rFonts w:hint="eastAsia"/>
+          <w:lang w:val="en-US" w:eastAsia="zh-CN"/>
+        </w:rPr>
+        <w:t>name=appstream</w:t>
+      </w:r>
+    </w:p>
+    <w:p>
+      <w:pPr>
+        <w:rPr>
+          <w:rFonts w:hint="eastAsia"/>
+          <w:lang w:val="en-US" w:eastAsia="zh-CN"/>
+        </w:rPr>
+      </w:pPr>
+      <w:r>
+        <w:rPr>
+          <w:rFonts w:hint="eastAsia"/>
+          <w:lang w:val="en-US" w:eastAsia="zh-CN"/>
+        </w:rPr>
+        <w:t>baseurl=file:///run/media/root/RHEL-9-3-0-BaseOS-x86_64/AppStream</w:t>
+      </w:r>
+    </w:p>
+    <w:p>
+      <w:pPr>
+        <w:rPr>
+          <w:rFonts w:hint="eastAsia"/>
+          <w:lang w:val="en-US" w:eastAsia="zh-CN"/>
+        </w:rPr>
+      </w:pPr>
+      <w:r>
+        <w:rPr>
+          <w:rFonts w:hint="eastAsia"/>
+          <w:lang w:val="en-US" w:eastAsia="zh-CN"/>
+        </w:rPr>
+        <w:t>enabled=1</w:t>
+      </w:r>
+    </w:p>
+    <w:p>
+      <w:pPr>
+        <w:rPr>
+          <w:rFonts w:hint="eastAsia"/>
+          <w:lang w:val="en-US" w:eastAsia="zh-CN"/>
+        </w:rPr>
+      </w:pPr>
+      <w:r>
+        <w:rPr>
+          <w:rFonts w:hint="eastAsia"/>
+          <w:lang w:val="en-US" w:eastAsia="zh-CN"/>
+        </w:rPr>
+        <w:t>gpgcheck=1</w:t>
+      </w:r>
+    </w:p>
+    <w:p>
+      <w:pPr>
+        <w:rPr>
+          <w:rFonts w:hint="eastAsia"/>
+          <w:lang w:val="en-US" w:eastAsia="zh-CN"/>
+        </w:rPr>
+      </w:pPr>
+      <w:r>
+        <w:rPr>
+          <w:rFonts w:hint="eastAsia"/>
+          <w:lang w:val="en-US" w:eastAsia="zh-CN"/>
+        </w:rPr>
+        <w:t>gpgkey=file:///run/media/root/RHEL-9-3-0-BaseOS-x86_64/RPM-GPG-KEY-redhat-release</w:t>
+      </w:r>
+    </w:p>
+    <w:p>
+      <w:pPr>
+        <w:rPr>
+          <w:rFonts w:hint="eastAsia"/>
+          <w:lang w:val="en-US" w:eastAsia="zh-CN"/>
+        </w:rPr>
+      </w:pPr>
+    </w:p>
+    <w:p>
+      <w:pPr>
+        <w:rPr>
+          <w:rFonts w:hint="eastAsia"/>
+          <w:lang w:val="en-US" w:eastAsia="zh-CN"/>
+        </w:rPr>
+      </w:pPr>
+    </w:p>
+    <w:p>
+      <w:pPr>
+        <w:rPr>
+          <w:rFonts w:hint="eastAsia"/>
+          <w:lang w:val="en-US" w:eastAsia="zh-CN"/>
+        </w:rPr>
+      </w:pPr>
+    </w:p>
+    <w:p>
+      <w:pPr>
+        <w:rPr>
+          <w:rFonts w:hint="eastAsia"/>
+          <w:lang w:val="en-US" w:eastAsia="zh-CN"/>
+        </w:rPr>
+      </w:pPr>
+      <w:r>
+        <w:rPr>
+          <w:rFonts w:hint="eastAsia"/>
+          <w:lang w:val="en-US" w:eastAsia="zh-CN"/>
+        </w:rPr>
+        <w:t xml:space="preserve">[root@server yum.repos.d]# yum clean all </w:t>
+      </w:r>
+    </w:p>
+    <w:p>
+      <w:pPr>
+        <w:rPr>
+          <w:rFonts w:hint="eastAsia"/>
+          <w:lang w:val="en-US" w:eastAsia="zh-CN"/>
+        </w:rPr>
+      </w:pPr>
+      <w:r>
+        <w:rPr>
+          <w:rFonts w:hint="eastAsia"/>
+          <w:lang w:val="en-US" w:eastAsia="zh-CN"/>
+        </w:rPr>
+        <w:t>Updating Subscription Management repositories.</w:t>
+      </w:r>
+    </w:p>
+    <w:p>
+      <w:pPr>
+        <w:rPr>
+          <w:rFonts w:hint="eastAsia"/>
+          <w:lang w:val="en-US" w:eastAsia="zh-CN"/>
+        </w:rPr>
+      </w:pPr>
+      <w:r>
+        <w:rPr>
+          <w:rFonts w:hint="eastAsia"/>
+          <w:lang w:val="en-US" w:eastAsia="zh-CN"/>
+        </w:rPr>
+        <w:t>Unable to read consumer identity</w:t>
+      </w:r>
+    </w:p>
+    <w:p>
+      <w:pPr>
+        <w:rPr>
+          <w:rFonts w:hint="eastAsia"/>
+          <w:lang w:val="en-US" w:eastAsia="zh-CN"/>
+        </w:rPr>
+      </w:pPr>
+    </w:p>
+    <w:p>
+      <w:pPr>
+        <w:rPr>
+          <w:rFonts w:hint="eastAsia"/>
+          <w:lang w:val="en-US" w:eastAsia="zh-CN"/>
+        </w:rPr>
+      </w:pPr>
+      <w:r>
+        <w:rPr>
+          <w:rFonts w:hint="eastAsia"/>
+          <w:lang w:val="en-US" w:eastAsia="zh-CN"/>
+        </w:rPr>
+        <w:t>This system is not registered with an entitlement server. You can use subscription-manager to register.</w:t>
+      </w:r>
+    </w:p>
+    <w:p>
+      <w:pPr>
+        <w:rPr>
+          <w:rFonts w:hint="eastAsia"/>
+          <w:lang w:val="en-US" w:eastAsia="zh-CN"/>
+        </w:rPr>
+      </w:pPr>
+    </w:p>
+    <w:p>
+      <w:pPr>
+        <w:rPr>
+          <w:rFonts w:hint="eastAsia"/>
+          <w:lang w:val="en-US" w:eastAsia="zh-CN"/>
+        </w:rPr>
+      </w:pPr>
+      <w:r>
+        <w:rPr>
+          <w:rFonts w:hint="eastAsia"/>
+          <w:lang w:val="en-US" w:eastAsia="zh-CN"/>
+        </w:rPr>
+        <w:t>0 files removed</w:t>
+      </w:r>
+    </w:p>
+    <w:p>
+      <w:pPr>
+        <w:rPr>
+          <w:rFonts w:hint="eastAsia"/>
+          <w:lang w:val="en-US" w:eastAsia="zh-CN"/>
+        </w:rPr>
+      </w:pPr>
+      <w:r>
+        <w:rPr>
+          <w:rFonts w:hint="eastAsia"/>
+          <w:lang w:val="en-US" w:eastAsia="zh-CN"/>
+        </w:rPr>
+        <w:t xml:space="preserve">[root@server yum.repos.d]# yum makecache </w:t>
+      </w:r>
+    </w:p>
+    <w:p>
+      <w:pPr>
+        <w:rPr>
+          <w:rFonts w:hint="eastAsia"/>
+          <w:lang w:val="en-US" w:eastAsia="zh-CN"/>
+        </w:rPr>
+      </w:pPr>
+      <w:r>
+        <w:rPr>
+          <w:rFonts w:hint="eastAsia"/>
+          <w:lang w:val="en-US" w:eastAsia="zh-CN"/>
+        </w:rPr>
+        <w:t>Updating Subscription Management repositories.</w:t>
+      </w:r>
+    </w:p>
+    <w:p>
+      <w:pPr>
+        <w:rPr>
+          <w:rFonts w:hint="eastAsia"/>
+          <w:lang w:val="en-US" w:eastAsia="zh-CN"/>
+        </w:rPr>
+      </w:pPr>
+      <w:r>
+        <w:rPr>
+          <w:rFonts w:hint="eastAsia"/>
+          <w:lang w:val="en-US" w:eastAsia="zh-CN"/>
+        </w:rPr>
+        <w:t>Unable to read consumer identity</w:t>
+      </w:r>
+    </w:p>
+    <w:p>
+      <w:pPr>
+        <w:rPr>
+          <w:rFonts w:hint="eastAsia"/>
+          <w:lang w:val="en-US" w:eastAsia="zh-CN"/>
+        </w:rPr>
+      </w:pPr>
+    </w:p>
+    <w:p>
+      <w:pPr>
+        <w:rPr>
+          <w:rFonts w:hint="eastAsia"/>
+          <w:lang w:val="en-US" w:eastAsia="zh-CN"/>
+        </w:rPr>
+      </w:pPr>
+      <w:r>
+        <w:rPr>
+          <w:rFonts w:hint="eastAsia"/>
+          <w:lang w:val="en-US" w:eastAsia="zh-CN"/>
+        </w:rPr>
+        <w:t>This system is not registered with an entitlement server. You can use subscription-manager to register.</w:t>
+      </w:r>
+    </w:p>
+    <w:p>
+      <w:pPr>
+        <w:rPr>
+          <w:rFonts w:hint="eastAsia"/>
+          <w:lang w:val="en-US" w:eastAsia="zh-CN"/>
+        </w:rPr>
+      </w:pPr>
+    </w:p>
+    <w:p>
+      <w:pPr>
+        <w:rPr>
+          <w:rFonts w:hint="eastAsia"/>
+          <w:lang w:val="en-US" w:eastAsia="zh-CN"/>
+        </w:rPr>
+      </w:pPr>
+      <w:r>
+        <w:rPr>
+          <w:rFonts w:hint="eastAsia"/>
+          <w:lang w:val="en-US" w:eastAsia="zh-CN"/>
+        </w:rPr>
+        <w:t xml:space="preserve">baseos                                                                                                                           95 MB/s | 2.0 MB     00:00    </w:t>
+      </w:r>
+    </w:p>
+    <w:p>
+      <w:pPr>
+        <w:rPr>
+          <w:rFonts w:hint="eastAsia"/>
+          <w:lang w:val="en-US" w:eastAsia="zh-CN"/>
+        </w:rPr>
+      </w:pPr>
+      <w:r>
+        <w:rPr>
+          <w:rFonts w:hint="eastAsia"/>
+          <w:lang w:val="en-US" w:eastAsia="zh-CN"/>
+        </w:rPr>
+        <w:t xml:space="preserve">appstream                                                                                                                       265 MB/s | 6.5 MB     00:00    </w:t>
+      </w:r>
+    </w:p>
+    <w:p>
+      <w:pPr>
+        <w:rPr>
+          <w:rFonts w:hint="eastAsia"/>
+          <w:lang w:val="en-US" w:eastAsia="zh-CN"/>
+        </w:rPr>
+      </w:pPr>
+      <w:r>
+        <w:rPr>
+          <w:rFonts w:hint="eastAsia"/>
+          <w:lang w:val="en-US" w:eastAsia="zh-CN"/>
+        </w:rPr>
+        <w:t>Metadata cache created.</w:t>
+      </w:r>
+    </w:p>
+    <w:p>
+      <w:pPr>
+        <w:rPr>
+          <w:rFonts w:hint="eastAsia"/>
+          <w:lang w:val="en-US" w:eastAsia="zh-CN"/>
+        </w:rPr>
+      </w:pPr>
+      <w:r>
+        <w:rPr>
+          <w:rFonts w:hint="eastAsia"/>
+          <w:lang w:val="en-US" w:eastAsia="zh-CN"/>
+        </w:rPr>
+        <w:t xml:space="preserve">[root@server yum.repos.d]# yum repolist all </w:t>
+      </w:r>
+    </w:p>
+    <w:p>
+      <w:pPr>
+        <w:rPr>
+          <w:rFonts w:hint="eastAsia"/>
+          <w:lang w:val="en-US" w:eastAsia="zh-CN"/>
+        </w:rPr>
+      </w:pPr>
+      <w:r>
+        <w:rPr>
+          <w:rFonts w:hint="eastAsia"/>
+          <w:lang w:val="en-US" w:eastAsia="zh-CN"/>
+        </w:rPr>
+        <w:t>Updating Subscription Management repositories.</w:t>
+      </w:r>
+    </w:p>
+    <w:p>
+      <w:pPr>
+        <w:rPr>
+          <w:rFonts w:hint="eastAsia"/>
+          <w:lang w:val="en-US" w:eastAsia="zh-CN"/>
+        </w:rPr>
+      </w:pPr>
+      <w:r>
+        <w:rPr>
+          <w:rFonts w:hint="eastAsia"/>
+          <w:lang w:val="en-US" w:eastAsia="zh-CN"/>
+        </w:rPr>
+        <w:t>Unable to read consumer identity</w:t>
+      </w:r>
+    </w:p>
+    <w:p>
+      <w:pPr>
+        <w:rPr>
+          <w:rFonts w:hint="eastAsia"/>
+          <w:lang w:val="en-US" w:eastAsia="zh-CN"/>
+        </w:rPr>
+      </w:pPr>
+    </w:p>
+    <w:p>
+      <w:pPr>
+        <w:rPr>
+          <w:rFonts w:hint="eastAsia"/>
+          <w:lang w:val="en-US" w:eastAsia="zh-CN"/>
+        </w:rPr>
+      </w:pPr>
+      <w:r>
+        <w:rPr>
+          <w:rFonts w:hint="eastAsia"/>
+          <w:lang w:val="en-US" w:eastAsia="zh-CN"/>
+        </w:rPr>
+        <w:t>This system is not registered with an entitlement server. You can use subscription-manager to register.</w:t>
+      </w:r>
+    </w:p>
+    <w:p>
+      <w:pPr>
+        <w:rPr>
+          <w:rFonts w:hint="eastAsia"/>
+          <w:lang w:val="en-US" w:eastAsia="zh-CN"/>
+        </w:rPr>
+      </w:pPr>
+    </w:p>
+    <w:p>
+      <w:pPr>
+        <w:rPr>
+          <w:rFonts w:hint="eastAsia"/>
+          <w:lang w:val="en-US" w:eastAsia="zh-CN"/>
+        </w:rPr>
+      </w:pPr>
+      <w:r>
+        <w:rPr>
+          <w:rFonts w:hint="eastAsia"/>
+          <w:lang w:val="en-US" w:eastAsia="zh-CN"/>
+        </w:rPr>
+        <w:t>repo id                                                                     repo name                                                                    status</w:t>
+      </w:r>
+    </w:p>
+    <w:p>
+      <w:pPr>
+        <w:rPr>
+          <w:rFonts w:hint="eastAsia"/>
+          <w:lang w:val="en-US" w:eastAsia="zh-CN"/>
+        </w:rPr>
+      </w:pPr>
+      <w:r>
+        <w:rPr>
+          <w:rFonts w:hint="eastAsia"/>
+          <w:lang w:val="en-US" w:eastAsia="zh-CN"/>
+        </w:rPr>
+        <w:t>appstream                                                                   appstream                                                                    enabled</w:t>
+      </w:r>
+    </w:p>
+    <w:p>
+      <w:pPr>
+        <w:rPr>
+          <w:rFonts w:hint="eastAsia"/>
+          <w:lang w:val="en-US" w:eastAsia="zh-CN"/>
+        </w:rPr>
+      </w:pPr>
+      <w:r>
+        <w:rPr>
+          <w:rFonts w:hint="eastAsia"/>
+          <w:lang w:val="en-US" w:eastAsia="zh-CN"/>
+        </w:rPr>
+        <w:t>base                                                                        baseos                                                                       enabled</w:t>
+      </w:r>
+    </w:p>
+    <w:p>
+      <w:pPr>
+        <w:rPr>
+          <w:rFonts w:hint="eastAsia"/>
+          <w:lang w:val="en-US" w:eastAsia="zh-CN"/>
+        </w:rPr>
+      </w:pPr>
+      <w:r>
+        <w:rPr>
+          <w:rFonts w:hint="eastAsia"/>
+          <w:lang w:val="en-US" w:eastAsia="zh-CN"/>
+        </w:rPr>
+        <w:t xml:space="preserve">[root@server yum.repos.d]# </w:t>
+      </w:r>
+    </w:p>
+    <w:p>
+      <w:pPr>
+        <w:rPr>
+          <w:rFonts w:hint="eastAsia"/>
+          <w:lang w:val="en-US" w:eastAsia="zh-CN"/>
+        </w:rPr>
+      </w:pPr>
+    </w:p>
+    <w:p>
+      <w:pPr>
+        <w:rPr>
+          <w:rFonts w:hint="eastAsia"/>
+          <w:lang w:val="en-US" w:eastAsia="zh-CN"/>
+        </w:rPr>
+      </w:pPr>
+      <w:r>
+        <w:rPr>
+          <w:rFonts w:hint="eastAsia"/>
+          <w:lang w:val="en-US" w:eastAsia="zh-CN"/>
+        </w:rPr>
+        <w:t>[root@server yum.repos.d]# cd</w:t>
+      </w:r>
+    </w:p>
+    <w:p>
+      <w:pPr>
+        <w:rPr>
+          <w:rFonts w:hint="eastAsia"/>
+          <w:lang w:val="en-US" w:eastAsia="zh-CN"/>
+        </w:rPr>
+      </w:pPr>
+      <w:r>
+        <w:rPr>
+          <w:rFonts w:hint="eastAsia"/>
+          <w:lang w:val="en-US" w:eastAsia="zh-CN"/>
+        </w:rPr>
+        <w:t xml:space="preserve">[root@server ~]# </w:t>
+      </w:r>
+    </w:p>
+    <w:p>
+      <w:pPr>
+        <w:rPr>
+          <w:rFonts w:hint="eastAsia"/>
+          <w:b/>
+          <w:bCs/>
+          <w:lang w:val="en-US" w:eastAsia="zh-CN"/>
+        </w:rPr>
+      </w:pPr>
+      <w:r>
+        <w:rPr>
+          <w:rFonts w:hint="eastAsia"/>
+          <w:b/>
+          <w:bCs/>
+          <w:lang w:val="en-US" w:eastAsia="zh-CN"/>
+        </w:rPr>
+        <w:t>安装ansible工具</w:t>
+      </w:r>
+    </w:p>
+    <w:p>
+      <w:pPr>
+        <w:rPr>
+          <w:rFonts w:hint="default"/>
+          <w:b w:val="0"/>
+          <w:bCs w:val="0"/>
+          <w:lang w:val="en-US" w:eastAsia="zh-CN"/>
+        </w:rPr>
+      </w:pPr>
+      <w:r>
+        <w:rPr>
+          <w:rFonts w:hint="default"/>
+          <w:b w:val="0"/>
+          <w:bCs w:val="0"/>
+          <w:lang w:val="en-US" w:eastAsia="zh-CN"/>
+        </w:rPr>
+        <w:t>[root@server ~]# yum install ansible-core.x86_64 -y</w:t>
+      </w:r>
+    </w:p>
+    <w:p>
+      <w:pPr>
+        <w:rPr>
+          <w:rFonts w:hint="default"/>
+          <w:b w:val="0"/>
+          <w:bCs w:val="0"/>
+          <w:lang w:val="en-US" w:eastAsia="zh-CN"/>
+        </w:rPr>
+      </w:pPr>
+      <w:r>
+        <w:rPr>
+          <w:rFonts w:hint="default"/>
+          <w:b w:val="0"/>
+          <w:bCs w:val="0"/>
+          <w:lang w:val="en-US" w:eastAsia="zh-CN"/>
+        </w:rPr>
+        <w:t>Updating Subscription Management repositories.</w:t>
+      </w:r>
+    </w:p>
+    <w:p>
+      <w:pPr>
+        <w:rPr>
+          <w:rFonts w:hint="default"/>
+          <w:b w:val="0"/>
+          <w:bCs w:val="0"/>
+          <w:lang w:val="en-US" w:eastAsia="zh-CN"/>
+        </w:rPr>
+      </w:pPr>
+      <w:r>
+        <w:rPr>
+          <w:rFonts w:hint="default"/>
+          <w:b w:val="0"/>
+          <w:bCs w:val="0"/>
+          <w:lang w:val="en-US" w:eastAsia="zh-CN"/>
+        </w:rPr>
+        <w:t>Unable to read consumer identity</w:t>
+      </w:r>
+    </w:p>
+    <w:p>
+      <w:pPr>
+        <w:rPr>
+          <w:rFonts w:hint="eastAsia"/>
+          <w:b w:val="0"/>
+          <w:bCs w:val="0"/>
+          <w:lang w:val="en-US" w:eastAsia="zh-CN"/>
+        </w:rPr>
+      </w:pPr>
+      <w:r>
+        <w:rPr>
+          <w:rFonts w:hint="eastAsia"/>
+          <w:b w:val="0"/>
+          <w:bCs w:val="0"/>
+          <w:lang w:val="en-US" w:eastAsia="zh-CN"/>
+        </w:rPr>
+        <w:t>....</w:t>
+      </w:r>
+    </w:p>
+    <w:p>
+      <w:pPr>
+        <w:rPr>
+          <w:rFonts w:hint="default"/>
+          <w:b w:val="0"/>
+          <w:bCs w:val="0"/>
+          <w:lang w:val="en-US" w:eastAsia="zh-CN"/>
+        </w:rPr>
+      </w:pPr>
+      <w:r>
+        <w:rPr>
+          <w:rFonts w:hint="default"/>
+          <w:b w:val="0"/>
+          <w:bCs w:val="0"/>
+          <w:lang w:val="en-US" w:eastAsia="zh-CN"/>
+        </w:rPr>
+        <w:t>Installed:</w:t>
+      </w:r>
+    </w:p>
+    <w:p>
+      <w:pPr>
+        <w:rPr>
+          <w:rFonts w:hint="default"/>
+          <w:b w:val="0"/>
+          <w:bCs w:val="0"/>
+          <w:lang w:val="en-US" w:eastAsia="zh-CN"/>
+        </w:rPr>
+      </w:pPr>
+      <w:r>
+        <w:rPr>
+          <w:rFonts w:hint="default"/>
+          <w:b w:val="0"/>
+          <w:bCs w:val="0"/>
+          <w:lang w:val="en-US" w:eastAsia="zh-CN"/>
+        </w:rPr>
+        <w:t xml:space="preserve">  ansible-core-1:2.14.9-1.el9.x86_64       git-core-2.39.3-1.el9_2.x86_64    python3-cffi-1.14.5-5.el9.x86_64       python3-cryptography-36.0.1-4.el9.x86_64   </w:t>
+      </w:r>
+    </w:p>
+    <w:p>
+      <w:pPr>
+        <w:rPr>
+          <w:rFonts w:hint="default"/>
+          <w:b w:val="0"/>
+          <w:bCs w:val="0"/>
+          <w:lang w:val="en-US" w:eastAsia="zh-CN"/>
+        </w:rPr>
+      </w:pPr>
+      <w:r>
+        <w:rPr>
+          <w:rFonts w:hint="default"/>
+          <w:b w:val="0"/>
+          <w:bCs w:val="0"/>
+          <w:lang w:val="en-US" w:eastAsia="zh-CN"/>
+        </w:rPr>
+        <w:t xml:space="preserve">  python3-packaging-20.9-5.el9.noarch      python3-ply-3.11-14.el9.noarch    python3-pycparser-2.20-6.el9.noarch    python3-pyparsing-2.4.7-9.el9.noarch       </w:t>
+      </w:r>
+    </w:p>
+    <w:p>
+      <w:pPr>
+        <w:rPr>
+          <w:rFonts w:hint="default"/>
+          <w:b w:val="0"/>
+          <w:bCs w:val="0"/>
+          <w:lang w:val="en-US" w:eastAsia="zh-CN"/>
+        </w:rPr>
+      </w:pPr>
+      <w:r>
+        <w:rPr>
+          <w:rFonts w:hint="default"/>
+          <w:b w:val="0"/>
+          <w:bCs w:val="0"/>
+          <w:lang w:val="en-US" w:eastAsia="zh-CN"/>
+        </w:rPr>
+        <w:t xml:space="preserve">  python3-resolvelib-0.5.4-5.el9.noarch    sshpass-1.09-4.el9.x86_64        </w:t>
+      </w:r>
+    </w:p>
+    <w:p>
+      <w:pPr>
+        <w:rPr>
+          <w:rFonts w:hint="default"/>
+          <w:b w:val="0"/>
+          <w:bCs w:val="0"/>
+          <w:lang w:val="en-US" w:eastAsia="zh-CN"/>
+        </w:rPr>
+      </w:pPr>
+    </w:p>
+    <w:p>
+      <w:pPr>
+        <w:rPr>
+          <w:rFonts w:hint="default"/>
+          <w:b w:val="0"/>
+          <w:bCs w:val="0"/>
+          <w:lang w:val="en-US" w:eastAsia="zh-CN"/>
+        </w:rPr>
+      </w:pPr>
+      <w:r>
+        <w:rPr>
+          <w:rFonts w:hint="default"/>
+          <w:b w:val="0"/>
+          <w:bCs w:val="0"/>
+          <w:lang w:val="en-US" w:eastAsia="zh-CN"/>
+        </w:rPr>
+        <w:t>Complete!</w:t>
+      </w:r>
+    </w:p>
+    <w:p>
+      <w:pPr>
+        <w:rPr>
+          <w:rFonts w:hint="default"/>
+          <w:b w:val="0"/>
+          <w:bCs w:val="0"/>
+          <w:lang w:val="en-US" w:eastAsia="zh-CN"/>
+        </w:rPr>
+      </w:pPr>
+      <w:r>
+        <w:rPr>
+          <w:rFonts w:hint="default"/>
+          <w:b w:val="0"/>
+          <w:bCs w:val="0"/>
+          <w:lang w:val="en-US" w:eastAsia="zh-CN"/>
+        </w:rPr>
+        <w:t xml:space="preserve">[root@server ~]# </w:t>
+      </w:r>
+    </w:p>
+    <w:p>
+      <w:pPr>
+        <w:rPr>
+          <w:rFonts w:hint="eastAsia"/>
+          <w:b/>
+          <w:bCs/>
+          <w:lang w:val="en-US" w:eastAsia="zh-CN"/>
+        </w:rPr>
+      </w:pPr>
+      <w:r>
+        <w:rPr>
+          <w:rFonts w:hint="eastAsia"/>
+          <w:b/>
+          <w:bCs/>
+          <w:lang w:val="en-US" w:eastAsia="zh-CN"/>
+        </w:rPr>
+        <w:t>安装ansible导航器</w:t>
+      </w:r>
+    </w:p>
+    <w:p>
+      <w:pPr>
+        <w:ind w:firstLine="420" w:firstLineChars="0"/>
+        <w:rPr>
+          <w:rFonts w:hint="eastAsia"/>
+          <w:b w:val="0"/>
+          <w:bCs w:val="0"/>
+          <w:lang w:val="en-US" w:eastAsia="zh-CN"/>
+        </w:rPr>
+      </w:pPr>
+      <w:r>
+        <w:rPr>
+          <w:rFonts w:hint="eastAsia"/>
+          <w:b w:val="0"/>
+          <w:bCs w:val="0"/>
+          <w:lang w:val="en-US" w:eastAsia="zh-CN"/>
+        </w:rPr>
+        <w:t>导航器的命令工具默认叫做navigator，但是这个命令默认在本地仓库是没有的，需要有红帽的订阅，注册到红帽的订阅，连接到红帽的网络仓库才可以，如果自己的红帽账号有开发者订阅就可以使用，虽然是可以使用红帽的网络仓库，但是比较慢</w:t>
+      </w:r>
+    </w:p>
+    <w:p>
+      <w:pPr>
+        <w:ind w:firstLine="420" w:firstLineChars="0"/>
+        <w:rPr>
+          <w:rFonts w:hint="eastAsia"/>
+          <w:b w:val="0"/>
+          <w:bCs w:val="0"/>
+          <w:lang w:val="en-US" w:eastAsia="zh-CN"/>
+        </w:rPr>
+      </w:pPr>
+      <w:r>
+        <w:rPr>
+          <w:rFonts w:hint="eastAsia"/>
+          <w:b w:val="0"/>
+          <w:bCs w:val="0"/>
+          <w:lang w:val="en-US" w:eastAsia="zh-CN"/>
+        </w:rPr>
+        <w:t>所以在仓库中就提供了对应的iso镜像文件，这个镜像文件就是包含了ansible的navigator的rpm包还有执行环境，这个执行环境不是专门去拉个镜像就可以了，这个是有专门的容器镜像</w:t>
+      </w:r>
+    </w:p>
+    <w:p>
+      <w:pPr>
+        <w:ind w:firstLine="420" w:firstLineChars="0"/>
+        <w:rPr>
+          <w:rFonts w:hint="eastAsia"/>
+          <w:b w:val="0"/>
+          <w:bCs w:val="0"/>
+          <w:lang w:val="en-US" w:eastAsia="zh-CN"/>
+        </w:rPr>
+      </w:pPr>
+      <w:r>
+        <w:rPr>
+          <w:rFonts w:hint="eastAsia"/>
+          <w:b w:val="0"/>
+          <w:bCs w:val="0"/>
+          <w:lang w:val="en-US" w:eastAsia="zh-CN"/>
+        </w:rPr>
+        <w:t>您也可以选择不使用导航器，可以直接使用ansible-playbook来执行playbook也可以，这个ISO包含ansible-navigator的rpm包，同时也包含导航器的执行环境</w:t>
+      </w:r>
+    </w:p>
+    <w:p>
+      <w:r>
+        <w:drawing>
+          <wp:inline distT="0" distB="0" distL="114300" distR="114300">
+            <wp:extent cx="5227320" cy="2226945"/>
+            <wp:effectExtent l="0" t="0" r="5080" b="8255"/>
+            <wp:docPr id="18" name="图片 18"/>
+            <wp:cNvGraphicFramePr>
+              <a:graphicFrameLocks xmlns:a="http://schemas.openxmlformats.org/drawingml/2006/main" noChangeAspect="1"/>
+            </wp:cNvGraphicFramePr>
+            <a:graphic xmlns:a="http://schemas.openxmlformats.org/drawingml/2006/main">
+              <a:graphicData uri="http://schemas.openxmlformats.org/drawingml/2006/picture">
+                <pic:pic xmlns:pic="http://schemas.openxmlformats.org/drawingml/2006/picture">
+                  <pic:nvPicPr>
+                    <pic:cNvPr id="18" name="图片 18"/>
+                    <pic:cNvPicPr>
+                      <a:picLocks noChangeAspect="1"/>
+                    </pic:cNvPicPr>
+                  </pic:nvPicPr>
+                  <pic:blipFill>
+                    <a:blip r:embed="rId10"/>
+                    <a:srcRect l="843" b="54661"/>
+                    <a:stretch>
+                      <a:fillRect/>
+                    </a:stretch>
+                  </pic:blipFill>
+                  <pic:spPr>
+                    <a:xfrm>
+                      <a:off x="0" y="0"/>
+                      <a:ext cx="5227320" cy="2226945"/>
+                    </a:xfrm>
+                    <a:prstGeom prst="rect">
+                      <a:avLst/>
+                    </a:prstGeom>
+                    <a:noFill/>
+                    <a:ln>
+                      <a:noFill/>
+                    </a:ln>
+                  </pic:spPr>
+                </pic:pic>
+              </a:graphicData>
+            </a:graphic>
+          </wp:inline>
+        </w:drawing>
+      </w:r>
+    </w:p>
+    <w:p>
+      <w:pPr>
+        <w:rPr>
+          <w:rFonts w:hint="eastAsia"/>
+          <w:lang w:val="en-US" w:eastAsia="zh-CN"/>
+        </w:rPr>
+      </w:pPr>
+      <w:r>
+        <w:rPr>
+          <w:rFonts w:hint="eastAsia"/>
+          <w:lang w:val="en-US" w:eastAsia="zh-CN"/>
+        </w:rPr>
+        <w:t>将这个镜像挂载到VMware虚拟机中</w:t>
+      </w:r>
+    </w:p>
+    <w:p>
+      <w:pPr>
+        <w:rPr>
+          <w:rFonts w:hint="default"/>
+          <w:lang w:val="en-US" w:eastAsia="zh-CN"/>
+        </w:rPr>
+      </w:pPr>
+      <w:r>
+        <w:rPr>
+          <w:rFonts w:hint="default"/>
+          <w:lang w:val="en-US" w:eastAsia="zh-CN"/>
+        </w:rPr>
+        <w:t>[root@server ~]# lsblk</w:t>
+      </w:r>
+    </w:p>
+    <w:p>
+      <w:pPr>
+        <w:rPr>
+          <w:rFonts w:hint="default"/>
+          <w:lang w:val="en-US" w:eastAsia="zh-CN"/>
+        </w:rPr>
+      </w:pPr>
+      <w:r>
+        <w:rPr>
+          <w:rFonts w:hint="default"/>
+          <w:lang w:val="en-US" w:eastAsia="zh-CN"/>
+        </w:rPr>
+        <w:t>NAME   MAJ:MIN RM  SIZE RO TYPE MOUNTPOINTS</w:t>
+      </w:r>
+    </w:p>
+    <w:p>
+      <w:pPr>
+        <w:rPr>
+          <w:rFonts w:hint="default"/>
+          <w:lang w:val="en-US" w:eastAsia="zh-CN"/>
+        </w:rPr>
+      </w:pPr>
+      <w:r>
+        <w:rPr>
+          <w:rFonts w:hint="default"/>
+          <w:lang w:val="en-US" w:eastAsia="zh-CN"/>
+        </w:rPr>
+        <w:t xml:space="preserve">sda      8:0    0  100G  0 disk </w:t>
+      </w:r>
+    </w:p>
+    <w:p>
+      <w:pPr>
+        <w:rPr>
+          <w:rFonts w:hint="default"/>
+          <w:lang w:val="en-US" w:eastAsia="zh-CN"/>
+        </w:rPr>
+      </w:pPr>
+      <w:r>
+        <w:rPr>
+          <w:rFonts w:hint="default"/>
+          <w:lang w:val="en-US" w:eastAsia="zh-CN"/>
+        </w:rPr>
+        <w:t>├─sda1   8:1    0  512M  0 part /boot</w:t>
+      </w:r>
+    </w:p>
+    <w:p>
+      <w:pPr>
+        <w:rPr>
+          <w:rFonts w:hint="default"/>
+          <w:lang w:val="en-US" w:eastAsia="zh-CN"/>
+        </w:rPr>
+      </w:pPr>
+      <w:r>
+        <w:rPr>
+          <w:rFonts w:hint="default"/>
+          <w:lang w:val="en-US" w:eastAsia="zh-CN"/>
+        </w:rPr>
+        <w:t>└─sda2   8:2    0 99.5G  0 part /</w:t>
+      </w:r>
+    </w:p>
+    <w:p>
+      <w:pPr>
+        <w:rPr>
+          <w:rFonts w:hint="default"/>
+          <w:lang w:val="en-US" w:eastAsia="zh-CN"/>
+        </w:rPr>
+      </w:pPr>
+      <w:r>
+        <w:rPr>
+          <w:rFonts w:hint="default"/>
+          <w:lang w:val="en-US" w:eastAsia="zh-CN"/>
+        </w:rPr>
+        <w:t>sr0     11:0    1  9.8G  0 rom  /run/media/root/RHEL-9-3-0-BaseOS-x86_64</w:t>
+      </w:r>
+    </w:p>
+    <w:p>
+      <w:pPr>
+        <w:rPr>
+          <w:rFonts w:hint="default"/>
+          <w:lang w:val="en-US" w:eastAsia="zh-CN"/>
+        </w:rPr>
+      </w:pPr>
+      <w:r>
+        <w:rPr>
+          <w:rFonts w:hint="default"/>
+          <w:lang w:val="en-US" w:eastAsia="zh-CN"/>
+        </w:rPr>
+        <w:t>sr1     11:1    1  1.6G  0 rom  /run/media/root/ansible</w:t>
+      </w:r>
+    </w:p>
+    <w:p>
+      <w:pPr>
+        <w:rPr>
+          <w:rFonts w:hint="default"/>
+          <w:lang w:val="en-US" w:eastAsia="zh-CN"/>
+        </w:rPr>
+      </w:pPr>
+      <w:r>
+        <w:rPr>
+          <w:rFonts w:hint="default"/>
+          <w:lang w:val="en-US" w:eastAsia="zh-CN"/>
+        </w:rPr>
+        <w:t xml:space="preserve">[root@server ~]# </w:t>
+      </w:r>
+    </w:p>
+    <w:p>
+      <w:pPr>
+        <w:rPr>
+          <w:rFonts w:hint="default"/>
+          <w:lang w:val="en-US" w:eastAsia="zh-CN"/>
+        </w:rPr>
+      </w:pPr>
+      <w:r>
+        <w:rPr>
+          <w:rFonts w:hint="default"/>
+          <w:lang w:val="en-US" w:eastAsia="zh-CN"/>
+        </w:rPr>
+        <w:t>[root@server ~]# cd /etc/yum.repos.d/</w:t>
+      </w:r>
+    </w:p>
+    <w:p>
+      <w:pPr>
+        <w:rPr>
+          <w:rFonts w:hint="default"/>
+          <w:lang w:val="en-US" w:eastAsia="zh-CN"/>
+        </w:rPr>
+      </w:pPr>
+      <w:r>
+        <w:rPr>
+          <w:rFonts w:hint="default"/>
+          <w:lang w:val="en-US" w:eastAsia="zh-CN"/>
+        </w:rPr>
+        <w:t>[root@server yum.repos.d]# ll</w:t>
+      </w:r>
+    </w:p>
+    <w:p>
+      <w:pPr>
+        <w:rPr>
+          <w:rFonts w:hint="default"/>
+          <w:lang w:val="en-US" w:eastAsia="zh-CN"/>
+        </w:rPr>
+      </w:pPr>
+      <w:r>
+        <w:rPr>
+          <w:rFonts w:hint="default"/>
+          <w:lang w:val="en-US" w:eastAsia="zh-CN"/>
+        </w:rPr>
+        <w:t>total 8</w:t>
+      </w:r>
+    </w:p>
+    <w:p>
+      <w:pPr>
+        <w:rPr>
+          <w:rFonts w:hint="default"/>
+          <w:lang w:val="en-US" w:eastAsia="zh-CN"/>
+        </w:rPr>
+      </w:pPr>
+      <w:r>
+        <w:rPr>
+          <w:rFonts w:hint="default"/>
+          <w:lang w:val="en-US" w:eastAsia="zh-CN"/>
+        </w:rPr>
+        <w:t>-rw-r--r--. 1 root root 358 Sep 29 18:51 redhat.repo</w:t>
+      </w:r>
+    </w:p>
+    <w:p>
+      <w:pPr>
+        <w:rPr>
+          <w:rFonts w:hint="default"/>
+          <w:lang w:val="en-US" w:eastAsia="zh-CN"/>
+        </w:rPr>
+      </w:pPr>
+      <w:r>
+        <w:rPr>
+          <w:rFonts w:hint="default"/>
+          <w:lang w:val="en-US" w:eastAsia="zh-CN"/>
+        </w:rPr>
+        <w:t>-rw-r--r--. 1 root root 387 Sep 29 18:51 rhel.repo</w:t>
+      </w:r>
+    </w:p>
+    <w:p>
+      <w:pPr>
+        <w:rPr>
+          <w:rFonts w:hint="default"/>
+          <w:lang w:val="en-US" w:eastAsia="zh-CN"/>
+        </w:rPr>
+      </w:pPr>
+      <w:r>
+        <w:rPr>
+          <w:rFonts w:hint="default"/>
+          <w:lang w:val="en-US" w:eastAsia="zh-CN"/>
+        </w:rPr>
+        <w:t>[root@server yum.repos.d]# touch ansible.repo</w:t>
+      </w:r>
+    </w:p>
+    <w:p>
+      <w:pPr>
+        <w:rPr>
+          <w:rFonts w:hint="default"/>
+          <w:lang w:val="en-US" w:eastAsia="zh-CN"/>
+        </w:rPr>
+      </w:pPr>
+      <w:r>
+        <w:rPr>
+          <w:rFonts w:hint="default"/>
+          <w:lang w:val="en-US" w:eastAsia="zh-CN"/>
+        </w:rPr>
+        <w:t>[root@server yum.repos.d]# vim ansible.repo</w:t>
+      </w:r>
+    </w:p>
+    <w:p>
+      <w:pPr>
+        <w:rPr>
+          <w:rFonts w:hint="default"/>
+          <w:lang w:val="en-US" w:eastAsia="zh-CN"/>
+        </w:rPr>
+      </w:pPr>
+      <w:r>
+        <w:rPr>
+          <w:rFonts w:hint="default"/>
+          <w:lang w:val="en-US" w:eastAsia="zh-CN"/>
+        </w:rPr>
+        <w:t>[root@server yum.repos.d]# cat ansible.repo</w:t>
+      </w:r>
+    </w:p>
+    <w:p>
+      <w:pPr>
+        <w:rPr>
+          <w:rFonts w:hint="default"/>
+          <w:lang w:val="en-US" w:eastAsia="zh-CN"/>
+        </w:rPr>
+      </w:pPr>
+      <w:r>
+        <w:rPr>
+          <w:rFonts w:hint="default"/>
+          <w:lang w:val="en-US" w:eastAsia="zh-CN"/>
+        </w:rPr>
+        <w:t>[ansible]</w:t>
+      </w:r>
+    </w:p>
+    <w:p>
+      <w:pPr>
+        <w:rPr>
+          <w:rFonts w:hint="default"/>
+          <w:lang w:val="en-US" w:eastAsia="zh-CN"/>
+        </w:rPr>
+      </w:pPr>
+      <w:r>
+        <w:rPr>
+          <w:rFonts w:hint="default"/>
+          <w:lang w:val="en-US" w:eastAsia="zh-CN"/>
+        </w:rPr>
+        <w:t>name=ansible</w:t>
+      </w:r>
+    </w:p>
+    <w:p>
+      <w:pPr>
+        <w:rPr>
+          <w:rFonts w:hint="default"/>
+          <w:lang w:val="en-US" w:eastAsia="zh-CN"/>
+        </w:rPr>
+      </w:pPr>
+      <w:r>
+        <w:rPr>
+          <w:rFonts w:hint="default"/>
+          <w:lang w:val="en-US" w:eastAsia="zh-CN"/>
+        </w:rPr>
+        <w:t>baseurl=file:///run/media/root/ansible/</w:t>
+      </w:r>
+    </w:p>
+    <w:p>
+      <w:pPr>
+        <w:rPr>
+          <w:rFonts w:hint="default"/>
+          <w:lang w:val="en-US" w:eastAsia="zh-CN"/>
+        </w:rPr>
+      </w:pPr>
+      <w:r>
+        <w:rPr>
+          <w:rFonts w:hint="default"/>
+          <w:lang w:val="en-US" w:eastAsia="zh-CN"/>
+        </w:rPr>
+        <w:t>gpgcheck=0</w:t>
+      </w:r>
+    </w:p>
+    <w:p>
+      <w:pPr>
+        <w:rPr>
+          <w:rFonts w:hint="default"/>
+          <w:lang w:val="en-US" w:eastAsia="zh-CN"/>
+        </w:rPr>
+      </w:pPr>
+      <w:r>
+        <w:rPr>
+          <w:rFonts w:hint="default"/>
+          <w:lang w:val="en-US" w:eastAsia="zh-CN"/>
+        </w:rPr>
+        <w:t>enabled=1</w:t>
+      </w:r>
+    </w:p>
+    <w:p>
+      <w:pPr>
+        <w:rPr>
+          <w:rFonts w:hint="default"/>
+          <w:lang w:val="en-US" w:eastAsia="zh-CN"/>
+        </w:rPr>
+      </w:pPr>
+    </w:p>
+    <w:p>
+      <w:pPr>
+        <w:rPr>
+          <w:rFonts w:hint="default"/>
+          <w:lang w:val="en-US" w:eastAsia="zh-CN"/>
+        </w:rPr>
+      </w:pPr>
+      <w:r>
+        <w:rPr>
+          <w:rFonts w:hint="default"/>
+          <w:lang w:val="en-US" w:eastAsia="zh-CN"/>
+        </w:rPr>
+        <w:t xml:space="preserve">[root@server yum.repos.d]# yum clean all </w:t>
+      </w:r>
+    </w:p>
+    <w:p>
+      <w:pPr>
+        <w:rPr>
+          <w:rFonts w:hint="default"/>
+          <w:lang w:val="en-US" w:eastAsia="zh-CN"/>
+        </w:rPr>
+      </w:pPr>
+      <w:r>
+        <w:rPr>
+          <w:rFonts w:hint="default"/>
+          <w:lang w:val="en-US" w:eastAsia="zh-CN"/>
+        </w:rPr>
+        <w:t>Updating Subscription Management repositories.</w:t>
+      </w:r>
+    </w:p>
+    <w:p>
+      <w:pPr>
+        <w:rPr>
+          <w:rFonts w:hint="default"/>
+          <w:lang w:val="en-US" w:eastAsia="zh-CN"/>
+        </w:rPr>
+      </w:pPr>
+      <w:r>
+        <w:rPr>
+          <w:rFonts w:hint="default"/>
+          <w:lang w:val="en-US" w:eastAsia="zh-CN"/>
+        </w:rPr>
+        <w:t>Unable to read consumer identity</w:t>
+      </w:r>
+    </w:p>
+    <w:p>
+      <w:pPr>
+        <w:rPr>
+          <w:rFonts w:hint="default"/>
+          <w:lang w:val="en-US" w:eastAsia="zh-CN"/>
+        </w:rPr>
+      </w:pPr>
+    </w:p>
+    <w:p>
+      <w:pPr>
+        <w:rPr>
+          <w:rFonts w:hint="default"/>
+          <w:lang w:val="en-US" w:eastAsia="zh-CN"/>
+        </w:rPr>
+      </w:pPr>
+      <w:r>
+        <w:rPr>
+          <w:rFonts w:hint="default"/>
+          <w:lang w:val="en-US" w:eastAsia="zh-CN"/>
+        </w:rPr>
+        <w:t>This system is not registered with an entitlement server. You can use subscription-manager to register.</w:t>
+      </w:r>
+    </w:p>
+    <w:p>
+      <w:pPr>
+        <w:rPr>
+          <w:rFonts w:hint="default"/>
+          <w:lang w:val="en-US" w:eastAsia="zh-CN"/>
+        </w:rPr>
+      </w:pPr>
+    </w:p>
+    <w:p>
+      <w:pPr>
+        <w:rPr>
+          <w:rFonts w:hint="default"/>
+          <w:lang w:val="en-US" w:eastAsia="zh-CN"/>
+        </w:rPr>
+      </w:pPr>
+      <w:r>
+        <w:rPr>
+          <w:rFonts w:hint="default"/>
+          <w:lang w:val="en-US" w:eastAsia="zh-CN"/>
+        </w:rPr>
+        <w:t>13 files removed</w:t>
+      </w:r>
+    </w:p>
+    <w:p>
+      <w:pPr>
+        <w:rPr>
+          <w:rFonts w:hint="default"/>
+          <w:lang w:val="en-US" w:eastAsia="zh-CN"/>
+        </w:rPr>
+      </w:pPr>
+      <w:r>
+        <w:rPr>
+          <w:rFonts w:hint="default"/>
+          <w:lang w:val="en-US" w:eastAsia="zh-CN"/>
+        </w:rPr>
+        <w:t xml:space="preserve">[root@server yum.repos.d]# yum makecache </w:t>
+      </w:r>
+    </w:p>
+    <w:p>
+      <w:pPr>
+        <w:rPr>
+          <w:rFonts w:hint="default"/>
+          <w:lang w:val="en-US" w:eastAsia="zh-CN"/>
+        </w:rPr>
+      </w:pPr>
+      <w:r>
+        <w:rPr>
+          <w:rFonts w:hint="default"/>
+          <w:lang w:val="en-US" w:eastAsia="zh-CN"/>
+        </w:rPr>
+        <w:t>Updating Subscription Management repositories.</w:t>
+      </w:r>
+    </w:p>
+    <w:p>
+      <w:pPr>
+        <w:rPr>
+          <w:rFonts w:hint="default"/>
+          <w:lang w:val="en-US" w:eastAsia="zh-CN"/>
+        </w:rPr>
+      </w:pPr>
+      <w:r>
+        <w:rPr>
+          <w:rFonts w:hint="default"/>
+          <w:lang w:val="en-US" w:eastAsia="zh-CN"/>
+        </w:rPr>
+        <w:t>Unable to read consumer identity</w:t>
+      </w:r>
+    </w:p>
+    <w:p>
+      <w:pPr>
+        <w:rPr>
+          <w:rFonts w:hint="default"/>
+          <w:lang w:val="en-US" w:eastAsia="zh-CN"/>
+        </w:rPr>
+      </w:pPr>
+    </w:p>
+    <w:p>
+      <w:pPr>
+        <w:rPr>
+          <w:rFonts w:hint="default"/>
+          <w:lang w:val="en-US" w:eastAsia="zh-CN"/>
+        </w:rPr>
+      </w:pPr>
+      <w:r>
+        <w:rPr>
+          <w:rFonts w:hint="default"/>
+          <w:lang w:val="en-US" w:eastAsia="zh-CN"/>
+        </w:rPr>
+        <w:t>This system is not registered with an entitlement server. You can use subscription-manager to register.</w:t>
+      </w:r>
+    </w:p>
+    <w:p>
+      <w:pPr>
+        <w:rPr>
+          <w:rFonts w:hint="default"/>
+          <w:lang w:val="en-US" w:eastAsia="zh-CN"/>
+        </w:rPr>
+      </w:pPr>
+    </w:p>
+    <w:p>
+      <w:pPr>
+        <w:rPr>
+          <w:rFonts w:hint="default"/>
+          <w:lang w:val="en-US" w:eastAsia="zh-CN"/>
+        </w:rPr>
+      </w:pPr>
+      <w:r>
+        <w:rPr>
+          <w:rFonts w:hint="default"/>
+          <w:lang w:val="en-US" w:eastAsia="zh-CN"/>
+        </w:rPr>
+        <w:t xml:space="preserve">ansible                                                                                                                         3.2 MB/s |  37 kB     00:00    </w:t>
+      </w:r>
+    </w:p>
+    <w:p>
+      <w:pPr>
+        <w:rPr>
+          <w:rFonts w:hint="default"/>
+          <w:lang w:val="en-US" w:eastAsia="zh-CN"/>
+        </w:rPr>
+      </w:pPr>
+      <w:r>
+        <w:rPr>
+          <w:rFonts w:hint="default"/>
+          <w:lang w:val="en-US" w:eastAsia="zh-CN"/>
+        </w:rPr>
+        <w:t xml:space="preserve">baseos                                                                                                                          272 MB/s | 2.0 MB     00:00    </w:t>
+      </w:r>
+    </w:p>
+    <w:p>
+      <w:pPr>
+        <w:rPr>
+          <w:rFonts w:hint="default"/>
+          <w:lang w:val="en-US" w:eastAsia="zh-CN"/>
+        </w:rPr>
+      </w:pPr>
+      <w:r>
+        <w:rPr>
+          <w:rFonts w:hint="default"/>
+          <w:lang w:val="en-US" w:eastAsia="zh-CN"/>
+        </w:rPr>
+        <w:t xml:space="preserve">appstream                                                                                                                       303 MB/s | 6.5 MB     00:00    </w:t>
+      </w:r>
+    </w:p>
+    <w:p>
+      <w:pPr>
+        <w:rPr>
+          <w:rFonts w:hint="default"/>
+          <w:lang w:val="en-US" w:eastAsia="zh-CN"/>
+        </w:rPr>
+      </w:pPr>
+      <w:r>
+        <w:rPr>
+          <w:rFonts w:hint="default"/>
+          <w:lang w:val="en-US" w:eastAsia="zh-CN"/>
+        </w:rPr>
+        <w:t>Metadata cache created.</w:t>
+      </w:r>
+    </w:p>
+    <w:p>
+      <w:pPr>
+        <w:rPr>
+          <w:rFonts w:hint="default"/>
+          <w:lang w:val="en-US" w:eastAsia="zh-CN"/>
+        </w:rPr>
+      </w:pPr>
+      <w:r>
+        <w:rPr>
+          <w:rFonts w:hint="default"/>
+          <w:lang w:val="en-US" w:eastAsia="zh-CN"/>
+        </w:rPr>
+        <w:t xml:space="preserve">[root@server yum.repos.d]# yum repolist all </w:t>
+      </w:r>
+    </w:p>
+    <w:p>
+      <w:pPr>
+        <w:rPr>
+          <w:rFonts w:hint="default"/>
+          <w:lang w:val="en-US" w:eastAsia="zh-CN"/>
+        </w:rPr>
+      </w:pPr>
+      <w:r>
+        <w:rPr>
+          <w:rFonts w:hint="default"/>
+          <w:lang w:val="en-US" w:eastAsia="zh-CN"/>
+        </w:rPr>
+        <w:t>Updating Subscription Management repositories.</w:t>
+      </w:r>
+    </w:p>
+    <w:p>
+      <w:pPr>
+        <w:rPr>
+          <w:rFonts w:hint="default"/>
+          <w:lang w:val="en-US" w:eastAsia="zh-CN"/>
+        </w:rPr>
+      </w:pPr>
+      <w:r>
+        <w:rPr>
+          <w:rFonts w:hint="default"/>
+          <w:lang w:val="en-US" w:eastAsia="zh-CN"/>
+        </w:rPr>
+        <w:t>Unable to read consumer identity</w:t>
+      </w:r>
+    </w:p>
+    <w:p>
+      <w:pPr>
+        <w:rPr>
+          <w:rFonts w:hint="default"/>
+          <w:lang w:val="en-US" w:eastAsia="zh-CN"/>
+        </w:rPr>
+      </w:pPr>
+    </w:p>
+    <w:p>
+      <w:pPr>
+        <w:rPr>
+          <w:rFonts w:hint="default"/>
+          <w:lang w:val="en-US" w:eastAsia="zh-CN"/>
+        </w:rPr>
+      </w:pPr>
+      <w:r>
+        <w:rPr>
+          <w:rFonts w:hint="default"/>
+          <w:lang w:val="en-US" w:eastAsia="zh-CN"/>
+        </w:rPr>
+        <w:t>This system is not registered with an entitlement server. You can use subscription-manager to register.</w:t>
+      </w:r>
+    </w:p>
+    <w:p>
+      <w:pPr>
+        <w:rPr>
+          <w:rFonts w:hint="default"/>
+          <w:lang w:val="en-US" w:eastAsia="zh-CN"/>
+        </w:rPr>
+      </w:pPr>
+    </w:p>
+    <w:p>
+      <w:pPr>
+        <w:rPr>
+          <w:rFonts w:hint="default"/>
+          <w:lang w:val="en-US" w:eastAsia="zh-CN"/>
+        </w:rPr>
+      </w:pPr>
+      <w:r>
+        <w:rPr>
+          <w:rFonts w:hint="default"/>
+          <w:lang w:val="en-US" w:eastAsia="zh-CN"/>
+        </w:rPr>
+        <w:t>repo id                                                                     repo name                                                                    status</w:t>
+      </w:r>
+    </w:p>
+    <w:p>
+      <w:pPr>
+        <w:rPr>
+          <w:rFonts w:hint="default"/>
+          <w:lang w:val="en-US" w:eastAsia="zh-CN"/>
+        </w:rPr>
+      </w:pPr>
+      <w:r>
+        <w:rPr>
+          <w:rFonts w:hint="default"/>
+          <w:lang w:val="en-US" w:eastAsia="zh-CN"/>
+        </w:rPr>
+        <w:t>ansible                                                                     ansible                                                                      enabled</w:t>
+      </w:r>
+    </w:p>
+    <w:p>
+      <w:pPr>
+        <w:rPr>
+          <w:rFonts w:hint="default"/>
+          <w:lang w:val="en-US" w:eastAsia="zh-CN"/>
+        </w:rPr>
+      </w:pPr>
+      <w:r>
+        <w:rPr>
+          <w:rFonts w:hint="default"/>
+          <w:lang w:val="en-US" w:eastAsia="zh-CN"/>
+        </w:rPr>
+        <w:t>appstream                                                                   appstream                                                                    enabled</w:t>
+      </w:r>
+    </w:p>
+    <w:p>
+      <w:pPr>
+        <w:rPr>
+          <w:rFonts w:hint="default"/>
+          <w:lang w:val="en-US" w:eastAsia="zh-CN"/>
+        </w:rPr>
+      </w:pPr>
+      <w:r>
+        <w:rPr>
+          <w:rFonts w:hint="default"/>
+          <w:lang w:val="en-US" w:eastAsia="zh-CN"/>
+        </w:rPr>
+        <w:t>base                                                                        baseos                                                                       enabled</w:t>
+      </w:r>
+    </w:p>
+    <w:p>
+      <w:pPr>
+        <w:rPr>
+          <w:rFonts w:hint="default"/>
+          <w:lang w:val="en-US" w:eastAsia="zh-CN"/>
+        </w:rPr>
+      </w:pPr>
+      <w:r>
+        <w:rPr>
+          <w:rFonts w:hint="default"/>
+          <w:lang w:val="en-US" w:eastAsia="zh-CN"/>
+        </w:rPr>
+        <w:t xml:space="preserve">[root@server yum.repos.d]# </w:t>
+      </w:r>
+    </w:p>
+    <w:p>
+      <w:pPr>
+        <w:rPr>
+          <w:rFonts w:hint="eastAsia"/>
+          <w:lang w:val="en-US" w:eastAsia="zh-CN"/>
+        </w:rPr>
+      </w:pPr>
+      <w:r>
+        <w:rPr>
+          <w:rFonts w:hint="eastAsia"/>
+          <w:lang w:val="en-US" w:eastAsia="zh-CN"/>
+        </w:rPr>
+        <w:t>配置好了ansible的软件仓库，现在开始安装navigator导航器</w:t>
+      </w:r>
+    </w:p>
+    <w:p>
+      <w:pPr>
+        <w:rPr>
+          <w:rFonts w:hint="default"/>
+          <w:lang w:val="en-US" w:eastAsia="zh-CN"/>
+        </w:rPr>
+      </w:pPr>
+      <w:r>
+        <w:rPr>
+          <w:rFonts w:hint="default"/>
+          <w:lang w:val="en-US" w:eastAsia="zh-CN"/>
+        </w:rPr>
+        <w:t>[root@server ~]# yum install ansible-navigator.noarch -y</w:t>
+      </w:r>
+    </w:p>
+    <w:p>
+      <w:pPr>
+        <w:rPr>
+          <w:rFonts w:hint="default"/>
+          <w:lang w:val="en-US" w:eastAsia="zh-CN"/>
+        </w:rPr>
+      </w:pPr>
+      <w:r>
+        <w:rPr>
+          <w:rFonts w:hint="default"/>
+          <w:lang w:val="en-US" w:eastAsia="zh-CN"/>
+        </w:rPr>
+        <w:t>Updating Subscription Management repositories.</w:t>
+      </w:r>
+    </w:p>
+    <w:p>
+      <w:pPr>
+        <w:rPr>
+          <w:rFonts w:hint="default"/>
+          <w:lang w:val="en-US" w:eastAsia="zh-CN"/>
+        </w:rPr>
+      </w:pPr>
+      <w:r>
+        <w:rPr>
+          <w:rFonts w:hint="default"/>
+          <w:lang w:val="en-US" w:eastAsia="zh-CN"/>
+        </w:rPr>
+        <w:t>Unable to read consumer identity</w:t>
+      </w:r>
+    </w:p>
+    <w:p>
+      <w:pPr>
+        <w:rPr>
+          <w:rFonts w:hint="eastAsia"/>
+          <w:lang w:val="en-US" w:eastAsia="zh-CN"/>
+        </w:rPr>
+      </w:pPr>
+      <w:r>
+        <w:rPr>
+          <w:rFonts w:hint="eastAsia"/>
+          <w:lang w:val="en-US" w:eastAsia="zh-CN"/>
+        </w:rPr>
+        <w:t>....</w:t>
+      </w:r>
+    </w:p>
+    <w:p>
+      <w:pPr>
+        <w:rPr>
+          <w:rFonts w:hint="default"/>
+          <w:lang w:val="en-US" w:eastAsia="zh-CN"/>
+        </w:rPr>
+      </w:pPr>
+      <w:r>
+        <w:rPr>
+          <w:rFonts w:hint="default"/>
+          <w:lang w:val="en-US" w:eastAsia="zh-CN"/>
+        </w:rPr>
+        <w:t>Installed:</w:t>
+      </w:r>
+    </w:p>
+    <w:p>
+      <w:pPr>
+        <w:rPr>
+          <w:rFonts w:hint="default"/>
+          <w:lang w:val="en-US" w:eastAsia="zh-CN"/>
+        </w:rPr>
+      </w:pPr>
+      <w:r>
+        <w:rPr>
+          <w:rFonts w:hint="default"/>
+          <w:lang w:val="en-US" w:eastAsia="zh-CN"/>
+        </w:rPr>
+        <w:t xml:space="preserve">  ansible-builder-1.1.0-3.el9ap.noarch                   ansible-navigator-2.1.0-1.el9ap.noarch          ansible-runner-2.2.2-1.el9ap.noarch                  </w:t>
+      </w:r>
+    </w:p>
+    <w:p>
+      <w:pPr>
+        <w:rPr>
+          <w:rFonts w:hint="default"/>
+          <w:lang w:val="en-US" w:eastAsia="zh-CN"/>
+        </w:rPr>
+      </w:pPr>
+      <w:r>
+        <w:rPr>
+          <w:rFonts w:hint="default"/>
+          <w:lang w:val="en-US" w:eastAsia="zh-CN"/>
+        </w:rPr>
+        <w:t xml:space="preserve">  python3-ansible-runner-2.2.2-1.el9ap.noarch            python3-attrs-21.4.0-2.el9pc.noarch             python3-bindep-2.10.2-3.el9ap.noarch                 </w:t>
+      </w:r>
+    </w:p>
+    <w:p>
+      <w:pPr>
+        <w:rPr>
+          <w:rFonts w:hint="default"/>
+          <w:lang w:val="en-US" w:eastAsia="zh-CN"/>
+        </w:rPr>
+      </w:pPr>
+      <w:r>
+        <w:rPr>
+          <w:rFonts w:hint="default"/>
+          <w:lang w:val="en-US" w:eastAsia="zh-CN"/>
+        </w:rPr>
+        <w:t xml:space="preserve">  python3-daemon-2.3.0-4.el9ap.noarch                    python3-docutils-0.16-4.el9ap.noarch            python3-importlib-metadata-4.10.1-2.el9pc.noarch     </w:t>
+      </w:r>
+    </w:p>
+    <w:p>
+      <w:pPr>
+        <w:rPr>
+          <w:rFonts w:hint="default"/>
+          <w:lang w:val="en-US" w:eastAsia="zh-CN"/>
+        </w:rPr>
+      </w:pPr>
+      <w:r>
+        <w:rPr>
+          <w:rFonts w:hint="default"/>
+          <w:lang w:val="en-US" w:eastAsia="zh-CN"/>
+        </w:rPr>
+        <w:t xml:space="preserve">  python3-jinja2-3.0.3-2.el9pc.noarch                    python3-jsonschema-4.6.0-1.el9pc.noarch         python3-lockfile-1:0.12.2-1.el9ap.noarch             </w:t>
+      </w:r>
+    </w:p>
+    <w:p>
+      <w:pPr>
+        <w:rPr>
+          <w:rFonts w:hint="default"/>
+          <w:lang w:val="en-US" w:eastAsia="zh-CN"/>
+        </w:rPr>
+      </w:pPr>
+      <w:r>
+        <w:rPr>
+          <w:rFonts w:hint="default"/>
+          <w:lang w:val="en-US" w:eastAsia="zh-CN"/>
+        </w:rPr>
+        <w:t xml:space="preserve">  python3-markupsafe-2.1.0-2.el9ap.x86_64                python3-onigurumacffi-1.1.0-2.el9ap.x86_64      python3-parsley-1.3-2.el9pc.noarch                   </w:t>
+      </w:r>
+    </w:p>
+    <w:p>
+      <w:pPr>
+        <w:rPr>
+          <w:rFonts w:hint="default"/>
+          <w:lang w:val="en-US" w:eastAsia="zh-CN"/>
+        </w:rPr>
+      </w:pPr>
+      <w:r>
+        <w:rPr>
+          <w:rFonts w:hint="default"/>
+          <w:lang w:val="en-US" w:eastAsia="zh-CN"/>
+        </w:rPr>
+        <w:t xml:space="preserve">  python3-pbr-5.8.1-2.el9ap.noarch                       python3-pyrsistent-0.17.3-8.el9.x86_64          python3-requirements-parser-0.2.0-4.el9ap.noarch     </w:t>
+      </w:r>
+    </w:p>
+    <w:p>
+      <w:pPr>
+        <w:rPr>
+          <w:rFonts w:hint="default"/>
+          <w:lang w:val="en-US" w:eastAsia="zh-CN"/>
+        </w:rPr>
+      </w:pPr>
+      <w:r>
+        <w:rPr>
+          <w:rFonts w:hint="default"/>
+          <w:lang w:val="en-US" w:eastAsia="zh-CN"/>
+        </w:rPr>
+        <w:t xml:space="preserve">  python3-typing-extensions-3.10.0.2-2.el9pc.noarch      python3-zipp-3.4.0-4.el9pc.noarch              </w:t>
+      </w:r>
+    </w:p>
+    <w:p>
+      <w:pPr>
+        <w:rPr>
+          <w:rFonts w:hint="default"/>
+          <w:lang w:val="en-US" w:eastAsia="zh-CN"/>
+        </w:rPr>
+      </w:pPr>
+    </w:p>
+    <w:p>
+      <w:pPr>
+        <w:rPr>
+          <w:rFonts w:hint="default"/>
+          <w:lang w:val="en-US" w:eastAsia="zh-CN"/>
+        </w:rPr>
+      </w:pPr>
+      <w:r>
+        <w:rPr>
+          <w:rFonts w:hint="default"/>
+          <w:lang w:val="en-US" w:eastAsia="zh-CN"/>
+        </w:rPr>
+        <w:t>Complete!</w:t>
+      </w:r>
+    </w:p>
+    <w:p>
+      <w:pPr>
+        <w:rPr>
+          <w:rFonts w:hint="default"/>
+          <w:lang w:val="en-US" w:eastAsia="zh-CN"/>
+        </w:rPr>
+      </w:pPr>
+      <w:r>
+        <w:rPr>
+          <w:rFonts w:hint="default"/>
+          <w:lang w:val="en-US" w:eastAsia="zh-CN"/>
+        </w:rPr>
+        <w:t xml:space="preserve">[root@server ~]# </w:t>
+      </w:r>
+    </w:p>
+    <w:p>
+      <w:pPr>
+        <w:rPr>
+          <w:rFonts w:hint="default"/>
+          <w:b/>
+          <w:bCs/>
+          <w:lang w:val="en-US" w:eastAsia="zh-CN"/>
+        </w:rPr>
+      </w:pPr>
+      <w:r>
+        <w:rPr>
+          <w:rFonts w:hint="eastAsia"/>
+          <w:b/>
+          <w:bCs/>
+          <w:lang w:val="en-US" w:eastAsia="zh-CN"/>
+        </w:rPr>
+        <w:t>导入导航器执行环境</w:t>
+      </w:r>
+    </w:p>
+    <w:p>
+      <w:pPr>
+        <w:rPr>
+          <w:rFonts w:hint="default"/>
+          <w:lang w:val="en-US" w:eastAsia="zh-CN"/>
+        </w:rPr>
+      </w:pPr>
+      <w:r>
+        <w:rPr>
+          <w:rFonts w:hint="default"/>
+          <w:lang w:val="en-US" w:eastAsia="zh-CN"/>
+        </w:rPr>
+        <w:t xml:space="preserve">[root@server ansible]# podman load -i /run/media/root/ansible/rhaap22.tar </w:t>
+      </w:r>
+    </w:p>
+    <w:p>
+      <w:pPr>
+        <w:rPr>
+          <w:rFonts w:hint="default"/>
+          <w:lang w:val="en-US" w:eastAsia="zh-CN"/>
+        </w:rPr>
+      </w:pPr>
+      <w:r>
+        <w:rPr>
+          <w:rFonts w:hint="default"/>
+          <w:lang w:val="en-US" w:eastAsia="zh-CN"/>
+        </w:rPr>
+        <w:t>Getting image source signatures</w:t>
+      </w:r>
+    </w:p>
+    <w:p>
+      <w:pPr>
+        <w:rPr>
+          <w:rFonts w:hint="default"/>
+          <w:lang w:val="en-US" w:eastAsia="zh-CN"/>
+        </w:rPr>
+      </w:pPr>
+      <w:r>
+        <w:rPr>
+          <w:rFonts w:hint="default"/>
+          <w:lang w:val="en-US" w:eastAsia="zh-CN"/>
+        </w:rPr>
+        <w:t xml:space="preserve">Copying blob 9d77e7418812 done  </w:t>
+      </w:r>
+    </w:p>
+    <w:p>
+      <w:pPr>
+        <w:rPr>
+          <w:rFonts w:hint="default"/>
+          <w:lang w:val="en-US" w:eastAsia="zh-CN"/>
+        </w:rPr>
+      </w:pPr>
+      <w:r>
+        <w:rPr>
+          <w:rFonts w:hint="default"/>
+          <w:lang w:val="en-US" w:eastAsia="zh-CN"/>
+        </w:rPr>
+        <w:t xml:space="preserve">Copying blob 0de48c98fba3 done  </w:t>
+      </w:r>
+    </w:p>
+    <w:p>
+      <w:pPr>
+        <w:rPr>
+          <w:rFonts w:hint="default"/>
+          <w:lang w:val="en-US" w:eastAsia="zh-CN"/>
+        </w:rPr>
+      </w:pPr>
+      <w:r>
+        <w:rPr>
+          <w:rFonts w:hint="default"/>
+          <w:lang w:val="en-US" w:eastAsia="zh-CN"/>
+        </w:rPr>
+        <w:t xml:space="preserve">Copying blob 1053d00b8e29 done  </w:t>
+      </w:r>
+    </w:p>
+    <w:p>
+      <w:pPr>
+        <w:rPr>
+          <w:rFonts w:hint="default"/>
+          <w:lang w:val="en-US" w:eastAsia="zh-CN"/>
+        </w:rPr>
+      </w:pPr>
+      <w:r>
+        <w:rPr>
+          <w:rFonts w:hint="default"/>
+          <w:lang w:val="en-US" w:eastAsia="zh-CN"/>
+        </w:rPr>
+        <w:t xml:space="preserve">Copying blob 73895dd4b0ef done  </w:t>
+      </w:r>
+    </w:p>
+    <w:p>
+      <w:pPr>
+        <w:rPr>
+          <w:rFonts w:hint="default"/>
+          <w:lang w:val="en-US" w:eastAsia="zh-CN"/>
+        </w:rPr>
+      </w:pPr>
+      <w:r>
+        <w:rPr>
+          <w:rFonts w:hint="default"/>
+          <w:lang w:val="en-US" w:eastAsia="zh-CN"/>
+        </w:rPr>
+        <w:t xml:space="preserve">Copying config 39a93719fc done  </w:t>
+      </w:r>
+    </w:p>
+    <w:p>
+      <w:pPr>
+        <w:rPr>
+          <w:rFonts w:hint="default"/>
+          <w:lang w:val="en-US" w:eastAsia="zh-CN"/>
+        </w:rPr>
+      </w:pPr>
+      <w:r>
+        <w:rPr>
+          <w:rFonts w:hint="default"/>
+          <w:lang w:val="en-US" w:eastAsia="zh-CN"/>
+        </w:rPr>
+        <w:t>Writing manifest to image destination</w:t>
+      </w:r>
+    </w:p>
+    <w:p>
+      <w:pPr>
+        <w:rPr>
+          <w:rFonts w:hint="default"/>
+          <w:lang w:val="en-US" w:eastAsia="zh-CN"/>
+        </w:rPr>
+      </w:pPr>
+      <w:r>
+        <w:rPr>
+          <w:rFonts w:hint="default"/>
+          <w:lang w:val="en-US" w:eastAsia="zh-CN"/>
+        </w:rPr>
+        <w:t>Loaded image: registry.redhat.io/ansible-automation-platform-22/ee-supported-rhel8:latest</w:t>
+      </w:r>
+    </w:p>
+    <w:p>
+      <w:pPr>
+        <w:rPr>
+          <w:rFonts w:hint="default"/>
+          <w:lang w:val="en-US" w:eastAsia="zh-CN"/>
+        </w:rPr>
+      </w:pPr>
+      <w:r>
+        <w:rPr>
+          <w:rFonts w:hint="default"/>
+          <w:lang w:val="en-US" w:eastAsia="zh-CN"/>
+        </w:rPr>
+        <w:t>[root@server ansible]# podman images</w:t>
+      </w:r>
+    </w:p>
+    <w:p>
+      <w:pPr>
+        <w:rPr>
+          <w:rFonts w:hint="default"/>
+          <w:lang w:val="en-US" w:eastAsia="zh-CN"/>
+        </w:rPr>
+      </w:pPr>
+      <w:r>
+        <w:rPr>
+          <w:rFonts w:hint="default"/>
+          <w:lang w:val="en-US" w:eastAsia="zh-CN"/>
+        </w:rPr>
+        <w:t>REPOSITORY                                                            TAG         IMAGE ID      CREATED      SIZE</w:t>
+      </w:r>
+    </w:p>
+    <w:p>
+      <w:pPr>
+        <w:rPr>
+          <w:rFonts w:hint="default"/>
+          <w:lang w:val="en-US" w:eastAsia="zh-CN"/>
+        </w:rPr>
+      </w:pPr>
+      <w:r>
+        <w:rPr>
+          <w:rFonts w:hint="default"/>
+          <w:lang w:val="en-US" w:eastAsia="zh-CN"/>
+        </w:rPr>
+        <w:t>registry.redhat.io/ansible-automation-platform-22/ee-supported-rhel8  latest      39a93719fc25  2 years ago  1.66 GB</w:t>
+      </w:r>
+    </w:p>
+    <w:p>
+      <w:pPr>
+        <w:rPr>
+          <w:rFonts w:hint="default"/>
+          <w:lang w:val="en-US" w:eastAsia="zh-CN"/>
+        </w:rPr>
+      </w:pPr>
+      <w:r>
+        <w:rPr>
+          <w:rFonts w:hint="default"/>
+          <w:lang w:val="en-US" w:eastAsia="zh-CN"/>
+        </w:rPr>
+        <w:t xml:space="preserve">[root@server ansible]# </w:t>
+      </w:r>
+    </w:p>
+    <w:p>
+      <w:pPr>
+        <w:ind w:firstLine="420" w:firstLineChars="0"/>
+        <w:rPr>
+          <w:rFonts w:hint="eastAsia"/>
+          <w:lang w:val="en-US" w:eastAsia="zh-CN"/>
+        </w:rPr>
+      </w:pPr>
+      <w:r>
+        <w:rPr>
+          <w:rFonts w:hint="eastAsia"/>
+          <w:lang w:val="en-US" w:eastAsia="zh-CN"/>
+        </w:rPr>
+        <w:t>修改默认的拉去策略，将拉取策略定义为不要每次执行的时候都去红帽的容器镜像的仓库中拉取，执行导航器的时候一定要保证当前目录下有ansible.cfg配置文件，如果当前目录下没有ansible.cfg配置文件，那么导航器执行任务的时候就无法得到ansible.cfg的配置信息了，比如说：远程链接用户是什么，远程链接被控节点的方式，角色搜索的路径....</w:t>
+      </w:r>
+    </w:p>
+    <w:p>
+      <w:pPr>
+        <w:rPr>
+          <w:rFonts w:hint="eastAsia"/>
+          <w:b/>
+          <w:bCs/>
+          <w:lang w:val="en-US" w:eastAsia="zh-CN"/>
+        </w:rPr>
+      </w:pPr>
+      <w:r>
+        <w:rPr>
+          <w:rFonts w:hint="eastAsia"/>
+          <w:b/>
+          <w:bCs/>
+          <w:lang w:val="en-US" w:eastAsia="zh-CN"/>
+        </w:rPr>
+        <w:t>查看导航器生效的配置</w:t>
+      </w:r>
+    </w:p>
+    <w:p>
+      <w:pPr>
+        <w:rPr>
+          <w:rFonts w:hint="default"/>
+          <w:b w:val="0"/>
+          <w:bCs w:val="0"/>
+          <w:lang w:val="en-US" w:eastAsia="zh-CN"/>
+        </w:rPr>
+      </w:pPr>
+      <w:r>
+        <w:rPr>
+          <w:rFonts w:hint="default"/>
+          <w:b w:val="0"/>
+          <w:bCs w:val="0"/>
+          <w:lang w:val="en-US" w:eastAsia="zh-CN"/>
+        </w:rPr>
+        <w:t>[root@server ~]# ansible-navigator settings --pp missing --effective -m stdout</w:t>
+      </w:r>
+    </w:p>
+    <w:p>
+      <w:pPr>
+        <w:rPr>
+          <w:rFonts w:hint="default"/>
+          <w:b w:val="0"/>
+          <w:bCs w:val="0"/>
+          <w:lang w:val="en-US" w:eastAsia="zh-CN"/>
+        </w:rPr>
+      </w:pPr>
+      <w:r>
+        <w:rPr>
+          <w:rFonts w:hint="default"/>
+          <w:b w:val="0"/>
+          <w:bCs w:val="0"/>
+          <w:lang w:val="en-US" w:eastAsia="zh-CN"/>
+        </w:rPr>
+        <w:t>---</w:t>
+      </w:r>
+    </w:p>
+    <w:p>
+      <w:pPr>
+        <w:rPr>
+          <w:rFonts w:hint="default"/>
+          <w:b w:val="0"/>
+          <w:bCs w:val="0"/>
+          <w:lang w:val="en-US" w:eastAsia="zh-CN"/>
+        </w:rPr>
+      </w:pPr>
+      <w:r>
+        <w:rPr>
+          <w:rFonts w:hint="default"/>
+          <w:b w:val="0"/>
+          <w:bCs w:val="0"/>
+          <w:lang w:val="en-US" w:eastAsia="zh-CN"/>
+        </w:rPr>
+        <w:t>ansible-navigator:</w:t>
+      </w:r>
+    </w:p>
+    <w:p>
+      <w:pPr>
+        <w:rPr>
+          <w:rFonts w:hint="default"/>
+          <w:b w:val="0"/>
+          <w:bCs w:val="0"/>
+          <w:lang w:val="en-US" w:eastAsia="zh-CN"/>
+        </w:rPr>
+      </w:pPr>
+      <w:r>
+        <w:rPr>
+          <w:rFonts w:hint="default"/>
+          <w:b w:val="0"/>
+          <w:bCs w:val="0"/>
+          <w:lang w:val="en-US" w:eastAsia="zh-CN"/>
+        </w:rPr>
+        <w:t xml:space="preserve">  ansible:</w:t>
+      </w:r>
+    </w:p>
+    <w:p>
+      <w:pPr>
+        <w:rPr>
+          <w:rFonts w:hint="default"/>
+          <w:b w:val="0"/>
+          <w:bCs w:val="0"/>
+          <w:lang w:val="en-US" w:eastAsia="zh-CN"/>
+        </w:rPr>
+      </w:pPr>
+      <w:r>
+        <w:rPr>
+          <w:rFonts w:hint="default"/>
+          <w:b w:val="0"/>
+          <w:bCs w:val="0"/>
+          <w:lang w:val="en-US" w:eastAsia="zh-CN"/>
+        </w:rPr>
+        <w:t xml:space="preserve">    config:</w:t>
+      </w:r>
+    </w:p>
+    <w:p>
+      <w:pPr>
+        <w:rPr>
+          <w:rFonts w:hint="default"/>
+          <w:b w:val="0"/>
+          <w:bCs w:val="0"/>
+          <w:lang w:val="en-US" w:eastAsia="zh-CN"/>
+        </w:rPr>
+      </w:pPr>
+      <w:r>
+        <w:rPr>
+          <w:rFonts w:hint="default"/>
+          <w:b w:val="0"/>
+          <w:bCs w:val="0"/>
+          <w:lang w:val="en-US" w:eastAsia="zh-CN"/>
+        </w:rPr>
+        <w:t xml:space="preserve">      help: false</w:t>
+      </w:r>
+    </w:p>
+    <w:p>
+      <w:pPr>
+        <w:rPr>
+          <w:rFonts w:hint="default"/>
+          <w:b w:val="0"/>
+          <w:bCs w:val="0"/>
+          <w:lang w:val="en-US" w:eastAsia="zh-CN"/>
+        </w:rPr>
+      </w:pPr>
+      <w:r>
+        <w:rPr>
+          <w:rFonts w:hint="default"/>
+          <w:b w:val="0"/>
+          <w:bCs w:val="0"/>
+          <w:lang w:val="en-US" w:eastAsia="zh-CN"/>
+        </w:rPr>
+        <w:t xml:space="preserve">    doc:</w:t>
+      </w:r>
+    </w:p>
+    <w:p>
+      <w:pPr>
+        <w:rPr>
+          <w:rFonts w:hint="default"/>
+          <w:b w:val="0"/>
+          <w:bCs w:val="0"/>
+          <w:lang w:val="en-US" w:eastAsia="zh-CN"/>
+        </w:rPr>
+      </w:pPr>
+      <w:r>
+        <w:rPr>
+          <w:rFonts w:hint="default"/>
+          <w:b w:val="0"/>
+          <w:bCs w:val="0"/>
+          <w:lang w:val="en-US" w:eastAsia="zh-CN"/>
+        </w:rPr>
+        <w:t xml:space="preserve">      help: false</w:t>
+      </w:r>
+    </w:p>
+    <w:p>
+      <w:pPr>
+        <w:rPr>
+          <w:rFonts w:hint="default"/>
+          <w:b w:val="0"/>
+          <w:bCs w:val="0"/>
+          <w:lang w:val="en-US" w:eastAsia="zh-CN"/>
+        </w:rPr>
+      </w:pPr>
+      <w:r>
+        <w:rPr>
+          <w:rFonts w:hint="default"/>
+          <w:b w:val="0"/>
+          <w:bCs w:val="0"/>
+          <w:lang w:val="en-US" w:eastAsia="zh-CN"/>
+        </w:rPr>
+        <w:t xml:space="preserve">      plugin:</w:t>
+      </w:r>
+    </w:p>
+    <w:p>
+      <w:pPr>
+        <w:rPr>
+          <w:rFonts w:hint="default"/>
+          <w:b w:val="0"/>
+          <w:bCs w:val="0"/>
+          <w:lang w:val="en-US" w:eastAsia="zh-CN"/>
+        </w:rPr>
+      </w:pPr>
+      <w:r>
+        <w:rPr>
+          <w:rFonts w:hint="default"/>
+          <w:b w:val="0"/>
+          <w:bCs w:val="0"/>
+          <w:lang w:val="en-US" w:eastAsia="zh-CN"/>
+        </w:rPr>
+        <w:t xml:space="preserve">        type: module</w:t>
+      </w:r>
+    </w:p>
+    <w:p>
+      <w:pPr>
+        <w:rPr>
+          <w:rFonts w:hint="default"/>
+          <w:b w:val="0"/>
+          <w:bCs w:val="0"/>
+          <w:lang w:val="en-US" w:eastAsia="zh-CN"/>
+        </w:rPr>
+      </w:pPr>
+      <w:r>
+        <w:rPr>
+          <w:rFonts w:hint="default"/>
+          <w:b w:val="0"/>
+          <w:bCs w:val="0"/>
+          <w:lang w:val="en-US" w:eastAsia="zh-CN"/>
+        </w:rPr>
+        <w:t xml:space="preserve">    inventory:</w:t>
+      </w:r>
+    </w:p>
+    <w:p>
+      <w:pPr>
+        <w:rPr>
+          <w:rFonts w:hint="default"/>
+          <w:b w:val="0"/>
+          <w:bCs w:val="0"/>
+          <w:lang w:val="en-US" w:eastAsia="zh-CN"/>
+        </w:rPr>
+      </w:pPr>
+      <w:r>
+        <w:rPr>
+          <w:rFonts w:hint="default"/>
+          <w:b w:val="0"/>
+          <w:bCs w:val="0"/>
+          <w:lang w:val="en-US" w:eastAsia="zh-CN"/>
+        </w:rPr>
+        <w:t xml:space="preserve">      help: false</w:t>
+      </w:r>
+    </w:p>
+    <w:p>
+      <w:pPr>
+        <w:rPr>
+          <w:rFonts w:hint="default"/>
+          <w:b w:val="0"/>
+          <w:bCs w:val="0"/>
+          <w:lang w:val="en-US" w:eastAsia="zh-CN"/>
+        </w:rPr>
+      </w:pPr>
+      <w:r>
+        <w:rPr>
+          <w:rFonts w:hint="default"/>
+          <w:b w:val="0"/>
+          <w:bCs w:val="0"/>
+          <w:lang w:val="en-US" w:eastAsia="zh-CN"/>
+        </w:rPr>
+        <w:t xml:space="preserve">    playbook:</w:t>
+      </w:r>
+    </w:p>
+    <w:p>
+      <w:pPr>
+        <w:rPr>
+          <w:rFonts w:hint="default"/>
+          <w:b w:val="0"/>
+          <w:bCs w:val="0"/>
+          <w:lang w:val="en-US" w:eastAsia="zh-CN"/>
+        </w:rPr>
+      </w:pPr>
+      <w:r>
+        <w:rPr>
+          <w:rFonts w:hint="default"/>
+          <w:b w:val="0"/>
+          <w:bCs w:val="0"/>
+          <w:lang w:val="en-US" w:eastAsia="zh-CN"/>
+        </w:rPr>
+        <w:t xml:space="preserve">      help: false</w:t>
+      </w:r>
+    </w:p>
+    <w:p>
+      <w:pPr>
+        <w:rPr>
+          <w:rFonts w:hint="default"/>
+          <w:b w:val="0"/>
+          <w:bCs w:val="0"/>
+          <w:lang w:val="en-US" w:eastAsia="zh-CN"/>
+        </w:rPr>
+      </w:pPr>
+      <w:r>
+        <w:rPr>
+          <w:rFonts w:hint="default"/>
+          <w:b w:val="0"/>
+          <w:bCs w:val="0"/>
+          <w:lang w:val="en-US" w:eastAsia="zh-CN"/>
+        </w:rPr>
+        <w:t xml:space="preserve">  ansible-builder:</w:t>
+      </w:r>
+    </w:p>
+    <w:p>
+      <w:pPr>
+        <w:rPr>
+          <w:rFonts w:hint="default"/>
+          <w:b w:val="0"/>
+          <w:bCs w:val="0"/>
+          <w:lang w:val="en-US" w:eastAsia="zh-CN"/>
+        </w:rPr>
+      </w:pPr>
+      <w:r>
+        <w:rPr>
+          <w:rFonts w:hint="default"/>
+          <w:b w:val="0"/>
+          <w:bCs w:val="0"/>
+          <w:lang w:val="en-US" w:eastAsia="zh-CN"/>
+        </w:rPr>
+        <w:t xml:space="preserve">    help: false</w:t>
+      </w:r>
+    </w:p>
+    <w:p>
+      <w:pPr>
+        <w:rPr>
+          <w:rFonts w:hint="default"/>
+          <w:b w:val="0"/>
+          <w:bCs w:val="0"/>
+          <w:lang w:val="en-US" w:eastAsia="zh-CN"/>
+        </w:rPr>
+      </w:pPr>
+      <w:r>
+        <w:rPr>
+          <w:rFonts w:hint="default"/>
+          <w:b w:val="0"/>
+          <w:bCs w:val="0"/>
+          <w:lang w:val="en-US" w:eastAsia="zh-CN"/>
+        </w:rPr>
+        <w:t xml:space="preserve">    workdir: /root</w:t>
+      </w:r>
+    </w:p>
+    <w:p>
+      <w:pPr>
+        <w:rPr>
+          <w:rFonts w:hint="default"/>
+          <w:b w:val="0"/>
+          <w:bCs w:val="0"/>
+          <w:lang w:val="en-US" w:eastAsia="zh-CN"/>
+        </w:rPr>
+      </w:pPr>
+      <w:r>
+        <w:rPr>
+          <w:rFonts w:hint="default"/>
+          <w:b w:val="0"/>
+          <w:bCs w:val="0"/>
+          <w:lang w:val="en-US" w:eastAsia="zh-CN"/>
+        </w:rPr>
+        <w:t xml:space="preserve">  app: settings</w:t>
+      </w:r>
+    </w:p>
+    <w:p>
+      <w:pPr>
+        <w:rPr>
+          <w:rFonts w:hint="default"/>
+          <w:b w:val="0"/>
+          <w:bCs w:val="0"/>
+          <w:lang w:val="en-US" w:eastAsia="zh-CN"/>
+        </w:rPr>
+      </w:pPr>
+      <w:r>
+        <w:rPr>
+          <w:rFonts w:hint="default"/>
+          <w:b w:val="0"/>
+          <w:bCs w:val="0"/>
+          <w:lang w:val="en-US" w:eastAsia="zh-CN"/>
+        </w:rPr>
+        <w:t xml:space="preserve">  collection-doc-cache-path: /root/.cache/ansible-navigator/collection_doc_cache.db</w:t>
+      </w:r>
+    </w:p>
+    <w:p>
+      <w:pPr>
+        <w:rPr>
+          <w:rFonts w:hint="default"/>
+          <w:b w:val="0"/>
+          <w:bCs w:val="0"/>
+          <w:lang w:val="en-US" w:eastAsia="zh-CN"/>
+        </w:rPr>
+      </w:pPr>
+      <w:r>
+        <w:rPr>
+          <w:rFonts w:hint="default"/>
+          <w:b w:val="0"/>
+          <w:bCs w:val="0"/>
+          <w:lang w:val="en-US" w:eastAsia="zh-CN"/>
+        </w:rPr>
+        <w:t xml:space="preserve">  color:</w:t>
+      </w:r>
+    </w:p>
+    <w:p>
+      <w:pPr>
+        <w:rPr>
+          <w:rFonts w:hint="default"/>
+          <w:b w:val="0"/>
+          <w:bCs w:val="0"/>
+          <w:lang w:val="en-US" w:eastAsia="zh-CN"/>
+        </w:rPr>
+      </w:pPr>
+      <w:r>
+        <w:rPr>
+          <w:rFonts w:hint="default"/>
+          <w:b w:val="0"/>
+          <w:bCs w:val="0"/>
+          <w:lang w:val="en-US" w:eastAsia="zh-CN"/>
+        </w:rPr>
+        <w:t xml:space="preserve">    enable: true</w:t>
+      </w:r>
+    </w:p>
+    <w:p>
+      <w:pPr>
+        <w:rPr>
+          <w:rFonts w:hint="default"/>
+          <w:b w:val="0"/>
+          <w:bCs w:val="0"/>
+          <w:lang w:val="en-US" w:eastAsia="zh-CN"/>
+        </w:rPr>
+      </w:pPr>
+      <w:r>
+        <w:rPr>
+          <w:rFonts w:hint="default"/>
+          <w:b w:val="0"/>
+          <w:bCs w:val="0"/>
+          <w:lang w:val="en-US" w:eastAsia="zh-CN"/>
+        </w:rPr>
+        <w:t xml:space="preserve">    osc4: true</w:t>
+      </w:r>
+    </w:p>
+    <w:p>
+      <w:pPr>
+        <w:rPr>
+          <w:rFonts w:hint="default"/>
+          <w:b w:val="0"/>
+          <w:bCs w:val="0"/>
+          <w:lang w:val="en-US" w:eastAsia="zh-CN"/>
+        </w:rPr>
+      </w:pPr>
+      <w:r>
+        <w:rPr>
+          <w:rFonts w:hint="default"/>
+          <w:b w:val="0"/>
+          <w:bCs w:val="0"/>
+          <w:lang w:val="en-US" w:eastAsia="zh-CN"/>
+        </w:rPr>
+        <w:t xml:space="preserve">  editor:</w:t>
+      </w:r>
+    </w:p>
+    <w:p>
+      <w:pPr>
+        <w:rPr>
+          <w:rFonts w:hint="default"/>
+          <w:b w:val="0"/>
+          <w:bCs w:val="0"/>
+          <w:lang w:val="en-US" w:eastAsia="zh-CN"/>
+        </w:rPr>
+      </w:pPr>
+      <w:r>
+        <w:rPr>
+          <w:rFonts w:hint="default"/>
+          <w:b w:val="0"/>
+          <w:bCs w:val="0"/>
+          <w:lang w:val="en-US" w:eastAsia="zh-CN"/>
+        </w:rPr>
+        <w:t xml:space="preserve">    command: vi +{line_number} {filename}</w:t>
+      </w:r>
+    </w:p>
+    <w:p>
+      <w:pPr>
+        <w:rPr>
+          <w:rFonts w:hint="default"/>
+          <w:b w:val="0"/>
+          <w:bCs w:val="0"/>
+          <w:lang w:val="en-US" w:eastAsia="zh-CN"/>
+        </w:rPr>
+      </w:pPr>
+      <w:r>
+        <w:rPr>
+          <w:rFonts w:hint="default"/>
+          <w:b w:val="0"/>
+          <w:bCs w:val="0"/>
+          <w:lang w:val="en-US" w:eastAsia="zh-CN"/>
+        </w:rPr>
+        <w:t xml:space="preserve">    console: true</w:t>
+      </w:r>
+    </w:p>
+    <w:p>
+      <w:pPr>
+        <w:rPr>
+          <w:rFonts w:hint="default"/>
+          <w:b w:val="0"/>
+          <w:bCs w:val="0"/>
+          <w:lang w:val="en-US" w:eastAsia="zh-CN"/>
+        </w:rPr>
+      </w:pPr>
+      <w:r>
+        <w:rPr>
+          <w:rFonts w:hint="default"/>
+          <w:b w:val="0"/>
+          <w:bCs w:val="0"/>
+          <w:lang w:val="en-US" w:eastAsia="zh-CN"/>
+        </w:rPr>
+        <w:t xml:space="preserve">  exec:</w:t>
+      </w:r>
+    </w:p>
+    <w:p>
+      <w:pPr>
+        <w:rPr>
+          <w:rFonts w:hint="default"/>
+          <w:b w:val="0"/>
+          <w:bCs w:val="0"/>
+          <w:lang w:val="en-US" w:eastAsia="zh-CN"/>
+        </w:rPr>
+      </w:pPr>
+      <w:r>
+        <w:rPr>
+          <w:rFonts w:hint="default"/>
+          <w:b w:val="0"/>
+          <w:bCs w:val="0"/>
+          <w:lang w:val="en-US" w:eastAsia="zh-CN"/>
+        </w:rPr>
+        <w:t xml:space="preserve">    command: /bin/bash</w:t>
+      </w:r>
+    </w:p>
+    <w:p>
+      <w:pPr>
+        <w:rPr>
+          <w:rFonts w:hint="default"/>
+          <w:b w:val="0"/>
+          <w:bCs w:val="0"/>
+          <w:lang w:val="en-US" w:eastAsia="zh-CN"/>
+        </w:rPr>
+      </w:pPr>
+      <w:r>
+        <w:rPr>
+          <w:rFonts w:hint="default"/>
+          <w:b w:val="0"/>
+          <w:bCs w:val="0"/>
+          <w:lang w:val="en-US" w:eastAsia="zh-CN"/>
+        </w:rPr>
+        <w:t xml:space="preserve">    shell: true</w:t>
+      </w:r>
+    </w:p>
+    <w:p>
+      <w:pPr>
+        <w:rPr>
+          <w:rFonts w:hint="default"/>
+          <w:b w:val="0"/>
+          <w:bCs w:val="0"/>
+          <w:lang w:val="en-US" w:eastAsia="zh-CN"/>
+        </w:rPr>
+      </w:pPr>
+      <w:r>
+        <w:rPr>
+          <w:rFonts w:hint="default"/>
+          <w:b w:val="0"/>
+          <w:bCs w:val="0"/>
+          <w:lang w:val="en-US" w:eastAsia="zh-CN"/>
+        </w:rPr>
+        <w:t xml:space="preserve">  execution-environment:</w:t>
+      </w:r>
+    </w:p>
+    <w:p>
+      <w:pPr>
+        <w:rPr>
+          <w:rFonts w:hint="default"/>
+          <w:b w:val="0"/>
+          <w:bCs w:val="0"/>
+          <w:lang w:val="en-US" w:eastAsia="zh-CN"/>
+        </w:rPr>
+      </w:pPr>
+      <w:r>
+        <w:rPr>
+          <w:rFonts w:hint="default"/>
+          <w:b w:val="0"/>
+          <w:bCs w:val="0"/>
+          <w:lang w:val="en-US" w:eastAsia="zh-CN"/>
+        </w:rPr>
+        <w:t xml:space="preserve">    container-engine: podman</w:t>
+      </w:r>
+    </w:p>
+    <w:p>
+      <w:pPr>
+        <w:rPr>
+          <w:rFonts w:hint="default"/>
+          <w:b w:val="0"/>
+          <w:bCs w:val="0"/>
+          <w:lang w:val="en-US" w:eastAsia="zh-CN"/>
+        </w:rPr>
+      </w:pPr>
+      <w:r>
+        <w:rPr>
+          <w:rFonts w:hint="default"/>
+          <w:b w:val="0"/>
+          <w:bCs w:val="0"/>
+          <w:lang w:val="en-US" w:eastAsia="zh-CN"/>
+        </w:rPr>
+        <w:t xml:space="preserve">    enabled: true</w:t>
+      </w:r>
+    </w:p>
+    <w:p>
+      <w:pPr>
+        <w:rPr>
+          <w:rFonts w:hint="default"/>
+          <w:b w:val="0"/>
+          <w:bCs w:val="0"/>
+          <w:lang w:val="en-US" w:eastAsia="zh-CN"/>
+        </w:rPr>
+      </w:pPr>
+      <w:r>
+        <w:rPr>
+          <w:rFonts w:hint="default"/>
+          <w:b w:val="0"/>
+          <w:bCs w:val="0"/>
+          <w:lang w:val="en-US" w:eastAsia="zh-CN"/>
+        </w:rPr>
+        <w:t xml:space="preserve">    image: registry.redhat.io/ansible-automation-platform-22/ee-supported-rhel8:latest</w:t>
+      </w:r>
+    </w:p>
+    <w:p>
+      <w:pPr>
+        <w:rPr>
+          <w:rFonts w:hint="default"/>
+          <w:b w:val="0"/>
+          <w:bCs w:val="0"/>
+          <w:lang w:val="en-US" w:eastAsia="zh-CN"/>
+        </w:rPr>
+      </w:pPr>
+      <w:r>
+        <w:rPr>
+          <w:rFonts w:hint="default"/>
+          <w:b w:val="0"/>
+          <w:bCs w:val="0"/>
+          <w:lang w:val="en-US" w:eastAsia="zh-CN"/>
+        </w:rPr>
+        <w:t xml:space="preserve">    pull:</w:t>
+      </w:r>
+    </w:p>
+    <w:p>
+      <w:pPr>
+        <w:rPr>
+          <w:rFonts w:hint="default"/>
+          <w:b w:val="0"/>
+          <w:bCs w:val="0"/>
+          <w:lang w:val="en-US" w:eastAsia="zh-CN"/>
+        </w:rPr>
+      </w:pPr>
+      <w:r>
+        <w:rPr>
+          <w:rFonts w:hint="default"/>
+          <w:b w:val="0"/>
+          <w:bCs w:val="0"/>
+          <w:lang w:val="en-US" w:eastAsia="zh-CN"/>
+        </w:rPr>
+        <w:t xml:space="preserve">      policy: missing</w:t>
+      </w:r>
+    </w:p>
+    <w:p>
+      <w:pPr>
+        <w:rPr>
+          <w:rFonts w:hint="default"/>
+          <w:b w:val="0"/>
+          <w:bCs w:val="0"/>
+          <w:lang w:val="en-US" w:eastAsia="zh-CN"/>
+        </w:rPr>
+      </w:pPr>
+      <w:r>
+        <w:rPr>
+          <w:rFonts w:hint="default"/>
+          <w:b w:val="0"/>
+          <w:bCs w:val="0"/>
+          <w:lang w:val="en-US" w:eastAsia="zh-CN"/>
+        </w:rPr>
+        <w:t xml:space="preserve">  images:</w:t>
+      </w:r>
+    </w:p>
+    <w:p>
+      <w:pPr>
+        <w:rPr>
+          <w:rFonts w:hint="default"/>
+          <w:b w:val="0"/>
+          <w:bCs w:val="0"/>
+          <w:lang w:val="en-US" w:eastAsia="zh-CN"/>
+        </w:rPr>
+      </w:pPr>
+      <w:r>
+        <w:rPr>
+          <w:rFonts w:hint="default"/>
+          <w:b w:val="0"/>
+          <w:bCs w:val="0"/>
+          <w:lang w:val="en-US" w:eastAsia="zh-CN"/>
+        </w:rPr>
+        <w:t xml:space="preserve">    details:</w:t>
+      </w:r>
+    </w:p>
+    <w:p>
+      <w:pPr>
+        <w:rPr>
+          <w:rFonts w:hint="default"/>
+          <w:b w:val="0"/>
+          <w:bCs w:val="0"/>
+          <w:lang w:val="en-US" w:eastAsia="zh-CN"/>
+        </w:rPr>
+      </w:pPr>
+      <w:r>
+        <w:rPr>
+          <w:rFonts w:hint="default"/>
+          <w:b w:val="0"/>
+          <w:bCs w:val="0"/>
+          <w:lang w:val="en-US" w:eastAsia="zh-CN"/>
+        </w:rPr>
+        <w:t xml:space="preserve">    - everything</w:t>
+      </w:r>
+    </w:p>
+    <w:p>
+      <w:pPr>
+        <w:rPr>
+          <w:rFonts w:hint="default"/>
+          <w:b w:val="0"/>
+          <w:bCs w:val="0"/>
+          <w:lang w:val="en-US" w:eastAsia="zh-CN"/>
+        </w:rPr>
+      </w:pPr>
+      <w:r>
+        <w:rPr>
+          <w:rFonts w:hint="default"/>
+          <w:b w:val="0"/>
+          <w:bCs w:val="0"/>
+          <w:lang w:val="en-US" w:eastAsia="zh-CN"/>
+        </w:rPr>
+        <w:t xml:space="preserve">  logging:</w:t>
+      </w:r>
+    </w:p>
+    <w:p>
+      <w:pPr>
+        <w:rPr>
+          <w:rFonts w:hint="default"/>
+          <w:b w:val="0"/>
+          <w:bCs w:val="0"/>
+          <w:lang w:val="en-US" w:eastAsia="zh-CN"/>
+        </w:rPr>
+      </w:pPr>
+      <w:r>
+        <w:rPr>
+          <w:rFonts w:hint="default"/>
+          <w:b w:val="0"/>
+          <w:bCs w:val="0"/>
+          <w:lang w:val="en-US" w:eastAsia="zh-CN"/>
+        </w:rPr>
+        <w:t xml:space="preserve">    append: true</w:t>
+      </w:r>
+    </w:p>
+    <w:p>
+      <w:pPr>
+        <w:rPr>
+          <w:rFonts w:hint="default"/>
+          <w:b w:val="0"/>
+          <w:bCs w:val="0"/>
+          <w:lang w:val="en-US" w:eastAsia="zh-CN"/>
+        </w:rPr>
+      </w:pPr>
+      <w:r>
+        <w:rPr>
+          <w:rFonts w:hint="default"/>
+          <w:b w:val="0"/>
+          <w:bCs w:val="0"/>
+          <w:lang w:val="en-US" w:eastAsia="zh-CN"/>
+        </w:rPr>
+        <w:t xml:space="preserve">    file: /root/ansible-navigator.log</w:t>
+      </w:r>
+    </w:p>
+    <w:p>
+      <w:pPr>
+        <w:rPr>
+          <w:rFonts w:hint="default"/>
+          <w:b w:val="0"/>
+          <w:bCs w:val="0"/>
+          <w:lang w:val="en-US" w:eastAsia="zh-CN"/>
+        </w:rPr>
+      </w:pPr>
+      <w:r>
+        <w:rPr>
+          <w:rFonts w:hint="default"/>
+          <w:b w:val="0"/>
+          <w:bCs w:val="0"/>
+          <w:lang w:val="en-US" w:eastAsia="zh-CN"/>
+        </w:rPr>
+        <w:t xml:space="preserve">    level: warning</w:t>
+      </w:r>
+    </w:p>
+    <w:p>
+      <w:pPr>
+        <w:rPr>
+          <w:rFonts w:hint="default"/>
+          <w:b w:val="0"/>
+          <w:bCs w:val="0"/>
+          <w:lang w:val="en-US" w:eastAsia="zh-CN"/>
+        </w:rPr>
+      </w:pPr>
+      <w:r>
+        <w:rPr>
+          <w:rFonts w:hint="default"/>
+          <w:b w:val="0"/>
+          <w:bCs w:val="0"/>
+          <w:lang w:val="en-US" w:eastAsia="zh-CN"/>
+        </w:rPr>
+        <w:t xml:space="preserve">  mode: stdout</w:t>
+      </w:r>
+    </w:p>
+    <w:p>
+      <w:pPr>
+        <w:rPr>
+          <w:rFonts w:hint="default"/>
+          <w:b w:val="0"/>
+          <w:bCs w:val="0"/>
+          <w:lang w:val="en-US" w:eastAsia="zh-CN"/>
+        </w:rPr>
+      </w:pPr>
+      <w:r>
+        <w:rPr>
+          <w:rFonts w:hint="default"/>
+          <w:b w:val="0"/>
+          <w:bCs w:val="0"/>
+          <w:lang w:val="en-US" w:eastAsia="zh-CN"/>
+        </w:rPr>
+        <w:t xml:space="preserve">  playbook-artifact:</w:t>
+      </w:r>
+    </w:p>
+    <w:p>
+      <w:pPr>
+        <w:rPr>
+          <w:rFonts w:hint="default"/>
+          <w:b w:val="0"/>
+          <w:bCs w:val="0"/>
+          <w:lang w:val="en-US" w:eastAsia="zh-CN"/>
+        </w:rPr>
+      </w:pPr>
+      <w:r>
+        <w:rPr>
+          <w:rFonts w:hint="default"/>
+          <w:b w:val="0"/>
+          <w:bCs w:val="0"/>
+          <w:lang w:val="en-US" w:eastAsia="zh-CN"/>
+        </w:rPr>
+        <w:t xml:space="preserve">    enable: true</w:t>
+      </w:r>
+    </w:p>
+    <w:p>
+      <w:pPr>
+        <w:rPr>
+          <w:rFonts w:hint="default"/>
+          <w:b w:val="0"/>
+          <w:bCs w:val="0"/>
+          <w:lang w:val="en-US" w:eastAsia="zh-CN"/>
+        </w:rPr>
+      </w:pPr>
+      <w:r>
+        <w:rPr>
+          <w:rFonts w:hint="default"/>
+          <w:b w:val="0"/>
+          <w:bCs w:val="0"/>
+          <w:lang w:val="en-US" w:eastAsia="zh-CN"/>
+        </w:rPr>
+        <w:t xml:space="preserve">    save-as: '{playbook_dir}/{playbook_name}-artifact-{time_stamp}.json'</w:t>
+      </w:r>
+    </w:p>
+    <w:p>
+      <w:pPr>
+        <w:rPr>
+          <w:rFonts w:hint="default"/>
+          <w:b w:val="0"/>
+          <w:bCs w:val="0"/>
+          <w:lang w:val="en-US" w:eastAsia="zh-CN"/>
+        </w:rPr>
+      </w:pPr>
+      <w:r>
+        <w:rPr>
+          <w:rFonts w:hint="default"/>
+          <w:b w:val="0"/>
+          <w:bCs w:val="0"/>
+          <w:lang w:val="en-US" w:eastAsia="zh-CN"/>
+        </w:rPr>
+        <w:t xml:space="preserve">  settings:</w:t>
+      </w:r>
+    </w:p>
+    <w:p>
+      <w:pPr>
+        <w:rPr>
+          <w:rFonts w:hint="default"/>
+          <w:b w:val="0"/>
+          <w:bCs w:val="0"/>
+          <w:lang w:val="en-US" w:eastAsia="zh-CN"/>
+        </w:rPr>
+      </w:pPr>
+      <w:r>
+        <w:rPr>
+          <w:rFonts w:hint="default"/>
+          <w:b w:val="0"/>
+          <w:bCs w:val="0"/>
+          <w:lang w:val="en-US" w:eastAsia="zh-CN"/>
+        </w:rPr>
+        <w:t xml:space="preserve">    effective: true</w:t>
+      </w:r>
+    </w:p>
+    <w:p>
+      <w:pPr>
+        <w:rPr>
+          <w:rFonts w:hint="default"/>
+          <w:b w:val="0"/>
+          <w:bCs w:val="0"/>
+          <w:lang w:val="en-US" w:eastAsia="zh-CN"/>
+        </w:rPr>
+      </w:pPr>
+      <w:r>
+        <w:rPr>
+          <w:rFonts w:hint="default"/>
+          <w:b w:val="0"/>
+          <w:bCs w:val="0"/>
+          <w:lang w:val="en-US" w:eastAsia="zh-CN"/>
+        </w:rPr>
+        <w:t xml:space="preserve">    sample: false</w:t>
+      </w:r>
+    </w:p>
+    <w:p>
+      <w:pPr>
+        <w:rPr>
+          <w:rFonts w:hint="default"/>
+          <w:b w:val="0"/>
+          <w:bCs w:val="0"/>
+          <w:lang w:val="en-US" w:eastAsia="zh-CN"/>
+        </w:rPr>
+      </w:pPr>
+      <w:r>
+        <w:rPr>
+          <w:rFonts w:hint="default"/>
+          <w:b w:val="0"/>
+          <w:bCs w:val="0"/>
+          <w:lang w:val="en-US" w:eastAsia="zh-CN"/>
+        </w:rPr>
+        <w:t xml:space="preserve">    schema: json</w:t>
+      </w:r>
+    </w:p>
+    <w:p>
+      <w:pPr>
+        <w:rPr>
+          <w:rFonts w:hint="default"/>
+          <w:b w:val="0"/>
+          <w:bCs w:val="0"/>
+          <w:lang w:val="en-US" w:eastAsia="zh-CN"/>
+        </w:rPr>
+      </w:pPr>
+      <w:r>
+        <w:rPr>
+          <w:rFonts w:hint="default"/>
+          <w:b w:val="0"/>
+          <w:bCs w:val="0"/>
+          <w:lang w:val="en-US" w:eastAsia="zh-CN"/>
+        </w:rPr>
+        <w:t xml:space="preserve">    sources: false</w:t>
+      </w:r>
+    </w:p>
+    <w:p>
+      <w:pPr>
+        <w:rPr>
+          <w:rFonts w:hint="default"/>
+          <w:b w:val="0"/>
+          <w:bCs w:val="0"/>
+          <w:lang w:val="en-US" w:eastAsia="zh-CN"/>
+        </w:rPr>
+      </w:pPr>
+      <w:r>
+        <w:rPr>
+          <w:rFonts w:hint="default"/>
+          <w:b w:val="0"/>
+          <w:bCs w:val="0"/>
+          <w:lang w:val="en-US" w:eastAsia="zh-CN"/>
+        </w:rPr>
+        <w:t xml:space="preserve">  time-zone: UTC</w:t>
+      </w:r>
+    </w:p>
+    <w:p>
+      <w:pPr>
+        <w:rPr>
+          <w:rFonts w:hint="default"/>
+          <w:b w:val="0"/>
+          <w:bCs w:val="0"/>
+          <w:lang w:val="en-US" w:eastAsia="zh-CN"/>
+        </w:rPr>
+      </w:pPr>
+    </w:p>
+    <w:p>
+      <w:pPr>
+        <w:rPr>
+          <w:rFonts w:hint="default"/>
+          <w:b w:val="0"/>
+          <w:bCs w:val="0"/>
+          <w:lang w:val="en-US" w:eastAsia="zh-CN"/>
+        </w:rPr>
+      </w:pPr>
+      <w:r>
+        <w:rPr>
+          <w:rFonts w:hint="default"/>
+          <w:b w:val="0"/>
+          <w:bCs w:val="0"/>
+          <w:lang w:val="en-US" w:eastAsia="zh-CN"/>
+        </w:rPr>
+        <w:t xml:space="preserve">[root@server ~]# </w:t>
+      </w:r>
+    </w:p>
+    <w:p>
+      <w:pPr>
+        <w:rPr>
+          <w:rFonts w:hint="default"/>
+          <w:b w:val="0"/>
+          <w:bCs w:val="0"/>
+          <w:lang w:val="en-US" w:eastAsia="zh-CN"/>
+        </w:rPr>
+      </w:pPr>
+      <w:r>
+        <w:rPr>
+          <w:rFonts w:hint="default"/>
+          <w:b w:val="0"/>
+          <w:bCs w:val="0"/>
+          <w:lang w:val="en-US" w:eastAsia="zh-CN"/>
+        </w:rPr>
+        <w:t>[root@server ~]# cd /etc/ansible/</w:t>
+      </w:r>
+    </w:p>
+    <w:p>
+      <w:pPr>
+        <w:rPr>
+          <w:rFonts w:hint="default"/>
+          <w:b w:val="0"/>
+          <w:bCs w:val="0"/>
+          <w:lang w:val="en-US" w:eastAsia="zh-CN"/>
+        </w:rPr>
+      </w:pPr>
+      <w:r>
+        <w:rPr>
+          <w:rFonts w:hint="default"/>
+          <w:b w:val="0"/>
+          <w:bCs w:val="0"/>
+          <w:lang w:val="en-US" w:eastAsia="zh-CN"/>
+        </w:rPr>
+        <w:t>[root@server ansible]# ll</w:t>
+      </w:r>
+    </w:p>
+    <w:p>
+      <w:pPr>
+        <w:rPr>
+          <w:rFonts w:hint="default"/>
+          <w:b w:val="0"/>
+          <w:bCs w:val="0"/>
+          <w:lang w:val="en-US" w:eastAsia="zh-CN"/>
+        </w:rPr>
+      </w:pPr>
+      <w:r>
+        <w:rPr>
+          <w:rFonts w:hint="default"/>
+          <w:b w:val="0"/>
+          <w:bCs w:val="0"/>
+          <w:lang w:val="en-US" w:eastAsia="zh-CN"/>
+        </w:rPr>
+        <w:t>total 8</w:t>
+      </w:r>
+    </w:p>
+    <w:p>
+      <w:pPr>
+        <w:rPr>
+          <w:rFonts w:hint="default"/>
+          <w:b w:val="0"/>
+          <w:bCs w:val="0"/>
+          <w:lang w:val="en-US" w:eastAsia="zh-CN"/>
+        </w:rPr>
+      </w:pPr>
+      <w:r>
+        <w:rPr>
+          <w:rFonts w:hint="default"/>
+          <w:b w:val="0"/>
+          <w:bCs w:val="0"/>
+          <w:lang w:val="en-US" w:eastAsia="zh-CN"/>
+        </w:rPr>
+        <w:t>-rw-r--r--. 1 root root  614 Aug 17  2023 ansible.cfg</w:t>
+      </w:r>
+    </w:p>
+    <w:p>
+      <w:pPr>
+        <w:rPr>
+          <w:rFonts w:hint="default"/>
+          <w:b w:val="0"/>
+          <w:bCs w:val="0"/>
+          <w:lang w:val="en-US" w:eastAsia="zh-CN"/>
+        </w:rPr>
+      </w:pPr>
+      <w:r>
+        <w:rPr>
+          <w:rFonts w:hint="default"/>
+          <w:b w:val="0"/>
+          <w:bCs w:val="0"/>
+          <w:lang w:val="en-US" w:eastAsia="zh-CN"/>
+        </w:rPr>
+        <w:t>-rw-r--r--. 1 root root 1175 Aug 17  2023 hosts</w:t>
+      </w:r>
+    </w:p>
+    <w:p>
+      <w:pPr>
+        <w:rPr>
+          <w:rFonts w:hint="default"/>
+          <w:b w:val="0"/>
+          <w:bCs w:val="0"/>
+          <w:lang w:val="en-US" w:eastAsia="zh-CN"/>
+        </w:rPr>
+      </w:pPr>
+      <w:r>
+        <w:rPr>
+          <w:rFonts w:hint="default"/>
+          <w:b w:val="0"/>
+          <w:bCs w:val="0"/>
+          <w:lang w:val="en-US" w:eastAsia="zh-CN"/>
+        </w:rPr>
+        <w:t>drwxr-xr-x. 2 root root    6 Aug 17  2023 roles</w:t>
+      </w:r>
+    </w:p>
+    <w:p>
+      <w:pPr>
+        <w:rPr>
+          <w:rFonts w:hint="default"/>
+          <w:b w:val="0"/>
+          <w:bCs w:val="0"/>
+          <w:lang w:val="en-US" w:eastAsia="zh-CN"/>
+        </w:rPr>
+      </w:pPr>
+      <w:r>
+        <w:rPr>
+          <w:rFonts w:hint="default"/>
+          <w:b w:val="0"/>
+          <w:bCs w:val="0"/>
+          <w:lang w:val="en-US" w:eastAsia="zh-CN"/>
+        </w:rPr>
+        <w:t xml:space="preserve">[root@server ansible]# </w:t>
+      </w:r>
+    </w:p>
+    <w:p>
+      <w:pPr>
+        <w:rPr>
+          <w:rFonts w:hint="default"/>
+          <w:b w:val="0"/>
+          <w:bCs w:val="0"/>
+          <w:lang w:val="en-US" w:eastAsia="zh-CN"/>
+        </w:rPr>
+      </w:pPr>
+      <w:r>
+        <w:rPr>
+          <w:rFonts w:hint="default"/>
+          <w:b w:val="0"/>
+          <w:bCs w:val="0"/>
+          <w:lang w:val="en-US" w:eastAsia="zh-CN"/>
+        </w:rPr>
+        <w:t>[root@server ansible]# vim /root/.ansible-navigator.yml</w:t>
+      </w:r>
+    </w:p>
+    <w:p>
+      <w:pPr>
+        <w:rPr>
+          <w:rFonts w:hint="default"/>
+          <w:b w:val="0"/>
+          <w:bCs w:val="0"/>
+          <w:lang w:val="en-US" w:eastAsia="zh-CN"/>
+        </w:rPr>
+      </w:pPr>
+      <w:r>
+        <w:rPr>
+          <w:rFonts w:hint="default"/>
+          <w:b w:val="0"/>
+          <w:bCs w:val="0"/>
+          <w:lang w:val="en-US" w:eastAsia="zh-CN"/>
+        </w:rPr>
+        <w:t>[root@server ansible]# cat /root/.ansible-navigator.yml</w:t>
+      </w:r>
+    </w:p>
+    <w:p>
+      <w:pPr>
+        <w:rPr>
+          <w:rFonts w:hint="default"/>
+          <w:b w:val="0"/>
+          <w:bCs w:val="0"/>
+          <w:lang w:val="en-US" w:eastAsia="zh-CN"/>
+        </w:rPr>
+      </w:pPr>
+      <w:r>
+        <w:rPr>
+          <w:rFonts w:hint="default"/>
+          <w:b w:val="0"/>
+          <w:bCs w:val="0"/>
+          <w:lang w:val="en-US" w:eastAsia="zh-CN"/>
+        </w:rPr>
+        <w:t>ansible-navigator:</w:t>
+      </w:r>
+    </w:p>
+    <w:p>
+      <w:pPr>
+        <w:rPr>
+          <w:rFonts w:hint="default"/>
+          <w:b w:val="0"/>
+          <w:bCs w:val="0"/>
+          <w:lang w:val="en-US" w:eastAsia="zh-CN"/>
+        </w:rPr>
+      </w:pPr>
+      <w:r>
+        <w:rPr>
+          <w:rFonts w:hint="default"/>
+          <w:b w:val="0"/>
+          <w:bCs w:val="0"/>
+          <w:lang w:val="en-US" w:eastAsia="zh-CN"/>
+        </w:rPr>
+        <w:t xml:space="preserve">  execution-environment:</w:t>
+      </w:r>
+    </w:p>
+    <w:p>
+      <w:pPr>
+        <w:rPr>
+          <w:rFonts w:hint="default"/>
+          <w:b w:val="0"/>
+          <w:bCs w:val="0"/>
+          <w:lang w:val="en-US" w:eastAsia="zh-CN"/>
+        </w:rPr>
+      </w:pPr>
+      <w:r>
+        <w:rPr>
+          <w:rFonts w:hint="default"/>
+          <w:b w:val="0"/>
+          <w:bCs w:val="0"/>
+          <w:lang w:val="en-US" w:eastAsia="zh-CN"/>
+        </w:rPr>
+        <w:t xml:space="preserve">    container-engine: podman</w:t>
+      </w:r>
+    </w:p>
+    <w:p>
+      <w:pPr>
+        <w:rPr>
+          <w:rFonts w:hint="default"/>
+          <w:b w:val="0"/>
+          <w:bCs w:val="0"/>
+          <w:lang w:val="en-US" w:eastAsia="zh-CN"/>
+        </w:rPr>
+      </w:pPr>
+      <w:r>
+        <w:rPr>
+          <w:rFonts w:hint="default"/>
+          <w:b w:val="0"/>
+          <w:bCs w:val="0"/>
+          <w:lang w:val="en-US" w:eastAsia="zh-CN"/>
+        </w:rPr>
+        <w:t xml:space="preserve">    enabled: true</w:t>
+      </w:r>
+    </w:p>
+    <w:p>
+      <w:pPr>
+        <w:rPr>
+          <w:rFonts w:hint="default"/>
+          <w:b w:val="0"/>
+          <w:bCs w:val="0"/>
+          <w:lang w:val="en-US" w:eastAsia="zh-CN"/>
+        </w:rPr>
+      </w:pPr>
+      <w:r>
+        <w:rPr>
+          <w:rFonts w:hint="default"/>
+          <w:b w:val="0"/>
+          <w:bCs w:val="0"/>
+          <w:lang w:val="en-US" w:eastAsia="zh-CN"/>
+        </w:rPr>
+        <w:t xml:space="preserve">    image: registry.redhat.io/ansible-automation-platform-22/ee-supported-rhel8:latest</w:t>
+      </w:r>
+    </w:p>
+    <w:p>
+      <w:pPr>
+        <w:rPr>
+          <w:rFonts w:hint="default"/>
+          <w:b w:val="0"/>
+          <w:bCs w:val="0"/>
+          <w:lang w:val="en-US" w:eastAsia="zh-CN"/>
+        </w:rPr>
+      </w:pPr>
+      <w:r>
+        <w:rPr>
+          <w:rFonts w:hint="default"/>
+          <w:b w:val="0"/>
+          <w:bCs w:val="0"/>
+          <w:lang w:val="en-US" w:eastAsia="zh-CN"/>
+        </w:rPr>
+        <w:t xml:space="preserve">    pull:</w:t>
+      </w:r>
+    </w:p>
+    <w:p>
+      <w:pPr>
+        <w:rPr>
+          <w:rFonts w:hint="default"/>
+          <w:b w:val="0"/>
+          <w:bCs w:val="0"/>
+          <w:lang w:val="en-US" w:eastAsia="zh-CN"/>
+        </w:rPr>
+      </w:pPr>
+      <w:r>
+        <w:rPr>
+          <w:rFonts w:hint="default"/>
+          <w:b w:val="0"/>
+          <w:bCs w:val="0"/>
+          <w:lang w:val="en-US" w:eastAsia="zh-CN"/>
+        </w:rPr>
+        <w:t xml:space="preserve">      policy: missing</w:t>
+      </w:r>
+    </w:p>
+    <w:p>
+      <w:pPr>
+        <w:rPr>
+          <w:rFonts w:hint="default"/>
+          <w:b w:val="0"/>
+          <w:bCs w:val="0"/>
+          <w:lang w:val="en-US" w:eastAsia="zh-CN"/>
+        </w:rPr>
+      </w:pPr>
+    </w:p>
+    <w:p>
+      <w:pPr>
+        <w:rPr>
+          <w:rFonts w:hint="default"/>
+          <w:b w:val="0"/>
+          <w:bCs w:val="0"/>
+          <w:lang w:val="en-US" w:eastAsia="zh-CN"/>
+        </w:rPr>
+      </w:pPr>
+      <w:r>
+        <w:rPr>
+          <w:rFonts w:hint="default"/>
+          <w:b w:val="0"/>
+          <w:bCs w:val="0"/>
+          <w:lang w:val="en-US" w:eastAsia="zh-CN"/>
+        </w:rPr>
+        <w:t xml:space="preserve">[root@server ansible]# </w:t>
+      </w:r>
+    </w:p>
+    <w:p>
+      <w:pPr>
+        <w:rPr>
+          <w:rFonts w:hint="default"/>
+          <w:b w:val="0"/>
+          <w:bCs w:val="0"/>
+          <w:lang w:val="en-US" w:eastAsia="zh-CN"/>
+        </w:rPr>
+      </w:pPr>
+    </w:p>
+    <w:p>
+      <w:pPr>
+        <w:rPr>
+          <w:rFonts w:hint="default"/>
+          <w:b w:val="0"/>
+          <w:bCs w:val="0"/>
+          <w:lang w:val="en-US" w:eastAsia="zh-CN"/>
+        </w:rPr>
+      </w:pPr>
+      <w:r>
+        <w:rPr>
+          <w:rFonts w:hint="default"/>
+          <w:b w:val="0"/>
+          <w:bCs w:val="0"/>
+          <w:lang w:val="en-US" w:eastAsia="zh-CN"/>
+        </w:rPr>
+        <w:t>[root@server ansible]# ansible-navigator settings  --effective -m stdout</w:t>
+      </w:r>
+    </w:p>
+    <w:p>
+      <w:pPr>
+        <w:rPr>
+          <w:rFonts w:hint="default"/>
+          <w:b w:val="0"/>
+          <w:bCs w:val="0"/>
+          <w:lang w:val="en-US" w:eastAsia="zh-CN"/>
+        </w:rPr>
+      </w:pPr>
+      <w:r>
+        <w:rPr>
+          <w:rFonts w:hint="default"/>
+          <w:b w:val="0"/>
+          <w:bCs w:val="0"/>
+          <w:lang w:val="en-US" w:eastAsia="zh-CN"/>
+        </w:rPr>
+        <w:t>---</w:t>
+      </w:r>
+    </w:p>
+    <w:p>
+      <w:pPr>
+        <w:rPr>
+          <w:rFonts w:hint="default"/>
+          <w:b w:val="0"/>
+          <w:bCs w:val="0"/>
+          <w:lang w:val="en-US" w:eastAsia="zh-CN"/>
+        </w:rPr>
+      </w:pPr>
+      <w:r>
+        <w:rPr>
+          <w:rFonts w:hint="default"/>
+          <w:b w:val="0"/>
+          <w:bCs w:val="0"/>
+          <w:lang w:val="en-US" w:eastAsia="zh-CN"/>
+        </w:rPr>
+        <w:t>ansible-navigator:</w:t>
+      </w:r>
+    </w:p>
+    <w:p>
+      <w:pPr>
+        <w:rPr>
+          <w:rFonts w:hint="default"/>
+          <w:b w:val="0"/>
+          <w:bCs w:val="0"/>
+          <w:lang w:val="en-US" w:eastAsia="zh-CN"/>
+        </w:rPr>
+      </w:pPr>
+      <w:r>
+        <w:rPr>
+          <w:rFonts w:hint="default"/>
+          <w:b w:val="0"/>
+          <w:bCs w:val="0"/>
+          <w:lang w:val="en-US" w:eastAsia="zh-CN"/>
+        </w:rPr>
+        <w:t xml:space="preserve">  ansible:</w:t>
+      </w:r>
+    </w:p>
+    <w:p>
+      <w:pPr>
+        <w:rPr>
+          <w:rFonts w:hint="default"/>
+          <w:b w:val="0"/>
+          <w:bCs w:val="0"/>
+          <w:lang w:val="en-US" w:eastAsia="zh-CN"/>
+        </w:rPr>
+      </w:pPr>
+      <w:r>
+        <w:rPr>
+          <w:rFonts w:hint="default"/>
+          <w:b w:val="0"/>
+          <w:bCs w:val="0"/>
+          <w:lang w:val="en-US" w:eastAsia="zh-CN"/>
+        </w:rPr>
+        <w:t xml:space="preserve">    config:</w:t>
+      </w:r>
+    </w:p>
+    <w:p>
+      <w:pPr>
+        <w:rPr>
+          <w:rFonts w:hint="default"/>
+          <w:b w:val="0"/>
+          <w:bCs w:val="0"/>
+          <w:lang w:val="en-US" w:eastAsia="zh-CN"/>
+        </w:rPr>
+      </w:pPr>
+      <w:r>
+        <w:rPr>
+          <w:rFonts w:hint="default"/>
+          <w:b w:val="0"/>
+          <w:bCs w:val="0"/>
+          <w:lang w:val="en-US" w:eastAsia="zh-CN"/>
+        </w:rPr>
+        <w:t xml:space="preserve">      help: false</w:t>
+      </w:r>
+    </w:p>
+    <w:p>
+      <w:pPr>
+        <w:rPr>
+          <w:rFonts w:hint="default"/>
+          <w:b w:val="0"/>
+          <w:bCs w:val="0"/>
+          <w:lang w:val="en-US" w:eastAsia="zh-CN"/>
+        </w:rPr>
+      </w:pPr>
+      <w:r>
+        <w:rPr>
+          <w:rFonts w:hint="default"/>
+          <w:b w:val="0"/>
+          <w:bCs w:val="0"/>
+          <w:lang w:val="en-US" w:eastAsia="zh-CN"/>
+        </w:rPr>
+        <w:t xml:space="preserve">    doc:</w:t>
+      </w:r>
+    </w:p>
+    <w:p>
+      <w:pPr>
+        <w:rPr>
+          <w:rFonts w:hint="default"/>
+          <w:b w:val="0"/>
+          <w:bCs w:val="0"/>
+          <w:lang w:val="en-US" w:eastAsia="zh-CN"/>
+        </w:rPr>
+      </w:pPr>
+      <w:r>
+        <w:rPr>
+          <w:rFonts w:hint="default"/>
+          <w:b w:val="0"/>
+          <w:bCs w:val="0"/>
+          <w:lang w:val="en-US" w:eastAsia="zh-CN"/>
+        </w:rPr>
+        <w:t xml:space="preserve">      help: false</w:t>
+      </w:r>
+    </w:p>
+    <w:p>
+      <w:pPr>
+        <w:rPr>
+          <w:rFonts w:hint="default"/>
+          <w:b w:val="0"/>
+          <w:bCs w:val="0"/>
+          <w:lang w:val="en-US" w:eastAsia="zh-CN"/>
+        </w:rPr>
+      </w:pPr>
+      <w:r>
+        <w:rPr>
+          <w:rFonts w:hint="default"/>
+          <w:b w:val="0"/>
+          <w:bCs w:val="0"/>
+          <w:lang w:val="en-US" w:eastAsia="zh-CN"/>
+        </w:rPr>
+        <w:t xml:space="preserve">      plugin:</w:t>
+      </w:r>
+    </w:p>
+    <w:p>
+      <w:pPr>
+        <w:rPr>
+          <w:rFonts w:hint="default"/>
+          <w:b w:val="0"/>
+          <w:bCs w:val="0"/>
+          <w:lang w:val="en-US" w:eastAsia="zh-CN"/>
+        </w:rPr>
+      </w:pPr>
+      <w:r>
+        <w:rPr>
+          <w:rFonts w:hint="default"/>
+          <w:b w:val="0"/>
+          <w:bCs w:val="0"/>
+          <w:lang w:val="en-US" w:eastAsia="zh-CN"/>
+        </w:rPr>
+        <w:t xml:space="preserve">        type: module</w:t>
+      </w:r>
+    </w:p>
+    <w:p>
+      <w:pPr>
+        <w:rPr>
+          <w:rFonts w:hint="default"/>
+          <w:b w:val="0"/>
+          <w:bCs w:val="0"/>
+          <w:lang w:val="en-US" w:eastAsia="zh-CN"/>
+        </w:rPr>
+      </w:pPr>
+      <w:r>
+        <w:rPr>
+          <w:rFonts w:hint="default"/>
+          <w:b w:val="0"/>
+          <w:bCs w:val="0"/>
+          <w:lang w:val="en-US" w:eastAsia="zh-CN"/>
+        </w:rPr>
+        <w:t xml:space="preserve">    inventory:</w:t>
+      </w:r>
+    </w:p>
+    <w:p>
+      <w:pPr>
+        <w:rPr>
+          <w:rFonts w:hint="default"/>
+          <w:b w:val="0"/>
+          <w:bCs w:val="0"/>
+          <w:lang w:val="en-US" w:eastAsia="zh-CN"/>
+        </w:rPr>
+      </w:pPr>
+      <w:r>
+        <w:rPr>
+          <w:rFonts w:hint="default"/>
+          <w:b w:val="0"/>
+          <w:bCs w:val="0"/>
+          <w:lang w:val="en-US" w:eastAsia="zh-CN"/>
+        </w:rPr>
+        <w:t xml:space="preserve">      help: false</w:t>
+      </w:r>
+    </w:p>
+    <w:p>
+      <w:pPr>
+        <w:rPr>
+          <w:rFonts w:hint="default"/>
+          <w:b w:val="0"/>
+          <w:bCs w:val="0"/>
+          <w:lang w:val="en-US" w:eastAsia="zh-CN"/>
+        </w:rPr>
+      </w:pPr>
+      <w:r>
+        <w:rPr>
+          <w:rFonts w:hint="default"/>
+          <w:b w:val="0"/>
+          <w:bCs w:val="0"/>
+          <w:lang w:val="en-US" w:eastAsia="zh-CN"/>
+        </w:rPr>
+        <w:t xml:space="preserve">    playbook:</w:t>
+      </w:r>
+    </w:p>
+    <w:p>
+      <w:pPr>
+        <w:rPr>
+          <w:rFonts w:hint="default"/>
+          <w:b w:val="0"/>
+          <w:bCs w:val="0"/>
+          <w:lang w:val="en-US" w:eastAsia="zh-CN"/>
+        </w:rPr>
+      </w:pPr>
+      <w:r>
+        <w:rPr>
+          <w:rFonts w:hint="default"/>
+          <w:b w:val="0"/>
+          <w:bCs w:val="0"/>
+          <w:lang w:val="en-US" w:eastAsia="zh-CN"/>
+        </w:rPr>
+        <w:t xml:space="preserve">      help: false</w:t>
+      </w:r>
+    </w:p>
+    <w:p>
+      <w:pPr>
+        <w:rPr>
+          <w:rFonts w:hint="default"/>
+          <w:b w:val="0"/>
+          <w:bCs w:val="0"/>
+          <w:lang w:val="en-US" w:eastAsia="zh-CN"/>
+        </w:rPr>
+      </w:pPr>
+      <w:r>
+        <w:rPr>
+          <w:rFonts w:hint="default"/>
+          <w:b w:val="0"/>
+          <w:bCs w:val="0"/>
+          <w:lang w:val="en-US" w:eastAsia="zh-CN"/>
+        </w:rPr>
+        <w:t xml:space="preserve">  ansible-builder:</w:t>
+      </w:r>
+    </w:p>
+    <w:p>
+      <w:pPr>
+        <w:rPr>
+          <w:rFonts w:hint="default"/>
+          <w:b w:val="0"/>
+          <w:bCs w:val="0"/>
+          <w:lang w:val="en-US" w:eastAsia="zh-CN"/>
+        </w:rPr>
+      </w:pPr>
+      <w:r>
+        <w:rPr>
+          <w:rFonts w:hint="default"/>
+          <w:b w:val="0"/>
+          <w:bCs w:val="0"/>
+          <w:lang w:val="en-US" w:eastAsia="zh-CN"/>
+        </w:rPr>
+        <w:t xml:space="preserve">    help: false</w:t>
+      </w:r>
+    </w:p>
+    <w:p>
+      <w:pPr>
+        <w:rPr>
+          <w:rFonts w:hint="default"/>
+          <w:b w:val="0"/>
+          <w:bCs w:val="0"/>
+          <w:lang w:val="en-US" w:eastAsia="zh-CN"/>
+        </w:rPr>
+      </w:pPr>
+      <w:r>
+        <w:rPr>
+          <w:rFonts w:hint="default"/>
+          <w:b w:val="0"/>
+          <w:bCs w:val="0"/>
+          <w:lang w:val="en-US" w:eastAsia="zh-CN"/>
+        </w:rPr>
+        <w:t xml:space="preserve">    workdir: /etc/ansible</w:t>
+      </w:r>
+    </w:p>
+    <w:p>
+      <w:pPr>
+        <w:rPr>
+          <w:rFonts w:hint="default"/>
+          <w:b w:val="0"/>
+          <w:bCs w:val="0"/>
+          <w:lang w:val="en-US" w:eastAsia="zh-CN"/>
+        </w:rPr>
+      </w:pPr>
+      <w:r>
+        <w:rPr>
+          <w:rFonts w:hint="default"/>
+          <w:b w:val="0"/>
+          <w:bCs w:val="0"/>
+          <w:lang w:val="en-US" w:eastAsia="zh-CN"/>
+        </w:rPr>
+        <w:t xml:space="preserve">  app: settings</w:t>
+      </w:r>
+    </w:p>
+    <w:p>
+      <w:pPr>
+        <w:rPr>
+          <w:rFonts w:hint="default"/>
+          <w:b w:val="0"/>
+          <w:bCs w:val="0"/>
+          <w:lang w:val="en-US" w:eastAsia="zh-CN"/>
+        </w:rPr>
+      </w:pPr>
+      <w:r>
+        <w:rPr>
+          <w:rFonts w:hint="default"/>
+          <w:b w:val="0"/>
+          <w:bCs w:val="0"/>
+          <w:lang w:val="en-US" w:eastAsia="zh-CN"/>
+        </w:rPr>
+        <w:t xml:space="preserve">  collection-doc-cache-path: /root/.cache/ansible-navigator/collection_doc_cache.db</w:t>
+      </w:r>
+    </w:p>
+    <w:p>
+      <w:pPr>
+        <w:rPr>
+          <w:rFonts w:hint="default"/>
+          <w:b w:val="0"/>
+          <w:bCs w:val="0"/>
+          <w:lang w:val="en-US" w:eastAsia="zh-CN"/>
+        </w:rPr>
+      </w:pPr>
+      <w:r>
+        <w:rPr>
+          <w:rFonts w:hint="default"/>
+          <w:b w:val="0"/>
+          <w:bCs w:val="0"/>
+          <w:lang w:val="en-US" w:eastAsia="zh-CN"/>
+        </w:rPr>
+        <w:t xml:space="preserve">  color:</w:t>
+      </w:r>
+    </w:p>
+    <w:p>
+      <w:pPr>
+        <w:rPr>
+          <w:rFonts w:hint="default"/>
+          <w:b w:val="0"/>
+          <w:bCs w:val="0"/>
+          <w:lang w:val="en-US" w:eastAsia="zh-CN"/>
+        </w:rPr>
+      </w:pPr>
+      <w:r>
+        <w:rPr>
+          <w:rFonts w:hint="default"/>
+          <w:b w:val="0"/>
+          <w:bCs w:val="0"/>
+          <w:lang w:val="en-US" w:eastAsia="zh-CN"/>
+        </w:rPr>
+        <w:t xml:space="preserve">    enable: true</w:t>
+      </w:r>
+    </w:p>
+    <w:p>
+      <w:pPr>
+        <w:rPr>
+          <w:rFonts w:hint="default"/>
+          <w:b w:val="0"/>
+          <w:bCs w:val="0"/>
+          <w:lang w:val="en-US" w:eastAsia="zh-CN"/>
+        </w:rPr>
+      </w:pPr>
+      <w:r>
+        <w:rPr>
+          <w:rFonts w:hint="default"/>
+          <w:b w:val="0"/>
+          <w:bCs w:val="0"/>
+          <w:lang w:val="en-US" w:eastAsia="zh-CN"/>
+        </w:rPr>
+        <w:t xml:space="preserve">    osc4: true</w:t>
+      </w:r>
+    </w:p>
+    <w:p>
+      <w:pPr>
+        <w:rPr>
+          <w:rFonts w:hint="default"/>
+          <w:b w:val="0"/>
+          <w:bCs w:val="0"/>
+          <w:lang w:val="en-US" w:eastAsia="zh-CN"/>
+        </w:rPr>
+      </w:pPr>
+      <w:r>
+        <w:rPr>
+          <w:rFonts w:hint="default"/>
+          <w:b w:val="0"/>
+          <w:bCs w:val="0"/>
+          <w:lang w:val="en-US" w:eastAsia="zh-CN"/>
+        </w:rPr>
+        <w:t xml:space="preserve">  editor:</w:t>
+      </w:r>
+    </w:p>
+    <w:p>
+      <w:pPr>
+        <w:rPr>
+          <w:rFonts w:hint="default"/>
+          <w:b w:val="0"/>
+          <w:bCs w:val="0"/>
+          <w:lang w:val="en-US" w:eastAsia="zh-CN"/>
+        </w:rPr>
+      </w:pPr>
+      <w:r>
+        <w:rPr>
+          <w:rFonts w:hint="default"/>
+          <w:b w:val="0"/>
+          <w:bCs w:val="0"/>
+          <w:lang w:val="en-US" w:eastAsia="zh-CN"/>
+        </w:rPr>
+        <w:t xml:space="preserve">    command: vi +{line_number} {filename}</w:t>
+      </w:r>
+    </w:p>
+    <w:p>
+      <w:pPr>
+        <w:rPr>
+          <w:rFonts w:hint="default"/>
+          <w:b w:val="0"/>
+          <w:bCs w:val="0"/>
+          <w:lang w:val="en-US" w:eastAsia="zh-CN"/>
+        </w:rPr>
+      </w:pPr>
+      <w:r>
+        <w:rPr>
+          <w:rFonts w:hint="default"/>
+          <w:b w:val="0"/>
+          <w:bCs w:val="0"/>
+          <w:lang w:val="en-US" w:eastAsia="zh-CN"/>
+        </w:rPr>
+        <w:t xml:space="preserve">    console: true</w:t>
+      </w:r>
+    </w:p>
+    <w:p>
+      <w:pPr>
+        <w:rPr>
+          <w:rFonts w:hint="default"/>
+          <w:b w:val="0"/>
+          <w:bCs w:val="0"/>
+          <w:lang w:val="en-US" w:eastAsia="zh-CN"/>
+        </w:rPr>
+      </w:pPr>
+      <w:r>
+        <w:rPr>
+          <w:rFonts w:hint="default"/>
+          <w:b w:val="0"/>
+          <w:bCs w:val="0"/>
+          <w:lang w:val="en-US" w:eastAsia="zh-CN"/>
+        </w:rPr>
+        <w:t xml:space="preserve">  exec:</w:t>
+      </w:r>
+    </w:p>
+    <w:p>
+      <w:pPr>
+        <w:rPr>
+          <w:rFonts w:hint="default"/>
+          <w:b w:val="0"/>
+          <w:bCs w:val="0"/>
+          <w:lang w:val="en-US" w:eastAsia="zh-CN"/>
+        </w:rPr>
+      </w:pPr>
+      <w:r>
+        <w:rPr>
+          <w:rFonts w:hint="default"/>
+          <w:b w:val="0"/>
+          <w:bCs w:val="0"/>
+          <w:lang w:val="en-US" w:eastAsia="zh-CN"/>
+        </w:rPr>
+        <w:t xml:space="preserve">    command: /bin/bash</w:t>
+      </w:r>
+    </w:p>
+    <w:p>
+      <w:pPr>
+        <w:rPr>
+          <w:rFonts w:hint="default"/>
+          <w:b w:val="0"/>
+          <w:bCs w:val="0"/>
+          <w:lang w:val="en-US" w:eastAsia="zh-CN"/>
+        </w:rPr>
+      </w:pPr>
+      <w:r>
+        <w:rPr>
+          <w:rFonts w:hint="default"/>
+          <w:b w:val="0"/>
+          <w:bCs w:val="0"/>
+          <w:lang w:val="en-US" w:eastAsia="zh-CN"/>
+        </w:rPr>
+        <w:t xml:space="preserve">    shell: true</w:t>
+      </w:r>
+    </w:p>
+    <w:p>
+      <w:pPr>
+        <w:rPr>
+          <w:rFonts w:hint="default"/>
+          <w:b w:val="0"/>
+          <w:bCs w:val="0"/>
+          <w:lang w:val="en-US" w:eastAsia="zh-CN"/>
+        </w:rPr>
+      </w:pPr>
+      <w:r>
+        <w:rPr>
+          <w:rFonts w:hint="default"/>
+          <w:b w:val="0"/>
+          <w:bCs w:val="0"/>
+          <w:lang w:val="en-US" w:eastAsia="zh-CN"/>
+        </w:rPr>
+        <w:t xml:space="preserve">  execution-environment:</w:t>
+      </w:r>
+    </w:p>
+    <w:p>
+      <w:pPr>
+        <w:rPr>
+          <w:rFonts w:hint="default"/>
+          <w:b w:val="0"/>
+          <w:bCs w:val="0"/>
+          <w:lang w:val="en-US" w:eastAsia="zh-CN"/>
+        </w:rPr>
+      </w:pPr>
+      <w:r>
+        <w:rPr>
+          <w:rFonts w:hint="default"/>
+          <w:b w:val="0"/>
+          <w:bCs w:val="0"/>
+          <w:lang w:val="en-US" w:eastAsia="zh-CN"/>
+        </w:rPr>
+        <w:t xml:space="preserve">    container-engine: podman</w:t>
+      </w:r>
+    </w:p>
+    <w:p>
+      <w:pPr>
+        <w:rPr>
+          <w:rFonts w:hint="default"/>
+          <w:b w:val="0"/>
+          <w:bCs w:val="0"/>
+          <w:lang w:val="en-US" w:eastAsia="zh-CN"/>
+        </w:rPr>
+      </w:pPr>
+      <w:r>
+        <w:rPr>
+          <w:rFonts w:hint="default"/>
+          <w:b w:val="0"/>
+          <w:bCs w:val="0"/>
+          <w:lang w:val="en-US" w:eastAsia="zh-CN"/>
+        </w:rPr>
+        <w:t xml:space="preserve">    enabled: true</w:t>
+      </w:r>
+    </w:p>
+    <w:p>
+      <w:pPr>
+        <w:rPr>
+          <w:rFonts w:hint="default"/>
+          <w:b w:val="0"/>
+          <w:bCs w:val="0"/>
+          <w:lang w:val="en-US" w:eastAsia="zh-CN"/>
+        </w:rPr>
+      </w:pPr>
+      <w:r>
+        <w:rPr>
+          <w:rFonts w:hint="default"/>
+          <w:b w:val="0"/>
+          <w:bCs w:val="0"/>
+          <w:lang w:val="en-US" w:eastAsia="zh-CN"/>
+        </w:rPr>
+        <w:t xml:space="preserve">    image: registry.redhat.io/ansible-automation-platform-22/ee-supported-rhel8:latest</w:t>
+      </w:r>
+    </w:p>
+    <w:p>
+      <w:pPr>
+        <w:rPr>
+          <w:rFonts w:hint="default"/>
+          <w:b w:val="0"/>
+          <w:bCs w:val="0"/>
+          <w:lang w:val="en-US" w:eastAsia="zh-CN"/>
+        </w:rPr>
+      </w:pPr>
+      <w:r>
+        <w:rPr>
+          <w:rFonts w:hint="default"/>
+          <w:b w:val="0"/>
+          <w:bCs w:val="0"/>
+          <w:lang w:val="en-US" w:eastAsia="zh-CN"/>
+        </w:rPr>
+        <w:t xml:space="preserve">    pull:</w:t>
+      </w:r>
+    </w:p>
+    <w:p>
+      <w:pPr>
+        <w:rPr>
+          <w:rFonts w:hint="default"/>
+          <w:b w:val="0"/>
+          <w:bCs w:val="0"/>
+          <w:lang w:val="en-US" w:eastAsia="zh-CN"/>
+        </w:rPr>
+      </w:pPr>
+      <w:r>
+        <w:rPr>
+          <w:rFonts w:hint="default"/>
+          <w:b w:val="0"/>
+          <w:bCs w:val="0"/>
+          <w:lang w:val="en-US" w:eastAsia="zh-CN"/>
+        </w:rPr>
+        <w:t xml:space="preserve">      policy: missing</w:t>
+      </w:r>
+    </w:p>
+    <w:p>
+      <w:pPr>
+        <w:rPr>
+          <w:rFonts w:hint="default"/>
+          <w:b w:val="0"/>
+          <w:bCs w:val="0"/>
+          <w:lang w:val="en-US" w:eastAsia="zh-CN"/>
+        </w:rPr>
+      </w:pPr>
+      <w:r>
+        <w:rPr>
+          <w:rFonts w:hint="default"/>
+          <w:b w:val="0"/>
+          <w:bCs w:val="0"/>
+          <w:lang w:val="en-US" w:eastAsia="zh-CN"/>
+        </w:rPr>
+        <w:t xml:space="preserve">  images:</w:t>
+      </w:r>
+    </w:p>
+    <w:p>
+      <w:pPr>
+        <w:rPr>
+          <w:rFonts w:hint="default"/>
+          <w:b w:val="0"/>
+          <w:bCs w:val="0"/>
+          <w:lang w:val="en-US" w:eastAsia="zh-CN"/>
+        </w:rPr>
+      </w:pPr>
+      <w:r>
+        <w:rPr>
+          <w:rFonts w:hint="default"/>
+          <w:b w:val="0"/>
+          <w:bCs w:val="0"/>
+          <w:lang w:val="en-US" w:eastAsia="zh-CN"/>
+        </w:rPr>
+        <w:t xml:space="preserve">    details:</w:t>
+      </w:r>
+    </w:p>
+    <w:p>
+      <w:pPr>
+        <w:rPr>
+          <w:rFonts w:hint="default"/>
+          <w:b w:val="0"/>
+          <w:bCs w:val="0"/>
+          <w:lang w:val="en-US" w:eastAsia="zh-CN"/>
+        </w:rPr>
+      </w:pPr>
+      <w:r>
+        <w:rPr>
+          <w:rFonts w:hint="default"/>
+          <w:b w:val="0"/>
+          <w:bCs w:val="0"/>
+          <w:lang w:val="en-US" w:eastAsia="zh-CN"/>
+        </w:rPr>
+        <w:t xml:space="preserve">    - everything</w:t>
+      </w:r>
+    </w:p>
+    <w:p>
+      <w:pPr>
+        <w:rPr>
+          <w:rFonts w:hint="default"/>
+          <w:b w:val="0"/>
+          <w:bCs w:val="0"/>
+          <w:lang w:val="en-US" w:eastAsia="zh-CN"/>
+        </w:rPr>
+      </w:pPr>
+      <w:r>
+        <w:rPr>
+          <w:rFonts w:hint="default"/>
+          <w:b w:val="0"/>
+          <w:bCs w:val="0"/>
+          <w:lang w:val="en-US" w:eastAsia="zh-CN"/>
+        </w:rPr>
+        <w:t xml:space="preserve">  logging:</w:t>
+      </w:r>
+    </w:p>
+    <w:p>
+      <w:pPr>
+        <w:rPr>
+          <w:rFonts w:hint="default"/>
+          <w:b w:val="0"/>
+          <w:bCs w:val="0"/>
+          <w:lang w:val="en-US" w:eastAsia="zh-CN"/>
+        </w:rPr>
+      </w:pPr>
+      <w:r>
+        <w:rPr>
+          <w:rFonts w:hint="default"/>
+          <w:b w:val="0"/>
+          <w:bCs w:val="0"/>
+          <w:lang w:val="en-US" w:eastAsia="zh-CN"/>
+        </w:rPr>
+        <w:t xml:space="preserve">    append: true</w:t>
+      </w:r>
+    </w:p>
+    <w:p>
+      <w:pPr>
+        <w:rPr>
+          <w:rFonts w:hint="default"/>
+          <w:b w:val="0"/>
+          <w:bCs w:val="0"/>
+          <w:lang w:val="en-US" w:eastAsia="zh-CN"/>
+        </w:rPr>
+      </w:pPr>
+      <w:r>
+        <w:rPr>
+          <w:rFonts w:hint="default"/>
+          <w:b w:val="0"/>
+          <w:bCs w:val="0"/>
+          <w:lang w:val="en-US" w:eastAsia="zh-CN"/>
+        </w:rPr>
+        <w:t xml:space="preserve">    file: /etc/ansible/ansible-navigator.log</w:t>
+      </w:r>
+    </w:p>
+    <w:p>
+      <w:pPr>
+        <w:rPr>
+          <w:rFonts w:hint="default"/>
+          <w:b w:val="0"/>
+          <w:bCs w:val="0"/>
+          <w:lang w:val="en-US" w:eastAsia="zh-CN"/>
+        </w:rPr>
+      </w:pPr>
+      <w:r>
+        <w:rPr>
+          <w:rFonts w:hint="default"/>
+          <w:b w:val="0"/>
+          <w:bCs w:val="0"/>
+          <w:lang w:val="en-US" w:eastAsia="zh-CN"/>
+        </w:rPr>
+        <w:t xml:space="preserve">    level: warning</w:t>
+      </w:r>
+    </w:p>
+    <w:p>
+      <w:pPr>
+        <w:rPr>
+          <w:rFonts w:hint="default"/>
+          <w:b w:val="0"/>
+          <w:bCs w:val="0"/>
+          <w:lang w:val="en-US" w:eastAsia="zh-CN"/>
+        </w:rPr>
+      </w:pPr>
+      <w:r>
+        <w:rPr>
+          <w:rFonts w:hint="default"/>
+          <w:b w:val="0"/>
+          <w:bCs w:val="0"/>
+          <w:lang w:val="en-US" w:eastAsia="zh-CN"/>
+        </w:rPr>
+        <w:t xml:space="preserve">  mode: stdout</w:t>
+      </w:r>
+    </w:p>
+    <w:p>
+      <w:pPr>
+        <w:rPr>
+          <w:rFonts w:hint="default"/>
+          <w:b w:val="0"/>
+          <w:bCs w:val="0"/>
+          <w:lang w:val="en-US" w:eastAsia="zh-CN"/>
+        </w:rPr>
+      </w:pPr>
+      <w:r>
+        <w:rPr>
+          <w:rFonts w:hint="default"/>
+          <w:b w:val="0"/>
+          <w:bCs w:val="0"/>
+          <w:lang w:val="en-US" w:eastAsia="zh-CN"/>
+        </w:rPr>
+        <w:t xml:space="preserve">  playbook-artifact:</w:t>
+      </w:r>
+    </w:p>
+    <w:p>
+      <w:pPr>
+        <w:rPr>
+          <w:rFonts w:hint="default"/>
+          <w:b w:val="0"/>
+          <w:bCs w:val="0"/>
+          <w:lang w:val="en-US" w:eastAsia="zh-CN"/>
+        </w:rPr>
+      </w:pPr>
+      <w:r>
+        <w:rPr>
+          <w:rFonts w:hint="default"/>
+          <w:b w:val="0"/>
+          <w:bCs w:val="0"/>
+          <w:lang w:val="en-US" w:eastAsia="zh-CN"/>
+        </w:rPr>
+        <w:t xml:space="preserve">    enable: true</w:t>
+      </w:r>
+    </w:p>
+    <w:p>
+      <w:pPr>
+        <w:rPr>
+          <w:rFonts w:hint="default"/>
+          <w:b w:val="0"/>
+          <w:bCs w:val="0"/>
+          <w:lang w:val="en-US" w:eastAsia="zh-CN"/>
+        </w:rPr>
+      </w:pPr>
+      <w:r>
+        <w:rPr>
+          <w:rFonts w:hint="default"/>
+          <w:b w:val="0"/>
+          <w:bCs w:val="0"/>
+          <w:lang w:val="en-US" w:eastAsia="zh-CN"/>
+        </w:rPr>
+        <w:t xml:space="preserve">    save-as: '{playbook_dir}/{playbook_name}-artifact-{time_stamp}.json'</w:t>
+      </w:r>
+    </w:p>
+    <w:p>
+      <w:pPr>
+        <w:rPr>
+          <w:rFonts w:hint="default"/>
+          <w:b w:val="0"/>
+          <w:bCs w:val="0"/>
+          <w:lang w:val="en-US" w:eastAsia="zh-CN"/>
+        </w:rPr>
+      </w:pPr>
+      <w:r>
+        <w:rPr>
+          <w:rFonts w:hint="default"/>
+          <w:b w:val="0"/>
+          <w:bCs w:val="0"/>
+          <w:lang w:val="en-US" w:eastAsia="zh-CN"/>
+        </w:rPr>
+        <w:t xml:space="preserve">  settings:</w:t>
+      </w:r>
+    </w:p>
+    <w:p>
+      <w:pPr>
+        <w:rPr>
+          <w:rFonts w:hint="default"/>
+          <w:b w:val="0"/>
+          <w:bCs w:val="0"/>
+          <w:lang w:val="en-US" w:eastAsia="zh-CN"/>
+        </w:rPr>
+      </w:pPr>
+      <w:r>
+        <w:rPr>
+          <w:rFonts w:hint="default"/>
+          <w:b w:val="0"/>
+          <w:bCs w:val="0"/>
+          <w:lang w:val="en-US" w:eastAsia="zh-CN"/>
+        </w:rPr>
+        <w:t xml:space="preserve">    effective: true</w:t>
+      </w:r>
+    </w:p>
+    <w:p>
+      <w:pPr>
+        <w:rPr>
+          <w:rFonts w:hint="default"/>
+          <w:b w:val="0"/>
+          <w:bCs w:val="0"/>
+          <w:lang w:val="en-US" w:eastAsia="zh-CN"/>
+        </w:rPr>
+      </w:pPr>
+      <w:r>
+        <w:rPr>
+          <w:rFonts w:hint="default"/>
+          <w:b w:val="0"/>
+          <w:bCs w:val="0"/>
+          <w:lang w:val="en-US" w:eastAsia="zh-CN"/>
+        </w:rPr>
+        <w:t xml:space="preserve">    sample: false</w:t>
+      </w:r>
+    </w:p>
+    <w:p>
+      <w:pPr>
+        <w:rPr>
+          <w:rFonts w:hint="default"/>
+          <w:b w:val="0"/>
+          <w:bCs w:val="0"/>
+          <w:lang w:val="en-US" w:eastAsia="zh-CN"/>
+        </w:rPr>
+      </w:pPr>
+      <w:r>
+        <w:rPr>
+          <w:rFonts w:hint="default"/>
+          <w:b w:val="0"/>
+          <w:bCs w:val="0"/>
+          <w:lang w:val="en-US" w:eastAsia="zh-CN"/>
+        </w:rPr>
+        <w:t xml:space="preserve">    schema: json</w:t>
+      </w:r>
+    </w:p>
+    <w:p>
+      <w:pPr>
+        <w:rPr>
+          <w:rFonts w:hint="default"/>
+          <w:b w:val="0"/>
+          <w:bCs w:val="0"/>
+          <w:lang w:val="en-US" w:eastAsia="zh-CN"/>
+        </w:rPr>
+      </w:pPr>
+      <w:r>
+        <w:rPr>
+          <w:rFonts w:hint="default"/>
+          <w:b w:val="0"/>
+          <w:bCs w:val="0"/>
+          <w:lang w:val="en-US" w:eastAsia="zh-CN"/>
+        </w:rPr>
+        <w:t xml:space="preserve">    sources: false</w:t>
+      </w:r>
+    </w:p>
+    <w:p>
+      <w:pPr>
+        <w:rPr>
+          <w:rFonts w:hint="default"/>
+          <w:b w:val="0"/>
+          <w:bCs w:val="0"/>
+          <w:lang w:val="en-US" w:eastAsia="zh-CN"/>
+        </w:rPr>
+      </w:pPr>
+      <w:r>
+        <w:rPr>
+          <w:rFonts w:hint="default"/>
+          <w:b w:val="0"/>
+          <w:bCs w:val="0"/>
+          <w:lang w:val="en-US" w:eastAsia="zh-CN"/>
+        </w:rPr>
+        <w:t xml:space="preserve">  time-zone: UTC</w:t>
+      </w:r>
+    </w:p>
+    <w:p>
+      <w:pPr>
+        <w:rPr>
+          <w:rFonts w:hint="default"/>
+          <w:b w:val="0"/>
+          <w:bCs w:val="0"/>
+          <w:lang w:val="en-US" w:eastAsia="zh-CN"/>
+        </w:rPr>
+      </w:pPr>
+    </w:p>
+    <w:p>
+      <w:pPr>
+        <w:rPr>
+          <w:rFonts w:hint="default"/>
+          <w:b w:val="0"/>
+          <w:bCs w:val="0"/>
+          <w:lang w:val="en-US" w:eastAsia="zh-CN"/>
+        </w:rPr>
+      </w:pPr>
+      <w:r>
+        <w:rPr>
+          <w:rFonts w:hint="default"/>
+          <w:b w:val="0"/>
+          <w:bCs w:val="0"/>
+          <w:lang w:val="en-US" w:eastAsia="zh-CN"/>
+        </w:rPr>
+        <w:t xml:space="preserve">[root@server ansible]# </w:t>
+      </w:r>
+    </w:p>
+    <w:p>
+      <w:pPr>
+        <w:rPr>
+          <w:rFonts w:hint="eastAsia"/>
+          <w:b w:val="0"/>
+          <w:bCs w:val="0"/>
+          <w:lang w:val="en-US" w:eastAsia="zh-CN"/>
+        </w:rPr>
+      </w:pPr>
+      <w:r>
+        <w:rPr>
+          <w:rFonts w:hint="eastAsia"/>
+          <w:b w:val="0"/>
+          <w:bCs w:val="0"/>
+          <w:lang w:val="en-US" w:eastAsia="zh-CN"/>
+        </w:rPr>
+        <w:t>发现现在运行可以直接打印当前的配置信息，不需要使用--pp missing</w:t>
+      </w:r>
+    </w:p>
+    <w:p>
+      <w:pPr>
+        <w:rPr>
+          <w:rFonts w:hint="default"/>
+          <w:b w:val="0"/>
+          <w:bCs w:val="0"/>
+          <w:lang w:val="en-US" w:eastAsia="zh-CN"/>
+        </w:rPr>
+      </w:pPr>
+      <w:r>
+        <w:rPr>
+          <w:rFonts w:hint="default"/>
+          <w:b w:val="0"/>
+          <w:bCs w:val="0"/>
+          <w:lang w:val="en-US" w:eastAsia="zh-CN"/>
+        </w:rPr>
+        <w:t>[root@server ansible]# ansible --version</w:t>
+      </w:r>
+    </w:p>
+    <w:p>
+      <w:pPr>
+        <w:rPr>
+          <w:rFonts w:hint="default"/>
+          <w:b w:val="0"/>
+          <w:bCs w:val="0"/>
+          <w:lang w:val="en-US" w:eastAsia="zh-CN"/>
+        </w:rPr>
+      </w:pPr>
+      <w:r>
+        <w:rPr>
+          <w:rFonts w:hint="default"/>
+          <w:b w:val="0"/>
+          <w:bCs w:val="0"/>
+          <w:lang w:val="en-US" w:eastAsia="zh-CN"/>
+        </w:rPr>
+        <w:t>ansible [core 2.14.9]</w:t>
+      </w:r>
+    </w:p>
+    <w:p>
+      <w:pPr>
+        <w:rPr>
+          <w:rFonts w:hint="default"/>
+          <w:b w:val="0"/>
+          <w:bCs w:val="0"/>
+          <w:lang w:val="en-US" w:eastAsia="zh-CN"/>
+        </w:rPr>
+      </w:pPr>
+      <w:r>
+        <w:rPr>
+          <w:rFonts w:hint="default"/>
+          <w:b w:val="0"/>
+          <w:bCs w:val="0"/>
+          <w:lang w:val="en-US" w:eastAsia="zh-CN"/>
+        </w:rPr>
+        <w:t xml:space="preserve">  config file = /etc/ansible/ansible.cfg</w:t>
+      </w:r>
+    </w:p>
+    <w:p>
+      <w:pPr>
+        <w:rPr>
+          <w:rFonts w:hint="default"/>
+          <w:b w:val="0"/>
+          <w:bCs w:val="0"/>
+          <w:lang w:val="en-US" w:eastAsia="zh-CN"/>
+        </w:rPr>
+      </w:pPr>
+      <w:r>
+        <w:rPr>
+          <w:rFonts w:hint="default"/>
+          <w:b w:val="0"/>
+          <w:bCs w:val="0"/>
+          <w:lang w:val="en-US" w:eastAsia="zh-CN"/>
+        </w:rPr>
+        <w:t xml:space="preserve">  configured module search path = ['/root/.ansible/plugins/modules', '/usr/share/ansible/plugins/modules']</w:t>
+      </w:r>
+    </w:p>
+    <w:p>
+      <w:pPr>
+        <w:rPr>
+          <w:rFonts w:hint="default"/>
+          <w:b w:val="0"/>
+          <w:bCs w:val="0"/>
+          <w:lang w:val="en-US" w:eastAsia="zh-CN"/>
+        </w:rPr>
+      </w:pPr>
+      <w:r>
+        <w:rPr>
+          <w:rFonts w:hint="default"/>
+          <w:b w:val="0"/>
+          <w:bCs w:val="0"/>
+          <w:lang w:val="en-US" w:eastAsia="zh-CN"/>
+        </w:rPr>
+        <w:t xml:space="preserve">  ansible python module location = /usr/lib/python3.9/site-packages/ansible</w:t>
+      </w:r>
+    </w:p>
+    <w:p>
+      <w:pPr>
+        <w:rPr>
+          <w:rFonts w:hint="default"/>
+          <w:b w:val="0"/>
+          <w:bCs w:val="0"/>
+          <w:lang w:val="en-US" w:eastAsia="zh-CN"/>
+        </w:rPr>
+      </w:pPr>
+      <w:r>
+        <w:rPr>
+          <w:rFonts w:hint="default"/>
+          <w:b w:val="0"/>
+          <w:bCs w:val="0"/>
+          <w:lang w:val="en-US" w:eastAsia="zh-CN"/>
+        </w:rPr>
+        <w:t xml:space="preserve">  ansible collection location = /root/.ansible/collections:/usr/share/ansible/collections</w:t>
+      </w:r>
+    </w:p>
+    <w:p>
+      <w:pPr>
+        <w:rPr>
+          <w:rFonts w:hint="default"/>
+          <w:b w:val="0"/>
+          <w:bCs w:val="0"/>
+          <w:lang w:val="en-US" w:eastAsia="zh-CN"/>
+        </w:rPr>
+      </w:pPr>
+      <w:r>
+        <w:rPr>
+          <w:rFonts w:hint="default"/>
+          <w:b w:val="0"/>
+          <w:bCs w:val="0"/>
+          <w:lang w:val="en-US" w:eastAsia="zh-CN"/>
+        </w:rPr>
+        <w:t xml:space="preserve">  executable location = /usr/bin/ansible</w:t>
+      </w:r>
+    </w:p>
+    <w:p>
+      <w:pPr>
+        <w:rPr>
+          <w:rFonts w:hint="default"/>
+          <w:b w:val="0"/>
+          <w:bCs w:val="0"/>
+          <w:lang w:val="en-US" w:eastAsia="zh-CN"/>
+        </w:rPr>
+      </w:pPr>
+      <w:r>
+        <w:rPr>
+          <w:rFonts w:hint="default"/>
+          <w:b w:val="0"/>
+          <w:bCs w:val="0"/>
+          <w:lang w:val="en-US" w:eastAsia="zh-CN"/>
+        </w:rPr>
+        <w:t xml:space="preserve">  python version = 3.9.18 (main, Sep  7 2023, 00:00:00) [GCC 11.4.1 20230605 (Red Hat 11.4.1-2)] (/usr/bin/python3)</w:t>
+      </w:r>
+    </w:p>
+    <w:p>
+      <w:pPr>
+        <w:rPr>
+          <w:rFonts w:hint="default"/>
+          <w:b w:val="0"/>
+          <w:bCs w:val="0"/>
+          <w:lang w:val="en-US" w:eastAsia="zh-CN"/>
+        </w:rPr>
+      </w:pPr>
+      <w:r>
+        <w:rPr>
+          <w:rFonts w:hint="default"/>
+          <w:b w:val="0"/>
+          <w:bCs w:val="0"/>
+          <w:lang w:val="en-US" w:eastAsia="zh-CN"/>
+        </w:rPr>
+        <w:t xml:space="preserve">  jinja version = 3.1.2</w:t>
+      </w:r>
+    </w:p>
+    <w:p>
+      <w:pPr>
+        <w:rPr>
+          <w:rFonts w:hint="default"/>
+          <w:b w:val="0"/>
+          <w:bCs w:val="0"/>
+          <w:lang w:val="en-US" w:eastAsia="zh-CN"/>
+        </w:rPr>
+      </w:pPr>
+      <w:r>
+        <w:rPr>
+          <w:rFonts w:hint="default"/>
+          <w:b w:val="0"/>
+          <w:bCs w:val="0"/>
+          <w:lang w:val="en-US" w:eastAsia="zh-CN"/>
+        </w:rPr>
+        <w:t xml:space="preserve">  libyaml = True</w:t>
+      </w:r>
+    </w:p>
+    <w:p>
+      <w:pPr>
+        <w:rPr>
+          <w:rFonts w:hint="default"/>
+          <w:b w:val="0"/>
+          <w:bCs w:val="0"/>
+          <w:lang w:val="en-US" w:eastAsia="zh-CN"/>
+        </w:rPr>
+      </w:pPr>
+      <w:r>
+        <w:rPr>
+          <w:rFonts w:hint="default"/>
+          <w:b w:val="0"/>
+          <w:bCs w:val="0"/>
+          <w:lang w:val="en-US" w:eastAsia="zh-CN"/>
+        </w:rPr>
+        <w:t>[root@server ansible]# ansible-navigator --version</w:t>
+      </w:r>
+    </w:p>
+    <w:p>
+      <w:pPr>
+        <w:rPr>
+          <w:rFonts w:hint="default"/>
+          <w:b w:val="0"/>
+          <w:bCs w:val="0"/>
+          <w:lang w:val="en-US" w:eastAsia="zh-CN"/>
+        </w:rPr>
+      </w:pPr>
+      <w:r>
+        <w:rPr>
+          <w:rFonts w:hint="default"/>
+          <w:b w:val="0"/>
+          <w:bCs w:val="0"/>
+          <w:lang w:val="en-US" w:eastAsia="zh-CN"/>
+        </w:rPr>
+        <w:t>ansible-navigator 2.1.0</w:t>
+      </w:r>
+    </w:p>
+    <w:p>
+      <w:pPr>
+        <w:rPr>
+          <w:rFonts w:hint="default"/>
+          <w:b w:val="0"/>
+          <w:bCs w:val="0"/>
+          <w:lang w:val="en-US" w:eastAsia="zh-CN"/>
+        </w:rPr>
+      </w:pPr>
+      <w:r>
+        <w:rPr>
+          <w:rFonts w:hint="default"/>
+          <w:b w:val="0"/>
+          <w:bCs w:val="0"/>
+          <w:lang w:val="en-US" w:eastAsia="zh-CN"/>
+        </w:rPr>
+        <w:t xml:space="preserve">[root@server ansible]# </w:t>
+      </w:r>
+    </w:p>
+    <w:p>
+      <w:pPr>
+        <w:rPr>
+          <w:rFonts w:hint="default"/>
+          <w:lang w:val="en-US" w:eastAsia="zh-CN"/>
+        </w:rPr>
+      </w:pPr>
+    </w:p>
+    <w:p/>
     <w:p>
       <w:r>
         <w:drawing>
@@ -22,7 +5292,7 @@
                     </pic:cNvPicPr>
                   </pic:nvPicPr>
                   <pic:blipFill>
-                    <a:blip r:embed="rId4"/>
+                    <a:blip r:embed="rId11"/>
                     <a:stretch>
                       <a:fillRect/>
                     </a:stretch>
@@ -67,7 +5337,7 @@
                     </pic:cNvPicPr>
                   </pic:nvPicPr>
                   <pic:blipFill>
-                    <a:blip r:embed="rId5"/>
+                    <a:blip r:embed="rId12"/>
                     <a:stretch>
                       <a:fillRect/>
                     </a:stretch>
@@ -112,7 +5382,7 @@
                     </pic:cNvPicPr>
                   </pic:nvPicPr>
                   <pic:blipFill>
-                    <a:blip r:embed="rId6"/>
+                    <a:blip r:embed="rId13"/>
                     <a:stretch>
                       <a:fillRect/>
                     </a:stretch>
@@ -157,7 +5427,7 @@
                     </pic:cNvPicPr>
                   </pic:nvPicPr>
                   <pic:blipFill>
-                    <a:blip r:embed="rId7"/>
+                    <a:blip r:embed="rId14"/>
                     <a:stretch>
                       <a:fillRect/>
                     </a:stretch>
@@ -202,7 +5472,7 @@
                     </pic:cNvPicPr>
                   </pic:nvPicPr>
                   <pic:blipFill>
-                    <a:blip r:embed="rId8"/>
+                    <a:blip r:embed="rId15"/>
                     <a:stretch>
                       <a:fillRect/>
                     </a:stretch>
@@ -247,7 +5517,7 @@
                     </pic:cNvPicPr>
                   </pic:nvPicPr>
                   <pic:blipFill>
-                    <a:blip r:embed="rId9"/>
+                    <a:blip r:embed="rId16"/>
                     <a:stretch>
                       <a:fillRect/>
                     </a:stretch>
@@ -292,7 +5562,7 @@
                     </pic:cNvPicPr>
                   </pic:nvPicPr>
                   <pic:blipFill>
-                    <a:blip r:embed="rId10"/>
+                    <a:blip r:embed="rId17"/>
                     <a:stretch>
                       <a:fillRect/>
                     </a:stretch>
@@ -13379,8 +18649,6 @@
           <w:lang w:val="en-US" w:eastAsia="zh-CN"/>
         </w:rPr>
       </w:pPr>
-      <w:bookmarkStart w:id="0" w:name="_GoBack"/>
-      <w:bookmarkEnd w:id="0"/>
     </w:p>
     <w:p>
       <w:pPr>
@@ -13426,7 +18694,7 @@
     <w:lsdException w:qFormat="1" w:unhideWhenUsed="0" w:uiPriority="0" w:semiHidden="0" w:name="Normal"/>
     <w:lsdException w:qFormat="1" w:unhideWhenUsed="0" w:uiPriority="0" w:semiHidden="0" w:name="heading 1"/>
     <w:lsdException w:qFormat="1" w:uiPriority="0" w:name="heading 2"/>
-    <w:lsdException w:qFormat="1" w:uiPriority="0" w:name="heading 3"/>
+    <w:lsdException w:qFormat="1" w:uiPriority="0" w:semiHidden="0" w:name="heading 3"/>
     <w:lsdException w:qFormat="1" w:uiPriority="0" w:name="heading 4"/>
     <w:lsdException w:qFormat="1" w:uiPriority="0" w:name="heading 5"/>
     <w:lsdException w:qFormat="1" w:uiPriority="0" w:name="heading 6"/>
@@ -13508,7 +18776,7 @@
     <w:lsdException w:unhideWhenUsed="0" w:uiPriority="0" w:semiHidden="0" w:name="Body Text Indent 2"/>
     <w:lsdException w:unhideWhenUsed="0" w:uiPriority="0" w:semiHidden="0" w:name="Body Text Indent 3"/>
     <w:lsdException w:unhideWhenUsed="0" w:uiPriority="0" w:semiHidden="0" w:name="Block Text"/>
-    <w:lsdException w:unhideWhenUsed="0" w:uiPriority="0" w:semiHidden="0" w:name="Hyperlink"/>
+    <w:lsdException w:qFormat="1" w:unhideWhenUsed="0" w:uiPriority="0" w:semiHidden="0" w:name="Hyperlink"/>
     <w:lsdException w:unhideWhenUsed="0" w:uiPriority="0" w:semiHidden="0" w:name="FollowedHyperlink"/>
     <w:lsdException w:qFormat="1" w:unhideWhenUsed="0" w:uiPriority="0" w:semiHidden="0" w:name="Strong"/>
     <w:lsdException w:qFormat="1" w:unhideWhenUsed="0" w:uiPriority="0" w:semiHidden="0" w:name="Emphasis"/>
@@ -13688,12 +18956,30 @@
       <w:lang w:val="en-US" w:eastAsia="zh-CN" w:bidi="ar-SA"/>
     </w:rPr>
   </w:style>
-  <w:style w:type="character" w:default="1" w:styleId="3">
+  <w:style w:type="paragraph" w:styleId="2">
+    <w:name w:val="heading 3"/>
+    <w:basedOn w:val="1"/>
+    <w:next w:val="1"/>
+    <w:unhideWhenUsed/>
+    <w:qFormat/>
+    <w:uiPriority w:val="0"/>
+    <w:pPr>
+      <w:keepNext/>
+      <w:keepLines/>
+      <w:spacing w:before="260" w:beforeLines="0" w:beforeAutospacing="0" w:after="260" w:afterLines="0" w:afterAutospacing="0" w:line="413" w:lineRule="auto"/>
+      <w:outlineLvl w:val="2"/>
+    </w:pPr>
+    <w:rPr>
+      <w:b/>
+      <w:sz w:val="32"/>
+    </w:rPr>
+  </w:style>
+  <w:style w:type="character" w:default="1" w:styleId="4">
     <w:name w:val="Default Paragraph Font"/>
     <w:semiHidden/>
     <w:uiPriority w:val="0"/>
   </w:style>
-  <w:style w:type="table" w:default="1" w:styleId="2">
+  <w:style w:type="table" w:default="1" w:styleId="3">
     <w:name w:val="Normal Table"/>
     <w:semiHidden/>
     <w:qFormat/>
@@ -13706,6 +18992,16 @@
         <w:right w:w="108" w:type="dxa"/>
       </w:tblCellMar>
     </w:tblPr>
+  </w:style>
+  <w:style w:type="character" w:styleId="5">
+    <w:name w:val="Hyperlink"/>
+    <w:basedOn w:val="4"/>
+    <w:qFormat/>
+    <w:uiPriority w:val="0"/>
+    <w:rPr>
+      <w:color w:val="0000FF"/>
+      <w:u w:val="single"/>
+    </w:rPr>
   </w:style>
 </w:styles>
 </file>

--- a/xray搭建代理服务器的教程.docx
+++ b/xray搭建代理服务器的教程.docx
@@ -121,18 +121,7 @@
           <w:bCs w:val="0"/>
           <w:lang w:val="en-US" w:eastAsia="zh-CN"/>
         </w:rPr>
-        <w:t>下面这个方法也可以来搭建ip代理池，进行上网代理，但是IP代理池的搭建方法这里不做详细讲解，后续会在GitHub仓库里面进行开源IP代理池的搭建方法，大家可以静</w:t>
-      </w:r>
-      <w:bookmarkStart w:id="0" w:name="_GoBack"/>
-      <w:bookmarkEnd w:id="0"/>
-      <w:r>
-        <w:rPr>
-          <w:rFonts w:hint="eastAsia"/>
-          <w:b w:val="0"/>
-          <w:bCs w:val="0"/>
-          <w:lang w:val="en-US" w:eastAsia="zh-CN"/>
-        </w:rPr>
-        <w:t>候佳音</w:t>
+        <w:t>下面这个方法也可以来搭建ip代理池，进行上网代理，但是IP代理池的搭建方法这里不做详细讲解，后续会在GitHub仓库里面进行开源IP代理池的搭建方法，大家可以静候佳音</w:t>
       </w:r>
       <w:r>
         <w:rPr>
@@ -12697,26 +12686,7 @@
           <w:bCs w:val="0"/>
           <w:lang w:val="en-US" w:eastAsia="zh-CN"/>
         </w:rPr>
-        <w:t xml:space="preserve">[root@server ansible]# vim roles/v2ray/tasks/main.yml </w:t>
-      </w:r>
-    </w:p>
-    <w:p>
-      <w:pPr>
-        <w:rPr>
-          <w:rFonts w:hint="default"/>
-          <w:b w:val="0"/>
-          <w:bCs w:val="0"/>
-          <w:lang w:val="en-US" w:eastAsia="zh-CN"/>
-        </w:rPr>
-      </w:pPr>
-      <w:r>
-        <w:rPr>
-          <w:rFonts w:hint="default"/>
-          <w:b w:val="0"/>
-          <w:bCs w:val="0"/>
-          <w:lang w:val="en-US" w:eastAsia="zh-CN"/>
-        </w:rPr>
-        <w:t>[root@server ansible]# cat roles/v2ray/tasks/main.yml</w:t>
+        <w:t xml:space="preserve">[root@server v2ray]# cat tasks/main.yml </w:t>
       </w:r>
     </w:p>
     <w:p>
@@ -14968,6 +14938,1599 @@
           <w:lang w:val="en-US" w:eastAsia="zh-CN"/>
         </w:rPr>
       </w:pPr>
+    </w:p>
+    <w:p>
+      <w:pPr>
+        <w:rPr>
+          <w:rFonts w:hint="default"/>
+          <w:b w:val="0"/>
+          <w:bCs w:val="0"/>
+          <w:lang w:val="en-US" w:eastAsia="zh-CN"/>
+        </w:rPr>
+      </w:pPr>
+      <w:r>
+        <w:rPr>
+          <w:rFonts w:hint="default"/>
+          <w:b w:val="0"/>
+          <w:bCs w:val="0"/>
+          <w:lang w:val="en-US" w:eastAsia="zh-CN"/>
+        </w:rPr>
+        <w:t>- name: Create auto IP update script for clash.yaml</w:t>
+      </w:r>
+    </w:p>
+    <w:p>
+      <w:pPr>
+        <w:rPr>
+          <w:rFonts w:hint="default"/>
+          <w:b w:val="0"/>
+          <w:bCs w:val="0"/>
+          <w:lang w:val="en-US" w:eastAsia="zh-CN"/>
+        </w:rPr>
+      </w:pPr>
+      <w:r>
+        <w:rPr>
+          <w:rFonts w:hint="default"/>
+          <w:b w:val="0"/>
+          <w:bCs w:val="0"/>
+          <w:lang w:val="en-US" w:eastAsia="zh-CN"/>
+        </w:rPr>
+        <w:t xml:space="preserve">  ansible.builtin.copy:</w:t>
+      </w:r>
+    </w:p>
+    <w:p>
+      <w:pPr>
+        <w:rPr>
+          <w:rFonts w:hint="default"/>
+          <w:b w:val="0"/>
+          <w:bCs w:val="0"/>
+          <w:lang w:val="en-US" w:eastAsia="zh-CN"/>
+        </w:rPr>
+      </w:pPr>
+      <w:r>
+        <w:rPr>
+          <w:rFonts w:hint="default"/>
+          <w:b w:val="0"/>
+          <w:bCs w:val="0"/>
+          <w:lang w:val="en-US" w:eastAsia="zh-CN"/>
+        </w:rPr>
+        <w:t xml:space="preserve">    dest: /usr/local/bin/update-clash-ip.sh</w:t>
+      </w:r>
+    </w:p>
+    <w:p>
+      <w:pPr>
+        <w:rPr>
+          <w:rFonts w:hint="default"/>
+          <w:b w:val="0"/>
+          <w:bCs w:val="0"/>
+          <w:lang w:val="en-US" w:eastAsia="zh-CN"/>
+        </w:rPr>
+      </w:pPr>
+      <w:r>
+        <w:rPr>
+          <w:rFonts w:hint="default"/>
+          <w:b w:val="0"/>
+          <w:bCs w:val="0"/>
+          <w:lang w:val="en-US" w:eastAsia="zh-CN"/>
+        </w:rPr>
+        <w:t xml:space="preserve">    mode: '0755'</w:t>
+      </w:r>
+    </w:p>
+    <w:p>
+      <w:pPr>
+        <w:rPr>
+          <w:rFonts w:hint="default"/>
+          <w:b w:val="0"/>
+          <w:bCs w:val="0"/>
+          <w:lang w:val="en-US" w:eastAsia="zh-CN"/>
+        </w:rPr>
+      </w:pPr>
+      <w:r>
+        <w:rPr>
+          <w:rFonts w:hint="default"/>
+          <w:b w:val="0"/>
+          <w:bCs w:val="0"/>
+          <w:lang w:val="en-US" w:eastAsia="zh-CN"/>
+        </w:rPr>
+        <w:t xml:space="preserve">    content: |</w:t>
+      </w:r>
+    </w:p>
+    <w:p>
+      <w:pPr>
+        <w:rPr>
+          <w:rFonts w:hint="default"/>
+          <w:b w:val="0"/>
+          <w:bCs w:val="0"/>
+          <w:lang w:val="en-US" w:eastAsia="zh-CN"/>
+        </w:rPr>
+      </w:pPr>
+      <w:r>
+        <w:rPr>
+          <w:rFonts w:hint="default"/>
+          <w:b w:val="0"/>
+          <w:bCs w:val="0"/>
+          <w:lang w:val="en-US" w:eastAsia="zh-CN"/>
+        </w:rPr>
+        <w:t xml:space="preserve">      #!/bin/bash</w:t>
+      </w:r>
+    </w:p>
+    <w:p>
+      <w:pPr>
+        <w:rPr>
+          <w:rFonts w:hint="default"/>
+          <w:b w:val="0"/>
+          <w:bCs w:val="0"/>
+          <w:lang w:val="en-US" w:eastAsia="zh-CN"/>
+        </w:rPr>
+      </w:pPr>
+      <w:r>
+        <w:rPr>
+          <w:rFonts w:hint="default"/>
+          <w:b w:val="0"/>
+          <w:bCs w:val="0"/>
+          <w:lang w:val="en-US" w:eastAsia="zh-CN"/>
+        </w:rPr>
+        <w:t xml:space="preserve">      # 开机自动获取最新的公网 IP</w:t>
+      </w:r>
+    </w:p>
+    <w:p>
+      <w:pPr>
+        <w:rPr>
+          <w:rFonts w:hint="default"/>
+          <w:b w:val="0"/>
+          <w:bCs w:val="0"/>
+          <w:lang w:val="en-US" w:eastAsia="zh-CN"/>
+        </w:rPr>
+      </w:pPr>
+      <w:r>
+        <w:rPr>
+          <w:rFonts w:hint="default"/>
+          <w:b w:val="0"/>
+          <w:bCs w:val="0"/>
+          <w:lang w:val="en-US" w:eastAsia="zh-CN"/>
+        </w:rPr>
+        <w:t xml:space="preserve">      NEW_IP=$(curl -s https://api.ipify.org || curl -s https://ifconfig.me)</w:t>
+      </w:r>
+    </w:p>
+    <w:p>
+      <w:pPr>
+        <w:rPr>
+          <w:rFonts w:hint="default"/>
+          <w:b w:val="0"/>
+          <w:bCs w:val="0"/>
+          <w:lang w:val="en-US" w:eastAsia="zh-CN"/>
+        </w:rPr>
+      </w:pPr>
+      <w:r>
+        <w:rPr>
+          <w:rFonts w:hint="default"/>
+          <w:b w:val="0"/>
+          <w:bCs w:val="0"/>
+          <w:lang w:val="en-US" w:eastAsia="zh-CN"/>
+        </w:rPr>
+        <w:t xml:space="preserve">      if [ -n "$NEW_IP" ] &amp;&amp; [ -f /var/www/html/clash.yaml ]; then</w:t>
+      </w:r>
+    </w:p>
+    <w:p>
+      <w:pPr>
+        <w:rPr>
+          <w:rFonts w:hint="default"/>
+          <w:b w:val="0"/>
+          <w:bCs w:val="0"/>
+          <w:lang w:val="en-US" w:eastAsia="zh-CN"/>
+        </w:rPr>
+      </w:pPr>
+      <w:r>
+        <w:rPr>
+          <w:rFonts w:hint="default"/>
+          <w:b w:val="0"/>
+          <w:bCs w:val="0"/>
+          <w:lang w:val="en-US" w:eastAsia="zh-CN"/>
+        </w:rPr>
+        <w:t xml:space="preserve">          # 自动把 clash.yaml 里的旧 IP 替换成今天的最新 IP</w:t>
+      </w:r>
+    </w:p>
+    <w:p>
+      <w:pPr>
+        <w:rPr>
+          <w:rFonts w:hint="default"/>
+          <w:b w:val="0"/>
+          <w:bCs w:val="0"/>
+          <w:lang w:val="en-US" w:eastAsia="zh-CN"/>
+        </w:rPr>
+      </w:pPr>
+      <w:r>
+        <w:rPr>
+          <w:rFonts w:hint="default"/>
+          <w:b w:val="0"/>
+          <w:bCs w:val="0"/>
+          <w:lang w:val="en-US" w:eastAsia="zh-CN"/>
+        </w:rPr>
+        <w:t xml:space="preserve">          sed -i -E "s/server: \"[0-9]+\.[0-9]+\.[0-9]+\.[0-9]+\"/server: \"$NEW_IP\"/g" /var/www/html/clash.yaml</w:t>
+      </w:r>
+    </w:p>
+    <w:p>
+      <w:pPr>
+        <w:rPr>
+          <w:rFonts w:hint="default"/>
+          <w:b w:val="0"/>
+          <w:bCs w:val="0"/>
+          <w:lang w:val="en-US" w:eastAsia="zh-CN"/>
+        </w:rPr>
+      </w:pPr>
+      <w:r>
+        <w:rPr>
+          <w:rFonts w:hint="default"/>
+          <w:b w:val="0"/>
+          <w:bCs w:val="0"/>
+          <w:lang w:val="en-US" w:eastAsia="zh-CN"/>
+        </w:rPr>
+        <w:t xml:space="preserve">      fi</w:t>
+      </w:r>
+    </w:p>
+    <w:p>
+      <w:pPr>
+        <w:rPr>
+          <w:rFonts w:hint="default"/>
+          <w:b w:val="0"/>
+          <w:bCs w:val="0"/>
+          <w:lang w:val="en-US" w:eastAsia="zh-CN"/>
+        </w:rPr>
+      </w:pPr>
+    </w:p>
+    <w:p>
+      <w:pPr>
+        <w:rPr>
+          <w:rFonts w:hint="default"/>
+          <w:b w:val="0"/>
+          <w:bCs w:val="0"/>
+          <w:lang w:val="en-US" w:eastAsia="zh-CN"/>
+        </w:rPr>
+      </w:pPr>
+      <w:r>
+        <w:rPr>
+          <w:rFonts w:hint="default"/>
+          <w:b w:val="0"/>
+          <w:bCs w:val="0"/>
+          <w:lang w:val="en-US" w:eastAsia="zh-CN"/>
+        </w:rPr>
+        <w:t>- name: Create systemd service for auto IP update</w:t>
+      </w:r>
+    </w:p>
+    <w:p>
+      <w:pPr>
+        <w:rPr>
+          <w:rFonts w:hint="default"/>
+          <w:b w:val="0"/>
+          <w:bCs w:val="0"/>
+          <w:lang w:val="en-US" w:eastAsia="zh-CN"/>
+        </w:rPr>
+      </w:pPr>
+      <w:r>
+        <w:rPr>
+          <w:rFonts w:hint="default"/>
+          <w:b w:val="0"/>
+          <w:bCs w:val="0"/>
+          <w:lang w:val="en-US" w:eastAsia="zh-CN"/>
+        </w:rPr>
+        <w:t xml:space="preserve">  ansible.builtin.copy:</w:t>
+      </w:r>
+    </w:p>
+    <w:p>
+      <w:pPr>
+        <w:rPr>
+          <w:rFonts w:hint="default"/>
+          <w:b w:val="0"/>
+          <w:bCs w:val="0"/>
+          <w:lang w:val="en-US" w:eastAsia="zh-CN"/>
+        </w:rPr>
+      </w:pPr>
+      <w:r>
+        <w:rPr>
+          <w:rFonts w:hint="default"/>
+          <w:b w:val="0"/>
+          <w:bCs w:val="0"/>
+          <w:lang w:val="en-US" w:eastAsia="zh-CN"/>
+        </w:rPr>
+        <w:t xml:space="preserve">    dest: /etc/systemd/system/update-clash-ip.service</w:t>
+      </w:r>
+    </w:p>
+    <w:p>
+      <w:pPr>
+        <w:rPr>
+          <w:rFonts w:hint="default"/>
+          <w:b w:val="0"/>
+          <w:bCs w:val="0"/>
+          <w:lang w:val="en-US" w:eastAsia="zh-CN"/>
+        </w:rPr>
+      </w:pPr>
+      <w:r>
+        <w:rPr>
+          <w:rFonts w:hint="default"/>
+          <w:b w:val="0"/>
+          <w:bCs w:val="0"/>
+          <w:lang w:val="en-US" w:eastAsia="zh-CN"/>
+        </w:rPr>
+        <w:t xml:space="preserve">    mode: '0644'</w:t>
+      </w:r>
+    </w:p>
+    <w:p>
+      <w:pPr>
+        <w:rPr>
+          <w:rFonts w:hint="default"/>
+          <w:b w:val="0"/>
+          <w:bCs w:val="0"/>
+          <w:lang w:val="en-US" w:eastAsia="zh-CN"/>
+        </w:rPr>
+      </w:pPr>
+      <w:r>
+        <w:rPr>
+          <w:rFonts w:hint="default"/>
+          <w:b w:val="0"/>
+          <w:bCs w:val="0"/>
+          <w:lang w:val="en-US" w:eastAsia="zh-CN"/>
+        </w:rPr>
+        <w:t xml:space="preserve">    content: |</w:t>
+      </w:r>
+    </w:p>
+    <w:p>
+      <w:pPr>
+        <w:rPr>
+          <w:rFonts w:hint="default"/>
+          <w:b w:val="0"/>
+          <w:bCs w:val="0"/>
+          <w:lang w:val="en-US" w:eastAsia="zh-CN"/>
+        </w:rPr>
+      </w:pPr>
+      <w:r>
+        <w:rPr>
+          <w:rFonts w:hint="default"/>
+          <w:b w:val="0"/>
+          <w:bCs w:val="0"/>
+          <w:lang w:val="en-US" w:eastAsia="zh-CN"/>
+        </w:rPr>
+        <w:t xml:space="preserve">      [Unit]</w:t>
+      </w:r>
+    </w:p>
+    <w:p>
+      <w:pPr>
+        <w:rPr>
+          <w:rFonts w:hint="default"/>
+          <w:b w:val="0"/>
+          <w:bCs w:val="0"/>
+          <w:lang w:val="en-US" w:eastAsia="zh-CN"/>
+        </w:rPr>
+      </w:pPr>
+      <w:r>
+        <w:rPr>
+          <w:rFonts w:hint="default"/>
+          <w:b w:val="0"/>
+          <w:bCs w:val="0"/>
+          <w:lang w:val="en-US" w:eastAsia="zh-CN"/>
+        </w:rPr>
+        <w:t xml:space="preserve">      Description=Update Clash YAML Server IP on Boot</w:t>
+      </w:r>
+    </w:p>
+    <w:p>
+      <w:pPr>
+        <w:rPr>
+          <w:rFonts w:hint="default"/>
+          <w:b w:val="0"/>
+          <w:bCs w:val="0"/>
+          <w:lang w:val="en-US" w:eastAsia="zh-CN"/>
+        </w:rPr>
+      </w:pPr>
+      <w:r>
+        <w:rPr>
+          <w:rFonts w:hint="default"/>
+          <w:b w:val="0"/>
+          <w:bCs w:val="0"/>
+          <w:lang w:val="en-US" w:eastAsia="zh-CN"/>
+        </w:rPr>
+        <w:t xml:space="preserve">      After=network-online.target</w:t>
+      </w:r>
+    </w:p>
+    <w:p>
+      <w:pPr>
+        <w:rPr>
+          <w:rFonts w:hint="default"/>
+          <w:b w:val="0"/>
+          <w:bCs w:val="0"/>
+          <w:lang w:val="en-US" w:eastAsia="zh-CN"/>
+        </w:rPr>
+      </w:pPr>
+      <w:r>
+        <w:rPr>
+          <w:rFonts w:hint="default"/>
+          <w:b w:val="0"/>
+          <w:bCs w:val="0"/>
+          <w:lang w:val="en-US" w:eastAsia="zh-CN"/>
+        </w:rPr>
+        <w:t xml:space="preserve">      Wants=network-online.target</w:t>
+      </w:r>
+    </w:p>
+    <w:p>
+      <w:pPr>
+        <w:rPr>
+          <w:rFonts w:hint="default"/>
+          <w:b w:val="0"/>
+          <w:bCs w:val="0"/>
+          <w:lang w:val="en-US" w:eastAsia="zh-CN"/>
+        </w:rPr>
+      </w:pPr>
+    </w:p>
+    <w:p>
+      <w:pPr>
+        <w:rPr>
+          <w:rFonts w:hint="default"/>
+          <w:b w:val="0"/>
+          <w:bCs w:val="0"/>
+          <w:lang w:val="en-US" w:eastAsia="zh-CN"/>
+        </w:rPr>
+      </w:pPr>
+      <w:r>
+        <w:rPr>
+          <w:rFonts w:hint="default"/>
+          <w:b w:val="0"/>
+          <w:bCs w:val="0"/>
+          <w:lang w:val="en-US" w:eastAsia="zh-CN"/>
+        </w:rPr>
+        <w:t xml:space="preserve">      [Service]</w:t>
+      </w:r>
+    </w:p>
+    <w:p>
+      <w:pPr>
+        <w:rPr>
+          <w:rFonts w:hint="default"/>
+          <w:b w:val="0"/>
+          <w:bCs w:val="0"/>
+          <w:lang w:val="en-US" w:eastAsia="zh-CN"/>
+        </w:rPr>
+      </w:pPr>
+      <w:r>
+        <w:rPr>
+          <w:rFonts w:hint="default"/>
+          <w:b w:val="0"/>
+          <w:bCs w:val="0"/>
+          <w:lang w:val="en-US" w:eastAsia="zh-CN"/>
+        </w:rPr>
+        <w:t xml:space="preserve">      Type=oneshot</w:t>
+      </w:r>
+    </w:p>
+    <w:p>
+      <w:pPr>
+        <w:rPr>
+          <w:rFonts w:hint="default"/>
+          <w:b w:val="0"/>
+          <w:bCs w:val="0"/>
+          <w:lang w:val="en-US" w:eastAsia="zh-CN"/>
+        </w:rPr>
+      </w:pPr>
+      <w:r>
+        <w:rPr>
+          <w:rFonts w:hint="default"/>
+          <w:b w:val="0"/>
+          <w:bCs w:val="0"/>
+          <w:lang w:val="en-US" w:eastAsia="zh-CN"/>
+        </w:rPr>
+        <w:t xml:space="preserve">      ExecStart=/usr/local/bin/update-clash-ip.sh</w:t>
+      </w:r>
+    </w:p>
+    <w:p>
+      <w:pPr>
+        <w:rPr>
+          <w:rFonts w:hint="default"/>
+          <w:b w:val="0"/>
+          <w:bCs w:val="0"/>
+          <w:lang w:val="en-US" w:eastAsia="zh-CN"/>
+        </w:rPr>
+      </w:pPr>
+    </w:p>
+    <w:p>
+      <w:pPr>
+        <w:rPr>
+          <w:rFonts w:hint="default"/>
+          <w:b w:val="0"/>
+          <w:bCs w:val="0"/>
+          <w:lang w:val="en-US" w:eastAsia="zh-CN"/>
+        </w:rPr>
+      </w:pPr>
+      <w:r>
+        <w:rPr>
+          <w:rFonts w:hint="default"/>
+          <w:b w:val="0"/>
+          <w:bCs w:val="0"/>
+          <w:lang w:val="en-US" w:eastAsia="zh-CN"/>
+        </w:rPr>
+        <w:t xml:space="preserve">      [Install]</w:t>
+      </w:r>
+    </w:p>
+    <w:p>
+      <w:pPr>
+        <w:rPr>
+          <w:rFonts w:hint="default"/>
+          <w:b w:val="0"/>
+          <w:bCs w:val="0"/>
+          <w:lang w:val="en-US" w:eastAsia="zh-CN"/>
+        </w:rPr>
+      </w:pPr>
+      <w:r>
+        <w:rPr>
+          <w:rFonts w:hint="default"/>
+          <w:b w:val="0"/>
+          <w:bCs w:val="0"/>
+          <w:lang w:val="en-US" w:eastAsia="zh-CN"/>
+        </w:rPr>
+        <w:t xml:space="preserve">      WantedBy=multi-user.target</w:t>
+      </w:r>
+    </w:p>
+    <w:p>
+      <w:pPr>
+        <w:rPr>
+          <w:rFonts w:hint="default"/>
+          <w:b w:val="0"/>
+          <w:bCs w:val="0"/>
+          <w:lang w:val="en-US" w:eastAsia="zh-CN"/>
+        </w:rPr>
+      </w:pPr>
+    </w:p>
+    <w:p>
+      <w:pPr>
+        <w:rPr>
+          <w:rFonts w:hint="default"/>
+          <w:b w:val="0"/>
+          <w:bCs w:val="0"/>
+          <w:lang w:val="en-US" w:eastAsia="zh-CN"/>
+        </w:rPr>
+      </w:pPr>
+      <w:r>
+        <w:rPr>
+          <w:rFonts w:hint="default"/>
+          <w:b w:val="0"/>
+          <w:bCs w:val="0"/>
+          <w:lang w:val="en-US" w:eastAsia="zh-CN"/>
+        </w:rPr>
+        <w:t>- name: Enable update-clash-ip service</w:t>
+      </w:r>
+    </w:p>
+    <w:p>
+      <w:pPr>
+        <w:rPr>
+          <w:rFonts w:hint="default"/>
+          <w:b w:val="0"/>
+          <w:bCs w:val="0"/>
+          <w:lang w:val="en-US" w:eastAsia="zh-CN"/>
+        </w:rPr>
+      </w:pPr>
+      <w:r>
+        <w:rPr>
+          <w:rFonts w:hint="default"/>
+          <w:b w:val="0"/>
+          <w:bCs w:val="0"/>
+          <w:lang w:val="en-US" w:eastAsia="zh-CN"/>
+        </w:rPr>
+        <w:t xml:space="preserve">  systemd:</w:t>
+      </w:r>
+    </w:p>
+    <w:p>
+      <w:pPr>
+        <w:rPr>
+          <w:rFonts w:hint="default"/>
+          <w:b w:val="0"/>
+          <w:bCs w:val="0"/>
+          <w:lang w:val="en-US" w:eastAsia="zh-CN"/>
+        </w:rPr>
+      </w:pPr>
+      <w:r>
+        <w:rPr>
+          <w:rFonts w:hint="default"/>
+          <w:b w:val="0"/>
+          <w:bCs w:val="0"/>
+          <w:lang w:val="en-US" w:eastAsia="zh-CN"/>
+        </w:rPr>
+        <w:t xml:space="preserve">    name: update-clash-ip</w:t>
+      </w:r>
+    </w:p>
+    <w:p>
+      <w:pPr>
+        <w:rPr>
+          <w:rFonts w:hint="default"/>
+          <w:b w:val="0"/>
+          <w:bCs w:val="0"/>
+          <w:lang w:val="en-US" w:eastAsia="zh-CN"/>
+        </w:rPr>
+      </w:pPr>
+      <w:r>
+        <w:rPr>
+          <w:rFonts w:hint="default"/>
+          <w:b w:val="0"/>
+          <w:bCs w:val="0"/>
+          <w:lang w:val="en-US" w:eastAsia="zh-CN"/>
+        </w:rPr>
+        <w:t xml:space="preserve">    enabled: true</w:t>
+      </w:r>
+    </w:p>
+    <w:p>
+      <w:pPr>
+        <w:rPr>
+          <w:rFonts w:hint="default"/>
+          <w:b w:val="0"/>
+          <w:bCs w:val="0"/>
+          <w:lang w:val="en-US" w:eastAsia="zh-CN"/>
+        </w:rPr>
+      </w:pPr>
+      <w:r>
+        <w:rPr>
+          <w:rFonts w:hint="default"/>
+          <w:b w:val="0"/>
+          <w:bCs w:val="0"/>
+          <w:lang w:val="en-US" w:eastAsia="zh-CN"/>
+        </w:rPr>
+        <w:t xml:space="preserve">    daemon_reload: true</w:t>
+      </w:r>
+    </w:p>
+    <w:p>
+      <w:pPr>
+        <w:rPr>
+          <w:rFonts w:hint="default"/>
+          <w:b w:val="0"/>
+          <w:bCs w:val="0"/>
+          <w:lang w:val="en-US" w:eastAsia="zh-CN"/>
+        </w:rPr>
+      </w:pPr>
+      <w:r>
+        <w:rPr>
+          <w:rFonts w:hint="default"/>
+          <w:b w:val="0"/>
+          <w:bCs w:val="0"/>
+          <w:lang w:val="en-US" w:eastAsia="zh-CN"/>
+        </w:rPr>
+        <w:t xml:space="preserve">[root@server v2ray]# </w:t>
+      </w:r>
+    </w:p>
+    <w:p>
+      <w:pPr>
+        <w:rPr>
+          <w:rFonts w:hint="default"/>
+          <w:b w:val="0"/>
+          <w:bCs w:val="0"/>
+          <w:lang w:val="en-US" w:eastAsia="zh-CN"/>
+        </w:rPr>
+      </w:pPr>
+    </w:p>
+    <w:p>
+      <w:pPr>
+        <w:rPr>
+          <w:rFonts w:hint="default"/>
+          <w:b w:val="0"/>
+          <w:bCs w:val="0"/>
+          <w:lang w:val="en-US" w:eastAsia="zh-CN"/>
+        </w:rPr>
+      </w:pPr>
+    </w:p>
+    <w:p>
+      <w:pPr>
+        <w:rPr>
+          <w:rFonts w:hint="default"/>
+          <w:b w:val="0"/>
+          <w:bCs w:val="0"/>
+          <w:lang w:val="en-US" w:eastAsia="zh-CN"/>
+        </w:rPr>
+      </w:pPr>
+      <w:r>
+        <w:rPr>
+          <w:rFonts w:hint="default"/>
+          <w:b w:val="0"/>
+          <w:bCs w:val="0"/>
+          <w:lang w:val="en-US" w:eastAsia="zh-CN"/>
+        </w:rPr>
+        <w:t xml:space="preserve">[root@server v2ray]# vim handlers/main.yml </w:t>
+      </w:r>
+    </w:p>
+    <w:p>
+      <w:pPr>
+        <w:rPr>
+          <w:rFonts w:hint="default"/>
+          <w:b w:val="0"/>
+          <w:bCs w:val="0"/>
+          <w:lang w:val="en-US" w:eastAsia="zh-CN"/>
+        </w:rPr>
+      </w:pPr>
+      <w:r>
+        <w:rPr>
+          <w:rFonts w:hint="default"/>
+          <w:b w:val="0"/>
+          <w:bCs w:val="0"/>
+          <w:lang w:val="en-US" w:eastAsia="zh-CN"/>
+        </w:rPr>
+        <w:t>[root@server v2ray]# cat handlers/main.yml</w:t>
+      </w:r>
+    </w:p>
+    <w:p>
+      <w:pPr>
+        <w:rPr>
+          <w:rFonts w:hint="default"/>
+          <w:b w:val="0"/>
+          <w:bCs w:val="0"/>
+          <w:lang w:val="en-US" w:eastAsia="zh-CN"/>
+        </w:rPr>
+      </w:pPr>
+      <w:r>
+        <w:rPr>
+          <w:rFonts w:hint="default"/>
+          <w:b w:val="0"/>
+          <w:bCs w:val="0"/>
+          <w:lang w:val="en-US" w:eastAsia="zh-CN"/>
+        </w:rPr>
+        <w:t>---</w:t>
+      </w:r>
+    </w:p>
+    <w:p>
+      <w:pPr>
+        <w:rPr>
+          <w:rFonts w:hint="default"/>
+          <w:b w:val="0"/>
+          <w:bCs w:val="0"/>
+          <w:lang w:val="en-US" w:eastAsia="zh-CN"/>
+        </w:rPr>
+      </w:pPr>
+      <w:r>
+        <w:rPr>
+          <w:rFonts w:hint="default"/>
+          <w:b w:val="0"/>
+          <w:bCs w:val="0"/>
+          <w:lang w:val="en-US" w:eastAsia="zh-CN"/>
+        </w:rPr>
+        <w:t># handlers file for v2ray</w:t>
+      </w:r>
+    </w:p>
+    <w:p>
+      <w:pPr>
+        <w:rPr>
+          <w:rFonts w:hint="default"/>
+          <w:b w:val="0"/>
+          <w:bCs w:val="0"/>
+          <w:lang w:val="en-US" w:eastAsia="zh-CN"/>
+        </w:rPr>
+      </w:pPr>
+    </w:p>
+    <w:p>
+      <w:pPr>
+        <w:rPr>
+          <w:rFonts w:hint="default"/>
+          <w:b w:val="0"/>
+          <w:bCs w:val="0"/>
+          <w:lang w:val="en-US" w:eastAsia="zh-CN"/>
+        </w:rPr>
+      </w:pPr>
+      <w:r>
+        <w:rPr>
+          <w:rFonts w:hint="default"/>
+          <w:b w:val="0"/>
+          <w:bCs w:val="0"/>
+          <w:lang w:val="en-US" w:eastAsia="zh-CN"/>
+        </w:rPr>
+        <w:t>- name: restart xray</w:t>
+      </w:r>
+    </w:p>
+    <w:p>
+      <w:pPr>
+        <w:rPr>
+          <w:rFonts w:hint="default"/>
+          <w:b w:val="0"/>
+          <w:bCs w:val="0"/>
+          <w:lang w:val="en-US" w:eastAsia="zh-CN"/>
+        </w:rPr>
+      </w:pPr>
+      <w:r>
+        <w:rPr>
+          <w:rFonts w:hint="default"/>
+          <w:b w:val="0"/>
+          <w:bCs w:val="0"/>
+          <w:lang w:val="en-US" w:eastAsia="zh-CN"/>
+        </w:rPr>
+        <w:t xml:space="preserve">  ansible.builtin.systemd:</w:t>
+      </w:r>
+    </w:p>
+    <w:p>
+      <w:pPr>
+        <w:rPr>
+          <w:rFonts w:hint="default"/>
+          <w:b w:val="0"/>
+          <w:bCs w:val="0"/>
+          <w:lang w:val="en-US" w:eastAsia="zh-CN"/>
+        </w:rPr>
+      </w:pPr>
+      <w:r>
+        <w:rPr>
+          <w:rFonts w:hint="default"/>
+          <w:b w:val="0"/>
+          <w:bCs w:val="0"/>
+          <w:lang w:val="en-US" w:eastAsia="zh-CN"/>
+        </w:rPr>
+        <w:t xml:space="preserve">    name: xray</w:t>
+      </w:r>
+    </w:p>
+    <w:p>
+      <w:pPr>
+        <w:rPr>
+          <w:rFonts w:hint="default"/>
+          <w:b w:val="0"/>
+          <w:bCs w:val="0"/>
+          <w:lang w:val="en-US" w:eastAsia="zh-CN"/>
+        </w:rPr>
+      </w:pPr>
+      <w:r>
+        <w:rPr>
+          <w:rFonts w:hint="default"/>
+          <w:b w:val="0"/>
+          <w:bCs w:val="0"/>
+          <w:lang w:val="en-US" w:eastAsia="zh-CN"/>
+        </w:rPr>
+        <w:t xml:space="preserve">    state: restarted</w:t>
+      </w:r>
+    </w:p>
+    <w:p>
+      <w:pPr>
+        <w:rPr>
+          <w:rFonts w:hint="default"/>
+          <w:b w:val="0"/>
+          <w:bCs w:val="0"/>
+          <w:lang w:val="en-US" w:eastAsia="zh-CN"/>
+        </w:rPr>
+      </w:pPr>
+      <w:r>
+        <w:rPr>
+          <w:rFonts w:hint="default"/>
+          <w:b w:val="0"/>
+          <w:bCs w:val="0"/>
+          <w:lang w:val="en-US" w:eastAsia="zh-CN"/>
+        </w:rPr>
+        <w:t xml:space="preserve">[root@server v2ray]# </w:t>
+      </w:r>
+    </w:p>
+    <w:p>
+      <w:pPr>
+        <w:rPr>
+          <w:rFonts w:hint="default"/>
+          <w:b w:val="0"/>
+          <w:bCs w:val="0"/>
+          <w:lang w:val="en-US" w:eastAsia="zh-CN"/>
+        </w:rPr>
+      </w:pPr>
+    </w:p>
+    <w:p>
+      <w:pPr>
+        <w:rPr>
+          <w:rFonts w:hint="default"/>
+          <w:b w:val="0"/>
+          <w:bCs w:val="0"/>
+          <w:lang w:val="en-US" w:eastAsia="zh-CN"/>
+        </w:rPr>
+      </w:pPr>
+    </w:p>
+    <w:p>
+      <w:pPr>
+        <w:rPr>
+          <w:rFonts w:hint="default"/>
+          <w:b w:val="0"/>
+          <w:bCs w:val="0"/>
+          <w:lang w:val="en-US" w:eastAsia="zh-CN"/>
+        </w:rPr>
+      </w:pPr>
+    </w:p>
+    <w:p>
+      <w:pPr>
+        <w:rPr>
+          <w:rFonts w:hint="default"/>
+          <w:b w:val="0"/>
+          <w:bCs w:val="0"/>
+          <w:lang w:val="en-US" w:eastAsia="zh-CN"/>
+        </w:rPr>
+      </w:pPr>
+      <w:r>
+        <w:rPr>
+          <w:rFonts w:hint="default"/>
+          <w:b w:val="0"/>
+          <w:bCs w:val="0"/>
+          <w:lang w:val="en-US" w:eastAsia="zh-CN"/>
+        </w:rPr>
+        <w:t>[root@server v2ray]# tree</w:t>
+      </w:r>
+    </w:p>
+    <w:p>
+      <w:pPr>
+        <w:rPr>
+          <w:rFonts w:hint="default"/>
+          <w:b w:val="0"/>
+          <w:bCs w:val="0"/>
+          <w:lang w:val="en-US" w:eastAsia="zh-CN"/>
+        </w:rPr>
+      </w:pPr>
+      <w:r>
+        <w:rPr>
+          <w:rFonts w:hint="default"/>
+          <w:b w:val="0"/>
+          <w:bCs w:val="0"/>
+          <w:lang w:val="en-US" w:eastAsia="zh-CN"/>
+        </w:rPr>
+        <w:t>.</w:t>
+      </w:r>
+    </w:p>
+    <w:p>
+      <w:pPr>
+        <w:rPr>
+          <w:rFonts w:hint="default"/>
+          <w:b w:val="0"/>
+          <w:bCs w:val="0"/>
+          <w:lang w:val="en-US" w:eastAsia="zh-CN"/>
+        </w:rPr>
+      </w:pPr>
+      <w:r>
+        <w:rPr>
+          <w:rFonts w:hint="default"/>
+          <w:b w:val="0"/>
+          <w:bCs w:val="0"/>
+          <w:lang w:val="en-US" w:eastAsia="zh-CN"/>
+        </w:rPr>
+        <w:t>├── defaults</w:t>
+      </w:r>
+    </w:p>
+    <w:p>
+      <w:pPr>
+        <w:rPr>
+          <w:rFonts w:hint="default"/>
+          <w:b w:val="0"/>
+          <w:bCs w:val="0"/>
+          <w:lang w:val="en-US" w:eastAsia="zh-CN"/>
+        </w:rPr>
+      </w:pPr>
+      <w:r>
+        <w:rPr>
+          <w:rFonts w:hint="default"/>
+          <w:b w:val="0"/>
+          <w:bCs w:val="0"/>
+          <w:lang w:val="en-US" w:eastAsia="zh-CN"/>
+        </w:rPr>
+        <w:t>│   └── main.yml</w:t>
+      </w:r>
+    </w:p>
+    <w:p>
+      <w:pPr>
+        <w:rPr>
+          <w:rFonts w:hint="default"/>
+          <w:b w:val="0"/>
+          <w:bCs w:val="0"/>
+          <w:lang w:val="en-US" w:eastAsia="zh-CN"/>
+        </w:rPr>
+      </w:pPr>
+      <w:r>
+        <w:rPr>
+          <w:rFonts w:hint="default"/>
+          <w:b w:val="0"/>
+          <w:bCs w:val="0"/>
+          <w:lang w:val="en-US" w:eastAsia="zh-CN"/>
+        </w:rPr>
+        <w:t>├── files</w:t>
+      </w:r>
+    </w:p>
+    <w:p>
+      <w:pPr>
+        <w:rPr>
+          <w:rFonts w:hint="default"/>
+          <w:b w:val="0"/>
+          <w:bCs w:val="0"/>
+          <w:lang w:val="en-US" w:eastAsia="zh-CN"/>
+        </w:rPr>
+      </w:pPr>
+      <w:r>
+        <w:rPr>
+          <w:rFonts w:hint="default"/>
+          <w:b w:val="0"/>
+          <w:bCs w:val="0"/>
+          <w:lang w:val="en-US" w:eastAsia="zh-CN"/>
+        </w:rPr>
+        <w:t>├── handlers</w:t>
+      </w:r>
+    </w:p>
+    <w:p>
+      <w:pPr>
+        <w:rPr>
+          <w:rFonts w:hint="default"/>
+          <w:b w:val="0"/>
+          <w:bCs w:val="0"/>
+          <w:lang w:val="en-US" w:eastAsia="zh-CN"/>
+        </w:rPr>
+      </w:pPr>
+      <w:r>
+        <w:rPr>
+          <w:rFonts w:hint="default"/>
+          <w:b w:val="0"/>
+          <w:bCs w:val="0"/>
+          <w:lang w:val="en-US" w:eastAsia="zh-CN"/>
+        </w:rPr>
+        <w:t>│   └── main.yml</w:t>
+      </w:r>
+    </w:p>
+    <w:p>
+      <w:pPr>
+        <w:rPr>
+          <w:rFonts w:hint="default"/>
+          <w:b w:val="0"/>
+          <w:bCs w:val="0"/>
+          <w:lang w:val="en-US" w:eastAsia="zh-CN"/>
+        </w:rPr>
+      </w:pPr>
+      <w:r>
+        <w:rPr>
+          <w:rFonts w:hint="default"/>
+          <w:b w:val="0"/>
+          <w:bCs w:val="0"/>
+          <w:lang w:val="en-US" w:eastAsia="zh-CN"/>
+        </w:rPr>
+        <w:t>├── meta</w:t>
+      </w:r>
+    </w:p>
+    <w:p>
+      <w:pPr>
+        <w:rPr>
+          <w:rFonts w:hint="default"/>
+          <w:b w:val="0"/>
+          <w:bCs w:val="0"/>
+          <w:lang w:val="en-US" w:eastAsia="zh-CN"/>
+        </w:rPr>
+      </w:pPr>
+      <w:r>
+        <w:rPr>
+          <w:rFonts w:hint="default"/>
+          <w:b w:val="0"/>
+          <w:bCs w:val="0"/>
+          <w:lang w:val="en-US" w:eastAsia="zh-CN"/>
+        </w:rPr>
+        <w:t>│   └── main.yml</w:t>
+      </w:r>
+    </w:p>
+    <w:p>
+      <w:pPr>
+        <w:rPr>
+          <w:rFonts w:hint="default"/>
+          <w:b w:val="0"/>
+          <w:bCs w:val="0"/>
+          <w:lang w:val="en-US" w:eastAsia="zh-CN"/>
+        </w:rPr>
+      </w:pPr>
+      <w:r>
+        <w:rPr>
+          <w:rFonts w:hint="default"/>
+          <w:b w:val="0"/>
+          <w:bCs w:val="0"/>
+          <w:lang w:val="en-US" w:eastAsia="zh-CN"/>
+        </w:rPr>
+        <w:t>├── README.md</w:t>
+      </w:r>
+    </w:p>
+    <w:p>
+      <w:pPr>
+        <w:rPr>
+          <w:rFonts w:hint="default"/>
+          <w:b w:val="0"/>
+          <w:bCs w:val="0"/>
+          <w:lang w:val="en-US" w:eastAsia="zh-CN"/>
+        </w:rPr>
+      </w:pPr>
+      <w:r>
+        <w:rPr>
+          <w:rFonts w:hint="default"/>
+          <w:b w:val="0"/>
+          <w:bCs w:val="0"/>
+          <w:lang w:val="en-US" w:eastAsia="zh-CN"/>
+        </w:rPr>
+        <w:t>├── tasks</w:t>
+      </w:r>
+    </w:p>
+    <w:p>
+      <w:pPr>
+        <w:rPr>
+          <w:rFonts w:hint="default"/>
+          <w:b w:val="0"/>
+          <w:bCs w:val="0"/>
+          <w:lang w:val="en-US" w:eastAsia="zh-CN"/>
+        </w:rPr>
+      </w:pPr>
+      <w:r>
+        <w:rPr>
+          <w:rFonts w:hint="default"/>
+          <w:b w:val="0"/>
+          <w:bCs w:val="0"/>
+          <w:lang w:val="en-US" w:eastAsia="zh-CN"/>
+        </w:rPr>
+        <w:t>│   └── main.yml</w:t>
+      </w:r>
+    </w:p>
+    <w:p>
+      <w:pPr>
+        <w:rPr>
+          <w:rFonts w:hint="default"/>
+          <w:b w:val="0"/>
+          <w:bCs w:val="0"/>
+          <w:lang w:val="en-US" w:eastAsia="zh-CN"/>
+        </w:rPr>
+      </w:pPr>
+      <w:r>
+        <w:rPr>
+          <w:rFonts w:hint="default"/>
+          <w:b w:val="0"/>
+          <w:bCs w:val="0"/>
+          <w:lang w:val="en-US" w:eastAsia="zh-CN"/>
+        </w:rPr>
+        <w:t>├── templates</w:t>
+      </w:r>
+    </w:p>
+    <w:p>
+      <w:pPr>
+        <w:rPr>
+          <w:rFonts w:hint="default"/>
+          <w:b w:val="0"/>
+          <w:bCs w:val="0"/>
+          <w:lang w:val="en-US" w:eastAsia="zh-CN"/>
+        </w:rPr>
+      </w:pPr>
+      <w:r>
+        <w:rPr>
+          <w:rFonts w:hint="default"/>
+          <w:b w:val="0"/>
+          <w:bCs w:val="0"/>
+          <w:lang w:val="en-US" w:eastAsia="zh-CN"/>
+        </w:rPr>
+        <w:t>│   ├── clash.yaml.j2</w:t>
+      </w:r>
+    </w:p>
+    <w:p>
+      <w:pPr>
+        <w:rPr>
+          <w:rFonts w:hint="default"/>
+          <w:b w:val="0"/>
+          <w:bCs w:val="0"/>
+          <w:lang w:val="en-US" w:eastAsia="zh-CN"/>
+        </w:rPr>
+      </w:pPr>
+      <w:r>
+        <w:rPr>
+          <w:rFonts w:hint="default"/>
+          <w:b w:val="0"/>
+          <w:bCs w:val="0"/>
+          <w:lang w:val="en-US" w:eastAsia="zh-CN"/>
+        </w:rPr>
+        <w:t>│   └── config.json.j2</w:t>
+      </w:r>
+    </w:p>
+    <w:p>
+      <w:pPr>
+        <w:rPr>
+          <w:rFonts w:hint="default"/>
+          <w:b w:val="0"/>
+          <w:bCs w:val="0"/>
+          <w:lang w:val="en-US" w:eastAsia="zh-CN"/>
+        </w:rPr>
+      </w:pPr>
+      <w:r>
+        <w:rPr>
+          <w:rFonts w:hint="default"/>
+          <w:b w:val="0"/>
+          <w:bCs w:val="0"/>
+          <w:lang w:val="en-US" w:eastAsia="zh-CN"/>
+        </w:rPr>
+        <w:t>├── tests</w:t>
+      </w:r>
+    </w:p>
+    <w:p>
+      <w:pPr>
+        <w:rPr>
+          <w:rFonts w:hint="default"/>
+          <w:b w:val="0"/>
+          <w:bCs w:val="0"/>
+          <w:lang w:val="en-US" w:eastAsia="zh-CN"/>
+        </w:rPr>
+      </w:pPr>
+      <w:r>
+        <w:rPr>
+          <w:rFonts w:hint="default"/>
+          <w:b w:val="0"/>
+          <w:bCs w:val="0"/>
+          <w:lang w:val="en-US" w:eastAsia="zh-CN"/>
+        </w:rPr>
+        <w:t>│   ├── inventory</w:t>
+      </w:r>
+    </w:p>
+    <w:p>
+      <w:pPr>
+        <w:rPr>
+          <w:rFonts w:hint="default"/>
+          <w:b w:val="0"/>
+          <w:bCs w:val="0"/>
+          <w:lang w:val="en-US" w:eastAsia="zh-CN"/>
+        </w:rPr>
+      </w:pPr>
+      <w:r>
+        <w:rPr>
+          <w:rFonts w:hint="default"/>
+          <w:b w:val="0"/>
+          <w:bCs w:val="0"/>
+          <w:lang w:val="en-US" w:eastAsia="zh-CN"/>
+        </w:rPr>
+        <w:t>│   └── test.yml</w:t>
+      </w:r>
+    </w:p>
+    <w:p>
+      <w:pPr>
+        <w:rPr>
+          <w:rFonts w:hint="default"/>
+          <w:b w:val="0"/>
+          <w:bCs w:val="0"/>
+          <w:lang w:val="en-US" w:eastAsia="zh-CN"/>
+        </w:rPr>
+      </w:pPr>
+      <w:r>
+        <w:rPr>
+          <w:rFonts w:hint="default"/>
+          <w:b w:val="0"/>
+          <w:bCs w:val="0"/>
+          <w:lang w:val="en-US" w:eastAsia="zh-CN"/>
+        </w:rPr>
+        <w:t>└── vars</w:t>
+      </w:r>
+    </w:p>
+    <w:p>
+      <w:pPr>
+        <w:rPr>
+          <w:rFonts w:hint="default"/>
+          <w:b w:val="0"/>
+          <w:bCs w:val="0"/>
+          <w:lang w:val="en-US" w:eastAsia="zh-CN"/>
+        </w:rPr>
+      </w:pPr>
+      <w:r>
+        <w:rPr>
+          <w:rFonts w:hint="default"/>
+          <w:b w:val="0"/>
+          <w:bCs w:val="0"/>
+          <w:lang w:val="en-US" w:eastAsia="zh-CN"/>
+        </w:rPr>
+        <w:t xml:space="preserve">    └── main.yml</w:t>
+      </w:r>
+    </w:p>
+    <w:p>
+      <w:pPr>
+        <w:rPr>
+          <w:rFonts w:hint="default"/>
+          <w:b w:val="0"/>
+          <w:bCs w:val="0"/>
+          <w:lang w:val="en-US" w:eastAsia="zh-CN"/>
+        </w:rPr>
+      </w:pPr>
+    </w:p>
+    <w:p>
+      <w:pPr>
+        <w:rPr>
+          <w:rFonts w:hint="default"/>
+          <w:b w:val="0"/>
+          <w:bCs w:val="0"/>
+          <w:lang w:val="en-US" w:eastAsia="zh-CN"/>
+        </w:rPr>
+      </w:pPr>
+      <w:r>
+        <w:rPr>
+          <w:rFonts w:hint="default"/>
+          <w:b w:val="0"/>
+          <w:bCs w:val="0"/>
+          <w:lang w:val="en-US" w:eastAsia="zh-CN"/>
+        </w:rPr>
+        <w:t>8 directories, 10 files</w:t>
+      </w:r>
+    </w:p>
+    <w:p>
+      <w:pPr>
+        <w:rPr>
+          <w:rFonts w:hint="default"/>
+          <w:b w:val="0"/>
+          <w:bCs w:val="0"/>
+          <w:lang w:val="en-US" w:eastAsia="zh-CN"/>
+        </w:rPr>
+      </w:pPr>
+      <w:r>
+        <w:rPr>
+          <w:rFonts w:hint="default"/>
+          <w:b w:val="0"/>
+          <w:bCs w:val="0"/>
+          <w:lang w:val="en-US" w:eastAsia="zh-CN"/>
+        </w:rPr>
+        <w:t xml:space="preserve">[root@server v2ray]# </w:t>
+      </w:r>
+    </w:p>
+    <w:p>
+      <w:pPr>
+        <w:rPr>
+          <w:rFonts w:hint="default"/>
+          <w:b w:val="0"/>
+          <w:bCs w:val="0"/>
+          <w:lang w:val="en-US" w:eastAsia="zh-CN"/>
+        </w:rPr>
+      </w:pPr>
+    </w:p>
+    <w:p>
+      <w:pPr>
+        <w:rPr>
+          <w:rFonts w:hint="default"/>
+          <w:b w:val="0"/>
+          <w:bCs w:val="0"/>
+          <w:lang w:val="en-US" w:eastAsia="zh-CN"/>
+        </w:rPr>
+      </w:pPr>
+      <w:r>
+        <w:rPr>
+          <w:rFonts w:hint="default"/>
+          <w:b w:val="0"/>
+          <w:bCs w:val="0"/>
+          <w:lang w:val="en-US" w:eastAsia="zh-CN"/>
+        </w:rPr>
+        <w:t>[root@server v2ray]# cd ../</w:t>
+      </w:r>
+    </w:p>
+    <w:p>
+      <w:pPr>
+        <w:rPr>
+          <w:rFonts w:hint="default"/>
+          <w:b w:val="0"/>
+          <w:bCs w:val="0"/>
+          <w:lang w:val="en-US" w:eastAsia="zh-CN"/>
+        </w:rPr>
+      </w:pPr>
+      <w:r>
+        <w:rPr>
+          <w:rFonts w:hint="default"/>
+          <w:b w:val="0"/>
+          <w:bCs w:val="0"/>
+          <w:lang w:val="en-US" w:eastAsia="zh-CN"/>
+        </w:rPr>
+        <w:t>[root@server roles]# ll</w:t>
+      </w:r>
+    </w:p>
+    <w:p>
+      <w:pPr>
+        <w:rPr>
+          <w:rFonts w:hint="default"/>
+          <w:b w:val="0"/>
+          <w:bCs w:val="0"/>
+          <w:lang w:val="en-US" w:eastAsia="zh-CN"/>
+        </w:rPr>
+      </w:pPr>
+      <w:r>
+        <w:rPr>
+          <w:rFonts w:hint="default"/>
+          <w:b w:val="0"/>
+          <w:bCs w:val="0"/>
+          <w:lang w:val="en-US" w:eastAsia="zh-CN"/>
+        </w:rPr>
+        <w:t>total 0</w:t>
+      </w:r>
+    </w:p>
+    <w:p>
+      <w:pPr>
+        <w:rPr>
+          <w:rFonts w:hint="default"/>
+          <w:b w:val="0"/>
+          <w:bCs w:val="0"/>
+          <w:lang w:val="en-US" w:eastAsia="zh-CN"/>
+        </w:rPr>
+      </w:pPr>
+      <w:r>
+        <w:rPr>
+          <w:rFonts w:hint="default"/>
+          <w:b w:val="0"/>
+          <w:bCs w:val="0"/>
+          <w:lang w:val="en-US" w:eastAsia="zh-CN"/>
+        </w:rPr>
+        <w:t>drwxr-xr-x. 10 root root 135 Sep 29 23:28 socket5</w:t>
+      </w:r>
+    </w:p>
+    <w:p>
+      <w:pPr>
+        <w:rPr>
+          <w:rFonts w:hint="default"/>
+          <w:b w:val="0"/>
+          <w:bCs w:val="0"/>
+          <w:lang w:val="en-US" w:eastAsia="zh-CN"/>
+        </w:rPr>
+      </w:pPr>
+      <w:r>
+        <w:rPr>
+          <w:rFonts w:hint="default"/>
+          <w:b w:val="0"/>
+          <w:bCs w:val="0"/>
+          <w:lang w:val="en-US" w:eastAsia="zh-CN"/>
+        </w:rPr>
+        <w:t>drwxr-xr-x. 10 root root 135 Oct  2 19:00 v2ray</w:t>
+      </w:r>
+    </w:p>
+    <w:p>
+      <w:pPr>
+        <w:rPr>
+          <w:rFonts w:hint="default"/>
+          <w:b w:val="0"/>
+          <w:bCs w:val="0"/>
+          <w:lang w:val="en-US" w:eastAsia="zh-CN"/>
+        </w:rPr>
+      </w:pPr>
+      <w:r>
+        <w:rPr>
+          <w:rFonts w:hint="default"/>
+          <w:b w:val="0"/>
+          <w:bCs w:val="0"/>
+          <w:lang w:val="en-US" w:eastAsia="zh-CN"/>
+        </w:rPr>
+        <w:t xml:space="preserve">[root@server roles]# </w:t>
+      </w:r>
+    </w:p>
+    <w:p>
+      <w:pPr>
+        <w:rPr>
+          <w:rFonts w:hint="default"/>
+          <w:b w:val="0"/>
+          <w:bCs w:val="0"/>
+          <w:lang w:val="en-US" w:eastAsia="zh-CN"/>
+        </w:rPr>
+      </w:pPr>
+      <w:r>
+        <w:rPr>
+          <w:rFonts w:hint="default"/>
+          <w:b w:val="0"/>
+          <w:bCs w:val="0"/>
+          <w:lang w:val="en-US" w:eastAsia="zh-CN"/>
+        </w:rPr>
+        <w:t>[root@server v2ray]# cd ../</w:t>
+      </w:r>
+    </w:p>
+    <w:p>
+      <w:pPr>
+        <w:rPr>
+          <w:rFonts w:hint="default"/>
+          <w:b w:val="0"/>
+          <w:bCs w:val="0"/>
+          <w:lang w:val="en-US" w:eastAsia="zh-CN"/>
+        </w:rPr>
+      </w:pPr>
+      <w:r>
+        <w:rPr>
+          <w:rFonts w:hint="default"/>
+          <w:b w:val="0"/>
+          <w:bCs w:val="0"/>
+          <w:lang w:val="en-US" w:eastAsia="zh-CN"/>
+        </w:rPr>
+        <w:t>[root@server roles]# cd ../</w:t>
+      </w:r>
+    </w:p>
+    <w:p>
+      <w:pPr>
+        <w:rPr>
+          <w:rFonts w:hint="default"/>
+          <w:b w:val="0"/>
+          <w:bCs w:val="0"/>
+          <w:lang w:val="en-US" w:eastAsia="zh-CN"/>
+        </w:rPr>
+      </w:pPr>
+      <w:r>
+        <w:rPr>
+          <w:rFonts w:hint="default"/>
+          <w:b w:val="0"/>
+          <w:bCs w:val="0"/>
+          <w:lang w:val="en-US" w:eastAsia="zh-CN"/>
+        </w:rPr>
+        <w:t>[root@server ansible]# touch v2ray.yaml</w:t>
+      </w:r>
+    </w:p>
+    <w:p>
+      <w:pPr>
+        <w:rPr>
+          <w:rFonts w:hint="default"/>
+          <w:b w:val="0"/>
+          <w:bCs w:val="0"/>
+          <w:lang w:val="en-US" w:eastAsia="zh-CN"/>
+        </w:rPr>
+      </w:pPr>
+      <w:r>
+        <w:rPr>
+          <w:rFonts w:hint="default"/>
+          <w:b w:val="0"/>
+          <w:bCs w:val="0"/>
+          <w:lang w:val="en-US" w:eastAsia="zh-CN"/>
+        </w:rPr>
+        <w:t>[root@server ansible]# cat  v2ray.yaml</w:t>
+      </w:r>
+    </w:p>
+    <w:p>
+      <w:pPr>
+        <w:rPr>
+          <w:rFonts w:hint="default"/>
+          <w:b w:val="0"/>
+          <w:bCs w:val="0"/>
+          <w:lang w:val="en-US" w:eastAsia="zh-CN"/>
+        </w:rPr>
+      </w:pPr>
+      <w:r>
+        <w:rPr>
+          <w:rFonts w:hint="default"/>
+          <w:b w:val="0"/>
+          <w:bCs w:val="0"/>
+          <w:lang w:val="en-US" w:eastAsia="zh-CN"/>
+        </w:rPr>
+        <w:t>- name: v2ray</w:t>
+      </w:r>
+    </w:p>
+    <w:p>
+      <w:pPr>
+        <w:rPr>
+          <w:rFonts w:hint="default"/>
+          <w:b w:val="0"/>
+          <w:bCs w:val="0"/>
+          <w:lang w:val="en-US" w:eastAsia="zh-CN"/>
+        </w:rPr>
+      </w:pPr>
+      <w:r>
+        <w:rPr>
+          <w:rFonts w:hint="default"/>
+          <w:b w:val="0"/>
+          <w:bCs w:val="0"/>
+          <w:lang w:val="en-US" w:eastAsia="zh-CN"/>
+        </w:rPr>
+        <w:t xml:space="preserve">  hosts: all</w:t>
+      </w:r>
+    </w:p>
+    <w:p>
+      <w:pPr>
+        <w:rPr>
+          <w:rFonts w:hint="default"/>
+          <w:b w:val="0"/>
+          <w:bCs w:val="0"/>
+          <w:lang w:val="en-US" w:eastAsia="zh-CN"/>
+        </w:rPr>
+      </w:pPr>
+      <w:r>
+        <w:rPr>
+          <w:rFonts w:hint="default"/>
+          <w:b w:val="0"/>
+          <w:bCs w:val="0"/>
+          <w:lang w:val="en-US" w:eastAsia="zh-CN"/>
+        </w:rPr>
+        <w:t xml:space="preserve">  roles:</w:t>
+      </w:r>
+    </w:p>
+    <w:p>
+      <w:pPr>
+        <w:rPr>
+          <w:rFonts w:hint="default"/>
+          <w:b w:val="0"/>
+          <w:bCs w:val="0"/>
+          <w:lang w:val="en-US" w:eastAsia="zh-CN"/>
+        </w:rPr>
+      </w:pPr>
+      <w:r>
+        <w:rPr>
+          <w:rFonts w:hint="default"/>
+          <w:b w:val="0"/>
+          <w:bCs w:val="0"/>
+          <w:lang w:val="en-US" w:eastAsia="zh-CN"/>
+        </w:rPr>
+        <w:t xml:space="preserve">    - v2ray</w:t>
+      </w:r>
+    </w:p>
+    <w:p>
+      <w:pPr>
+        <w:rPr>
+          <w:rFonts w:hint="default"/>
+          <w:b w:val="0"/>
+          <w:bCs w:val="0"/>
+          <w:lang w:val="en-US" w:eastAsia="zh-CN"/>
+        </w:rPr>
+      </w:pPr>
       <w:r>
         <w:rPr>
           <w:rFonts w:hint="default"/>
@@ -14987,836 +16550,8 @@
           <w:lang w:val="en-US" w:eastAsia="zh-CN"/>
         </w:rPr>
       </w:pPr>
-    </w:p>
-    <w:p>
-      <w:pPr>
-        <w:rPr>
-          <w:rFonts w:hint="default"/>
-          <w:b w:val="0"/>
-          <w:bCs w:val="0"/>
-          <w:lang w:val="en-US" w:eastAsia="zh-CN"/>
-        </w:rPr>
-      </w:pPr>
-    </w:p>
-    <w:p>
-      <w:pPr>
-        <w:rPr>
-          <w:rFonts w:hint="default"/>
-          <w:b w:val="0"/>
-          <w:bCs w:val="0"/>
-          <w:lang w:val="en-US" w:eastAsia="zh-CN"/>
-        </w:rPr>
-      </w:pPr>
-      <w:r>
-        <w:rPr>
-          <w:rFonts w:hint="default"/>
-          <w:b w:val="0"/>
-          <w:bCs w:val="0"/>
-          <w:lang w:val="en-US" w:eastAsia="zh-CN"/>
-        </w:rPr>
-        <w:t xml:space="preserve">[root@server v2ray]# vim handlers/main.yml </w:t>
-      </w:r>
-    </w:p>
-    <w:p>
-      <w:pPr>
-        <w:rPr>
-          <w:rFonts w:hint="default"/>
-          <w:b w:val="0"/>
-          <w:bCs w:val="0"/>
-          <w:lang w:val="en-US" w:eastAsia="zh-CN"/>
-        </w:rPr>
-      </w:pPr>
-      <w:r>
-        <w:rPr>
-          <w:rFonts w:hint="default"/>
-          <w:b w:val="0"/>
-          <w:bCs w:val="0"/>
-          <w:lang w:val="en-US" w:eastAsia="zh-CN"/>
-        </w:rPr>
-        <w:t>[root@server v2ray]# cat handlers/main.yml</w:t>
-      </w:r>
-    </w:p>
-    <w:p>
-      <w:pPr>
-        <w:rPr>
-          <w:rFonts w:hint="default"/>
-          <w:b w:val="0"/>
-          <w:bCs w:val="0"/>
-          <w:lang w:val="en-US" w:eastAsia="zh-CN"/>
-        </w:rPr>
-      </w:pPr>
-      <w:r>
-        <w:rPr>
-          <w:rFonts w:hint="default"/>
-          <w:b w:val="0"/>
-          <w:bCs w:val="0"/>
-          <w:lang w:val="en-US" w:eastAsia="zh-CN"/>
-        </w:rPr>
-        <w:t>---</w:t>
-      </w:r>
-    </w:p>
-    <w:p>
-      <w:pPr>
-        <w:rPr>
-          <w:rFonts w:hint="default"/>
-          <w:b w:val="0"/>
-          <w:bCs w:val="0"/>
-          <w:lang w:val="en-US" w:eastAsia="zh-CN"/>
-        </w:rPr>
-      </w:pPr>
-      <w:r>
-        <w:rPr>
-          <w:rFonts w:hint="default"/>
-          <w:b w:val="0"/>
-          <w:bCs w:val="0"/>
-          <w:lang w:val="en-US" w:eastAsia="zh-CN"/>
-        </w:rPr>
-        <w:t># handlers file for v2ray</w:t>
-      </w:r>
-    </w:p>
-    <w:p>
-      <w:pPr>
-        <w:rPr>
-          <w:rFonts w:hint="default"/>
-          <w:b w:val="0"/>
-          <w:bCs w:val="0"/>
-          <w:lang w:val="en-US" w:eastAsia="zh-CN"/>
-        </w:rPr>
-      </w:pPr>
-    </w:p>
-    <w:p>
-      <w:pPr>
-        <w:rPr>
-          <w:rFonts w:hint="default"/>
-          <w:b w:val="0"/>
-          <w:bCs w:val="0"/>
-          <w:lang w:val="en-US" w:eastAsia="zh-CN"/>
-        </w:rPr>
-      </w:pPr>
-      <w:r>
-        <w:rPr>
-          <w:rFonts w:hint="default"/>
-          <w:b w:val="0"/>
-          <w:bCs w:val="0"/>
-          <w:lang w:val="en-US" w:eastAsia="zh-CN"/>
-        </w:rPr>
-        <w:t>- name: restart xray</w:t>
-      </w:r>
-    </w:p>
-    <w:p>
-      <w:pPr>
-        <w:rPr>
-          <w:rFonts w:hint="default"/>
-          <w:b w:val="0"/>
-          <w:bCs w:val="0"/>
-          <w:lang w:val="en-US" w:eastAsia="zh-CN"/>
-        </w:rPr>
-      </w:pPr>
-      <w:r>
-        <w:rPr>
-          <w:rFonts w:hint="default"/>
-          <w:b w:val="0"/>
-          <w:bCs w:val="0"/>
-          <w:lang w:val="en-US" w:eastAsia="zh-CN"/>
-        </w:rPr>
-        <w:t xml:space="preserve">  ansible.builtin.systemd:</w:t>
-      </w:r>
-    </w:p>
-    <w:p>
-      <w:pPr>
-        <w:rPr>
-          <w:rFonts w:hint="default"/>
-          <w:b w:val="0"/>
-          <w:bCs w:val="0"/>
-          <w:lang w:val="en-US" w:eastAsia="zh-CN"/>
-        </w:rPr>
-      </w:pPr>
-      <w:r>
-        <w:rPr>
-          <w:rFonts w:hint="default"/>
-          <w:b w:val="0"/>
-          <w:bCs w:val="0"/>
-          <w:lang w:val="en-US" w:eastAsia="zh-CN"/>
-        </w:rPr>
-        <w:t xml:space="preserve">    name: xray</w:t>
-      </w:r>
-    </w:p>
-    <w:p>
-      <w:pPr>
-        <w:rPr>
-          <w:rFonts w:hint="default"/>
-          <w:b w:val="0"/>
-          <w:bCs w:val="0"/>
-          <w:lang w:val="en-US" w:eastAsia="zh-CN"/>
-        </w:rPr>
-      </w:pPr>
-      <w:r>
-        <w:rPr>
-          <w:rFonts w:hint="default"/>
-          <w:b w:val="0"/>
-          <w:bCs w:val="0"/>
-          <w:lang w:val="en-US" w:eastAsia="zh-CN"/>
-        </w:rPr>
-        <w:t xml:space="preserve">    state: restarted</w:t>
-      </w:r>
-    </w:p>
-    <w:p>
-      <w:pPr>
-        <w:rPr>
-          <w:rFonts w:hint="default"/>
-          <w:b w:val="0"/>
-          <w:bCs w:val="0"/>
-          <w:lang w:val="en-US" w:eastAsia="zh-CN"/>
-        </w:rPr>
-      </w:pPr>
-      <w:r>
-        <w:rPr>
-          <w:rFonts w:hint="default"/>
-          <w:b w:val="0"/>
-          <w:bCs w:val="0"/>
-          <w:lang w:val="en-US" w:eastAsia="zh-CN"/>
-        </w:rPr>
-        <w:t xml:space="preserve">[root@server v2ray]# </w:t>
-      </w:r>
-    </w:p>
-    <w:p>
-      <w:pPr>
-        <w:rPr>
-          <w:rFonts w:hint="default"/>
-          <w:b w:val="0"/>
-          <w:bCs w:val="0"/>
-          <w:lang w:val="en-US" w:eastAsia="zh-CN"/>
-        </w:rPr>
-      </w:pPr>
-    </w:p>
-    <w:p>
-      <w:pPr>
-        <w:rPr>
-          <w:rFonts w:hint="default"/>
-          <w:b w:val="0"/>
-          <w:bCs w:val="0"/>
-          <w:lang w:val="en-US" w:eastAsia="zh-CN"/>
-        </w:rPr>
-      </w:pPr>
-    </w:p>
-    <w:p>
-      <w:pPr>
-        <w:rPr>
-          <w:rFonts w:hint="default"/>
-          <w:b w:val="0"/>
-          <w:bCs w:val="0"/>
-          <w:lang w:val="en-US" w:eastAsia="zh-CN"/>
-        </w:rPr>
-      </w:pPr>
-    </w:p>
-    <w:p>
-      <w:pPr>
-        <w:rPr>
-          <w:rFonts w:hint="default"/>
-          <w:b w:val="0"/>
-          <w:bCs w:val="0"/>
-          <w:lang w:val="en-US" w:eastAsia="zh-CN"/>
-        </w:rPr>
-      </w:pPr>
-      <w:r>
-        <w:rPr>
-          <w:rFonts w:hint="default"/>
-          <w:b w:val="0"/>
-          <w:bCs w:val="0"/>
-          <w:lang w:val="en-US" w:eastAsia="zh-CN"/>
-        </w:rPr>
-        <w:t>[root@server v2ray]# tree</w:t>
-      </w:r>
-    </w:p>
-    <w:p>
-      <w:pPr>
-        <w:rPr>
-          <w:rFonts w:hint="default"/>
-          <w:b w:val="0"/>
-          <w:bCs w:val="0"/>
-          <w:lang w:val="en-US" w:eastAsia="zh-CN"/>
-        </w:rPr>
-      </w:pPr>
-      <w:r>
-        <w:rPr>
-          <w:rFonts w:hint="default"/>
-          <w:b w:val="0"/>
-          <w:bCs w:val="0"/>
-          <w:lang w:val="en-US" w:eastAsia="zh-CN"/>
-        </w:rPr>
-        <w:t>.</w:t>
-      </w:r>
-    </w:p>
-    <w:p>
-      <w:pPr>
-        <w:rPr>
-          <w:rFonts w:hint="default"/>
-          <w:b w:val="0"/>
-          <w:bCs w:val="0"/>
-          <w:lang w:val="en-US" w:eastAsia="zh-CN"/>
-        </w:rPr>
-      </w:pPr>
-      <w:r>
-        <w:rPr>
-          <w:rFonts w:hint="default"/>
-          <w:b w:val="0"/>
-          <w:bCs w:val="0"/>
-          <w:lang w:val="en-US" w:eastAsia="zh-CN"/>
-        </w:rPr>
-        <w:t>├── defaults</w:t>
-      </w:r>
-    </w:p>
-    <w:p>
-      <w:pPr>
-        <w:rPr>
-          <w:rFonts w:hint="default"/>
-          <w:b w:val="0"/>
-          <w:bCs w:val="0"/>
-          <w:lang w:val="en-US" w:eastAsia="zh-CN"/>
-        </w:rPr>
-      </w:pPr>
-      <w:r>
-        <w:rPr>
-          <w:rFonts w:hint="default"/>
-          <w:b w:val="0"/>
-          <w:bCs w:val="0"/>
-          <w:lang w:val="en-US" w:eastAsia="zh-CN"/>
-        </w:rPr>
-        <w:t>│   └── main.yml</w:t>
-      </w:r>
-    </w:p>
-    <w:p>
-      <w:pPr>
-        <w:rPr>
-          <w:rFonts w:hint="default"/>
-          <w:b w:val="0"/>
-          <w:bCs w:val="0"/>
-          <w:lang w:val="en-US" w:eastAsia="zh-CN"/>
-        </w:rPr>
-      </w:pPr>
-      <w:r>
-        <w:rPr>
-          <w:rFonts w:hint="default"/>
-          <w:b w:val="0"/>
-          <w:bCs w:val="0"/>
-          <w:lang w:val="en-US" w:eastAsia="zh-CN"/>
-        </w:rPr>
-        <w:t>├── files</w:t>
-      </w:r>
-    </w:p>
-    <w:p>
-      <w:pPr>
-        <w:rPr>
-          <w:rFonts w:hint="default"/>
-          <w:b w:val="0"/>
-          <w:bCs w:val="0"/>
-          <w:lang w:val="en-US" w:eastAsia="zh-CN"/>
-        </w:rPr>
-      </w:pPr>
-      <w:r>
-        <w:rPr>
-          <w:rFonts w:hint="default"/>
-          <w:b w:val="0"/>
-          <w:bCs w:val="0"/>
-          <w:lang w:val="en-US" w:eastAsia="zh-CN"/>
-        </w:rPr>
-        <w:t>├── handlers</w:t>
-      </w:r>
-    </w:p>
-    <w:p>
-      <w:pPr>
-        <w:rPr>
-          <w:rFonts w:hint="default"/>
-          <w:b w:val="0"/>
-          <w:bCs w:val="0"/>
-          <w:lang w:val="en-US" w:eastAsia="zh-CN"/>
-        </w:rPr>
-      </w:pPr>
-      <w:r>
-        <w:rPr>
-          <w:rFonts w:hint="default"/>
-          <w:b w:val="0"/>
-          <w:bCs w:val="0"/>
-          <w:lang w:val="en-US" w:eastAsia="zh-CN"/>
-        </w:rPr>
-        <w:t>│   └── main.yml</w:t>
-      </w:r>
-    </w:p>
-    <w:p>
-      <w:pPr>
-        <w:rPr>
-          <w:rFonts w:hint="default"/>
-          <w:b w:val="0"/>
-          <w:bCs w:val="0"/>
-          <w:lang w:val="en-US" w:eastAsia="zh-CN"/>
-        </w:rPr>
-      </w:pPr>
-      <w:r>
-        <w:rPr>
-          <w:rFonts w:hint="default"/>
-          <w:b w:val="0"/>
-          <w:bCs w:val="0"/>
-          <w:lang w:val="en-US" w:eastAsia="zh-CN"/>
-        </w:rPr>
-        <w:t>├── meta</w:t>
-      </w:r>
-    </w:p>
-    <w:p>
-      <w:pPr>
-        <w:rPr>
-          <w:rFonts w:hint="default"/>
-          <w:b w:val="0"/>
-          <w:bCs w:val="0"/>
-          <w:lang w:val="en-US" w:eastAsia="zh-CN"/>
-        </w:rPr>
-      </w:pPr>
-      <w:r>
-        <w:rPr>
-          <w:rFonts w:hint="default"/>
-          <w:b w:val="0"/>
-          <w:bCs w:val="0"/>
-          <w:lang w:val="en-US" w:eastAsia="zh-CN"/>
-        </w:rPr>
-        <w:t>│   └── main.yml</w:t>
-      </w:r>
-    </w:p>
-    <w:p>
-      <w:pPr>
-        <w:rPr>
-          <w:rFonts w:hint="default"/>
-          <w:b w:val="0"/>
-          <w:bCs w:val="0"/>
-          <w:lang w:val="en-US" w:eastAsia="zh-CN"/>
-        </w:rPr>
-      </w:pPr>
-      <w:r>
-        <w:rPr>
-          <w:rFonts w:hint="default"/>
-          <w:b w:val="0"/>
-          <w:bCs w:val="0"/>
-          <w:lang w:val="en-US" w:eastAsia="zh-CN"/>
-        </w:rPr>
-        <w:t>├── README.md</w:t>
-      </w:r>
-    </w:p>
-    <w:p>
-      <w:pPr>
-        <w:rPr>
-          <w:rFonts w:hint="default"/>
-          <w:b w:val="0"/>
-          <w:bCs w:val="0"/>
-          <w:lang w:val="en-US" w:eastAsia="zh-CN"/>
-        </w:rPr>
-      </w:pPr>
-      <w:r>
-        <w:rPr>
-          <w:rFonts w:hint="default"/>
-          <w:b w:val="0"/>
-          <w:bCs w:val="0"/>
-          <w:lang w:val="en-US" w:eastAsia="zh-CN"/>
-        </w:rPr>
-        <w:t>├── tasks</w:t>
-      </w:r>
-    </w:p>
-    <w:p>
-      <w:pPr>
-        <w:rPr>
-          <w:rFonts w:hint="default"/>
-          <w:b w:val="0"/>
-          <w:bCs w:val="0"/>
-          <w:lang w:val="en-US" w:eastAsia="zh-CN"/>
-        </w:rPr>
-      </w:pPr>
-      <w:r>
-        <w:rPr>
-          <w:rFonts w:hint="default"/>
-          <w:b w:val="0"/>
-          <w:bCs w:val="0"/>
-          <w:lang w:val="en-US" w:eastAsia="zh-CN"/>
-        </w:rPr>
-        <w:t>│   └── main.yml</w:t>
-      </w:r>
-    </w:p>
-    <w:p>
-      <w:pPr>
-        <w:rPr>
-          <w:rFonts w:hint="default"/>
-          <w:b w:val="0"/>
-          <w:bCs w:val="0"/>
-          <w:lang w:val="en-US" w:eastAsia="zh-CN"/>
-        </w:rPr>
-      </w:pPr>
-      <w:r>
-        <w:rPr>
-          <w:rFonts w:hint="default"/>
-          <w:b w:val="0"/>
-          <w:bCs w:val="0"/>
-          <w:lang w:val="en-US" w:eastAsia="zh-CN"/>
-        </w:rPr>
-        <w:t>├── templates</w:t>
-      </w:r>
-    </w:p>
-    <w:p>
-      <w:pPr>
-        <w:rPr>
-          <w:rFonts w:hint="default"/>
-          <w:b w:val="0"/>
-          <w:bCs w:val="0"/>
-          <w:lang w:val="en-US" w:eastAsia="zh-CN"/>
-        </w:rPr>
-      </w:pPr>
-      <w:r>
-        <w:rPr>
-          <w:rFonts w:hint="default"/>
-          <w:b w:val="0"/>
-          <w:bCs w:val="0"/>
-          <w:lang w:val="en-US" w:eastAsia="zh-CN"/>
-        </w:rPr>
-        <w:t>│   ├── clash.yaml.j2</w:t>
-      </w:r>
-    </w:p>
-    <w:p>
-      <w:pPr>
-        <w:rPr>
-          <w:rFonts w:hint="default"/>
-          <w:b w:val="0"/>
-          <w:bCs w:val="0"/>
-          <w:lang w:val="en-US" w:eastAsia="zh-CN"/>
-        </w:rPr>
-      </w:pPr>
-      <w:r>
-        <w:rPr>
-          <w:rFonts w:hint="default"/>
-          <w:b w:val="0"/>
-          <w:bCs w:val="0"/>
-          <w:lang w:val="en-US" w:eastAsia="zh-CN"/>
-        </w:rPr>
-        <w:t>│   └── config.json.j2</w:t>
-      </w:r>
-    </w:p>
-    <w:p>
-      <w:pPr>
-        <w:rPr>
-          <w:rFonts w:hint="default"/>
-          <w:b w:val="0"/>
-          <w:bCs w:val="0"/>
-          <w:lang w:val="en-US" w:eastAsia="zh-CN"/>
-        </w:rPr>
-      </w:pPr>
-      <w:r>
-        <w:rPr>
-          <w:rFonts w:hint="default"/>
-          <w:b w:val="0"/>
-          <w:bCs w:val="0"/>
-          <w:lang w:val="en-US" w:eastAsia="zh-CN"/>
-        </w:rPr>
-        <w:t>├── tests</w:t>
-      </w:r>
-    </w:p>
-    <w:p>
-      <w:pPr>
-        <w:rPr>
-          <w:rFonts w:hint="default"/>
-          <w:b w:val="0"/>
-          <w:bCs w:val="0"/>
-          <w:lang w:val="en-US" w:eastAsia="zh-CN"/>
-        </w:rPr>
-      </w:pPr>
-      <w:r>
-        <w:rPr>
-          <w:rFonts w:hint="default"/>
-          <w:b w:val="0"/>
-          <w:bCs w:val="0"/>
-          <w:lang w:val="en-US" w:eastAsia="zh-CN"/>
-        </w:rPr>
-        <w:t>│   ├── inventory</w:t>
-      </w:r>
-    </w:p>
-    <w:p>
-      <w:pPr>
-        <w:rPr>
-          <w:rFonts w:hint="default"/>
-          <w:b w:val="0"/>
-          <w:bCs w:val="0"/>
-          <w:lang w:val="en-US" w:eastAsia="zh-CN"/>
-        </w:rPr>
-      </w:pPr>
-      <w:r>
-        <w:rPr>
-          <w:rFonts w:hint="default"/>
-          <w:b w:val="0"/>
-          <w:bCs w:val="0"/>
-          <w:lang w:val="en-US" w:eastAsia="zh-CN"/>
-        </w:rPr>
-        <w:t>│   └── test.yml</w:t>
-      </w:r>
-    </w:p>
-    <w:p>
-      <w:pPr>
-        <w:rPr>
-          <w:rFonts w:hint="default"/>
-          <w:b w:val="0"/>
-          <w:bCs w:val="0"/>
-          <w:lang w:val="en-US" w:eastAsia="zh-CN"/>
-        </w:rPr>
-      </w:pPr>
-      <w:r>
-        <w:rPr>
-          <w:rFonts w:hint="default"/>
-          <w:b w:val="0"/>
-          <w:bCs w:val="0"/>
-          <w:lang w:val="en-US" w:eastAsia="zh-CN"/>
-        </w:rPr>
-        <w:t>└── vars</w:t>
-      </w:r>
-    </w:p>
-    <w:p>
-      <w:pPr>
-        <w:rPr>
-          <w:rFonts w:hint="default"/>
-          <w:b w:val="0"/>
-          <w:bCs w:val="0"/>
-          <w:lang w:val="en-US" w:eastAsia="zh-CN"/>
-        </w:rPr>
-      </w:pPr>
-      <w:r>
-        <w:rPr>
-          <w:rFonts w:hint="default"/>
-          <w:b w:val="0"/>
-          <w:bCs w:val="0"/>
-          <w:lang w:val="en-US" w:eastAsia="zh-CN"/>
-        </w:rPr>
-        <w:t xml:space="preserve">    └── main.yml</w:t>
-      </w:r>
-    </w:p>
-    <w:p>
-      <w:pPr>
-        <w:rPr>
-          <w:rFonts w:hint="default"/>
-          <w:b w:val="0"/>
-          <w:bCs w:val="0"/>
-          <w:lang w:val="en-US" w:eastAsia="zh-CN"/>
-        </w:rPr>
-      </w:pPr>
-    </w:p>
-    <w:p>
-      <w:pPr>
-        <w:rPr>
-          <w:rFonts w:hint="default"/>
-          <w:b w:val="0"/>
-          <w:bCs w:val="0"/>
-          <w:lang w:val="en-US" w:eastAsia="zh-CN"/>
-        </w:rPr>
-      </w:pPr>
-      <w:r>
-        <w:rPr>
-          <w:rFonts w:hint="default"/>
-          <w:b w:val="0"/>
-          <w:bCs w:val="0"/>
-          <w:lang w:val="en-US" w:eastAsia="zh-CN"/>
-        </w:rPr>
-        <w:t>8 directories, 10 files</w:t>
-      </w:r>
-    </w:p>
-    <w:p>
-      <w:pPr>
-        <w:rPr>
-          <w:rFonts w:hint="default"/>
-          <w:b w:val="0"/>
-          <w:bCs w:val="0"/>
-          <w:lang w:val="en-US" w:eastAsia="zh-CN"/>
-        </w:rPr>
-      </w:pPr>
-      <w:r>
-        <w:rPr>
-          <w:rFonts w:hint="default"/>
-          <w:b w:val="0"/>
-          <w:bCs w:val="0"/>
-          <w:lang w:val="en-US" w:eastAsia="zh-CN"/>
-        </w:rPr>
-        <w:t xml:space="preserve">[root@server v2ray]# </w:t>
-      </w:r>
-    </w:p>
-    <w:p>
-      <w:pPr>
-        <w:rPr>
-          <w:rFonts w:hint="default"/>
-          <w:b w:val="0"/>
-          <w:bCs w:val="0"/>
-          <w:lang w:val="en-US" w:eastAsia="zh-CN"/>
-        </w:rPr>
-      </w:pPr>
-    </w:p>
-    <w:p>
-      <w:pPr>
-        <w:rPr>
-          <w:rFonts w:hint="default"/>
-          <w:b w:val="0"/>
-          <w:bCs w:val="0"/>
-          <w:lang w:val="en-US" w:eastAsia="zh-CN"/>
-        </w:rPr>
-      </w:pPr>
-      <w:r>
-        <w:rPr>
-          <w:rFonts w:hint="default"/>
-          <w:b w:val="0"/>
-          <w:bCs w:val="0"/>
-          <w:lang w:val="en-US" w:eastAsia="zh-CN"/>
-        </w:rPr>
-        <w:t>[root@server v2ray]# cd ../</w:t>
-      </w:r>
-    </w:p>
-    <w:p>
-      <w:pPr>
-        <w:rPr>
-          <w:rFonts w:hint="default"/>
-          <w:b w:val="0"/>
-          <w:bCs w:val="0"/>
-          <w:lang w:val="en-US" w:eastAsia="zh-CN"/>
-        </w:rPr>
-      </w:pPr>
-      <w:r>
-        <w:rPr>
-          <w:rFonts w:hint="default"/>
-          <w:b w:val="0"/>
-          <w:bCs w:val="0"/>
-          <w:lang w:val="en-US" w:eastAsia="zh-CN"/>
-        </w:rPr>
-        <w:t>[root@server roles]# ll</w:t>
-      </w:r>
-    </w:p>
-    <w:p>
-      <w:pPr>
-        <w:rPr>
-          <w:rFonts w:hint="default"/>
-          <w:b w:val="0"/>
-          <w:bCs w:val="0"/>
-          <w:lang w:val="en-US" w:eastAsia="zh-CN"/>
-        </w:rPr>
-      </w:pPr>
-      <w:r>
-        <w:rPr>
-          <w:rFonts w:hint="default"/>
-          <w:b w:val="0"/>
-          <w:bCs w:val="0"/>
-          <w:lang w:val="en-US" w:eastAsia="zh-CN"/>
-        </w:rPr>
-        <w:t>total 0</w:t>
-      </w:r>
-    </w:p>
-    <w:p>
-      <w:pPr>
-        <w:rPr>
-          <w:rFonts w:hint="default"/>
-          <w:b w:val="0"/>
-          <w:bCs w:val="0"/>
-          <w:lang w:val="en-US" w:eastAsia="zh-CN"/>
-        </w:rPr>
-      </w:pPr>
-      <w:r>
-        <w:rPr>
-          <w:rFonts w:hint="default"/>
-          <w:b w:val="0"/>
-          <w:bCs w:val="0"/>
-          <w:lang w:val="en-US" w:eastAsia="zh-CN"/>
-        </w:rPr>
-        <w:t>drwxr-xr-x. 10 root root 135 Sep 29 23:28 socket5</w:t>
-      </w:r>
-    </w:p>
-    <w:p>
-      <w:pPr>
-        <w:rPr>
-          <w:rFonts w:hint="default"/>
-          <w:b w:val="0"/>
-          <w:bCs w:val="0"/>
-          <w:lang w:val="en-US" w:eastAsia="zh-CN"/>
-        </w:rPr>
-      </w:pPr>
-      <w:r>
-        <w:rPr>
-          <w:rFonts w:hint="default"/>
-          <w:b w:val="0"/>
-          <w:bCs w:val="0"/>
-          <w:lang w:val="en-US" w:eastAsia="zh-CN"/>
-        </w:rPr>
-        <w:t>drwxr-xr-x. 10 root root 135 Oct  2 19:00 v2ray</w:t>
-      </w:r>
-    </w:p>
-    <w:p>
-      <w:pPr>
-        <w:rPr>
-          <w:rFonts w:hint="default"/>
-          <w:b w:val="0"/>
-          <w:bCs w:val="0"/>
-          <w:lang w:val="en-US" w:eastAsia="zh-CN"/>
-        </w:rPr>
-      </w:pPr>
-      <w:r>
-        <w:rPr>
-          <w:rFonts w:hint="default"/>
-          <w:b w:val="0"/>
-          <w:bCs w:val="0"/>
-          <w:lang w:val="en-US" w:eastAsia="zh-CN"/>
-        </w:rPr>
-        <w:t xml:space="preserve">[root@server roles]# </w:t>
-      </w:r>
-    </w:p>
-    <w:p>
-      <w:pPr>
-        <w:rPr>
-          <w:rFonts w:hint="default"/>
-          <w:b w:val="0"/>
-          <w:bCs w:val="0"/>
-          <w:lang w:val="en-US" w:eastAsia="zh-CN"/>
-        </w:rPr>
-      </w:pPr>
-      <w:r>
-        <w:rPr>
-          <w:rFonts w:hint="default"/>
-          <w:b w:val="0"/>
-          <w:bCs w:val="0"/>
-          <w:lang w:val="en-US" w:eastAsia="zh-CN"/>
-        </w:rPr>
-        <w:t>[root@server v2ray]# cd ../</w:t>
-      </w:r>
-    </w:p>
-    <w:p>
-      <w:pPr>
-        <w:rPr>
-          <w:rFonts w:hint="default"/>
-          <w:b w:val="0"/>
-          <w:bCs w:val="0"/>
-          <w:lang w:val="en-US" w:eastAsia="zh-CN"/>
-        </w:rPr>
-      </w:pPr>
-      <w:r>
-        <w:rPr>
-          <w:rFonts w:hint="default"/>
-          <w:b w:val="0"/>
-          <w:bCs w:val="0"/>
-          <w:lang w:val="en-US" w:eastAsia="zh-CN"/>
-        </w:rPr>
-        <w:t>[root@server roles]# cd ../</w:t>
-      </w:r>
-    </w:p>
-    <w:p>
-      <w:pPr>
-        <w:rPr>
-          <w:rFonts w:hint="default"/>
-          <w:b w:val="0"/>
-          <w:bCs w:val="0"/>
-          <w:lang w:val="en-US" w:eastAsia="zh-CN"/>
-        </w:rPr>
-      </w:pPr>
-      <w:r>
-        <w:rPr>
-          <w:rFonts w:hint="default"/>
-          <w:b w:val="0"/>
-          <w:bCs w:val="0"/>
-          <w:lang w:val="en-US" w:eastAsia="zh-CN"/>
-        </w:rPr>
-        <w:t>[root@server ansible]# touch v2ray.yaml</w:t>
-      </w:r>
+      <w:bookmarkStart w:id="0" w:name="_GoBack"/>
+      <w:bookmarkEnd w:id="0"/>
     </w:p>
     <w:p>
       <w:pPr>
@@ -15930,6 +16665,25 @@
           <w:bCs w:val="0"/>
           <w:lang w:val="en-US" w:eastAsia="zh-CN"/>
         </w:rPr>
+        <w:t>ok: [node2]</w:t>
+      </w:r>
+    </w:p>
+    <w:p>
+      <w:pPr>
+        <w:rPr>
+          <w:rFonts w:hint="default"/>
+          <w:b w:val="0"/>
+          <w:bCs w:val="0"/>
+          <w:lang w:val="en-US" w:eastAsia="zh-CN"/>
+        </w:rPr>
+      </w:pPr>
+      <w:r>
+        <w:rPr>
+          <w:rFonts w:hint="default"/>
+          <w:b w:val="0"/>
+          <w:bCs w:val="0"/>
+          <w:lang w:val="en-US" w:eastAsia="zh-CN"/>
+        </w:rPr>
         <w:t>ok: [node1]</w:t>
       </w:r>
     </w:p>
@@ -15942,6 +16696,311 @@
           <w:lang w:val="en-US" w:eastAsia="zh-CN"/>
         </w:rPr>
       </w:pPr>
+    </w:p>
+    <w:p>
+      <w:pPr>
+        <w:rPr>
+          <w:rFonts w:hint="default"/>
+          <w:b w:val="0"/>
+          <w:bCs w:val="0"/>
+          <w:lang w:val="en-US" w:eastAsia="zh-CN"/>
+        </w:rPr>
+      </w:pPr>
+      <w:r>
+        <w:rPr>
+          <w:rFonts w:hint="default"/>
+          <w:b w:val="0"/>
+          <w:bCs w:val="0"/>
+          <w:lang w:val="en-US" w:eastAsia="zh-CN"/>
+        </w:rPr>
+        <w:t>TASK [v2ray : install pkg] *****************************************************</w:t>
+      </w:r>
+    </w:p>
+    <w:p>
+      <w:pPr>
+        <w:rPr>
+          <w:rFonts w:hint="default"/>
+          <w:b w:val="0"/>
+          <w:bCs w:val="0"/>
+          <w:lang w:val="en-US" w:eastAsia="zh-CN"/>
+        </w:rPr>
+      </w:pPr>
+      <w:r>
+        <w:rPr>
+          <w:rFonts w:hint="default"/>
+          <w:b w:val="0"/>
+          <w:bCs w:val="0"/>
+          <w:lang w:val="en-US" w:eastAsia="zh-CN"/>
+        </w:rPr>
+        <w:t>ok: [node2] =&gt; (item=curl)</w:t>
+      </w:r>
+    </w:p>
+    <w:p>
+      <w:pPr>
+        <w:rPr>
+          <w:rFonts w:hint="default"/>
+          <w:b w:val="0"/>
+          <w:bCs w:val="0"/>
+          <w:lang w:val="en-US" w:eastAsia="zh-CN"/>
+        </w:rPr>
+      </w:pPr>
+      <w:r>
+        <w:rPr>
+          <w:rFonts w:hint="default"/>
+          <w:b w:val="0"/>
+          <w:bCs w:val="0"/>
+          <w:lang w:val="en-US" w:eastAsia="zh-CN"/>
+        </w:rPr>
+        <w:t>ok: [node1] =&gt; (item=curl)</w:t>
+      </w:r>
+    </w:p>
+    <w:p>
+      <w:pPr>
+        <w:rPr>
+          <w:rFonts w:hint="default"/>
+          <w:b w:val="0"/>
+          <w:bCs w:val="0"/>
+          <w:lang w:val="en-US" w:eastAsia="zh-CN"/>
+        </w:rPr>
+      </w:pPr>
+      <w:r>
+        <w:rPr>
+          <w:rFonts w:hint="default"/>
+          <w:b w:val="0"/>
+          <w:bCs w:val="0"/>
+          <w:lang w:val="en-US" w:eastAsia="zh-CN"/>
+        </w:rPr>
+        <w:t>ok: [node1] =&gt; (item=wget)</w:t>
+      </w:r>
+    </w:p>
+    <w:p>
+      <w:pPr>
+        <w:rPr>
+          <w:rFonts w:hint="default"/>
+          <w:b w:val="0"/>
+          <w:bCs w:val="0"/>
+          <w:lang w:val="en-US" w:eastAsia="zh-CN"/>
+        </w:rPr>
+      </w:pPr>
+      <w:r>
+        <w:rPr>
+          <w:rFonts w:hint="default"/>
+          <w:b w:val="0"/>
+          <w:bCs w:val="0"/>
+          <w:lang w:val="en-US" w:eastAsia="zh-CN"/>
+        </w:rPr>
+        <w:t>ok: [node2] =&gt; (item=wget)</w:t>
+      </w:r>
+    </w:p>
+    <w:p>
+      <w:pPr>
+        <w:rPr>
+          <w:rFonts w:hint="default"/>
+          <w:b w:val="0"/>
+          <w:bCs w:val="0"/>
+          <w:lang w:val="en-US" w:eastAsia="zh-CN"/>
+        </w:rPr>
+      </w:pPr>
+      <w:r>
+        <w:rPr>
+          <w:rFonts w:hint="default"/>
+          <w:b w:val="0"/>
+          <w:bCs w:val="0"/>
+          <w:lang w:val="en-US" w:eastAsia="zh-CN"/>
+        </w:rPr>
+        <w:t>ok: [node1] =&gt; (item=unzip)</w:t>
+      </w:r>
+    </w:p>
+    <w:p>
+      <w:pPr>
+        <w:rPr>
+          <w:rFonts w:hint="default"/>
+          <w:b w:val="0"/>
+          <w:bCs w:val="0"/>
+          <w:lang w:val="en-US" w:eastAsia="zh-CN"/>
+        </w:rPr>
+      </w:pPr>
+      <w:r>
+        <w:rPr>
+          <w:rFonts w:hint="default"/>
+          <w:b w:val="0"/>
+          <w:bCs w:val="0"/>
+          <w:lang w:val="en-US" w:eastAsia="zh-CN"/>
+        </w:rPr>
+        <w:t>ok: [node2] =&gt; (item=unzip)</w:t>
+      </w:r>
+    </w:p>
+    <w:p>
+      <w:pPr>
+        <w:rPr>
+          <w:rFonts w:hint="default"/>
+          <w:b w:val="0"/>
+          <w:bCs w:val="0"/>
+          <w:lang w:val="en-US" w:eastAsia="zh-CN"/>
+        </w:rPr>
+      </w:pPr>
+      <w:r>
+        <w:rPr>
+          <w:rFonts w:hint="default"/>
+          <w:b w:val="0"/>
+          <w:bCs w:val="0"/>
+          <w:lang w:val="en-US" w:eastAsia="zh-CN"/>
+        </w:rPr>
+        <w:t>ok: [node2] =&gt; (item=tar)</w:t>
+      </w:r>
+    </w:p>
+    <w:p>
+      <w:pPr>
+        <w:rPr>
+          <w:rFonts w:hint="default"/>
+          <w:b w:val="0"/>
+          <w:bCs w:val="0"/>
+          <w:lang w:val="en-US" w:eastAsia="zh-CN"/>
+        </w:rPr>
+      </w:pPr>
+      <w:r>
+        <w:rPr>
+          <w:rFonts w:hint="default"/>
+          <w:b w:val="0"/>
+          <w:bCs w:val="0"/>
+          <w:lang w:val="en-US" w:eastAsia="zh-CN"/>
+        </w:rPr>
+        <w:t>ok: [node1] =&gt; (item=tar)</w:t>
+      </w:r>
+    </w:p>
+    <w:p>
+      <w:pPr>
+        <w:rPr>
+          <w:rFonts w:hint="default"/>
+          <w:b w:val="0"/>
+          <w:bCs w:val="0"/>
+          <w:lang w:val="en-US" w:eastAsia="zh-CN"/>
+        </w:rPr>
+      </w:pPr>
+      <w:r>
+        <w:rPr>
+          <w:rFonts w:hint="default"/>
+          <w:b w:val="0"/>
+          <w:bCs w:val="0"/>
+          <w:lang w:val="en-US" w:eastAsia="zh-CN"/>
+        </w:rPr>
+        <w:t>ok: [node1] =&gt; (item=openssl)</w:t>
+      </w:r>
+    </w:p>
+    <w:p>
+      <w:pPr>
+        <w:rPr>
+          <w:rFonts w:hint="default"/>
+          <w:b w:val="0"/>
+          <w:bCs w:val="0"/>
+          <w:lang w:val="en-US" w:eastAsia="zh-CN"/>
+        </w:rPr>
+      </w:pPr>
+      <w:r>
+        <w:rPr>
+          <w:rFonts w:hint="default"/>
+          <w:b w:val="0"/>
+          <w:bCs w:val="0"/>
+          <w:lang w:val="en-US" w:eastAsia="zh-CN"/>
+        </w:rPr>
+        <w:t>ok: [node2] =&gt; (item=openssl)</w:t>
+      </w:r>
+    </w:p>
+    <w:p>
+      <w:pPr>
+        <w:rPr>
+          <w:rFonts w:hint="default"/>
+          <w:b w:val="0"/>
+          <w:bCs w:val="0"/>
+          <w:lang w:val="en-US" w:eastAsia="zh-CN"/>
+        </w:rPr>
+      </w:pPr>
+      <w:r>
+        <w:rPr>
+          <w:rFonts w:hint="default"/>
+          <w:b w:val="0"/>
+          <w:bCs w:val="0"/>
+          <w:lang w:val="en-US" w:eastAsia="zh-CN"/>
+        </w:rPr>
+        <w:t>ok: [node1] =&gt; (item=httpd)</w:t>
+      </w:r>
+    </w:p>
+    <w:p>
+      <w:pPr>
+        <w:rPr>
+          <w:rFonts w:hint="default"/>
+          <w:b w:val="0"/>
+          <w:bCs w:val="0"/>
+          <w:lang w:val="en-US" w:eastAsia="zh-CN"/>
+        </w:rPr>
+      </w:pPr>
+      <w:r>
+        <w:rPr>
+          <w:rFonts w:hint="default"/>
+          <w:b w:val="0"/>
+          <w:bCs w:val="0"/>
+          <w:lang w:val="en-US" w:eastAsia="zh-CN"/>
+        </w:rPr>
+        <w:t>ok: [node2] =&gt; (item=httpd)</w:t>
+      </w:r>
+    </w:p>
+    <w:p>
+      <w:pPr>
+        <w:rPr>
+          <w:rFonts w:hint="default"/>
+          <w:b w:val="0"/>
+          <w:bCs w:val="0"/>
+          <w:lang w:val="en-US" w:eastAsia="zh-CN"/>
+        </w:rPr>
+      </w:pPr>
+    </w:p>
+    <w:p>
+      <w:pPr>
+        <w:rPr>
+          <w:rFonts w:hint="default"/>
+          <w:b w:val="0"/>
+          <w:bCs w:val="0"/>
+          <w:lang w:val="en-US" w:eastAsia="zh-CN"/>
+        </w:rPr>
+      </w:pPr>
+      <w:r>
+        <w:rPr>
+          <w:rFonts w:hint="default"/>
+          <w:b w:val="0"/>
+          <w:bCs w:val="0"/>
+          <w:lang w:val="en-US" w:eastAsia="zh-CN"/>
+        </w:rPr>
+        <w:t>TASK [v2ray : Execute Xray installation script] ********************************</w:t>
+      </w:r>
+    </w:p>
+    <w:p>
+      <w:pPr>
+        <w:rPr>
+          <w:rFonts w:hint="default"/>
+          <w:b w:val="0"/>
+          <w:bCs w:val="0"/>
+          <w:lang w:val="en-US" w:eastAsia="zh-CN"/>
+        </w:rPr>
+      </w:pPr>
+      <w:r>
+        <w:rPr>
+          <w:rFonts w:hint="default"/>
+          <w:b w:val="0"/>
+          <w:bCs w:val="0"/>
+          <w:lang w:val="en-US" w:eastAsia="zh-CN"/>
+        </w:rPr>
+        <w:t>ok: [node1]</w:t>
+      </w:r>
+    </w:p>
+    <w:p>
+      <w:pPr>
+        <w:rPr>
+          <w:rFonts w:hint="default"/>
+          <w:b w:val="0"/>
+          <w:bCs w:val="0"/>
+          <w:lang w:val="en-US" w:eastAsia="zh-CN"/>
+        </w:rPr>
+      </w:pPr>
       <w:r>
         <w:rPr>
           <w:rFonts w:hint="default"/>
@@ -15978,197 +17037,1124 @@
           <w:bCs w:val="0"/>
           <w:lang w:val="en-US" w:eastAsia="zh-CN"/>
         </w:rPr>
-        <w:t>TASK [v2ray : install pkg] *****************************************************</w:t>
-      </w:r>
-    </w:p>
-    <w:p>
-      <w:pPr>
-        <w:rPr>
-          <w:rFonts w:hint="default"/>
-          <w:b w:val="0"/>
-          <w:bCs w:val="0"/>
-          <w:lang w:val="en-US" w:eastAsia="zh-CN"/>
-        </w:rPr>
-      </w:pPr>
-      <w:r>
-        <w:rPr>
-          <w:rFonts w:hint="default"/>
-          <w:b w:val="0"/>
-          <w:bCs w:val="0"/>
-          <w:lang w:val="en-US" w:eastAsia="zh-CN"/>
-        </w:rPr>
-        <w:t>ok: [node1] =&gt; (item=curl)</w:t>
-      </w:r>
-    </w:p>
-    <w:p>
-      <w:pPr>
-        <w:rPr>
-          <w:rFonts w:hint="default"/>
-          <w:b w:val="0"/>
-          <w:bCs w:val="0"/>
-          <w:lang w:val="en-US" w:eastAsia="zh-CN"/>
-        </w:rPr>
-      </w:pPr>
-      <w:r>
-        <w:rPr>
-          <w:rFonts w:hint="default"/>
-          <w:b w:val="0"/>
-          <w:bCs w:val="0"/>
-          <w:lang w:val="en-US" w:eastAsia="zh-CN"/>
-        </w:rPr>
-        <w:t>ok: [node2] =&gt; (item=curl)</w:t>
-      </w:r>
-    </w:p>
-    <w:p>
-      <w:pPr>
-        <w:rPr>
-          <w:rFonts w:hint="default"/>
-          <w:b w:val="0"/>
-          <w:bCs w:val="0"/>
-          <w:lang w:val="en-US" w:eastAsia="zh-CN"/>
-        </w:rPr>
-      </w:pPr>
-      <w:r>
-        <w:rPr>
-          <w:rFonts w:hint="default"/>
-          <w:b w:val="0"/>
-          <w:bCs w:val="0"/>
-          <w:lang w:val="en-US" w:eastAsia="zh-CN"/>
-        </w:rPr>
-        <w:t>ok: [node1] =&gt; (item=wget)</w:t>
-      </w:r>
-    </w:p>
-    <w:p>
-      <w:pPr>
-        <w:rPr>
-          <w:rFonts w:hint="default"/>
-          <w:b w:val="0"/>
-          <w:bCs w:val="0"/>
-          <w:lang w:val="en-US" w:eastAsia="zh-CN"/>
-        </w:rPr>
-      </w:pPr>
-      <w:r>
-        <w:rPr>
-          <w:rFonts w:hint="default"/>
-          <w:b w:val="0"/>
-          <w:bCs w:val="0"/>
-          <w:lang w:val="en-US" w:eastAsia="zh-CN"/>
-        </w:rPr>
-        <w:t>ok: [node2] =&gt; (item=wget)</w:t>
-      </w:r>
-    </w:p>
-    <w:p>
-      <w:pPr>
-        <w:rPr>
-          <w:rFonts w:hint="default"/>
-          <w:b w:val="0"/>
-          <w:bCs w:val="0"/>
-          <w:lang w:val="en-US" w:eastAsia="zh-CN"/>
-        </w:rPr>
-      </w:pPr>
-      <w:r>
-        <w:rPr>
-          <w:rFonts w:hint="default"/>
-          <w:b w:val="0"/>
-          <w:bCs w:val="0"/>
-          <w:lang w:val="en-US" w:eastAsia="zh-CN"/>
-        </w:rPr>
-        <w:t>ok: [node1] =&gt; (item=unzip)</w:t>
-      </w:r>
-    </w:p>
-    <w:p>
-      <w:pPr>
-        <w:rPr>
-          <w:rFonts w:hint="default"/>
-          <w:b w:val="0"/>
-          <w:bCs w:val="0"/>
-          <w:lang w:val="en-US" w:eastAsia="zh-CN"/>
-        </w:rPr>
-      </w:pPr>
-      <w:r>
-        <w:rPr>
-          <w:rFonts w:hint="default"/>
-          <w:b w:val="0"/>
-          <w:bCs w:val="0"/>
-          <w:lang w:val="en-US" w:eastAsia="zh-CN"/>
-        </w:rPr>
-        <w:t>ok: [node2] =&gt; (item=unzip)</w:t>
-      </w:r>
-    </w:p>
-    <w:p>
-      <w:pPr>
-        <w:rPr>
-          <w:rFonts w:hint="default"/>
-          <w:b w:val="0"/>
-          <w:bCs w:val="0"/>
-          <w:lang w:val="en-US" w:eastAsia="zh-CN"/>
-        </w:rPr>
-      </w:pPr>
-      <w:r>
-        <w:rPr>
-          <w:rFonts w:hint="default"/>
-          <w:b w:val="0"/>
-          <w:bCs w:val="0"/>
-          <w:lang w:val="en-US" w:eastAsia="zh-CN"/>
-        </w:rPr>
-        <w:t>ok: [node1] =&gt; (item=tar)</w:t>
-      </w:r>
-    </w:p>
-    <w:p>
-      <w:pPr>
-        <w:rPr>
-          <w:rFonts w:hint="default"/>
-          <w:b w:val="0"/>
-          <w:bCs w:val="0"/>
-          <w:lang w:val="en-US" w:eastAsia="zh-CN"/>
-        </w:rPr>
-      </w:pPr>
-      <w:r>
-        <w:rPr>
-          <w:rFonts w:hint="default"/>
-          <w:b w:val="0"/>
-          <w:bCs w:val="0"/>
-          <w:lang w:val="en-US" w:eastAsia="zh-CN"/>
-        </w:rPr>
-        <w:t>ok: [node1] =&gt; (item=openssl)</w:t>
-      </w:r>
-    </w:p>
-    <w:p>
-      <w:pPr>
-        <w:rPr>
-          <w:rFonts w:hint="default"/>
-          <w:b w:val="0"/>
-          <w:bCs w:val="0"/>
-          <w:lang w:val="en-US" w:eastAsia="zh-CN"/>
-        </w:rPr>
-      </w:pPr>
-      <w:r>
-        <w:rPr>
-          <w:rFonts w:hint="default"/>
-          <w:b w:val="0"/>
-          <w:bCs w:val="0"/>
-          <w:lang w:val="en-US" w:eastAsia="zh-CN"/>
-        </w:rPr>
-        <w:t>ok: [node2] =&gt; (item=tar)</w:t>
-      </w:r>
-    </w:p>
-    <w:p>
-      <w:pPr>
-        <w:rPr>
-          <w:rFonts w:hint="default"/>
-          <w:b w:val="0"/>
-          <w:bCs w:val="0"/>
-          <w:lang w:val="en-US" w:eastAsia="zh-CN"/>
-        </w:rPr>
-      </w:pPr>
-      <w:r>
-        <w:rPr>
-          <w:rFonts w:hint="default"/>
-          <w:b w:val="0"/>
-          <w:bCs w:val="0"/>
-          <w:lang w:val="en-US" w:eastAsia="zh-CN"/>
-        </w:rPr>
-        <w:t>ok: [node2] =&gt; (item=openssl)</w:t>
+        <w:t>TASK [v2ray : install Xray] ****************************************************</w:t>
+      </w:r>
+    </w:p>
+    <w:p>
+      <w:pPr>
+        <w:rPr>
+          <w:rFonts w:hint="default"/>
+          <w:b w:val="0"/>
+          <w:bCs w:val="0"/>
+          <w:lang w:val="en-US" w:eastAsia="zh-CN"/>
+        </w:rPr>
+      </w:pPr>
+      <w:r>
+        <w:rPr>
+          <w:rFonts w:hint="default"/>
+          <w:b w:val="0"/>
+          <w:bCs w:val="0"/>
+          <w:lang w:val="en-US" w:eastAsia="zh-CN"/>
+        </w:rPr>
+        <w:t>changed: [node1]</w:t>
+      </w:r>
+    </w:p>
+    <w:p>
+      <w:pPr>
+        <w:rPr>
+          <w:rFonts w:hint="default"/>
+          <w:b w:val="0"/>
+          <w:bCs w:val="0"/>
+          <w:lang w:val="en-US" w:eastAsia="zh-CN"/>
+        </w:rPr>
+      </w:pPr>
+      <w:r>
+        <w:rPr>
+          <w:rFonts w:hint="default"/>
+          <w:b w:val="0"/>
+          <w:bCs w:val="0"/>
+          <w:lang w:val="en-US" w:eastAsia="zh-CN"/>
+        </w:rPr>
+        <w:t>changed: [node2]</w:t>
+      </w:r>
+    </w:p>
+    <w:p>
+      <w:pPr>
+        <w:rPr>
+          <w:rFonts w:hint="default"/>
+          <w:b w:val="0"/>
+          <w:bCs w:val="0"/>
+          <w:lang w:val="en-US" w:eastAsia="zh-CN"/>
+        </w:rPr>
+      </w:pPr>
+    </w:p>
+    <w:p>
+      <w:pPr>
+        <w:rPr>
+          <w:rFonts w:hint="default"/>
+          <w:b w:val="0"/>
+          <w:bCs w:val="0"/>
+          <w:lang w:val="en-US" w:eastAsia="zh-CN"/>
+        </w:rPr>
+      </w:pPr>
+      <w:r>
+        <w:rPr>
+          <w:rFonts w:hint="default"/>
+          <w:b w:val="0"/>
+          <w:bCs w:val="0"/>
+          <w:lang w:val="en-US" w:eastAsia="zh-CN"/>
+        </w:rPr>
+        <w:t>TASK [v2ray : Get Xray version] ************************************************</w:t>
+      </w:r>
+    </w:p>
+    <w:p>
+      <w:pPr>
+        <w:rPr>
+          <w:rFonts w:hint="default"/>
+          <w:b w:val="0"/>
+          <w:bCs w:val="0"/>
+          <w:lang w:val="en-US" w:eastAsia="zh-CN"/>
+        </w:rPr>
+      </w:pPr>
+      <w:r>
+        <w:rPr>
+          <w:rFonts w:hint="default"/>
+          <w:b w:val="0"/>
+          <w:bCs w:val="0"/>
+          <w:lang w:val="en-US" w:eastAsia="zh-CN"/>
+        </w:rPr>
+        <w:t>ok: [node2]</w:t>
+      </w:r>
+    </w:p>
+    <w:p>
+      <w:pPr>
+        <w:rPr>
+          <w:rFonts w:hint="default"/>
+          <w:b w:val="0"/>
+          <w:bCs w:val="0"/>
+          <w:lang w:val="en-US" w:eastAsia="zh-CN"/>
+        </w:rPr>
+      </w:pPr>
+      <w:r>
+        <w:rPr>
+          <w:rFonts w:hint="default"/>
+          <w:b w:val="0"/>
+          <w:bCs w:val="0"/>
+          <w:lang w:val="en-US" w:eastAsia="zh-CN"/>
+        </w:rPr>
+        <w:t>ok: [node1]</w:t>
+      </w:r>
+    </w:p>
+    <w:p>
+      <w:pPr>
+        <w:rPr>
+          <w:rFonts w:hint="default"/>
+          <w:b w:val="0"/>
+          <w:bCs w:val="0"/>
+          <w:lang w:val="en-US" w:eastAsia="zh-CN"/>
+        </w:rPr>
+      </w:pPr>
+    </w:p>
+    <w:p>
+      <w:pPr>
+        <w:rPr>
+          <w:rFonts w:hint="default"/>
+          <w:b w:val="0"/>
+          <w:bCs w:val="0"/>
+          <w:lang w:val="en-US" w:eastAsia="zh-CN"/>
+        </w:rPr>
+      </w:pPr>
+      <w:r>
+        <w:rPr>
+          <w:rFonts w:hint="default"/>
+          <w:b w:val="0"/>
+          <w:bCs w:val="0"/>
+          <w:lang w:val="en-US" w:eastAsia="zh-CN"/>
+        </w:rPr>
+        <w:t>TASK [v2ray : Generate Xray UUID] **********************************************</w:t>
+      </w:r>
+    </w:p>
+    <w:p>
+      <w:pPr>
+        <w:rPr>
+          <w:rFonts w:hint="default"/>
+          <w:b w:val="0"/>
+          <w:bCs w:val="0"/>
+          <w:lang w:val="en-US" w:eastAsia="zh-CN"/>
+        </w:rPr>
+      </w:pPr>
+      <w:r>
+        <w:rPr>
+          <w:rFonts w:hint="default"/>
+          <w:b w:val="0"/>
+          <w:bCs w:val="0"/>
+          <w:lang w:val="en-US" w:eastAsia="zh-CN"/>
+        </w:rPr>
+        <w:t>ok: [node1]</w:t>
+      </w:r>
+    </w:p>
+    <w:p>
+      <w:pPr>
+        <w:rPr>
+          <w:rFonts w:hint="default"/>
+          <w:b w:val="0"/>
+          <w:bCs w:val="0"/>
+          <w:lang w:val="en-US" w:eastAsia="zh-CN"/>
+        </w:rPr>
+      </w:pPr>
+      <w:r>
+        <w:rPr>
+          <w:rFonts w:hint="default"/>
+          <w:b w:val="0"/>
+          <w:bCs w:val="0"/>
+          <w:lang w:val="en-US" w:eastAsia="zh-CN"/>
+        </w:rPr>
+        <w:t>ok: [node2]</w:t>
+      </w:r>
+    </w:p>
+    <w:p>
+      <w:pPr>
+        <w:rPr>
+          <w:rFonts w:hint="default"/>
+          <w:b w:val="0"/>
+          <w:bCs w:val="0"/>
+          <w:lang w:val="en-US" w:eastAsia="zh-CN"/>
+        </w:rPr>
+      </w:pPr>
+    </w:p>
+    <w:p>
+      <w:pPr>
+        <w:rPr>
+          <w:rFonts w:hint="default"/>
+          <w:b w:val="0"/>
+          <w:bCs w:val="0"/>
+          <w:lang w:val="en-US" w:eastAsia="zh-CN"/>
+        </w:rPr>
+      </w:pPr>
+      <w:r>
+        <w:rPr>
+          <w:rFonts w:hint="default"/>
+          <w:b w:val="0"/>
+          <w:bCs w:val="0"/>
+          <w:lang w:val="en-US" w:eastAsia="zh-CN"/>
+        </w:rPr>
+        <w:t>TASK [v2ray : Generate x25519 key pair] ****************************************</w:t>
+      </w:r>
+    </w:p>
+    <w:p>
+      <w:pPr>
+        <w:rPr>
+          <w:rFonts w:hint="default"/>
+          <w:b w:val="0"/>
+          <w:bCs w:val="0"/>
+          <w:lang w:val="en-US" w:eastAsia="zh-CN"/>
+        </w:rPr>
+      </w:pPr>
+      <w:r>
+        <w:rPr>
+          <w:rFonts w:hint="default"/>
+          <w:b w:val="0"/>
+          <w:bCs w:val="0"/>
+          <w:lang w:val="en-US" w:eastAsia="zh-CN"/>
+        </w:rPr>
+        <w:t>ok: [node1]</w:t>
+      </w:r>
+    </w:p>
+    <w:p>
+      <w:pPr>
+        <w:rPr>
+          <w:rFonts w:hint="default"/>
+          <w:b w:val="0"/>
+          <w:bCs w:val="0"/>
+          <w:lang w:val="en-US" w:eastAsia="zh-CN"/>
+        </w:rPr>
+      </w:pPr>
+      <w:r>
+        <w:rPr>
+          <w:rFonts w:hint="default"/>
+          <w:b w:val="0"/>
+          <w:bCs w:val="0"/>
+          <w:lang w:val="en-US" w:eastAsia="zh-CN"/>
+        </w:rPr>
+        <w:t>ok: [node2]</w:t>
+      </w:r>
+    </w:p>
+    <w:p>
+      <w:pPr>
+        <w:rPr>
+          <w:rFonts w:hint="default"/>
+          <w:b w:val="0"/>
+          <w:bCs w:val="0"/>
+          <w:lang w:val="en-US" w:eastAsia="zh-CN"/>
+        </w:rPr>
+      </w:pPr>
+    </w:p>
+    <w:p>
+      <w:pPr>
+        <w:rPr>
+          <w:rFonts w:hint="default"/>
+          <w:b w:val="0"/>
+          <w:bCs w:val="0"/>
+          <w:lang w:val="en-US" w:eastAsia="zh-CN"/>
+        </w:rPr>
+      </w:pPr>
+      <w:r>
+        <w:rPr>
+          <w:rFonts w:hint="default"/>
+          <w:b w:val="0"/>
+          <w:bCs w:val="0"/>
+          <w:lang w:val="en-US" w:eastAsia="zh-CN"/>
+        </w:rPr>
+        <w:t>TASK [v2ray : Generate ShortID] ************************************************</w:t>
+      </w:r>
+    </w:p>
+    <w:p>
+      <w:pPr>
+        <w:rPr>
+          <w:rFonts w:hint="default"/>
+          <w:b w:val="0"/>
+          <w:bCs w:val="0"/>
+          <w:lang w:val="en-US" w:eastAsia="zh-CN"/>
+        </w:rPr>
+      </w:pPr>
+      <w:r>
+        <w:rPr>
+          <w:rFonts w:hint="default"/>
+          <w:b w:val="0"/>
+          <w:bCs w:val="0"/>
+          <w:lang w:val="en-US" w:eastAsia="zh-CN"/>
+        </w:rPr>
+        <w:t>ok: [node2]</w:t>
+      </w:r>
+    </w:p>
+    <w:p>
+      <w:pPr>
+        <w:rPr>
+          <w:rFonts w:hint="default"/>
+          <w:b w:val="0"/>
+          <w:bCs w:val="0"/>
+          <w:lang w:val="en-US" w:eastAsia="zh-CN"/>
+        </w:rPr>
+      </w:pPr>
+      <w:r>
+        <w:rPr>
+          <w:rFonts w:hint="default"/>
+          <w:b w:val="0"/>
+          <w:bCs w:val="0"/>
+          <w:lang w:val="en-US" w:eastAsia="zh-CN"/>
+        </w:rPr>
+        <w:t>ok: [node1]</w:t>
+      </w:r>
+    </w:p>
+    <w:p>
+      <w:pPr>
+        <w:rPr>
+          <w:rFonts w:hint="default"/>
+          <w:b w:val="0"/>
+          <w:bCs w:val="0"/>
+          <w:lang w:val="en-US" w:eastAsia="zh-CN"/>
+        </w:rPr>
+      </w:pPr>
+    </w:p>
+    <w:p>
+      <w:pPr>
+        <w:rPr>
+          <w:rFonts w:hint="default"/>
+          <w:b w:val="0"/>
+          <w:bCs w:val="0"/>
+          <w:lang w:val="en-US" w:eastAsia="zh-CN"/>
+        </w:rPr>
+      </w:pPr>
+      <w:r>
+        <w:rPr>
+          <w:rFonts w:hint="default"/>
+          <w:b w:val="0"/>
+          <w:bCs w:val="0"/>
+          <w:lang w:val="en-US" w:eastAsia="zh-CN"/>
+        </w:rPr>
+        <w:t>TASK [v2ray : Get server public IP] ********************************************</w:t>
+      </w:r>
+    </w:p>
+    <w:p>
+      <w:pPr>
+        <w:rPr>
+          <w:rFonts w:hint="default"/>
+          <w:b w:val="0"/>
+          <w:bCs w:val="0"/>
+          <w:lang w:val="en-US" w:eastAsia="zh-CN"/>
+        </w:rPr>
+      </w:pPr>
+      <w:r>
+        <w:rPr>
+          <w:rFonts w:hint="default"/>
+          <w:b w:val="0"/>
+          <w:bCs w:val="0"/>
+          <w:lang w:val="en-US" w:eastAsia="zh-CN"/>
+        </w:rPr>
+        <w:t>ok: [node2]</w:t>
+      </w:r>
+    </w:p>
+    <w:p>
+      <w:pPr>
+        <w:rPr>
+          <w:rFonts w:hint="default"/>
+          <w:b w:val="0"/>
+          <w:bCs w:val="0"/>
+          <w:lang w:val="en-US" w:eastAsia="zh-CN"/>
+        </w:rPr>
+      </w:pPr>
+      <w:r>
+        <w:rPr>
+          <w:rFonts w:hint="default"/>
+          <w:b w:val="0"/>
+          <w:bCs w:val="0"/>
+          <w:lang w:val="en-US" w:eastAsia="zh-CN"/>
+        </w:rPr>
+        <w:t>ok: [node1]</w:t>
+      </w:r>
+    </w:p>
+    <w:p>
+      <w:pPr>
+        <w:rPr>
+          <w:rFonts w:hint="default"/>
+          <w:b w:val="0"/>
+          <w:bCs w:val="0"/>
+          <w:lang w:val="en-US" w:eastAsia="zh-CN"/>
+        </w:rPr>
+      </w:pPr>
+    </w:p>
+    <w:p>
+      <w:pPr>
+        <w:rPr>
+          <w:rFonts w:hint="default"/>
+          <w:b w:val="0"/>
+          <w:bCs w:val="0"/>
+          <w:lang w:val="en-US" w:eastAsia="zh-CN"/>
+        </w:rPr>
+      </w:pPr>
+      <w:r>
+        <w:rPr>
+          <w:rFonts w:hint="default"/>
+          <w:b w:val="0"/>
+          <w:bCs w:val="0"/>
+          <w:lang w:val="en-US" w:eastAsia="zh-CN"/>
+        </w:rPr>
+        <w:t>TASK [v2ray : Parse and set facts] *********************************************</w:t>
+      </w:r>
+    </w:p>
+    <w:p>
+      <w:pPr>
+        <w:rPr>
+          <w:rFonts w:hint="default"/>
+          <w:b w:val="0"/>
+          <w:bCs w:val="0"/>
+          <w:lang w:val="en-US" w:eastAsia="zh-CN"/>
+        </w:rPr>
+      </w:pPr>
+      <w:r>
+        <w:rPr>
+          <w:rFonts w:hint="default"/>
+          <w:b w:val="0"/>
+          <w:bCs w:val="0"/>
+          <w:lang w:val="en-US" w:eastAsia="zh-CN"/>
+        </w:rPr>
+        <w:t>ok: [node1]</w:t>
+      </w:r>
+    </w:p>
+    <w:p>
+      <w:pPr>
+        <w:rPr>
+          <w:rFonts w:hint="default"/>
+          <w:b w:val="0"/>
+          <w:bCs w:val="0"/>
+          <w:lang w:val="en-US" w:eastAsia="zh-CN"/>
+        </w:rPr>
+      </w:pPr>
+      <w:r>
+        <w:rPr>
+          <w:rFonts w:hint="default"/>
+          <w:b w:val="0"/>
+          <w:bCs w:val="0"/>
+          <w:lang w:val="en-US" w:eastAsia="zh-CN"/>
+        </w:rPr>
+        <w:t>ok: [node2]</w:t>
+      </w:r>
+    </w:p>
+    <w:p>
+      <w:pPr>
+        <w:rPr>
+          <w:rFonts w:hint="default"/>
+          <w:b w:val="0"/>
+          <w:bCs w:val="0"/>
+          <w:lang w:val="en-US" w:eastAsia="zh-CN"/>
+        </w:rPr>
+      </w:pPr>
+    </w:p>
+    <w:p>
+      <w:pPr>
+        <w:rPr>
+          <w:rFonts w:hint="default"/>
+          <w:b w:val="0"/>
+          <w:bCs w:val="0"/>
+          <w:lang w:val="en-US" w:eastAsia="zh-CN"/>
+        </w:rPr>
+      </w:pPr>
+      <w:r>
+        <w:rPr>
+          <w:rFonts w:hint="default"/>
+          <w:b w:val="0"/>
+          <w:bCs w:val="0"/>
+          <w:lang w:val="en-US" w:eastAsia="zh-CN"/>
+        </w:rPr>
+        <w:t>TASK [v2ray : Print generated variables] ***************************************</w:t>
+      </w:r>
+    </w:p>
+    <w:p>
+      <w:pPr>
+        <w:rPr>
+          <w:rFonts w:hint="default"/>
+          <w:b w:val="0"/>
+          <w:bCs w:val="0"/>
+          <w:lang w:val="en-US" w:eastAsia="zh-CN"/>
+        </w:rPr>
+      </w:pPr>
+      <w:r>
+        <w:rPr>
+          <w:rFonts w:hint="default"/>
+          <w:b w:val="0"/>
+          <w:bCs w:val="0"/>
+          <w:lang w:val="en-US" w:eastAsia="zh-CN"/>
+        </w:rPr>
+        <w:t>ok: [node1] =&gt; {</w:t>
+      </w:r>
+    </w:p>
+    <w:p>
+      <w:pPr>
+        <w:rPr>
+          <w:rFonts w:hint="default"/>
+          <w:b w:val="0"/>
+          <w:bCs w:val="0"/>
+          <w:lang w:val="en-US" w:eastAsia="zh-CN"/>
+        </w:rPr>
+      </w:pPr>
+      <w:r>
+        <w:rPr>
+          <w:rFonts w:hint="default"/>
+          <w:b w:val="0"/>
+          <w:bCs w:val="0"/>
+          <w:lang w:val="en-US" w:eastAsia="zh-CN"/>
+        </w:rPr>
+        <w:t xml:space="preserve">    "msg": [</w:t>
+      </w:r>
+    </w:p>
+    <w:p>
+      <w:pPr>
+        <w:rPr>
+          <w:rFonts w:hint="default"/>
+          <w:b w:val="0"/>
+          <w:bCs w:val="0"/>
+          <w:lang w:val="en-US" w:eastAsia="zh-CN"/>
+        </w:rPr>
+      </w:pPr>
+      <w:r>
+        <w:rPr>
+          <w:rFonts w:hint="default"/>
+          <w:b w:val="0"/>
+          <w:bCs w:val="0"/>
+          <w:lang w:val="en-US" w:eastAsia="zh-CN"/>
+        </w:rPr>
+        <w:t xml:space="preserve">        "Xray 版本: Xray 26.3.27 (Xray, Penetrates Everything.) d2758a0 (go1.26.1 linux/amd64)",</w:t>
+      </w:r>
+    </w:p>
+    <w:p>
+      <w:pPr>
+        <w:rPr>
+          <w:rFonts w:hint="default"/>
+          <w:b w:val="0"/>
+          <w:bCs w:val="0"/>
+          <w:lang w:val="en-US" w:eastAsia="zh-CN"/>
+        </w:rPr>
+      </w:pPr>
+      <w:r>
+        <w:rPr>
+          <w:rFonts w:hint="default"/>
+          <w:b w:val="0"/>
+          <w:bCs w:val="0"/>
+          <w:lang w:val="en-US" w:eastAsia="zh-CN"/>
+        </w:rPr>
+        <w:t xml:space="preserve">        "公网 IP: 8.211.179.48",</w:t>
+      </w:r>
+    </w:p>
+    <w:p>
+      <w:pPr>
+        <w:rPr>
+          <w:rFonts w:hint="default"/>
+          <w:b w:val="0"/>
+          <w:bCs w:val="0"/>
+          <w:lang w:val="en-US" w:eastAsia="zh-CN"/>
+        </w:rPr>
+      </w:pPr>
+      <w:r>
+        <w:rPr>
+          <w:rFonts w:hint="default"/>
+          <w:b w:val="0"/>
+          <w:bCs w:val="0"/>
+          <w:lang w:val="en-US" w:eastAsia="zh-CN"/>
+        </w:rPr>
+        <w:t xml:space="preserve">        "UUID: 4f660371-80db-45ed-91c1-9cf4f0dcc5ad",</w:t>
+      </w:r>
+    </w:p>
+    <w:p>
+      <w:pPr>
+        <w:rPr>
+          <w:rFonts w:hint="default"/>
+          <w:b w:val="0"/>
+          <w:bCs w:val="0"/>
+          <w:lang w:val="en-US" w:eastAsia="zh-CN"/>
+        </w:rPr>
+      </w:pPr>
+      <w:r>
+        <w:rPr>
+          <w:rFonts w:hint="default"/>
+          <w:b w:val="0"/>
+          <w:bCs w:val="0"/>
+          <w:lang w:val="en-US" w:eastAsia="zh-CN"/>
+        </w:rPr>
+        <w:t xml:space="preserve">        "私钥 (填服务端): oA3uFb3k0W7WtErrsXx9C99u47Z1vxtLj29IKECzjlM",</w:t>
+      </w:r>
+    </w:p>
+    <w:p>
+      <w:pPr>
+        <w:rPr>
+          <w:rFonts w:hint="default"/>
+          <w:b w:val="0"/>
+          <w:bCs w:val="0"/>
+          <w:lang w:val="en-US" w:eastAsia="zh-CN"/>
+        </w:rPr>
+      </w:pPr>
+      <w:r>
+        <w:rPr>
+          <w:rFonts w:hint="default"/>
+          <w:b w:val="0"/>
+          <w:bCs w:val="0"/>
+          <w:lang w:val="en-US" w:eastAsia="zh-CN"/>
+        </w:rPr>
+        <w:t xml:space="preserve">        "公钥 (填客户端): YxetcWhTwxizd8OMXD0QpxbfaEIvgH5pSK_NhQnFv34",</w:t>
+      </w:r>
+    </w:p>
+    <w:p>
+      <w:pPr>
+        <w:rPr>
+          <w:rFonts w:hint="default"/>
+          <w:b w:val="0"/>
+          <w:bCs w:val="0"/>
+          <w:lang w:val="en-US" w:eastAsia="zh-CN"/>
+        </w:rPr>
+      </w:pPr>
+      <w:r>
+        <w:rPr>
+          <w:rFonts w:hint="default"/>
+          <w:b w:val="0"/>
+          <w:bCs w:val="0"/>
+          <w:lang w:val="en-US" w:eastAsia="zh-CN"/>
+        </w:rPr>
+        <w:t xml:space="preserve">        "ShortID: 17d883962af85aa8",</w:t>
+      </w:r>
+    </w:p>
+    <w:p>
+      <w:pPr>
+        <w:rPr>
+          <w:rFonts w:hint="default"/>
+          <w:b w:val="0"/>
+          <w:bCs w:val="0"/>
+          <w:lang w:val="en-US" w:eastAsia="zh-CN"/>
+        </w:rPr>
+      </w:pPr>
+      <w:r>
+        <w:rPr>
+          <w:rFonts w:hint="default"/>
+          <w:b w:val="0"/>
+          <w:bCs w:val="0"/>
+          <w:lang w:val="en-US" w:eastAsia="zh-CN"/>
+        </w:rPr>
+        <w:t xml:space="preserve">        "Clash 订阅地址: http://8.211.179.48/clash.yaml"</w:t>
+      </w:r>
+    </w:p>
+    <w:p>
+      <w:pPr>
+        <w:rPr>
+          <w:rFonts w:hint="default"/>
+          <w:b w:val="0"/>
+          <w:bCs w:val="0"/>
+          <w:lang w:val="en-US" w:eastAsia="zh-CN"/>
+        </w:rPr>
+      </w:pPr>
+      <w:r>
+        <w:rPr>
+          <w:rFonts w:hint="default"/>
+          <w:b w:val="0"/>
+          <w:bCs w:val="0"/>
+          <w:lang w:val="en-US" w:eastAsia="zh-CN"/>
+        </w:rPr>
+        <w:t xml:space="preserve">    ]</w:t>
+      </w:r>
+    </w:p>
+    <w:p>
+      <w:pPr>
+        <w:rPr>
+          <w:rFonts w:hint="default"/>
+          <w:b w:val="0"/>
+          <w:bCs w:val="0"/>
+          <w:lang w:val="en-US" w:eastAsia="zh-CN"/>
+        </w:rPr>
+      </w:pPr>
+      <w:r>
+        <w:rPr>
+          <w:rFonts w:hint="default"/>
+          <w:b w:val="0"/>
+          <w:bCs w:val="0"/>
+          <w:lang w:val="en-US" w:eastAsia="zh-CN"/>
+        </w:rPr>
+        <w:t>}</w:t>
+      </w:r>
+    </w:p>
+    <w:p>
+      <w:pPr>
+        <w:rPr>
+          <w:rFonts w:hint="default"/>
+          <w:b w:val="0"/>
+          <w:bCs w:val="0"/>
+          <w:lang w:val="en-US" w:eastAsia="zh-CN"/>
+        </w:rPr>
+      </w:pPr>
+      <w:r>
+        <w:rPr>
+          <w:rFonts w:hint="default"/>
+          <w:b w:val="0"/>
+          <w:bCs w:val="0"/>
+          <w:lang w:val="en-US" w:eastAsia="zh-CN"/>
+        </w:rPr>
+        <w:t>ok: [node2] =&gt; {</w:t>
+      </w:r>
+    </w:p>
+    <w:p>
+      <w:pPr>
+        <w:rPr>
+          <w:rFonts w:hint="default"/>
+          <w:b w:val="0"/>
+          <w:bCs w:val="0"/>
+          <w:lang w:val="en-US" w:eastAsia="zh-CN"/>
+        </w:rPr>
+      </w:pPr>
+      <w:r>
+        <w:rPr>
+          <w:rFonts w:hint="default"/>
+          <w:b w:val="0"/>
+          <w:bCs w:val="0"/>
+          <w:lang w:val="en-US" w:eastAsia="zh-CN"/>
+        </w:rPr>
+        <w:t xml:space="preserve">    "msg": [</w:t>
+      </w:r>
+    </w:p>
+    <w:p>
+      <w:pPr>
+        <w:rPr>
+          <w:rFonts w:hint="default"/>
+          <w:b w:val="0"/>
+          <w:bCs w:val="0"/>
+          <w:lang w:val="en-US" w:eastAsia="zh-CN"/>
+        </w:rPr>
+      </w:pPr>
+      <w:r>
+        <w:rPr>
+          <w:rFonts w:hint="default"/>
+          <w:b w:val="0"/>
+          <w:bCs w:val="0"/>
+          <w:lang w:val="en-US" w:eastAsia="zh-CN"/>
+        </w:rPr>
+        <w:t xml:space="preserve">        "Xray 版本: Xray 26.3.27 (Xray, Penetrates Everything.) d2758a0 (go1.26.1 linux/amd64)",</w:t>
+      </w:r>
+    </w:p>
+    <w:p>
+      <w:pPr>
+        <w:rPr>
+          <w:rFonts w:hint="default"/>
+          <w:b w:val="0"/>
+          <w:bCs w:val="0"/>
+          <w:lang w:val="en-US" w:eastAsia="zh-CN"/>
+        </w:rPr>
+      </w:pPr>
+      <w:r>
+        <w:rPr>
+          <w:rFonts w:hint="default"/>
+          <w:b w:val="0"/>
+          <w:bCs w:val="0"/>
+          <w:lang w:val="en-US" w:eastAsia="zh-CN"/>
+        </w:rPr>
+        <w:t xml:space="preserve">        "公网 IP: 8.216.43.96",</w:t>
+      </w:r>
+    </w:p>
+    <w:p>
+      <w:pPr>
+        <w:rPr>
+          <w:rFonts w:hint="default"/>
+          <w:b w:val="0"/>
+          <w:bCs w:val="0"/>
+          <w:lang w:val="en-US" w:eastAsia="zh-CN"/>
+        </w:rPr>
+      </w:pPr>
+      <w:r>
+        <w:rPr>
+          <w:rFonts w:hint="default"/>
+          <w:b w:val="0"/>
+          <w:bCs w:val="0"/>
+          <w:lang w:val="en-US" w:eastAsia="zh-CN"/>
+        </w:rPr>
+        <w:t xml:space="preserve">        "UUID: 924280a2-00fe-4801-9e70-b08bc8b09e5b",</w:t>
+      </w:r>
+    </w:p>
+    <w:p>
+      <w:pPr>
+        <w:rPr>
+          <w:rFonts w:hint="default"/>
+          <w:b w:val="0"/>
+          <w:bCs w:val="0"/>
+          <w:lang w:val="en-US" w:eastAsia="zh-CN"/>
+        </w:rPr>
+      </w:pPr>
+      <w:r>
+        <w:rPr>
+          <w:rFonts w:hint="default"/>
+          <w:b w:val="0"/>
+          <w:bCs w:val="0"/>
+          <w:lang w:val="en-US" w:eastAsia="zh-CN"/>
+        </w:rPr>
+        <w:t xml:space="preserve">        "私钥 (填服务端): uJIxbAZiveXV_XSmDZ6qji3NfgN8S9Y7ZIzxEgbsDVg",</w:t>
+      </w:r>
+    </w:p>
+    <w:p>
+      <w:pPr>
+        <w:rPr>
+          <w:rFonts w:hint="default"/>
+          <w:b w:val="0"/>
+          <w:bCs w:val="0"/>
+          <w:lang w:val="en-US" w:eastAsia="zh-CN"/>
+        </w:rPr>
+      </w:pPr>
+      <w:r>
+        <w:rPr>
+          <w:rFonts w:hint="default"/>
+          <w:b w:val="0"/>
+          <w:bCs w:val="0"/>
+          <w:lang w:val="en-US" w:eastAsia="zh-CN"/>
+        </w:rPr>
+        <w:t xml:space="preserve">        "公钥 (填客户端): jFEtuBy8IpyWsoGTOkiiduCKR0vlI5hfrKv6B88Hjm4",</w:t>
+      </w:r>
+    </w:p>
+    <w:p>
+      <w:pPr>
+        <w:rPr>
+          <w:rFonts w:hint="default"/>
+          <w:b w:val="0"/>
+          <w:bCs w:val="0"/>
+          <w:lang w:val="en-US" w:eastAsia="zh-CN"/>
+        </w:rPr>
+      </w:pPr>
+      <w:r>
+        <w:rPr>
+          <w:rFonts w:hint="default"/>
+          <w:b w:val="0"/>
+          <w:bCs w:val="0"/>
+          <w:lang w:val="en-US" w:eastAsia="zh-CN"/>
+        </w:rPr>
+        <w:t xml:space="preserve">        "ShortID: 3705c0fb80934ee3",</w:t>
+      </w:r>
+    </w:p>
+    <w:p>
+      <w:pPr>
+        <w:rPr>
+          <w:rFonts w:hint="default"/>
+          <w:b w:val="0"/>
+          <w:bCs w:val="0"/>
+          <w:lang w:val="en-US" w:eastAsia="zh-CN"/>
+        </w:rPr>
+      </w:pPr>
+      <w:r>
+        <w:rPr>
+          <w:rFonts w:hint="default"/>
+          <w:b w:val="0"/>
+          <w:bCs w:val="0"/>
+          <w:lang w:val="en-US" w:eastAsia="zh-CN"/>
+        </w:rPr>
+        <w:t xml:space="preserve">        "Clash 订阅地址: http://8.216.43.96/clash.yaml"</w:t>
+      </w:r>
+    </w:p>
+    <w:p>
+      <w:pPr>
+        <w:rPr>
+          <w:rFonts w:hint="default"/>
+          <w:b w:val="0"/>
+          <w:bCs w:val="0"/>
+          <w:lang w:val="en-US" w:eastAsia="zh-CN"/>
+        </w:rPr>
+      </w:pPr>
+      <w:r>
+        <w:rPr>
+          <w:rFonts w:hint="default"/>
+          <w:b w:val="0"/>
+          <w:bCs w:val="0"/>
+          <w:lang w:val="en-US" w:eastAsia="zh-CN"/>
+        </w:rPr>
+        <w:t xml:space="preserve">    ]</w:t>
+      </w:r>
+    </w:p>
+    <w:p>
+      <w:pPr>
+        <w:rPr>
+          <w:rFonts w:hint="default"/>
+          <w:b w:val="0"/>
+          <w:bCs w:val="0"/>
+          <w:lang w:val="en-US" w:eastAsia="zh-CN"/>
+        </w:rPr>
+      </w:pPr>
+      <w:r>
+        <w:rPr>
+          <w:rFonts w:hint="default"/>
+          <w:b w:val="0"/>
+          <w:bCs w:val="0"/>
+          <w:lang w:val="en-US" w:eastAsia="zh-CN"/>
+        </w:rPr>
+        <w:t>}</w:t>
+      </w:r>
+    </w:p>
+    <w:p>
+      <w:pPr>
+        <w:rPr>
+          <w:rFonts w:hint="default"/>
+          <w:b w:val="0"/>
+          <w:bCs w:val="0"/>
+          <w:lang w:val="en-US" w:eastAsia="zh-CN"/>
+        </w:rPr>
+      </w:pPr>
+    </w:p>
+    <w:p>
+      <w:pPr>
+        <w:rPr>
+          <w:rFonts w:hint="default"/>
+          <w:b w:val="0"/>
+          <w:bCs w:val="0"/>
+          <w:lang w:val="en-US" w:eastAsia="zh-CN"/>
+        </w:rPr>
+      </w:pPr>
+      <w:r>
+        <w:rPr>
+          <w:rFonts w:hint="default"/>
+          <w:b w:val="0"/>
+          <w:bCs w:val="0"/>
+          <w:lang w:val="en-US" w:eastAsia="zh-CN"/>
+        </w:rPr>
+        <w:t>TASK [v2ray : Ensure /usr/local/etc/xray directory exists] *********************</w:t>
+      </w:r>
+    </w:p>
+    <w:p>
+      <w:pPr>
+        <w:rPr>
+          <w:rFonts w:hint="default"/>
+          <w:b w:val="0"/>
+          <w:bCs w:val="0"/>
+          <w:lang w:val="en-US" w:eastAsia="zh-CN"/>
+        </w:rPr>
+      </w:pPr>
+      <w:r>
+        <w:rPr>
+          <w:rFonts w:hint="default"/>
+          <w:b w:val="0"/>
+          <w:bCs w:val="0"/>
+          <w:lang w:val="en-US" w:eastAsia="zh-CN"/>
+        </w:rPr>
+        <w:t>ok: [node2]</w:t>
+      </w:r>
+    </w:p>
+    <w:p>
+      <w:pPr>
+        <w:rPr>
+          <w:rFonts w:hint="default"/>
+          <w:b w:val="0"/>
+          <w:bCs w:val="0"/>
+          <w:lang w:val="en-US" w:eastAsia="zh-CN"/>
+        </w:rPr>
+      </w:pPr>
+      <w:r>
+        <w:rPr>
+          <w:rFonts w:hint="default"/>
+          <w:b w:val="0"/>
+          <w:bCs w:val="0"/>
+          <w:lang w:val="en-US" w:eastAsia="zh-CN"/>
+        </w:rPr>
+        <w:t>ok: [node1]</w:t>
+      </w:r>
+    </w:p>
+    <w:p>
+      <w:pPr>
+        <w:rPr>
+          <w:rFonts w:hint="default"/>
+          <w:b w:val="0"/>
+          <w:bCs w:val="0"/>
+          <w:lang w:val="en-US" w:eastAsia="zh-CN"/>
+        </w:rPr>
+      </w:pPr>
+    </w:p>
+    <w:p>
+      <w:pPr>
+        <w:rPr>
+          <w:rFonts w:hint="default"/>
+          <w:b w:val="0"/>
+          <w:bCs w:val="0"/>
+          <w:lang w:val="en-US" w:eastAsia="zh-CN"/>
+        </w:rPr>
+      </w:pPr>
+      <w:r>
+        <w:rPr>
+          <w:rFonts w:hint="default"/>
+          <w:b w:val="0"/>
+          <w:bCs w:val="0"/>
+          <w:lang w:val="en-US" w:eastAsia="zh-CN"/>
+        </w:rPr>
+        <w:t>TASK [v2ray : Render Xray config.json from template] ***************************</w:t>
+      </w:r>
+    </w:p>
+    <w:p>
+      <w:pPr>
+        <w:rPr>
+          <w:rFonts w:hint="default"/>
+          <w:b w:val="0"/>
+          <w:bCs w:val="0"/>
+          <w:lang w:val="en-US" w:eastAsia="zh-CN"/>
+        </w:rPr>
+      </w:pPr>
+      <w:r>
+        <w:rPr>
+          <w:rFonts w:hint="default"/>
+          <w:b w:val="0"/>
+          <w:bCs w:val="0"/>
+          <w:lang w:val="en-US" w:eastAsia="zh-CN"/>
+        </w:rPr>
+        <w:t>changed: [node2]</w:t>
+      </w:r>
+    </w:p>
+    <w:p>
+      <w:pPr>
+        <w:rPr>
+          <w:rFonts w:hint="default"/>
+          <w:b w:val="0"/>
+          <w:bCs w:val="0"/>
+          <w:lang w:val="en-US" w:eastAsia="zh-CN"/>
+        </w:rPr>
+      </w:pPr>
+      <w:r>
+        <w:rPr>
+          <w:rFonts w:hint="default"/>
+          <w:b w:val="0"/>
+          <w:bCs w:val="0"/>
+          <w:lang w:val="en-US" w:eastAsia="zh-CN"/>
+        </w:rPr>
+        <w:t>changed: [node1]</w:t>
+      </w:r>
+    </w:p>
+    <w:p>
+      <w:pPr>
+        <w:rPr>
+          <w:rFonts w:hint="default"/>
+          <w:b w:val="0"/>
+          <w:bCs w:val="0"/>
+          <w:lang w:val="en-US" w:eastAsia="zh-CN"/>
+        </w:rPr>
+      </w:pPr>
+    </w:p>
+    <w:p>
+      <w:pPr>
+        <w:rPr>
+          <w:rFonts w:hint="default"/>
+          <w:b w:val="0"/>
+          <w:bCs w:val="0"/>
+          <w:lang w:val="en-US" w:eastAsia="zh-CN"/>
+        </w:rPr>
+      </w:pPr>
+      <w:r>
+        <w:rPr>
+          <w:rFonts w:hint="default"/>
+          <w:b w:val="0"/>
+          <w:bCs w:val="0"/>
+          <w:lang w:val="en-US" w:eastAsia="zh-CN"/>
+        </w:rPr>
+        <w:t>TASK [v2ray : Render Clash YAML config from template] **************************</w:t>
+      </w:r>
+    </w:p>
+    <w:p>
+      <w:pPr>
+        <w:rPr>
+          <w:rFonts w:hint="default"/>
+          <w:b w:val="0"/>
+          <w:bCs w:val="0"/>
+          <w:lang w:val="en-US" w:eastAsia="zh-CN"/>
+        </w:rPr>
+      </w:pPr>
+      <w:r>
+        <w:rPr>
+          <w:rFonts w:hint="default"/>
+          <w:b w:val="0"/>
+          <w:bCs w:val="0"/>
+          <w:lang w:val="en-US" w:eastAsia="zh-CN"/>
+        </w:rPr>
+        <w:t>changed: [node2]</w:t>
+      </w:r>
+    </w:p>
+    <w:p>
+      <w:pPr>
+        <w:rPr>
+          <w:rFonts w:hint="default"/>
+          <w:b w:val="0"/>
+          <w:bCs w:val="0"/>
+          <w:lang w:val="en-US" w:eastAsia="zh-CN"/>
+        </w:rPr>
+      </w:pPr>
+      <w:r>
+        <w:rPr>
+          <w:rFonts w:hint="default"/>
+          <w:b w:val="0"/>
+          <w:bCs w:val="0"/>
+          <w:lang w:val="en-US" w:eastAsia="zh-CN"/>
+        </w:rPr>
+        <w:t>changed: [node1]</w:t>
+      </w:r>
+    </w:p>
+    <w:p>
+      <w:pPr>
+        <w:rPr>
+          <w:rFonts w:hint="default"/>
+          <w:b w:val="0"/>
+          <w:bCs w:val="0"/>
+          <w:lang w:val="en-US" w:eastAsia="zh-CN"/>
+        </w:rPr>
+      </w:pPr>
+    </w:p>
+    <w:p>
+      <w:pPr>
+        <w:rPr>
+          <w:rFonts w:hint="default"/>
+          <w:b w:val="0"/>
+          <w:bCs w:val="0"/>
+          <w:lang w:val="en-US" w:eastAsia="zh-CN"/>
+        </w:rPr>
+      </w:pPr>
+      <w:r>
+        <w:rPr>
+          <w:rFonts w:hint="default"/>
+          <w:b w:val="0"/>
+          <w:bCs w:val="0"/>
+          <w:lang w:val="en-US" w:eastAsia="zh-CN"/>
+        </w:rPr>
+        <w:t>TASK [v2ray : systemd] *********************************************************</w:t>
       </w:r>
     </w:p>
     <w:p>
@@ -16218,91 +18204,224 @@
           <w:lang w:val="en-US" w:eastAsia="zh-CN"/>
         </w:rPr>
       </w:pPr>
-    </w:p>
-    <w:p>
-      <w:pPr>
-        <w:rPr>
-          <w:rFonts w:hint="default"/>
-          <w:b w:val="0"/>
-          <w:bCs w:val="0"/>
-          <w:lang w:val="en-US" w:eastAsia="zh-CN"/>
-        </w:rPr>
-      </w:pPr>
-      <w:r>
-        <w:rPr>
-          <w:rFonts w:hint="default"/>
-          <w:b w:val="0"/>
-          <w:bCs w:val="0"/>
-          <w:lang w:val="en-US" w:eastAsia="zh-CN"/>
-        </w:rPr>
-        <w:t>TASK [v2ray : Execute Xray installation script] ********************************</w:t>
-      </w:r>
-    </w:p>
-    <w:p>
-      <w:pPr>
-        <w:rPr>
-          <w:rFonts w:hint="default"/>
-          <w:b w:val="0"/>
-          <w:bCs w:val="0"/>
-          <w:lang w:val="en-US" w:eastAsia="zh-CN"/>
-        </w:rPr>
-      </w:pPr>
-      <w:r>
-        <w:rPr>
-          <w:rFonts w:hint="default"/>
-          <w:b w:val="0"/>
-          <w:bCs w:val="0"/>
-          <w:lang w:val="en-US" w:eastAsia="zh-CN"/>
-        </w:rPr>
-        <w:t>ok: [node1]</w:t>
-      </w:r>
-    </w:p>
-    <w:p>
-      <w:pPr>
-        <w:rPr>
-          <w:rFonts w:hint="default"/>
-          <w:b w:val="0"/>
-          <w:bCs w:val="0"/>
-          <w:lang w:val="en-US" w:eastAsia="zh-CN"/>
-        </w:rPr>
-      </w:pPr>
-      <w:r>
-        <w:rPr>
-          <w:rFonts w:hint="default"/>
-          <w:b w:val="0"/>
-          <w:bCs w:val="0"/>
-          <w:lang w:val="en-US" w:eastAsia="zh-CN"/>
-        </w:rPr>
-        <w:t>ok: [node2]</w:t>
-      </w:r>
-    </w:p>
-    <w:p>
-      <w:pPr>
-        <w:rPr>
-          <w:rFonts w:hint="default"/>
-          <w:b w:val="0"/>
-          <w:bCs w:val="0"/>
-          <w:lang w:val="en-US" w:eastAsia="zh-CN"/>
-        </w:rPr>
-      </w:pPr>
-    </w:p>
-    <w:p>
-      <w:pPr>
-        <w:rPr>
-          <w:rFonts w:hint="default"/>
-          <w:b w:val="0"/>
-          <w:bCs w:val="0"/>
-          <w:lang w:val="en-US" w:eastAsia="zh-CN"/>
-        </w:rPr>
-      </w:pPr>
-      <w:r>
-        <w:rPr>
-          <w:rFonts w:hint="default"/>
-          <w:b w:val="0"/>
-          <w:bCs w:val="0"/>
-          <w:lang w:val="en-US" w:eastAsia="zh-CN"/>
-        </w:rPr>
-        <w:t>TASK [v2ray : install Xray] ****************************************************</w:t>
+      <w:r>
+        <w:rPr>
+          <w:rFonts w:hint="default"/>
+          <w:b w:val="0"/>
+          <w:bCs w:val="0"/>
+          <w:lang w:val="en-US" w:eastAsia="zh-CN"/>
+        </w:rPr>
+        <w:t>ok: [node2] =&gt; (item=firewalld)</w:t>
+      </w:r>
+    </w:p>
+    <w:p>
+      <w:pPr>
+        <w:rPr>
+          <w:rFonts w:hint="default"/>
+          <w:b w:val="0"/>
+          <w:bCs w:val="0"/>
+          <w:lang w:val="en-US" w:eastAsia="zh-CN"/>
+        </w:rPr>
+      </w:pPr>
+      <w:r>
+        <w:rPr>
+          <w:rFonts w:hint="default"/>
+          <w:b w:val="0"/>
+          <w:bCs w:val="0"/>
+          <w:lang w:val="en-US" w:eastAsia="zh-CN"/>
+        </w:rPr>
+        <w:t>ok: [node1] =&gt; (item=firewalld)</w:t>
+      </w:r>
+    </w:p>
+    <w:p>
+      <w:pPr>
+        <w:rPr>
+          <w:rFonts w:hint="default"/>
+          <w:b w:val="0"/>
+          <w:bCs w:val="0"/>
+          <w:lang w:val="en-US" w:eastAsia="zh-CN"/>
+        </w:rPr>
+      </w:pPr>
+      <w:r>
+        <w:rPr>
+          <w:rFonts w:hint="default"/>
+          <w:b w:val="0"/>
+          <w:bCs w:val="0"/>
+          <w:lang w:val="en-US" w:eastAsia="zh-CN"/>
+        </w:rPr>
+        <w:t>ok: [node1] =&gt; (item=xray)</w:t>
+      </w:r>
+    </w:p>
+    <w:p>
+      <w:pPr>
+        <w:rPr>
+          <w:rFonts w:hint="default"/>
+          <w:b w:val="0"/>
+          <w:bCs w:val="0"/>
+          <w:lang w:val="en-US" w:eastAsia="zh-CN"/>
+        </w:rPr>
+      </w:pPr>
+      <w:r>
+        <w:rPr>
+          <w:rFonts w:hint="default"/>
+          <w:b w:val="0"/>
+          <w:bCs w:val="0"/>
+          <w:lang w:val="en-US" w:eastAsia="zh-CN"/>
+        </w:rPr>
+        <w:t>ok: [node2] =&gt; (item=xray)</w:t>
+      </w:r>
+    </w:p>
+    <w:p>
+      <w:pPr>
+        <w:rPr>
+          <w:rFonts w:hint="default"/>
+          <w:b w:val="0"/>
+          <w:bCs w:val="0"/>
+          <w:lang w:val="en-US" w:eastAsia="zh-CN"/>
+        </w:rPr>
+      </w:pPr>
+    </w:p>
+    <w:p>
+      <w:pPr>
+        <w:rPr>
+          <w:rFonts w:hint="default"/>
+          <w:b w:val="0"/>
+          <w:bCs w:val="0"/>
+          <w:lang w:val="en-US" w:eastAsia="zh-CN"/>
+        </w:rPr>
+      </w:pPr>
+      <w:r>
+        <w:rPr>
+          <w:rFonts w:hint="default"/>
+          <w:b w:val="0"/>
+          <w:bCs w:val="0"/>
+          <w:lang w:val="en-US" w:eastAsia="zh-CN"/>
+        </w:rPr>
+        <w:t>TASK [v2ray : firewalld] *******************************************************</w:t>
+      </w:r>
+    </w:p>
+    <w:p>
+      <w:pPr>
+        <w:rPr>
+          <w:rFonts w:hint="default"/>
+          <w:b w:val="0"/>
+          <w:bCs w:val="0"/>
+          <w:lang w:val="en-US" w:eastAsia="zh-CN"/>
+        </w:rPr>
+      </w:pPr>
+      <w:r>
+        <w:rPr>
+          <w:rFonts w:hint="default"/>
+          <w:b w:val="0"/>
+          <w:bCs w:val="0"/>
+          <w:lang w:val="en-US" w:eastAsia="zh-CN"/>
+        </w:rPr>
+        <w:t>ok: [node2] =&gt; (item=80/tcp)</w:t>
+      </w:r>
+    </w:p>
+    <w:p>
+      <w:pPr>
+        <w:rPr>
+          <w:rFonts w:hint="default"/>
+          <w:b w:val="0"/>
+          <w:bCs w:val="0"/>
+          <w:lang w:val="en-US" w:eastAsia="zh-CN"/>
+        </w:rPr>
+      </w:pPr>
+      <w:r>
+        <w:rPr>
+          <w:rFonts w:hint="default"/>
+          <w:b w:val="0"/>
+          <w:bCs w:val="0"/>
+          <w:lang w:val="en-US" w:eastAsia="zh-CN"/>
+        </w:rPr>
+        <w:t>ok: [node1] =&gt; (item=80/tcp)</w:t>
+      </w:r>
+    </w:p>
+    <w:p>
+      <w:pPr>
+        <w:rPr>
+          <w:rFonts w:hint="default"/>
+          <w:b w:val="0"/>
+          <w:bCs w:val="0"/>
+          <w:lang w:val="en-US" w:eastAsia="zh-CN"/>
+        </w:rPr>
+      </w:pPr>
+      <w:r>
+        <w:rPr>
+          <w:rFonts w:hint="default"/>
+          <w:b w:val="0"/>
+          <w:bCs w:val="0"/>
+          <w:lang w:val="en-US" w:eastAsia="zh-CN"/>
+        </w:rPr>
+        <w:t>ok: [node1] =&gt; (item=443/tcp)</w:t>
+      </w:r>
+    </w:p>
+    <w:p>
+      <w:pPr>
+        <w:rPr>
+          <w:rFonts w:hint="default"/>
+          <w:b w:val="0"/>
+          <w:bCs w:val="0"/>
+          <w:lang w:val="en-US" w:eastAsia="zh-CN"/>
+        </w:rPr>
+      </w:pPr>
+      <w:r>
+        <w:rPr>
+          <w:rFonts w:hint="default"/>
+          <w:b w:val="0"/>
+          <w:bCs w:val="0"/>
+          <w:lang w:val="en-US" w:eastAsia="zh-CN"/>
+        </w:rPr>
+        <w:t>ok: [node2] =&gt; (item=443/tcp)</w:t>
+      </w:r>
+    </w:p>
+    <w:p>
+      <w:pPr>
+        <w:rPr>
+          <w:rFonts w:hint="default"/>
+          <w:b w:val="0"/>
+          <w:bCs w:val="0"/>
+          <w:lang w:val="en-US" w:eastAsia="zh-CN"/>
+        </w:rPr>
+      </w:pPr>
+    </w:p>
+    <w:p>
+      <w:pPr>
+        <w:rPr>
+          <w:rFonts w:hint="default"/>
+          <w:b w:val="0"/>
+          <w:bCs w:val="0"/>
+          <w:lang w:val="en-US" w:eastAsia="zh-CN"/>
+        </w:rPr>
+      </w:pPr>
+      <w:r>
+        <w:rPr>
+          <w:rFonts w:hint="default"/>
+          <w:b w:val="0"/>
+          <w:bCs w:val="0"/>
+          <w:lang w:val="en-US" w:eastAsia="zh-CN"/>
+        </w:rPr>
+        <w:t>TASK [v2ray : Create auto IP update script for clash.yaml] *********************</w:t>
+      </w:r>
+    </w:p>
+    <w:p>
+      <w:pPr>
+        <w:rPr>
+          <w:rFonts w:hint="default"/>
+          <w:b w:val="0"/>
+          <w:bCs w:val="0"/>
+          <w:lang w:val="en-US" w:eastAsia="zh-CN"/>
+        </w:rPr>
+      </w:pPr>
+      <w:r>
+        <w:rPr>
+          <w:rFonts w:hint="default"/>
+          <w:b w:val="0"/>
+          <w:bCs w:val="0"/>
+          <w:lang w:val="en-US" w:eastAsia="zh-CN"/>
+        </w:rPr>
+        <w:t>changed: [node2]</w:t>
       </w:r>
     </w:p>
     <w:p>
@@ -16333,6 +18452,35 @@
           <w:lang w:val="en-US" w:eastAsia="zh-CN"/>
         </w:rPr>
       </w:pPr>
+    </w:p>
+    <w:p>
+      <w:pPr>
+        <w:rPr>
+          <w:rFonts w:hint="default"/>
+          <w:b w:val="0"/>
+          <w:bCs w:val="0"/>
+          <w:lang w:val="en-US" w:eastAsia="zh-CN"/>
+        </w:rPr>
+      </w:pPr>
+      <w:r>
+        <w:rPr>
+          <w:rFonts w:hint="default"/>
+          <w:b w:val="0"/>
+          <w:bCs w:val="0"/>
+          <w:lang w:val="en-US" w:eastAsia="zh-CN"/>
+        </w:rPr>
+        <w:t>TASK [v2ray : Create systemd service for auto IP update] ***********************</w:t>
+      </w:r>
+    </w:p>
+    <w:p>
+      <w:pPr>
+        <w:rPr>
+          <w:rFonts w:hint="default"/>
+          <w:b w:val="0"/>
+          <w:bCs w:val="0"/>
+          <w:lang w:val="en-US" w:eastAsia="zh-CN"/>
+        </w:rPr>
+      </w:pPr>
       <w:r>
         <w:rPr>
           <w:rFonts w:hint="default"/>
@@ -16352,940 +18500,43 @@
           <w:lang w:val="en-US" w:eastAsia="zh-CN"/>
         </w:rPr>
       </w:pPr>
-    </w:p>
-    <w:p>
-      <w:pPr>
-        <w:rPr>
-          <w:rFonts w:hint="default"/>
-          <w:b w:val="0"/>
-          <w:bCs w:val="0"/>
-          <w:lang w:val="en-US" w:eastAsia="zh-CN"/>
-        </w:rPr>
-      </w:pPr>
-      <w:r>
-        <w:rPr>
-          <w:rFonts w:hint="default"/>
-          <w:b w:val="0"/>
-          <w:bCs w:val="0"/>
-          <w:lang w:val="en-US" w:eastAsia="zh-CN"/>
-        </w:rPr>
-        <w:t>TASK [v2ray : Get Xray version] ************************************************</w:t>
-      </w:r>
-    </w:p>
-    <w:p>
-      <w:pPr>
-        <w:rPr>
-          <w:rFonts w:hint="default"/>
-          <w:b w:val="0"/>
-          <w:bCs w:val="0"/>
-          <w:lang w:val="en-US" w:eastAsia="zh-CN"/>
-        </w:rPr>
-      </w:pPr>
-      <w:r>
-        <w:rPr>
-          <w:rFonts w:hint="default"/>
-          <w:b w:val="0"/>
-          <w:bCs w:val="0"/>
-          <w:lang w:val="en-US" w:eastAsia="zh-CN"/>
-        </w:rPr>
-        <w:t>ok: [node2]</w:t>
-      </w:r>
-    </w:p>
-    <w:p>
-      <w:pPr>
-        <w:rPr>
-          <w:rFonts w:hint="default"/>
-          <w:b w:val="0"/>
-          <w:bCs w:val="0"/>
-          <w:lang w:val="en-US" w:eastAsia="zh-CN"/>
-        </w:rPr>
-      </w:pPr>
-      <w:r>
-        <w:rPr>
-          <w:rFonts w:hint="default"/>
-          <w:b w:val="0"/>
-          <w:bCs w:val="0"/>
-          <w:lang w:val="en-US" w:eastAsia="zh-CN"/>
-        </w:rPr>
-        <w:t>ok: [node1]</w:t>
-      </w:r>
-    </w:p>
-    <w:p>
-      <w:pPr>
-        <w:rPr>
-          <w:rFonts w:hint="default"/>
-          <w:b w:val="0"/>
-          <w:bCs w:val="0"/>
-          <w:lang w:val="en-US" w:eastAsia="zh-CN"/>
-        </w:rPr>
-      </w:pPr>
-    </w:p>
-    <w:p>
-      <w:pPr>
-        <w:rPr>
-          <w:rFonts w:hint="default"/>
-          <w:b w:val="0"/>
-          <w:bCs w:val="0"/>
-          <w:lang w:val="en-US" w:eastAsia="zh-CN"/>
-        </w:rPr>
-      </w:pPr>
-      <w:r>
-        <w:rPr>
-          <w:rFonts w:hint="default"/>
-          <w:b w:val="0"/>
-          <w:bCs w:val="0"/>
-          <w:lang w:val="en-US" w:eastAsia="zh-CN"/>
-        </w:rPr>
-        <w:t>TASK [v2ray : Generate Xray UUID] **********************************************</w:t>
-      </w:r>
-    </w:p>
-    <w:p>
-      <w:pPr>
-        <w:rPr>
-          <w:rFonts w:hint="default"/>
-          <w:b w:val="0"/>
-          <w:bCs w:val="0"/>
-          <w:lang w:val="en-US" w:eastAsia="zh-CN"/>
-        </w:rPr>
-      </w:pPr>
-      <w:r>
-        <w:rPr>
-          <w:rFonts w:hint="default"/>
-          <w:b w:val="0"/>
-          <w:bCs w:val="0"/>
-          <w:lang w:val="en-US" w:eastAsia="zh-CN"/>
-        </w:rPr>
-        <w:t>ok: [node2]</w:t>
-      </w:r>
-    </w:p>
-    <w:p>
-      <w:pPr>
-        <w:rPr>
-          <w:rFonts w:hint="default"/>
-          <w:b w:val="0"/>
-          <w:bCs w:val="0"/>
-          <w:lang w:val="en-US" w:eastAsia="zh-CN"/>
-        </w:rPr>
-      </w:pPr>
-      <w:r>
-        <w:rPr>
-          <w:rFonts w:hint="default"/>
-          <w:b w:val="0"/>
-          <w:bCs w:val="0"/>
-          <w:lang w:val="en-US" w:eastAsia="zh-CN"/>
-        </w:rPr>
-        <w:t>ok: [node1]</w:t>
-      </w:r>
-    </w:p>
-    <w:p>
-      <w:pPr>
-        <w:rPr>
-          <w:rFonts w:hint="default"/>
-          <w:b w:val="0"/>
-          <w:bCs w:val="0"/>
-          <w:lang w:val="en-US" w:eastAsia="zh-CN"/>
-        </w:rPr>
-      </w:pPr>
-    </w:p>
-    <w:p>
-      <w:pPr>
-        <w:rPr>
-          <w:rFonts w:hint="default"/>
-          <w:b w:val="0"/>
-          <w:bCs w:val="0"/>
-          <w:lang w:val="en-US" w:eastAsia="zh-CN"/>
-        </w:rPr>
-      </w:pPr>
-      <w:r>
-        <w:rPr>
-          <w:rFonts w:hint="default"/>
-          <w:b w:val="0"/>
-          <w:bCs w:val="0"/>
-          <w:lang w:val="en-US" w:eastAsia="zh-CN"/>
-        </w:rPr>
-        <w:t>TASK [v2ray : Generate x25519 key pair] ****************************************</w:t>
-      </w:r>
-    </w:p>
-    <w:p>
-      <w:pPr>
-        <w:rPr>
-          <w:rFonts w:hint="default"/>
-          <w:b w:val="0"/>
-          <w:bCs w:val="0"/>
-          <w:lang w:val="en-US" w:eastAsia="zh-CN"/>
-        </w:rPr>
-      </w:pPr>
-      <w:r>
-        <w:rPr>
-          <w:rFonts w:hint="default"/>
-          <w:b w:val="0"/>
-          <w:bCs w:val="0"/>
-          <w:lang w:val="en-US" w:eastAsia="zh-CN"/>
-        </w:rPr>
-        <w:t>ok: [node1]</w:t>
-      </w:r>
-    </w:p>
-    <w:p>
-      <w:pPr>
-        <w:rPr>
-          <w:rFonts w:hint="default"/>
-          <w:b w:val="0"/>
-          <w:bCs w:val="0"/>
-          <w:lang w:val="en-US" w:eastAsia="zh-CN"/>
-        </w:rPr>
-      </w:pPr>
-      <w:r>
-        <w:rPr>
-          <w:rFonts w:hint="default"/>
-          <w:b w:val="0"/>
-          <w:bCs w:val="0"/>
-          <w:lang w:val="en-US" w:eastAsia="zh-CN"/>
-        </w:rPr>
-        <w:t>ok: [node2]</w:t>
-      </w:r>
-    </w:p>
-    <w:p>
-      <w:pPr>
-        <w:rPr>
-          <w:rFonts w:hint="default"/>
-          <w:b w:val="0"/>
-          <w:bCs w:val="0"/>
-          <w:lang w:val="en-US" w:eastAsia="zh-CN"/>
-        </w:rPr>
-      </w:pPr>
-    </w:p>
-    <w:p>
-      <w:pPr>
-        <w:rPr>
-          <w:rFonts w:hint="default"/>
-          <w:b w:val="0"/>
-          <w:bCs w:val="0"/>
-          <w:lang w:val="en-US" w:eastAsia="zh-CN"/>
-        </w:rPr>
-      </w:pPr>
-      <w:r>
-        <w:rPr>
-          <w:rFonts w:hint="default"/>
-          <w:b w:val="0"/>
-          <w:bCs w:val="0"/>
-          <w:lang w:val="en-US" w:eastAsia="zh-CN"/>
-        </w:rPr>
-        <w:t>TASK [v2ray : Generate ShortID] ************************************************</w:t>
-      </w:r>
-    </w:p>
-    <w:p>
-      <w:pPr>
-        <w:rPr>
-          <w:rFonts w:hint="default"/>
-          <w:b w:val="0"/>
-          <w:bCs w:val="0"/>
-          <w:lang w:val="en-US" w:eastAsia="zh-CN"/>
-        </w:rPr>
-      </w:pPr>
-      <w:r>
-        <w:rPr>
-          <w:rFonts w:hint="default"/>
-          <w:b w:val="0"/>
-          <w:bCs w:val="0"/>
-          <w:lang w:val="en-US" w:eastAsia="zh-CN"/>
-        </w:rPr>
-        <w:t>ok: [node2]</w:t>
-      </w:r>
-    </w:p>
-    <w:p>
-      <w:pPr>
-        <w:rPr>
-          <w:rFonts w:hint="default"/>
-          <w:b w:val="0"/>
-          <w:bCs w:val="0"/>
-          <w:lang w:val="en-US" w:eastAsia="zh-CN"/>
-        </w:rPr>
-      </w:pPr>
-      <w:r>
-        <w:rPr>
-          <w:rFonts w:hint="default"/>
-          <w:b w:val="0"/>
-          <w:bCs w:val="0"/>
-          <w:lang w:val="en-US" w:eastAsia="zh-CN"/>
-        </w:rPr>
-        <w:t>ok: [node1]</w:t>
-      </w:r>
-    </w:p>
-    <w:p>
-      <w:pPr>
-        <w:rPr>
-          <w:rFonts w:hint="default"/>
-          <w:b w:val="0"/>
-          <w:bCs w:val="0"/>
-          <w:lang w:val="en-US" w:eastAsia="zh-CN"/>
-        </w:rPr>
-      </w:pPr>
-    </w:p>
-    <w:p>
-      <w:pPr>
-        <w:rPr>
-          <w:rFonts w:hint="default"/>
-          <w:b w:val="0"/>
-          <w:bCs w:val="0"/>
-          <w:lang w:val="en-US" w:eastAsia="zh-CN"/>
-        </w:rPr>
-      </w:pPr>
-      <w:r>
-        <w:rPr>
-          <w:rFonts w:hint="default"/>
-          <w:b w:val="0"/>
-          <w:bCs w:val="0"/>
-          <w:lang w:val="en-US" w:eastAsia="zh-CN"/>
-        </w:rPr>
-        <w:t>TASK [v2ray : Get server public IP] ********************************************</w:t>
-      </w:r>
-    </w:p>
-    <w:p>
-      <w:pPr>
-        <w:rPr>
-          <w:rFonts w:hint="default"/>
-          <w:b w:val="0"/>
-          <w:bCs w:val="0"/>
-          <w:lang w:val="en-US" w:eastAsia="zh-CN"/>
-        </w:rPr>
-      </w:pPr>
-      <w:r>
-        <w:rPr>
-          <w:rFonts w:hint="default"/>
-          <w:b w:val="0"/>
-          <w:bCs w:val="0"/>
-          <w:lang w:val="en-US" w:eastAsia="zh-CN"/>
-        </w:rPr>
-        <w:t>ok: [node1]</w:t>
-      </w:r>
-    </w:p>
-    <w:p>
-      <w:pPr>
-        <w:rPr>
-          <w:rFonts w:hint="default"/>
-          <w:b w:val="0"/>
-          <w:bCs w:val="0"/>
-          <w:lang w:val="en-US" w:eastAsia="zh-CN"/>
-        </w:rPr>
-      </w:pPr>
-      <w:r>
-        <w:rPr>
-          <w:rFonts w:hint="default"/>
-          <w:b w:val="0"/>
-          <w:bCs w:val="0"/>
-          <w:lang w:val="en-US" w:eastAsia="zh-CN"/>
-        </w:rPr>
-        <w:t>ok: [node2]</w:t>
-      </w:r>
-    </w:p>
-    <w:p>
-      <w:pPr>
-        <w:rPr>
-          <w:rFonts w:hint="default"/>
-          <w:b w:val="0"/>
-          <w:bCs w:val="0"/>
-          <w:lang w:val="en-US" w:eastAsia="zh-CN"/>
-        </w:rPr>
-      </w:pPr>
-    </w:p>
-    <w:p>
-      <w:pPr>
-        <w:rPr>
-          <w:rFonts w:hint="default"/>
-          <w:b w:val="0"/>
-          <w:bCs w:val="0"/>
-          <w:lang w:val="en-US" w:eastAsia="zh-CN"/>
-        </w:rPr>
-      </w:pPr>
-      <w:r>
-        <w:rPr>
-          <w:rFonts w:hint="default"/>
-          <w:b w:val="0"/>
-          <w:bCs w:val="0"/>
-          <w:lang w:val="en-US" w:eastAsia="zh-CN"/>
-        </w:rPr>
-        <w:t>TASK [v2ray : Parse and set facts] *********************************************</w:t>
-      </w:r>
-    </w:p>
-    <w:p>
-      <w:pPr>
-        <w:rPr>
-          <w:rFonts w:hint="default"/>
-          <w:b w:val="0"/>
-          <w:bCs w:val="0"/>
-          <w:lang w:val="en-US" w:eastAsia="zh-CN"/>
-        </w:rPr>
-      </w:pPr>
-      <w:r>
-        <w:rPr>
-          <w:rFonts w:hint="default"/>
-          <w:b w:val="0"/>
-          <w:bCs w:val="0"/>
-          <w:lang w:val="en-US" w:eastAsia="zh-CN"/>
-        </w:rPr>
-        <w:t>ok: [node1]</w:t>
-      </w:r>
-    </w:p>
-    <w:p>
-      <w:pPr>
-        <w:rPr>
-          <w:rFonts w:hint="default"/>
-          <w:b w:val="0"/>
-          <w:bCs w:val="0"/>
-          <w:lang w:val="en-US" w:eastAsia="zh-CN"/>
-        </w:rPr>
-      </w:pPr>
-      <w:r>
-        <w:rPr>
-          <w:rFonts w:hint="default"/>
-          <w:b w:val="0"/>
-          <w:bCs w:val="0"/>
-          <w:lang w:val="en-US" w:eastAsia="zh-CN"/>
-        </w:rPr>
-        <w:t>ok: [node2]</w:t>
-      </w:r>
-    </w:p>
-    <w:p>
-      <w:pPr>
-        <w:rPr>
-          <w:rFonts w:hint="default"/>
-          <w:b w:val="0"/>
-          <w:bCs w:val="0"/>
-          <w:lang w:val="en-US" w:eastAsia="zh-CN"/>
-        </w:rPr>
-      </w:pPr>
-    </w:p>
-    <w:p>
-      <w:pPr>
-        <w:rPr>
-          <w:rFonts w:hint="default"/>
-          <w:b w:val="0"/>
-          <w:bCs w:val="0"/>
-          <w:lang w:val="en-US" w:eastAsia="zh-CN"/>
-        </w:rPr>
-      </w:pPr>
-      <w:r>
-        <w:rPr>
-          <w:rFonts w:hint="default"/>
-          <w:b w:val="0"/>
-          <w:bCs w:val="0"/>
-          <w:lang w:val="en-US" w:eastAsia="zh-CN"/>
-        </w:rPr>
-        <w:t>TASK [v2ray : Print generated variables] ***************************************</w:t>
-      </w:r>
-    </w:p>
-    <w:p>
-      <w:pPr>
-        <w:rPr>
-          <w:rFonts w:hint="default"/>
-          <w:b w:val="0"/>
-          <w:bCs w:val="0"/>
-          <w:lang w:val="en-US" w:eastAsia="zh-CN"/>
-        </w:rPr>
-      </w:pPr>
-      <w:r>
-        <w:rPr>
-          <w:rFonts w:hint="default"/>
-          <w:b w:val="0"/>
-          <w:bCs w:val="0"/>
-          <w:lang w:val="en-US" w:eastAsia="zh-CN"/>
-        </w:rPr>
-        <w:t>ok: [node1] =&gt; {</w:t>
-      </w:r>
-    </w:p>
-    <w:p>
-      <w:pPr>
-        <w:rPr>
-          <w:rFonts w:hint="default"/>
-          <w:b w:val="0"/>
-          <w:bCs w:val="0"/>
-          <w:lang w:val="en-US" w:eastAsia="zh-CN"/>
-        </w:rPr>
-      </w:pPr>
-      <w:r>
-        <w:rPr>
-          <w:rFonts w:hint="default"/>
-          <w:b w:val="0"/>
-          <w:bCs w:val="0"/>
-          <w:lang w:val="en-US" w:eastAsia="zh-CN"/>
-        </w:rPr>
-        <w:t xml:space="preserve">    "msg": [</w:t>
-      </w:r>
-    </w:p>
-    <w:p>
-      <w:pPr>
-        <w:rPr>
-          <w:rFonts w:hint="default"/>
-          <w:b w:val="0"/>
-          <w:bCs w:val="0"/>
-          <w:lang w:val="en-US" w:eastAsia="zh-CN"/>
-        </w:rPr>
-      </w:pPr>
-      <w:r>
-        <w:rPr>
-          <w:rFonts w:hint="default"/>
-          <w:b w:val="0"/>
-          <w:bCs w:val="0"/>
-          <w:lang w:val="en-US" w:eastAsia="zh-CN"/>
-        </w:rPr>
-        <w:t xml:space="preserve">        "Xray 版本: Xray 26.3.27 (Xray, Penetrates Everything.) d2758a0 (go1.26.1 linux/amd64)",</w:t>
-      </w:r>
-    </w:p>
-    <w:p>
-      <w:pPr>
-        <w:rPr>
-          <w:rFonts w:hint="default"/>
-          <w:b w:val="0"/>
-          <w:bCs w:val="0"/>
-          <w:lang w:val="en-US" w:eastAsia="zh-CN"/>
-        </w:rPr>
-      </w:pPr>
-      <w:r>
-        <w:rPr>
-          <w:rFonts w:hint="default"/>
-          <w:b w:val="0"/>
-          <w:bCs w:val="0"/>
-          <w:lang w:val="en-US" w:eastAsia="zh-CN"/>
-        </w:rPr>
-        <w:t xml:space="preserve">        "公网 IP: 8.216.43.96",</w:t>
-      </w:r>
-    </w:p>
-    <w:p>
-      <w:pPr>
-        <w:rPr>
-          <w:rFonts w:hint="default"/>
-          <w:b w:val="0"/>
-          <w:bCs w:val="0"/>
-          <w:lang w:val="en-US" w:eastAsia="zh-CN"/>
-        </w:rPr>
-      </w:pPr>
-      <w:r>
-        <w:rPr>
-          <w:rFonts w:hint="default"/>
-          <w:b w:val="0"/>
-          <w:bCs w:val="0"/>
-          <w:lang w:val="en-US" w:eastAsia="zh-CN"/>
-        </w:rPr>
-        <w:t xml:space="preserve">        "UUID: 3d0c4190-717e-40c1-8c0c-8164cd2d1a7f",</w:t>
-      </w:r>
-    </w:p>
-    <w:p>
-      <w:pPr>
-        <w:rPr>
-          <w:rFonts w:hint="default"/>
-          <w:b w:val="0"/>
-          <w:bCs w:val="0"/>
-          <w:lang w:val="en-US" w:eastAsia="zh-CN"/>
-        </w:rPr>
-      </w:pPr>
-      <w:r>
-        <w:rPr>
-          <w:rFonts w:hint="default"/>
-          <w:b w:val="0"/>
-          <w:bCs w:val="0"/>
-          <w:lang w:val="en-US" w:eastAsia="zh-CN"/>
-        </w:rPr>
-        <w:t xml:space="preserve">        "私钥 (填服务端): WATpNPdDcSB6jI5HqTlIpVA0nwevhlCLvXLczWloCW8",</w:t>
-      </w:r>
-    </w:p>
-    <w:p>
-      <w:pPr>
-        <w:rPr>
-          <w:rFonts w:hint="default"/>
-          <w:b w:val="0"/>
-          <w:bCs w:val="0"/>
-          <w:lang w:val="en-US" w:eastAsia="zh-CN"/>
-        </w:rPr>
-      </w:pPr>
-      <w:r>
-        <w:rPr>
-          <w:rFonts w:hint="default"/>
-          <w:b w:val="0"/>
-          <w:bCs w:val="0"/>
-          <w:lang w:val="en-US" w:eastAsia="zh-CN"/>
-        </w:rPr>
-        <w:t xml:space="preserve">        "公钥 (填客户端): StSFp2b5_qQpObhCEkvWH5i5Zwb4IL0lmj_3Lg2Ygyo",</w:t>
-      </w:r>
-    </w:p>
-    <w:p>
-      <w:pPr>
-        <w:rPr>
-          <w:rFonts w:hint="default"/>
-          <w:b w:val="0"/>
-          <w:bCs w:val="0"/>
-          <w:lang w:val="en-US" w:eastAsia="zh-CN"/>
-        </w:rPr>
-      </w:pPr>
-      <w:r>
-        <w:rPr>
-          <w:rFonts w:hint="default"/>
-          <w:b w:val="0"/>
-          <w:bCs w:val="0"/>
-          <w:lang w:val="en-US" w:eastAsia="zh-CN"/>
-        </w:rPr>
-        <w:t xml:space="preserve">        "ShortID: d2e3f82e89b61ba7",</w:t>
-      </w:r>
-    </w:p>
-    <w:p>
-      <w:pPr>
-        <w:rPr>
-          <w:rFonts w:hint="default"/>
-          <w:b w:val="0"/>
-          <w:bCs w:val="0"/>
-          <w:lang w:val="en-US" w:eastAsia="zh-CN"/>
-        </w:rPr>
-      </w:pPr>
-      <w:r>
-        <w:rPr>
-          <w:rFonts w:hint="default"/>
-          <w:b w:val="0"/>
-          <w:bCs w:val="0"/>
-          <w:lang w:val="en-US" w:eastAsia="zh-CN"/>
-        </w:rPr>
-        <w:t xml:space="preserve">        "Clash 订阅地址: http://8.216.43.96/clash.yaml"</w:t>
-      </w:r>
-    </w:p>
-    <w:p>
-      <w:pPr>
-        <w:rPr>
-          <w:rFonts w:hint="default"/>
-          <w:b w:val="0"/>
-          <w:bCs w:val="0"/>
-          <w:lang w:val="en-US" w:eastAsia="zh-CN"/>
-        </w:rPr>
-      </w:pPr>
-      <w:r>
-        <w:rPr>
-          <w:rFonts w:hint="default"/>
-          <w:b w:val="0"/>
-          <w:bCs w:val="0"/>
-          <w:lang w:val="en-US" w:eastAsia="zh-CN"/>
-        </w:rPr>
-        <w:t xml:space="preserve">    ]</w:t>
-      </w:r>
-    </w:p>
-    <w:p>
-      <w:pPr>
-        <w:rPr>
-          <w:rFonts w:hint="default"/>
-          <w:b w:val="0"/>
-          <w:bCs w:val="0"/>
-          <w:lang w:val="en-US" w:eastAsia="zh-CN"/>
-        </w:rPr>
-      </w:pPr>
-      <w:r>
-        <w:rPr>
-          <w:rFonts w:hint="default"/>
-          <w:b w:val="0"/>
-          <w:bCs w:val="0"/>
-          <w:lang w:val="en-US" w:eastAsia="zh-CN"/>
-        </w:rPr>
-        <w:t>}</w:t>
-      </w:r>
-    </w:p>
-    <w:p>
-      <w:pPr>
-        <w:rPr>
-          <w:rFonts w:hint="default"/>
-          <w:b w:val="0"/>
-          <w:bCs w:val="0"/>
-          <w:lang w:val="en-US" w:eastAsia="zh-CN"/>
-        </w:rPr>
-      </w:pPr>
-      <w:r>
-        <w:rPr>
-          <w:rFonts w:hint="default"/>
-          <w:b w:val="0"/>
-          <w:bCs w:val="0"/>
-          <w:lang w:val="en-US" w:eastAsia="zh-CN"/>
-        </w:rPr>
-        <w:t>ok: [node2] =&gt; {</w:t>
-      </w:r>
-    </w:p>
-    <w:p>
-      <w:pPr>
-        <w:rPr>
-          <w:rFonts w:hint="default"/>
-          <w:b w:val="0"/>
-          <w:bCs w:val="0"/>
-          <w:lang w:val="en-US" w:eastAsia="zh-CN"/>
-        </w:rPr>
-      </w:pPr>
-      <w:r>
-        <w:rPr>
-          <w:rFonts w:hint="default"/>
-          <w:b w:val="0"/>
-          <w:bCs w:val="0"/>
-          <w:lang w:val="en-US" w:eastAsia="zh-CN"/>
-        </w:rPr>
-        <w:t xml:space="preserve">    "msg": [</w:t>
-      </w:r>
-    </w:p>
-    <w:p>
-      <w:pPr>
-        <w:rPr>
-          <w:rFonts w:hint="default"/>
-          <w:b w:val="0"/>
-          <w:bCs w:val="0"/>
-          <w:lang w:val="en-US" w:eastAsia="zh-CN"/>
-        </w:rPr>
-      </w:pPr>
-      <w:r>
-        <w:rPr>
-          <w:rFonts w:hint="default"/>
-          <w:b w:val="0"/>
-          <w:bCs w:val="0"/>
-          <w:lang w:val="en-US" w:eastAsia="zh-CN"/>
-        </w:rPr>
-        <w:t xml:space="preserve">        "Xray 版本: Xray 26.3.27 (Xray, Penetrates Everything.) d2758a0 (go1.26.1 linux/amd64)",</w:t>
-      </w:r>
-    </w:p>
-    <w:p>
-      <w:pPr>
-        <w:rPr>
-          <w:rFonts w:hint="default"/>
-          <w:b w:val="0"/>
-          <w:bCs w:val="0"/>
-          <w:lang w:val="en-US" w:eastAsia="zh-CN"/>
-        </w:rPr>
-      </w:pPr>
-      <w:r>
-        <w:rPr>
-          <w:rFonts w:hint="default"/>
-          <w:b w:val="0"/>
-          <w:bCs w:val="0"/>
-          <w:lang w:val="en-US" w:eastAsia="zh-CN"/>
-        </w:rPr>
-        <w:t xml:space="preserve">        "公网 IP: 8.211.178.43",</w:t>
-      </w:r>
-    </w:p>
-    <w:p>
-      <w:pPr>
-        <w:rPr>
-          <w:rFonts w:hint="default"/>
-          <w:b w:val="0"/>
-          <w:bCs w:val="0"/>
-          <w:lang w:val="en-US" w:eastAsia="zh-CN"/>
-        </w:rPr>
-      </w:pPr>
-      <w:r>
-        <w:rPr>
-          <w:rFonts w:hint="default"/>
-          <w:b w:val="0"/>
-          <w:bCs w:val="0"/>
-          <w:lang w:val="en-US" w:eastAsia="zh-CN"/>
-        </w:rPr>
-        <w:t xml:space="preserve">        "UUID: f538d53d-808a-4298-8917-beae1cd99bab",</w:t>
-      </w:r>
-    </w:p>
-    <w:p>
-      <w:pPr>
-        <w:rPr>
-          <w:rFonts w:hint="default"/>
-          <w:b w:val="0"/>
-          <w:bCs w:val="0"/>
-          <w:lang w:val="en-US" w:eastAsia="zh-CN"/>
-        </w:rPr>
-      </w:pPr>
-      <w:r>
-        <w:rPr>
-          <w:rFonts w:hint="default"/>
-          <w:b w:val="0"/>
-          <w:bCs w:val="0"/>
-          <w:lang w:val="en-US" w:eastAsia="zh-CN"/>
-        </w:rPr>
-        <w:t xml:space="preserve">        "私钥 (填服务端): UNA1sThNTXNC0wIlAmsXq1aOfhz2cE0NWkmRNSnf0ns",</w:t>
-      </w:r>
-    </w:p>
-    <w:p>
-      <w:pPr>
-        <w:rPr>
-          <w:rFonts w:hint="default"/>
-          <w:b w:val="0"/>
-          <w:bCs w:val="0"/>
-          <w:lang w:val="en-US" w:eastAsia="zh-CN"/>
-        </w:rPr>
-      </w:pPr>
-      <w:r>
-        <w:rPr>
-          <w:rFonts w:hint="default"/>
-          <w:b w:val="0"/>
-          <w:bCs w:val="0"/>
-          <w:lang w:val="en-US" w:eastAsia="zh-CN"/>
-        </w:rPr>
-        <w:t xml:space="preserve">        "公钥 (填客户端): lDNyNgA7EWkXBMVAtboDpSsBMmBsQAVGRd3YmOQRXRM",</w:t>
-      </w:r>
-    </w:p>
-    <w:p>
-      <w:pPr>
-        <w:rPr>
-          <w:rFonts w:hint="default"/>
-          <w:b w:val="0"/>
-          <w:bCs w:val="0"/>
-          <w:lang w:val="en-US" w:eastAsia="zh-CN"/>
-        </w:rPr>
-      </w:pPr>
-      <w:r>
-        <w:rPr>
-          <w:rFonts w:hint="default"/>
-          <w:b w:val="0"/>
-          <w:bCs w:val="0"/>
-          <w:lang w:val="en-US" w:eastAsia="zh-CN"/>
-        </w:rPr>
-        <w:t xml:space="preserve">        "ShortID: f3839422d4b19d17",</w:t>
-      </w:r>
-    </w:p>
-    <w:p>
-      <w:pPr>
-        <w:rPr>
-          <w:rFonts w:hint="default"/>
-          <w:b w:val="0"/>
-          <w:bCs w:val="0"/>
-          <w:lang w:val="en-US" w:eastAsia="zh-CN"/>
-        </w:rPr>
-      </w:pPr>
-      <w:r>
-        <w:rPr>
-          <w:rFonts w:hint="default"/>
-          <w:b w:val="0"/>
-          <w:bCs w:val="0"/>
-          <w:lang w:val="en-US" w:eastAsia="zh-CN"/>
-        </w:rPr>
-        <w:t xml:space="preserve">        "Clash 订阅地址: http://8.211.178.43/clash.yaml"</w:t>
-      </w:r>
-    </w:p>
-    <w:p>
-      <w:pPr>
-        <w:rPr>
-          <w:rFonts w:hint="default"/>
-          <w:b w:val="0"/>
-          <w:bCs w:val="0"/>
-          <w:lang w:val="en-US" w:eastAsia="zh-CN"/>
-        </w:rPr>
-      </w:pPr>
-      <w:r>
-        <w:rPr>
-          <w:rFonts w:hint="default"/>
-          <w:b w:val="0"/>
-          <w:bCs w:val="0"/>
-          <w:lang w:val="en-US" w:eastAsia="zh-CN"/>
-        </w:rPr>
-        <w:t xml:space="preserve">    ]</w:t>
-      </w:r>
-    </w:p>
-    <w:p>
-      <w:pPr>
-        <w:rPr>
-          <w:rFonts w:hint="default"/>
-          <w:b w:val="0"/>
-          <w:bCs w:val="0"/>
-          <w:lang w:val="en-US" w:eastAsia="zh-CN"/>
-        </w:rPr>
-      </w:pPr>
-      <w:r>
-        <w:rPr>
-          <w:rFonts w:hint="default"/>
-          <w:b w:val="0"/>
-          <w:bCs w:val="0"/>
-          <w:lang w:val="en-US" w:eastAsia="zh-CN"/>
-        </w:rPr>
-        <w:t>}</w:t>
-      </w:r>
-    </w:p>
-    <w:p>
-      <w:pPr>
-        <w:rPr>
-          <w:rFonts w:hint="default"/>
-          <w:b w:val="0"/>
-          <w:bCs w:val="0"/>
-          <w:lang w:val="en-US" w:eastAsia="zh-CN"/>
-        </w:rPr>
-      </w:pPr>
-    </w:p>
-    <w:p>
-      <w:pPr>
-        <w:rPr>
-          <w:rFonts w:hint="default"/>
-          <w:b w:val="0"/>
-          <w:bCs w:val="0"/>
-          <w:lang w:val="en-US" w:eastAsia="zh-CN"/>
-        </w:rPr>
-      </w:pPr>
-      <w:r>
-        <w:rPr>
-          <w:rFonts w:hint="default"/>
-          <w:b w:val="0"/>
-          <w:bCs w:val="0"/>
-          <w:lang w:val="en-US" w:eastAsia="zh-CN"/>
-        </w:rPr>
-        <w:t>TASK [v2ray : Ensure /usr/local/etc/xray directory exists] *********************</w:t>
-      </w:r>
-    </w:p>
-    <w:p>
-      <w:pPr>
-        <w:rPr>
-          <w:rFonts w:hint="default"/>
-          <w:b w:val="0"/>
-          <w:bCs w:val="0"/>
-          <w:lang w:val="en-US" w:eastAsia="zh-CN"/>
-        </w:rPr>
-      </w:pPr>
-      <w:r>
-        <w:rPr>
-          <w:rFonts w:hint="default"/>
-          <w:b w:val="0"/>
-          <w:bCs w:val="0"/>
-          <w:lang w:val="en-US" w:eastAsia="zh-CN"/>
-        </w:rPr>
-        <w:t>ok: [node1]</w:t>
-      </w:r>
-    </w:p>
-    <w:p>
-      <w:pPr>
-        <w:rPr>
-          <w:rFonts w:hint="default"/>
-          <w:b w:val="0"/>
-          <w:bCs w:val="0"/>
-          <w:lang w:val="en-US" w:eastAsia="zh-CN"/>
-        </w:rPr>
-      </w:pPr>
-      <w:r>
-        <w:rPr>
-          <w:rFonts w:hint="default"/>
-          <w:b w:val="0"/>
-          <w:bCs w:val="0"/>
-          <w:lang w:val="en-US" w:eastAsia="zh-CN"/>
-        </w:rPr>
-        <w:t>ok: [node2]</w:t>
-      </w:r>
-    </w:p>
-    <w:p>
-      <w:pPr>
-        <w:rPr>
-          <w:rFonts w:hint="default"/>
-          <w:b w:val="0"/>
-          <w:bCs w:val="0"/>
-          <w:lang w:val="en-US" w:eastAsia="zh-CN"/>
-        </w:rPr>
-      </w:pPr>
-    </w:p>
-    <w:p>
-      <w:pPr>
-        <w:rPr>
-          <w:rFonts w:hint="default"/>
-          <w:b w:val="0"/>
-          <w:bCs w:val="0"/>
-          <w:lang w:val="en-US" w:eastAsia="zh-CN"/>
-        </w:rPr>
-      </w:pPr>
-      <w:r>
-        <w:rPr>
-          <w:rFonts w:hint="default"/>
-          <w:b w:val="0"/>
-          <w:bCs w:val="0"/>
-          <w:lang w:val="en-US" w:eastAsia="zh-CN"/>
-        </w:rPr>
-        <w:t>TASK [v2ray : Render Xray config.json from template] ***************************</w:t>
+      <w:r>
+        <w:rPr>
+          <w:rFonts w:hint="default"/>
+          <w:b w:val="0"/>
+          <w:bCs w:val="0"/>
+          <w:lang w:val="en-US" w:eastAsia="zh-CN"/>
+        </w:rPr>
+        <w:t>changed: [node1]</w:t>
+      </w:r>
+    </w:p>
+    <w:p>
+      <w:pPr>
+        <w:rPr>
+          <w:rFonts w:hint="default"/>
+          <w:b w:val="0"/>
+          <w:bCs w:val="0"/>
+          <w:lang w:val="en-US" w:eastAsia="zh-CN"/>
+        </w:rPr>
+      </w:pPr>
+    </w:p>
+    <w:p>
+      <w:pPr>
+        <w:rPr>
+          <w:rFonts w:hint="default"/>
+          <w:b w:val="0"/>
+          <w:bCs w:val="0"/>
+          <w:lang w:val="en-US" w:eastAsia="zh-CN"/>
+        </w:rPr>
+      </w:pPr>
+      <w:r>
+        <w:rPr>
+          <w:rFonts w:hint="default"/>
+          <w:b w:val="0"/>
+          <w:bCs w:val="0"/>
+          <w:lang w:val="en-US" w:eastAsia="zh-CN"/>
+        </w:rPr>
+        <w:t>TASK [v2ray : Enable update-clash-ip service] **********************************</w:t>
       </w:r>
     </w:p>
     <w:p>
@@ -17352,7 +18603,7 @@
           <w:bCs w:val="0"/>
           <w:lang w:val="en-US" w:eastAsia="zh-CN"/>
         </w:rPr>
-        <w:t>TASK [v2ray : Render Clash YAML config from template] **************************</w:t>
+        <w:t>RUNNING HANDLER [v2ray : restart xray] *****************************************</w:t>
       </w:r>
     </w:p>
     <w:p>
@@ -17419,321 +18670,6 @@
           <w:bCs w:val="0"/>
           <w:lang w:val="en-US" w:eastAsia="zh-CN"/>
         </w:rPr>
-        <w:t>TASK [v2ray : systemd] *********************************************************</w:t>
-      </w:r>
-    </w:p>
-    <w:p>
-      <w:pPr>
-        <w:rPr>
-          <w:rFonts w:hint="default"/>
-          <w:b w:val="0"/>
-          <w:bCs w:val="0"/>
-          <w:lang w:val="en-US" w:eastAsia="zh-CN"/>
-        </w:rPr>
-      </w:pPr>
-      <w:r>
-        <w:rPr>
-          <w:rFonts w:hint="default"/>
-          <w:b w:val="0"/>
-          <w:bCs w:val="0"/>
-          <w:lang w:val="en-US" w:eastAsia="zh-CN"/>
-        </w:rPr>
-        <w:t>ok: [node1] =&gt; (item=httpd)</w:t>
-      </w:r>
-    </w:p>
-    <w:p>
-      <w:pPr>
-        <w:rPr>
-          <w:rFonts w:hint="default"/>
-          <w:b w:val="0"/>
-          <w:bCs w:val="0"/>
-          <w:lang w:val="en-US" w:eastAsia="zh-CN"/>
-        </w:rPr>
-      </w:pPr>
-      <w:r>
-        <w:rPr>
-          <w:rFonts w:hint="default"/>
-          <w:b w:val="0"/>
-          <w:bCs w:val="0"/>
-          <w:lang w:val="en-US" w:eastAsia="zh-CN"/>
-        </w:rPr>
-        <w:t>ok: [node2] =&gt; (item=httpd)</w:t>
-      </w:r>
-    </w:p>
-    <w:p>
-      <w:pPr>
-        <w:rPr>
-          <w:rFonts w:hint="default"/>
-          <w:b w:val="0"/>
-          <w:bCs w:val="0"/>
-          <w:lang w:val="en-US" w:eastAsia="zh-CN"/>
-        </w:rPr>
-      </w:pPr>
-      <w:r>
-        <w:rPr>
-          <w:rFonts w:hint="default"/>
-          <w:b w:val="0"/>
-          <w:bCs w:val="0"/>
-          <w:lang w:val="en-US" w:eastAsia="zh-CN"/>
-        </w:rPr>
-        <w:t>ok: [node1] =&gt; (item=firewalld)</w:t>
-      </w:r>
-    </w:p>
-    <w:p>
-      <w:pPr>
-        <w:rPr>
-          <w:rFonts w:hint="default"/>
-          <w:b w:val="0"/>
-          <w:bCs w:val="0"/>
-          <w:lang w:val="en-US" w:eastAsia="zh-CN"/>
-        </w:rPr>
-      </w:pPr>
-      <w:r>
-        <w:rPr>
-          <w:rFonts w:hint="default"/>
-          <w:b w:val="0"/>
-          <w:bCs w:val="0"/>
-          <w:lang w:val="en-US" w:eastAsia="zh-CN"/>
-        </w:rPr>
-        <w:t>ok: [node2] =&gt; (item=firewalld)</w:t>
-      </w:r>
-    </w:p>
-    <w:p>
-      <w:pPr>
-        <w:rPr>
-          <w:rFonts w:hint="default"/>
-          <w:b w:val="0"/>
-          <w:bCs w:val="0"/>
-          <w:lang w:val="en-US" w:eastAsia="zh-CN"/>
-        </w:rPr>
-      </w:pPr>
-      <w:r>
-        <w:rPr>
-          <w:rFonts w:hint="default"/>
-          <w:b w:val="0"/>
-          <w:bCs w:val="0"/>
-          <w:lang w:val="en-US" w:eastAsia="zh-CN"/>
-        </w:rPr>
-        <w:t>changed: [node1] =&gt; (item=xray)</w:t>
-      </w:r>
-    </w:p>
-    <w:p>
-      <w:pPr>
-        <w:rPr>
-          <w:rFonts w:hint="default"/>
-          <w:b w:val="0"/>
-          <w:bCs w:val="0"/>
-          <w:lang w:val="en-US" w:eastAsia="zh-CN"/>
-        </w:rPr>
-      </w:pPr>
-      <w:r>
-        <w:rPr>
-          <w:rFonts w:hint="default"/>
-          <w:b w:val="0"/>
-          <w:bCs w:val="0"/>
-          <w:lang w:val="en-US" w:eastAsia="zh-CN"/>
-        </w:rPr>
-        <w:t>changed: [node2] =&gt; (item=xray)</w:t>
-      </w:r>
-    </w:p>
-    <w:p>
-      <w:pPr>
-        <w:rPr>
-          <w:rFonts w:hint="default"/>
-          <w:b w:val="0"/>
-          <w:bCs w:val="0"/>
-          <w:lang w:val="en-US" w:eastAsia="zh-CN"/>
-        </w:rPr>
-      </w:pPr>
-    </w:p>
-    <w:p>
-      <w:pPr>
-        <w:rPr>
-          <w:rFonts w:hint="default"/>
-          <w:b w:val="0"/>
-          <w:bCs w:val="0"/>
-          <w:lang w:val="en-US" w:eastAsia="zh-CN"/>
-        </w:rPr>
-      </w:pPr>
-      <w:r>
-        <w:rPr>
-          <w:rFonts w:hint="default"/>
-          <w:b w:val="0"/>
-          <w:bCs w:val="0"/>
-          <w:lang w:val="en-US" w:eastAsia="zh-CN"/>
-        </w:rPr>
-        <w:t>TASK [v2ray : firewalld] *******************************************************</w:t>
-      </w:r>
-    </w:p>
-    <w:p>
-      <w:pPr>
-        <w:rPr>
-          <w:rFonts w:hint="default"/>
-          <w:b w:val="0"/>
-          <w:bCs w:val="0"/>
-          <w:lang w:val="en-US" w:eastAsia="zh-CN"/>
-        </w:rPr>
-      </w:pPr>
-      <w:r>
-        <w:rPr>
-          <w:rFonts w:hint="default"/>
-          <w:b w:val="0"/>
-          <w:bCs w:val="0"/>
-          <w:lang w:val="en-US" w:eastAsia="zh-CN"/>
-        </w:rPr>
-        <w:t>ok: [node1] =&gt; (item=80/tcp)</w:t>
-      </w:r>
-    </w:p>
-    <w:p>
-      <w:pPr>
-        <w:rPr>
-          <w:rFonts w:hint="default"/>
-          <w:b w:val="0"/>
-          <w:bCs w:val="0"/>
-          <w:lang w:val="en-US" w:eastAsia="zh-CN"/>
-        </w:rPr>
-      </w:pPr>
-      <w:r>
-        <w:rPr>
-          <w:rFonts w:hint="default"/>
-          <w:b w:val="0"/>
-          <w:bCs w:val="0"/>
-          <w:lang w:val="en-US" w:eastAsia="zh-CN"/>
-        </w:rPr>
-        <w:t>ok: [node2] =&gt; (item=80/tcp)</w:t>
-      </w:r>
-    </w:p>
-    <w:p>
-      <w:pPr>
-        <w:rPr>
-          <w:rFonts w:hint="default"/>
-          <w:b w:val="0"/>
-          <w:bCs w:val="0"/>
-          <w:lang w:val="en-US" w:eastAsia="zh-CN"/>
-        </w:rPr>
-      </w:pPr>
-      <w:r>
-        <w:rPr>
-          <w:rFonts w:hint="default"/>
-          <w:b w:val="0"/>
-          <w:bCs w:val="0"/>
-          <w:lang w:val="en-US" w:eastAsia="zh-CN"/>
-        </w:rPr>
-        <w:t>ok: [node2] =&gt; (item=443/tcp)</w:t>
-      </w:r>
-    </w:p>
-    <w:p>
-      <w:pPr>
-        <w:rPr>
-          <w:rFonts w:hint="default"/>
-          <w:b w:val="0"/>
-          <w:bCs w:val="0"/>
-          <w:lang w:val="en-US" w:eastAsia="zh-CN"/>
-        </w:rPr>
-      </w:pPr>
-      <w:r>
-        <w:rPr>
-          <w:rFonts w:hint="default"/>
-          <w:b w:val="0"/>
-          <w:bCs w:val="0"/>
-          <w:lang w:val="en-US" w:eastAsia="zh-CN"/>
-        </w:rPr>
-        <w:t>ok: [node1] =&gt; (item=443/tcp)</w:t>
-      </w:r>
-    </w:p>
-    <w:p>
-      <w:pPr>
-        <w:rPr>
-          <w:rFonts w:hint="default"/>
-          <w:b w:val="0"/>
-          <w:bCs w:val="0"/>
-          <w:lang w:val="en-US" w:eastAsia="zh-CN"/>
-        </w:rPr>
-      </w:pPr>
-    </w:p>
-    <w:p>
-      <w:pPr>
-        <w:rPr>
-          <w:rFonts w:hint="default"/>
-          <w:b w:val="0"/>
-          <w:bCs w:val="0"/>
-          <w:lang w:val="en-US" w:eastAsia="zh-CN"/>
-        </w:rPr>
-      </w:pPr>
-      <w:r>
-        <w:rPr>
-          <w:rFonts w:hint="default"/>
-          <w:b w:val="0"/>
-          <w:bCs w:val="0"/>
-          <w:lang w:val="en-US" w:eastAsia="zh-CN"/>
-        </w:rPr>
-        <w:t>RUNNING HANDLER [v2ray : restart xray] *****************************************</w:t>
-      </w:r>
-    </w:p>
-    <w:p>
-      <w:pPr>
-        <w:rPr>
-          <w:rFonts w:hint="default"/>
-          <w:b w:val="0"/>
-          <w:bCs w:val="0"/>
-          <w:lang w:val="en-US" w:eastAsia="zh-CN"/>
-        </w:rPr>
-      </w:pPr>
-      <w:r>
-        <w:rPr>
-          <w:rFonts w:hint="default"/>
-          <w:b w:val="0"/>
-          <w:bCs w:val="0"/>
-          <w:lang w:val="en-US" w:eastAsia="zh-CN"/>
-        </w:rPr>
-        <w:t>changed: [node1]</w:t>
-      </w:r>
-    </w:p>
-    <w:p>
-      <w:pPr>
-        <w:rPr>
-          <w:rFonts w:hint="default"/>
-          <w:b w:val="0"/>
-          <w:bCs w:val="0"/>
-          <w:lang w:val="en-US" w:eastAsia="zh-CN"/>
-        </w:rPr>
-      </w:pPr>
-      <w:r>
-        <w:rPr>
-          <w:rFonts w:hint="default"/>
-          <w:b w:val="0"/>
-          <w:bCs w:val="0"/>
-          <w:lang w:val="en-US" w:eastAsia="zh-CN"/>
-        </w:rPr>
-        <w:t>changed: [node2]</w:t>
-      </w:r>
-    </w:p>
-    <w:p>
-      <w:pPr>
-        <w:rPr>
-          <w:rFonts w:hint="default"/>
-          <w:b w:val="0"/>
-          <w:bCs w:val="0"/>
-          <w:lang w:val="en-US" w:eastAsia="zh-CN"/>
-        </w:rPr>
-      </w:pPr>
-    </w:p>
-    <w:p>
-      <w:pPr>
-        <w:rPr>
-          <w:rFonts w:hint="default"/>
-          <w:b w:val="0"/>
-          <w:bCs w:val="0"/>
-          <w:lang w:val="en-US" w:eastAsia="zh-CN"/>
-        </w:rPr>
-      </w:pPr>
-      <w:r>
-        <w:rPr>
-          <w:rFonts w:hint="default"/>
-          <w:b w:val="0"/>
-          <w:bCs w:val="0"/>
-          <w:lang w:val="en-US" w:eastAsia="zh-CN"/>
-        </w:rPr>
         <w:t>PLAY RECAP *********************************************************************</w:t>
       </w:r>
     </w:p>
@@ -17753,26 +18689,64 @@
           <w:bCs w:val="0"/>
           <w:lang w:val="en-US" w:eastAsia="zh-CN"/>
         </w:rPr>
-        <w:t xml:space="preserve">node1                      : ok=17   changed=5    unreachable=0    failed=0    skipped=0    rescued=0    ignored=0   </w:t>
-      </w:r>
-    </w:p>
-    <w:p>
-      <w:pPr>
-        <w:rPr>
-          <w:rFonts w:hint="default"/>
-          <w:b w:val="0"/>
-          <w:bCs w:val="0"/>
-          <w:lang w:val="en-US" w:eastAsia="zh-CN"/>
-        </w:rPr>
-      </w:pPr>
-      <w:r>
-        <w:rPr>
-          <w:rFonts w:hint="default"/>
-          <w:b w:val="0"/>
-          <w:bCs w:val="0"/>
-          <w:lang w:val="en-US" w:eastAsia="zh-CN"/>
-        </w:rPr>
-        <w:t xml:space="preserve">node2                      : ok=17   changed=5    unreachable=0    failed=0    skipped=0    rescued=0    ignored=0   </w:t>
+        <w:t xml:space="preserve">node1                      : ok=20   changed=7    unreachable=0    failed=0    skipped=0    rescued=0    ignored=0   </w:t>
+      </w:r>
+    </w:p>
+    <w:p>
+      <w:pPr>
+        <w:rPr>
+          <w:rFonts w:hint="default"/>
+          <w:b w:val="0"/>
+          <w:bCs w:val="0"/>
+          <w:lang w:val="en-US" w:eastAsia="zh-CN"/>
+        </w:rPr>
+      </w:pPr>
+      <w:r>
+        <w:rPr>
+          <w:rFonts w:hint="default"/>
+          <w:b w:val="0"/>
+          <w:bCs w:val="0"/>
+          <w:lang w:val="en-US" w:eastAsia="zh-CN"/>
+        </w:rPr>
+        <w:t xml:space="preserve">node2                      : ok=20   changed=7    unreachable=0    failed=0    skipped=0    rescued=0    ignored=0   </w:t>
+      </w:r>
+    </w:p>
+    <w:p>
+      <w:pPr>
+        <w:rPr>
+          <w:rFonts w:hint="default"/>
+          <w:b w:val="0"/>
+          <w:bCs w:val="0"/>
+          <w:lang w:val="en-US" w:eastAsia="zh-CN"/>
+        </w:rPr>
+      </w:pPr>
+      <w:r>
+        <w:rPr>
+          <w:rFonts w:hint="default"/>
+          <w:b w:val="0"/>
+          <w:bCs w:val="0"/>
+          <w:lang w:val="en-US" w:eastAsia="zh-CN"/>
+        </w:rPr>
+        <w:t xml:space="preserve">[root@server ansible]# </w:t>
+      </w:r>
+    </w:p>
+    <w:p>
+      <w:pPr>
+        <w:rPr>
+          <w:rFonts w:hint="default"/>
+          <w:b w:val="0"/>
+          <w:bCs w:val="0"/>
+          <w:lang w:val="en-US" w:eastAsia="zh-CN"/>
+        </w:rPr>
+      </w:pPr>
+      <w:r>
+        <w:rPr>
+          <w:rFonts w:hint="default"/>
+          <w:b w:val="0"/>
+          <w:bCs w:val="0"/>
+          <w:lang w:val="en-US" w:eastAsia="zh-CN"/>
+        </w:rPr>
+        <w:t xml:space="preserve"> </w:t>
       </w:r>
     </w:p>
     <w:p>

--- a/xray搭建代理服务器的教程.docx
+++ b/xray搭建代理服务器的教程.docx
@@ -12686,7 +12686,26 @@
           <w:bCs w:val="0"/>
           <w:lang w:val="en-US" w:eastAsia="zh-CN"/>
         </w:rPr>
-        <w:t xml:space="preserve">[root@server v2ray]# cat tasks/main.yml </w:t>
+        <w:t xml:space="preserve">[root@server v2ray]# vim tasks/main.yml </w:t>
+      </w:r>
+    </w:p>
+    <w:p>
+      <w:pPr>
+        <w:rPr>
+          <w:rFonts w:hint="default"/>
+          <w:b w:val="0"/>
+          <w:bCs w:val="0"/>
+          <w:lang w:val="en-US" w:eastAsia="zh-CN"/>
+        </w:rPr>
+      </w:pPr>
+      <w:r>
+        <w:rPr>
+          <w:rFonts w:hint="default"/>
+          <w:b w:val="0"/>
+          <w:bCs w:val="0"/>
+          <w:lang w:val="en-US" w:eastAsia="zh-CN"/>
+        </w:rPr>
+        <w:t>[root@server v2ray]# cat tasks/main.yml</w:t>
       </w:r>
     </w:p>
     <w:p>
@@ -15069,27 +15088,170 @@
           <w:bCs w:val="0"/>
           <w:lang w:val="en-US" w:eastAsia="zh-CN"/>
         </w:rPr>
-        <w:t xml:space="preserve">      # 开机自动获取最新的公网 IP</w:t>
-      </w:r>
-    </w:p>
-    <w:p>
-      <w:pPr>
-        <w:rPr>
-          <w:rFonts w:hint="default"/>
-          <w:b w:val="0"/>
-          <w:bCs w:val="0"/>
-          <w:lang w:val="en-US" w:eastAsia="zh-CN"/>
-        </w:rPr>
-      </w:pPr>
-      <w:r>
-        <w:rPr>
-          <w:rFonts w:hint="default"/>
-          <w:b w:val="0"/>
-          <w:bCs w:val="0"/>
-          <w:lang w:val="en-US" w:eastAsia="zh-CN"/>
-        </w:rPr>
-        <w:t xml:space="preserve">      NEW_IP=$(curl -s https://api.ipify.org || curl -s https://ifconfig.me)</w:t>
-      </w:r>
+        <w:t xml:space="preserve">      # 循环尝试最多 30 次（每次间隔 2 秒），防止开机瞬间网络尚未完全通畅</w:t>
+      </w:r>
+    </w:p>
+    <w:p>
+      <w:pPr>
+        <w:rPr>
+          <w:rFonts w:hint="default"/>
+          <w:b w:val="0"/>
+          <w:bCs w:val="0"/>
+          <w:lang w:val="en-US" w:eastAsia="zh-CN"/>
+        </w:rPr>
+      </w:pPr>
+      <w:r>
+        <w:rPr>
+          <w:rFonts w:hint="default"/>
+          <w:b w:val="0"/>
+          <w:bCs w:val="0"/>
+          <w:lang w:val="en-US" w:eastAsia="zh-CN"/>
+        </w:rPr>
+        <w:t xml:space="preserve">      NEW_IP=""</w:t>
+      </w:r>
+    </w:p>
+    <w:p>
+      <w:pPr>
+        <w:rPr>
+          <w:rFonts w:hint="default"/>
+          <w:b w:val="0"/>
+          <w:bCs w:val="0"/>
+          <w:lang w:val="en-US" w:eastAsia="zh-CN"/>
+        </w:rPr>
+      </w:pPr>
+      <w:r>
+        <w:rPr>
+          <w:rFonts w:hint="default"/>
+          <w:b w:val="0"/>
+          <w:bCs w:val="0"/>
+          <w:lang w:val="en-US" w:eastAsia="zh-CN"/>
+        </w:rPr>
+        <w:t xml:space="preserve">      for i in {1..30}; do</w:t>
+      </w:r>
+    </w:p>
+    <w:p>
+      <w:pPr>
+        <w:rPr>
+          <w:rFonts w:hint="default"/>
+          <w:b w:val="0"/>
+          <w:bCs w:val="0"/>
+          <w:lang w:val="en-US" w:eastAsia="zh-CN"/>
+        </w:rPr>
+      </w:pPr>
+      <w:r>
+        <w:rPr>
+          <w:rFonts w:hint="default"/>
+          <w:b w:val="0"/>
+          <w:bCs w:val="0"/>
+          <w:lang w:val="en-US" w:eastAsia="zh-CN"/>
+        </w:rPr>
+        <w:t xml:space="preserve">          NEW_IP=$(curl -s --connect-timeout 3 https://api.ipify.org || curl -s --connect-timeout 3 https://ifconfig.me)</w:t>
+      </w:r>
+    </w:p>
+    <w:p>
+      <w:pPr>
+        <w:rPr>
+          <w:rFonts w:hint="default"/>
+          <w:b w:val="0"/>
+          <w:bCs w:val="0"/>
+          <w:lang w:val="en-US" w:eastAsia="zh-CN"/>
+        </w:rPr>
+      </w:pPr>
+      <w:r>
+        <w:rPr>
+          <w:rFonts w:hint="default"/>
+          <w:b w:val="0"/>
+          <w:bCs w:val="0"/>
+          <w:lang w:val="en-US" w:eastAsia="zh-CN"/>
+        </w:rPr>
+        <w:t xml:space="preserve">          if [ -n "$NEW_IP" ]; then</w:t>
+      </w:r>
+    </w:p>
+    <w:p>
+      <w:pPr>
+        <w:rPr>
+          <w:rFonts w:hint="default"/>
+          <w:b w:val="0"/>
+          <w:bCs w:val="0"/>
+          <w:lang w:val="en-US" w:eastAsia="zh-CN"/>
+        </w:rPr>
+      </w:pPr>
+      <w:r>
+        <w:rPr>
+          <w:rFonts w:hint="default"/>
+          <w:b w:val="0"/>
+          <w:bCs w:val="0"/>
+          <w:lang w:val="en-US" w:eastAsia="zh-CN"/>
+        </w:rPr>
+        <w:t xml:space="preserve">              break</w:t>
+      </w:r>
+    </w:p>
+    <w:p>
+      <w:pPr>
+        <w:rPr>
+          <w:rFonts w:hint="default"/>
+          <w:b w:val="0"/>
+          <w:bCs w:val="0"/>
+          <w:lang w:val="en-US" w:eastAsia="zh-CN"/>
+        </w:rPr>
+      </w:pPr>
+      <w:r>
+        <w:rPr>
+          <w:rFonts w:hint="default"/>
+          <w:b w:val="0"/>
+          <w:bCs w:val="0"/>
+          <w:lang w:val="en-US" w:eastAsia="zh-CN"/>
+        </w:rPr>
+        <w:t xml:space="preserve">          fi</w:t>
+      </w:r>
+    </w:p>
+    <w:p>
+      <w:pPr>
+        <w:rPr>
+          <w:rFonts w:hint="default"/>
+          <w:b w:val="0"/>
+          <w:bCs w:val="0"/>
+          <w:lang w:val="en-US" w:eastAsia="zh-CN"/>
+        </w:rPr>
+      </w:pPr>
+      <w:r>
+        <w:rPr>
+          <w:rFonts w:hint="default"/>
+          <w:b w:val="0"/>
+          <w:bCs w:val="0"/>
+          <w:lang w:val="en-US" w:eastAsia="zh-CN"/>
+        </w:rPr>
+        <w:t xml:space="preserve">          sleep 2</w:t>
+      </w:r>
+    </w:p>
+    <w:p>
+      <w:pPr>
+        <w:rPr>
+          <w:rFonts w:hint="default"/>
+          <w:b w:val="0"/>
+          <w:bCs w:val="0"/>
+          <w:lang w:val="en-US" w:eastAsia="zh-CN"/>
+        </w:rPr>
+      </w:pPr>
+      <w:r>
+        <w:rPr>
+          <w:rFonts w:hint="default"/>
+          <w:b w:val="0"/>
+          <w:bCs w:val="0"/>
+          <w:lang w:val="en-US" w:eastAsia="zh-CN"/>
+        </w:rPr>
+        <w:t xml:space="preserve">      done</w:t>
+      </w:r>
+    </w:p>
+    <w:p>
+      <w:pPr>
+        <w:rPr>
+          <w:rFonts w:hint="default"/>
+          <w:b w:val="0"/>
+          <w:bCs w:val="0"/>
+          <w:lang w:val="en-US" w:eastAsia="zh-CN"/>
+        </w:rPr>
+      </w:pPr>
     </w:p>
     <w:p>
       <w:pPr>
@@ -15126,26 +15288,26 @@
           <w:bCs w:val="0"/>
           <w:lang w:val="en-US" w:eastAsia="zh-CN"/>
         </w:rPr>
-        <w:t xml:space="preserve">          # 自动把 clash.yaml 里的旧 IP 替换成今天的最新 IP</w:t>
-      </w:r>
-    </w:p>
-    <w:p>
-      <w:pPr>
-        <w:rPr>
-          <w:rFonts w:hint="default"/>
-          <w:b w:val="0"/>
-          <w:bCs w:val="0"/>
-          <w:lang w:val="en-US" w:eastAsia="zh-CN"/>
-        </w:rPr>
-      </w:pPr>
-      <w:r>
-        <w:rPr>
-          <w:rFonts w:hint="default"/>
-          <w:b w:val="0"/>
-          <w:bCs w:val="0"/>
-          <w:lang w:val="en-US" w:eastAsia="zh-CN"/>
-        </w:rPr>
-        <w:t xml:space="preserve">          sed -i -E "s/server: \"[0-9]+\.[0-9]+\.[0-9]+\.[0-9]+\"/server: \"$NEW_IP\"/g" /var/www/html/clash.yaml</w:t>
+        <w:t xml:space="preserve">          # 自动把 clash.yaml 里的旧 IP 替换成今天的最新 IP（兼容带引号与不带引号）</w:t>
+      </w:r>
+    </w:p>
+    <w:p>
+      <w:pPr>
+        <w:rPr>
+          <w:rFonts w:hint="default"/>
+          <w:b w:val="0"/>
+          <w:bCs w:val="0"/>
+          <w:lang w:val="en-US" w:eastAsia="zh-CN"/>
+        </w:rPr>
+      </w:pPr>
+      <w:r>
+        <w:rPr>
+          <w:rFonts w:hint="default"/>
+          <w:b w:val="0"/>
+          <w:bCs w:val="0"/>
+          <w:lang w:val="en-US" w:eastAsia="zh-CN"/>
+        </w:rPr>
+        <w:t xml:space="preserve">          sed -i -E "s/server:[[:space:]]*\"?[0-9]+\.[0-9]+\.[0-9]+\.[0-9]+\"?/server: $NEW_IP/g" /var/www/html/clash.yaml</w:t>
       </w:r>
     </w:p>
     <w:p>
@@ -15412,6 +15574,25 @@
           <w:bCs w:val="0"/>
           <w:lang w:val="en-US" w:eastAsia="zh-CN"/>
         </w:rPr>
+        <w:t xml:space="preserve">      RemainAfterExit=yes</w:t>
+      </w:r>
+    </w:p>
+    <w:p>
+      <w:pPr>
+        <w:rPr>
+          <w:rFonts w:hint="default"/>
+          <w:b w:val="0"/>
+          <w:bCs w:val="0"/>
+          <w:lang w:val="en-US" w:eastAsia="zh-CN"/>
+        </w:rPr>
+      </w:pPr>
+      <w:r>
+        <w:rPr>
+          <w:rFonts w:hint="default"/>
+          <w:b w:val="0"/>
+          <w:bCs w:val="0"/>
+          <w:lang w:val="en-US" w:eastAsia="zh-CN"/>
+        </w:rPr>
         <w:t xml:space="preserve">      ExecStart=/usr/local/bin/update-clash-ip.sh</w:t>
       </w:r>
     </w:p>
@@ -16520,6 +16701,2193 @@
           <w:lang w:val="en-US" w:eastAsia="zh-CN"/>
         </w:rPr>
         <w:t xml:space="preserve">    - v2ray</w:t>
+      </w:r>
+    </w:p>
+    <w:p>
+      <w:pPr>
+        <w:rPr>
+          <w:rFonts w:hint="default"/>
+          <w:b w:val="0"/>
+          <w:bCs w:val="0"/>
+          <w:lang w:val="en-US" w:eastAsia="zh-CN"/>
+        </w:rPr>
+      </w:pPr>
+      <w:r>
+        <w:rPr>
+          <w:rFonts w:hint="default"/>
+          <w:b w:val="0"/>
+          <w:bCs w:val="0"/>
+          <w:lang w:val="en-US" w:eastAsia="zh-CN"/>
+        </w:rPr>
+        <w:t xml:space="preserve">[root@server ansible]# </w:t>
+      </w:r>
+    </w:p>
+    <w:p>
+      <w:pPr>
+        <w:rPr>
+          <w:rFonts w:hint="default"/>
+          <w:b w:val="0"/>
+          <w:bCs w:val="0"/>
+          <w:lang w:val="en-US" w:eastAsia="zh-CN"/>
+        </w:rPr>
+      </w:pPr>
+    </w:p>
+    <w:p>
+      <w:pPr>
+        <w:rPr>
+          <w:rFonts w:hint="default"/>
+          <w:b w:val="0"/>
+          <w:bCs w:val="0"/>
+          <w:lang w:val="en-US" w:eastAsia="zh-CN"/>
+        </w:rPr>
+      </w:pPr>
+      <w:r>
+        <w:rPr>
+          <w:rFonts w:hint="default"/>
+          <w:b w:val="0"/>
+          <w:bCs w:val="0"/>
+          <w:lang w:val="en-US" w:eastAsia="zh-CN"/>
+        </w:rPr>
+        <w:t>[root@server ansible]# ansible-navigator run v2ray.yaml -m stdout</w:t>
+      </w:r>
+    </w:p>
+    <w:p>
+      <w:pPr>
+        <w:rPr>
+          <w:rFonts w:hint="default"/>
+          <w:b w:val="0"/>
+          <w:bCs w:val="0"/>
+          <w:lang w:val="en-US" w:eastAsia="zh-CN"/>
+        </w:rPr>
+      </w:pPr>
+      <w:r>
+        <w:rPr>
+          <w:rFonts w:hint="default"/>
+          <w:b w:val="0"/>
+          <w:bCs w:val="0"/>
+          <w:lang w:val="en-US" w:eastAsia="zh-CN"/>
+        </w:rPr>
+        <w:t>[WARNING]: Collection ansible.posix does not support Ansible version 2.13.10</w:t>
+      </w:r>
+    </w:p>
+    <w:p>
+      <w:pPr>
+        <w:rPr>
+          <w:rFonts w:hint="default"/>
+          <w:b w:val="0"/>
+          <w:bCs w:val="0"/>
+          <w:lang w:val="en-US" w:eastAsia="zh-CN"/>
+        </w:rPr>
+      </w:pPr>
+    </w:p>
+    <w:p>
+      <w:pPr>
+        <w:rPr>
+          <w:rFonts w:hint="default"/>
+          <w:b w:val="0"/>
+          <w:bCs w:val="0"/>
+          <w:lang w:val="en-US" w:eastAsia="zh-CN"/>
+        </w:rPr>
+      </w:pPr>
+      <w:r>
+        <w:rPr>
+          <w:rFonts w:hint="default"/>
+          <w:b w:val="0"/>
+          <w:bCs w:val="0"/>
+          <w:lang w:val="en-US" w:eastAsia="zh-CN"/>
+        </w:rPr>
+        <w:t>PLAY [v2ray] *******************************************************************</w:t>
+      </w:r>
+    </w:p>
+    <w:p>
+      <w:pPr>
+        <w:rPr>
+          <w:rFonts w:hint="default"/>
+          <w:b w:val="0"/>
+          <w:bCs w:val="0"/>
+          <w:lang w:val="en-US" w:eastAsia="zh-CN"/>
+        </w:rPr>
+      </w:pPr>
+    </w:p>
+    <w:p>
+      <w:pPr>
+        <w:rPr>
+          <w:rFonts w:hint="default"/>
+          <w:b w:val="0"/>
+          <w:bCs w:val="0"/>
+          <w:lang w:val="en-US" w:eastAsia="zh-CN"/>
+        </w:rPr>
+      </w:pPr>
+      <w:r>
+        <w:rPr>
+          <w:rFonts w:hint="default"/>
+          <w:b w:val="0"/>
+          <w:bCs w:val="0"/>
+          <w:lang w:val="en-US" w:eastAsia="zh-CN"/>
+        </w:rPr>
+        <w:t>TASK [Gathering Facts] *********************************************************</w:t>
+      </w:r>
+    </w:p>
+    <w:p>
+      <w:pPr>
+        <w:rPr>
+          <w:rFonts w:hint="default"/>
+          <w:b w:val="0"/>
+          <w:bCs w:val="0"/>
+          <w:lang w:val="en-US" w:eastAsia="zh-CN"/>
+        </w:rPr>
+      </w:pPr>
+      <w:r>
+        <w:rPr>
+          <w:rFonts w:hint="default"/>
+          <w:b w:val="0"/>
+          <w:bCs w:val="0"/>
+          <w:lang w:val="en-US" w:eastAsia="zh-CN"/>
+        </w:rPr>
+        <w:t>ok: [node1]</w:t>
+      </w:r>
+    </w:p>
+    <w:p>
+      <w:pPr>
+        <w:rPr>
+          <w:rFonts w:hint="default"/>
+          <w:b w:val="0"/>
+          <w:bCs w:val="0"/>
+          <w:lang w:val="en-US" w:eastAsia="zh-CN"/>
+        </w:rPr>
+      </w:pPr>
+      <w:r>
+        <w:rPr>
+          <w:rFonts w:hint="default"/>
+          <w:b w:val="0"/>
+          <w:bCs w:val="0"/>
+          <w:lang w:val="en-US" w:eastAsia="zh-CN"/>
+        </w:rPr>
+        <w:t>ok: [node2]</w:t>
+      </w:r>
+    </w:p>
+    <w:p>
+      <w:pPr>
+        <w:rPr>
+          <w:rFonts w:hint="default"/>
+          <w:b w:val="0"/>
+          <w:bCs w:val="0"/>
+          <w:lang w:val="en-US" w:eastAsia="zh-CN"/>
+        </w:rPr>
+      </w:pPr>
+    </w:p>
+    <w:p>
+      <w:pPr>
+        <w:rPr>
+          <w:rFonts w:hint="default"/>
+          <w:b w:val="0"/>
+          <w:bCs w:val="0"/>
+          <w:lang w:val="en-US" w:eastAsia="zh-CN"/>
+        </w:rPr>
+      </w:pPr>
+      <w:r>
+        <w:rPr>
+          <w:rFonts w:hint="default"/>
+          <w:b w:val="0"/>
+          <w:bCs w:val="0"/>
+          <w:lang w:val="en-US" w:eastAsia="zh-CN"/>
+        </w:rPr>
+        <w:t>TASK [v2ray : install pkg] *****************************************************</w:t>
+      </w:r>
+    </w:p>
+    <w:p>
+      <w:pPr>
+        <w:rPr>
+          <w:rFonts w:hint="default"/>
+          <w:b w:val="0"/>
+          <w:bCs w:val="0"/>
+          <w:lang w:val="en-US" w:eastAsia="zh-CN"/>
+        </w:rPr>
+      </w:pPr>
+      <w:r>
+        <w:rPr>
+          <w:rFonts w:hint="default"/>
+          <w:b w:val="0"/>
+          <w:bCs w:val="0"/>
+          <w:lang w:val="en-US" w:eastAsia="zh-CN"/>
+        </w:rPr>
+        <w:t>ok: [node2] =&gt; (item=curl)</w:t>
+      </w:r>
+    </w:p>
+    <w:p>
+      <w:pPr>
+        <w:rPr>
+          <w:rFonts w:hint="default"/>
+          <w:b w:val="0"/>
+          <w:bCs w:val="0"/>
+          <w:lang w:val="en-US" w:eastAsia="zh-CN"/>
+        </w:rPr>
+      </w:pPr>
+      <w:r>
+        <w:rPr>
+          <w:rFonts w:hint="default"/>
+          <w:b w:val="0"/>
+          <w:bCs w:val="0"/>
+          <w:lang w:val="en-US" w:eastAsia="zh-CN"/>
+        </w:rPr>
+        <w:t>ok: [node1] =&gt; (item=curl)</w:t>
+      </w:r>
+    </w:p>
+    <w:p>
+      <w:pPr>
+        <w:rPr>
+          <w:rFonts w:hint="default"/>
+          <w:b w:val="0"/>
+          <w:bCs w:val="0"/>
+          <w:lang w:val="en-US" w:eastAsia="zh-CN"/>
+        </w:rPr>
+      </w:pPr>
+      <w:r>
+        <w:rPr>
+          <w:rFonts w:hint="default"/>
+          <w:b w:val="0"/>
+          <w:bCs w:val="0"/>
+          <w:lang w:val="en-US" w:eastAsia="zh-CN"/>
+        </w:rPr>
+        <w:t>ok: [node2] =&gt; (item=wget)</w:t>
+      </w:r>
+    </w:p>
+    <w:p>
+      <w:pPr>
+        <w:rPr>
+          <w:rFonts w:hint="default"/>
+          <w:b w:val="0"/>
+          <w:bCs w:val="0"/>
+          <w:lang w:val="en-US" w:eastAsia="zh-CN"/>
+        </w:rPr>
+      </w:pPr>
+      <w:r>
+        <w:rPr>
+          <w:rFonts w:hint="default"/>
+          <w:b w:val="0"/>
+          <w:bCs w:val="0"/>
+          <w:lang w:val="en-US" w:eastAsia="zh-CN"/>
+        </w:rPr>
+        <w:t>ok: [node1] =&gt; (item=wget)</w:t>
+      </w:r>
+    </w:p>
+    <w:p>
+      <w:pPr>
+        <w:rPr>
+          <w:rFonts w:hint="default"/>
+          <w:b w:val="0"/>
+          <w:bCs w:val="0"/>
+          <w:lang w:val="en-US" w:eastAsia="zh-CN"/>
+        </w:rPr>
+      </w:pPr>
+      <w:r>
+        <w:rPr>
+          <w:rFonts w:hint="default"/>
+          <w:b w:val="0"/>
+          <w:bCs w:val="0"/>
+          <w:lang w:val="en-US" w:eastAsia="zh-CN"/>
+        </w:rPr>
+        <w:t>ok: [node2] =&gt; (item=unzip)</w:t>
+      </w:r>
+    </w:p>
+    <w:p>
+      <w:pPr>
+        <w:rPr>
+          <w:rFonts w:hint="default"/>
+          <w:b w:val="0"/>
+          <w:bCs w:val="0"/>
+          <w:lang w:val="en-US" w:eastAsia="zh-CN"/>
+        </w:rPr>
+      </w:pPr>
+      <w:r>
+        <w:rPr>
+          <w:rFonts w:hint="default"/>
+          <w:b w:val="0"/>
+          <w:bCs w:val="0"/>
+          <w:lang w:val="en-US" w:eastAsia="zh-CN"/>
+        </w:rPr>
+        <w:t>ok: [node1] =&gt; (item=unzip)</w:t>
+      </w:r>
+    </w:p>
+    <w:p>
+      <w:pPr>
+        <w:rPr>
+          <w:rFonts w:hint="default"/>
+          <w:b w:val="0"/>
+          <w:bCs w:val="0"/>
+          <w:lang w:val="en-US" w:eastAsia="zh-CN"/>
+        </w:rPr>
+      </w:pPr>
+      <w:r>
+        <w:rPr>
+          <w:rFonts w:hint="default"/>
+          <w:b w:val="0"/>
+          <w:bCs w:val="0"/>
+          <w:lang w:val="en-US" w:eastAsia="zh-CN"/>
+        </w:rPr>
+        <w:t>ok: [node2] =&gt; (item=tar)</w:t>
+      </w:r>
+    </w:p>
+    <w:p>
+      <w:pPr>
+        <w:rPr>
+          <w:rFonts w:hint="default"/>
+          <w:b w:val="0"/>
+          <w:bCs w:val="0"/>
+          <w:lang w:val="en-US" w:eastAsia="zh-CN"/>
+        </w:rPr>
+      </w:pPr>
+      <w:r>
+        <w:rPr>
+          <w:rFonts w:hint="default"/>
+          <w:b w:val="0"/>
+          <w:bCs w:val="0"/>
+          <w:lang w:val="en-US" w:eastAsia="zh-CN"/>
+        </w:rPr>
+        <w:t>ok: [node1] =&gt; (item=tar)</w:t>
+      </w:r>
+    </w:p>
+    <w:p>
+      <w:pPr>
+        <w:rPr>
+          <w:rFonts w:hint="default"/>
+          <w:b w:val="0"/>
+          <w:bCs w:val="0"/>
+          <w:lang w:val="en-US" w:eastAsia="zh-CN"/>
+        </w:rPr>
+      </w:pPr>
+      <w:r>
+        <w:rPr>
+          <w:rFonts w:hint="default"/>
+          <w:b w:val="0"/>
+          <w:bCs w:val="0"/>
+          <w:lang w:val="en-US" w:eastAsia="zh-CN"/>
+        </w:rPr>
+        <w:t>ok: [node2] =&gt; (item=openssl)</w:t>
+      </w:r>
+    </w:p>
+    <w:p>
+      <w:pPr>
+        <w:rPr>
+          <w:rFonts w:hint="default"/>
+          <w:b w:val="0"/>
+          <w:bCs w:val="0"/>
+          <w:lang w:val="en-US" w:eastAsia="zh-CN"/>
+        </w:rPr>
+      </w:pPr>
+      <w:r>
+        <w:rPr>
+          <w:rFonts w:hint="default"/>
+          <w:b w:val="0"/>
+          <w:bCs w:val="0"/>
+          <w:lang w:val="en-US" w:eastAsia="zh-CN"/>
+        </w:rPr>
+        <w:t>ok: [node1] =&gt; (item=openssl)</w:t>
+      </w:r>
+    </w:p>
+    <w:p>
+      <w:pPr>
+        <w:rPr>
+          <w:rFonts w:hint="default"/>
+          <w:b w:val="0"/>
+          <w:bCs w:val="0"/>
+          <w:lang w:val="en-US" w:eastAsia="zh-CN"/>
+        </w:rPr>
+      </w:pPr>
+      <w:r>
+        <w:rPr>
+          <w:rFonts w:hint="default"/>
+          <w:b w:val="0"/>
+          <w:bCs w:val="0"/>
+          <w:lang w:val="en-US" w:eastAsia="zh-CN"/>
+        </w:rPr>
+        <w:t>ok: [node2] =&gt; (item=httpd)</w:t>
+      </w:r>
+    </w:p>
+    <w:p>
+      <w:pPr>
+        <w:rPr>
+          <w:rFonts w:hint="default"/>
+          <w:b w:val="0"/>
+          <w:bCs w:val="0"/>
+          <w:lang w:val="en-US" w:eastAsia="zh-CN"/>
+        </w:rPr>
+      </w:pPr>
+      <w:r>
+        <w:rPr>
+          <w:rFonts w:hint="default"/>
+          <w:b w:val="0"/>
+          <w:bCs w:val="0"/>
+          <w:lang w:val="en-US" w:eastAsia="zh-CN"/>
+        </w:rPr>
+        <w:t>ok: [node1] =&gt; (item=httpd)</w:t>
+      </w:r>
+    </w:p>
+    <w:p>
+      <w:pPr>
+        <w:rPr>
+          <w:rFonts w:hint="default"/>
+          <w:b w:val="0"/>
+          <w:bCs w:val="0"/>
+          <w:lang w:val="en-US" w:eastAsia="zh-CN"/>
+        </w:rPr>
+      </w:pPr>
+    </w:p>
+    <w:p>
+      <w:pPr>
+        <w:rPr>
+          <w:rFonts w:hint="default"/>
+          <w:b w:val="0"/>
+          <w:bCs w:val="0"/>
+          <w:lang w:val="en-US" w:eastAsia="zh-CN"/>
+        </w:rPr>
+      </w:pPr>
+      <w:r>
+        <w:rPr>
+          <w:rFonts w:hint="default"/>
+          <w:b w:val="0"/>
+          <w:bCs w:val="0"/>
+          <w:lang w:val="en-US" w:eastAsia="zh-CN"/>
+        </w:rPr>
+        <w:t>TASK [v2ray : Execute Xray installation script] ********************************</w:t>
+      </w:r>
+    </w:p>
+    <w:p>
+      <w:pPr>
+        <w:rPr>
+          <w:rFonts w:hint="default"/>
+          <w:b w:val="0"/>
+          <w:bCs w:val="0"/>
+          <w:lang w:val="en-US" w:eastAsia="zh-CN"/>
+        </w:rPr>
+      </w:pPr>
+      <w:r>
+        <w:rPr>
+          <w:rFonts w:hint="default"/>
+          <w:b w:val="0"/>
+          <w:bCs w:val="0"/>
+          <w:lang w:val="en-US" w:eastAsia="zh-CN"/>
+        </w:rPr>
+        <w:t>ok: [node1]</w:t>
+      </w:r>
+    </w:p>
+    <w:p>
+      <w:pPr>
+        <w:rPr>
+          <w:rFonts w:hint="default"/>
+          <w:b w:val="0"/>
+          <w:bCs w:val="0"/>
+          <w:lang w:val="en-US" w:eastAsia="zh-CN"/>
+        </w:rPr>
+      </w:pPr>
+      <w:r>
+        <w:rPr>
+          <w:rFonts w:hint="default"/>
+          <w:b w:val="0"/>
+          <w:bCs w:val="0"/>
+          <w:lang w:val="en-US" w:eastAsia="zh-CN"/>
+        </w:rPr>
+        <w:t>ok: [node2]</w:t>
+      </w:r>
+    </w:p>
+    <w:p>
+      <w:pPr>
+        <w:rPr>
+          <w:rFonts w:hint="default"/>
+          <w:b w:val="0"/>
+          <w:bCs w:val="0"/>
+          <w:lang w:val="en-US" w:eastAsia="zh-CN"/>
+        </w:rPr>
+      </w:pPr>
+    </w:p>
+    <w:p>
+      <w:pPr>
+        <w:rPr>
+          <w:rFonts w:hint="default"/>
+          <w:b w:val="0"/>
+          <w:bCs w:val="0"/>
+          <w:lang w:val="en-US" w:eastAsia="zh-CN"/>
+        </w:rPr>
+      </w:pPr>
+      <w:r>
+        <w:rPr>
+          <w:rFonts w:hint="default"/>
+          <w:b w:val="0"/>
+          <w:bCs w:val="0"/>
+          <w:lang w:val="en-US" w:eastAsia="zh-CN"/>
+        </w:rPr>
+        <w:t>TASK [v2ray : install Xray] ****************************************************</w:t>
+      </w:r>
+    </w:p>
+    <w:p>
+      <w:pPr>
+        <w:rPr>
+          <w:rFonts w:hint="default"/>
+          <w:b w:val="0"/>
+          <w:bCs w:val="0"/>
+          <w:lang w:val="en-US" w:eastAsia="zh-CN"/>
+        </w:rPr>
+      </w:pPr>
+      <w:r>
+        <w:rPr>
+          <w:rFonts w:hint="default"/>
+          <w:b w:val="0"/>
+          <w:bCs w:val="0"/>
+          <w:lang w:val="en-US" w:eastAsia="zh-CN"/>
+        </w:rPr>
+        <w:t>changed: [node1]</w:t>
+      </w:r>
+    </w:p>
+    <w:p>
+      <w:pPr>
+        <w:rPr>
+          <w:rFonts w:hint="default"/>
+          <w:b w:val="0"/>
+          <w:bCs w:val="0"/>
+          <w:lang w:val="en-US" w:eastAsia="zh-CN"/>
+        </w:rPr>
+      </w:pPr>
+      <w:r>
+        <w:rPr>
+          <w:rFonts w:hint="default"/>
+          <w:b w:val="0"/>
+          <w:bCs w:val="0"/>
+          <w:lang w:val="en-US" w:eastAsia="zh-CN"/>
+        </w:rPr>
+        <w:t>changed: [node2]</w:t>
+      </w:r>
+    </w:p>
+    <w:p>
+      <w:pPr>
+        <w:rPr>
+          <w:rFonts w:hint="default"/>
+          <w:b w:val="0"/>
+          <w:bCs w:val="0"/>
+          <w:lang w:val="en-US" w:eastAsia="zh-CN"/>
+        </w:rPr>
+      </w:pPr>
+    </w:p>
+    <w:p>
+      <w:pPr>
+        <w:rPr>
+          <w:rFonts w:hint="default"/>
+          <w:b w:val="0"/>
+          <w:bCs w:val="0"/>
+          <w:lang w:val="en-US" w:eastAsia="zh-CN"/>
+        </w:rPr>
+      </w:pPr>
+      <w:r>
+        <w:rPr>
+          <w:rFonts w:hint="default"/>
+          <w:b w:val="0"/>
+          <w:bCs w:val="0"/>
+          <w:lang w:val="en-US" w:eastAsia="zh-CN"/>
+        </w:rPr>
+        <w:t>TASK [v2ray : Get Xray version] ************************************************</w:t>
+      </w:r>
+    </w:p>
+    <w:p>
+      <w:pPr>
+        <w:rPr>
+          <w:rFonts w:hint="default"/>
+          <w:b w:val="0"/>
+          <w:bCs w:val="0"/>
+          <w:lang w:val="en-US" w:eastAsia="zh-CN"/>
+        </w:rPr>
+      </w:pPr>
+      <w:r>
+        <w:rPr>
+          <w:rFonts w:hint="default"/>
+          <w:b w:val="0"/>
+          <w:bCs w:val="0"/>
+          <w:lang w:val="en-US" w:eastAsia="zh-CN"/>
+        </w:rPr>
+        <w:t>ok: [node2]</w:t>
+      </w:r>
+    </w:p>
+    <w:p>
+      <w:pPr>
+        <w:rPr>
+          <w:rFonts w:hint="default"/>
+          <w:b w:val="0"/>
+          <w:bCs w:val="0"/>
+          <w:lang w:val="en-US" w:eastAsia="zh-CN"/>
+        </w:rPr>
+      </w:pPr>
+      <w:r>
+        <w:rPr>
+          <w:rFonts w:hint="default"/>
+          <w:b w:val="0"/>
+          <w:bCs w:val="0"/>
+          <w:lang w:val="en-US" w:eastAsia="zh-CN"/>
+        </w:rPr>
+        <w:t>ok: [node1]</w:t>
+      </w:r>
+    </w:p>
+    <w:p>
+      <w:pPr>
+        <w:rPr>
+          <w:rFonts w:hint="default"/>
+          <w:b w:val="0"/>
+          <w:bCs w:val="0"/>
+          <w:lang w:val="en-US" w:eastAsia="zh-CN"/>
+        </w:rPr>
+      </w:pPr>
+    </w:p>
+    <w:p>
+      <w:pPr>
+        <w:rPr>
+          <w:rFonts w:hint="default"/>
+          <w:b w:val="0"/>
+          <w:bCs w:val="0"/>
+          <w:lang w:val="en-US" w:eastAsia="zh-CN"/>
+        </w:rPr>
+      </w:pPr>
+      <w:r>
+        <w:rPr>
+          <w:rFonts w:hint="default"/>
+          <w:b w:val="0"/>
+          <w:bCs w:val="0"/>
+          <w:lang w:val="en-US" w:eastAsia="zh-CN"/>
+        </w:rPr>
+        <w:t>TASK [v2ray : Generate Xray UUID] **********************************************</w:t>
+      </w:r>
+    </w:p>
+    <w:p>
+      <w:pPr>
+        <w:rPr>
+          <w:rFonts w:hint="default"/>
+          <w:b w:val="0"/>
+          <w:bCs w:val="0"/>
+          <w:lang w:val="en-US" w:eastAsia="zh-CN"/>
+        </w:rPr>
+      </w:pPr>
+      <w:r>
+        <w:rPr>
+          <w:rFonts w:hint="default"/>
+          <w:b w:val="0"/>
+          <w:bCs w:val="0"/>
+          <w:lang w:val="en-US" w:eastAsia="zh-CN"/>
+        </w:rPr>
+        <w:t>ok: [node2]</w:t>
+      </w:r>
+    </w:p>
+    <w:p>
+      <w:pPr>
+        <w:rPr>
+          <w:rFonts w:hint="default"/>
+          <w:b w:val="0"/>
+          <w:bCs w:val="0"/>
+          <w:lang w:val="en-US" w:eastAsia="zh-CN"/>
+        </w:rPr>
+      </w:pPr>
+      <w:r>
+        <w:rPr>
+          <w:rFonts w:hint="default"/>
+          <w:b w:val="0"/>
+          <w:bCs w:val="0"/>
+          <w:lang w:val="en-US" w:eastAsia="zh-CN"/>
+        </w:rPr>
+        <w:t>ok: [node1]</w:t>
+      </w:r>
+    </w:p>
+    <w:p>
+      <w:pPr>
+        <w:rPr>
+          <w:rFonts w:hint="default"/>
+          <w:b w:val="0"/>
+          <w:bCs w:val="0"/>
+          <w:lang w:val="en-US" w:eastAsia="zh-CN"/>
+        </w:rPr>
+      </w:pPr>
+    </w:p>
+    <w:p>
+      <w:pPr>
+        <w:rPr>
+          <w:rFonts w:hint="default"/>
+          <w:b w:val="0"/>
+          <w:bCs w:val="0"/>
+          <w:lang w:val="en-US" w:eastAsia="zh-CN"/>
+        </w:rPr>
+      </w:pPr>
+      <w:r>
+        <w:rPr>
+          <w:rFonts w:hint="default"/>
+          <w:b w:val="0"/>
+          <w:bCs w:val="0"/>
+          <w:lang w:val="en-US" w:eastAsia="zh-CN"/>
+        </w:rPr>
+        <w:t>TASK [v2ray : Generate x25519 key pair] ****************************************</w:t>
+      </w:r>
+    </w:p>
+    <w:p>
+      <w:pPr>
+        <w:rPr>
+          <w:rFonts w:hint="default"/>
+          <w:b w:val="0"/>
+          <w:bCs w:val="0"/>
+          <w:lang w:val="en-US" w:eastAsia="zh-CN"/>
+        </w:rPr>
+      </w:pPr>
+      <w:r>
+        <w:rPr>
+          <w:rFonts w:hint="default"/>
+          <w:b w:val="0"/>
+          <w:bCs w:val="0"/>
+          <w:lang w:val="en-US" w:eastAsia="zh-CN"/>
+        </w:rPr>
+        <w:t>ok: [node2]</w:t>
+      </w:r>
+    </w:p>
+    <w:p>
+      <w:pPr>
+        <w:rPr>
+          <w:rFonts w:hint="default"/>
+          <w:b w:val="0"/>
+          <w:bCs w:val="0"/>
+          <w:lang w:val="en-US" w:eastAsia="zh-CN"/>
+        </w:rPr>
+      </w:pPr>
+      <w:r>
+        <w:rPr>
+          <w:rFonts w:hint="default"/>
+          <w:b w:val="0"/>
+          <w:bCs w:val="0"/>
+          <w:lang w:val="en-US" w:eastAsia="zh-CN"/>
+        </w:rPr>
+        <w:t>ok: [node1]</w:t>
+      </w:r>
+    </w:p>
+    <w:p>
+      <w:pPr>
+        <w:rPr>
+          <w:rFonts w:hint="default"/>
+          <w:b w:val="0"/>
+          <w:bCs w:val="0"/>
+          <w:lang w:val="en-US" w:eastAsia="zh-CN"/>
+        </w:rPr>
+      </w:pPr>
+    </w:p>
+    <w:p>
+      <w:pPr>
+        <w:rPr>
+          <w:rFonts w:hint="default"/>
+          <w:b w:val="0"/>
+          <w:bCs w:val="0"/>
+          <w:lang w:val="en-US" w:eastAsia="zh-CN"/>
+        </w:rPr>
+      </w:pPr>
+      <w:r>
+        <w:rPr>
+          <w:rFonts w:hint="default"/>
+          <w:b w:val="0"/>
+          <w:bCs w:val="0"/>
+          <w:lang w:val="en-US" w:eastAsia="zh-CN"/>
+        </w:rPr>
+        <w:t>TASK [v2ray : Generate ShortID] ************************************************</w:t>
+      </w:r>
+    </w:p>
+    <w:p>
+      <w:pPr>
+        <w:rPr>
+          <w:rFonts w:hint="default"/>
+          <w:b w:val="0"/>
+          <w:bCs w:val="0"/>
+          <w:lang w:val="en-US" w:eastAsia="zh-CN"/>
+        </w:rPr>
+      </w:pPr>
+      <w:r>
+        <w:rPr>
+          <w:rFonts w:hint="default"/>
+          <w:b w:val="0"/>
+          <w:bCs w:val="0"/>
+          <w:lang w:val="en-US" w:eastAsia="zh-CN"/>
+        </w:rPr>
+        <w:t>ok: [node2]</w:t>
+      </w:r>
+    </w:p>
+    <w:p>
+      <w:pPr>
+        <w:rPr>
+          <w:rFonts w:hint="default"/>
+          <w:b w:val="0"/>
+          <w:bCs w:val="0"/>
+          <w:lang w:val="en-US" w:eastAsia="zh-CN"/>
+        </w:rPr>
+      </w:pPr>
+      <w:r>
+        <w:rPr>
+          <w:rFonts w:hint="default"/>
+          <w:b w:val="0"/>
+          <w:bCs w:val="0"/>
+          <w:lang w:val="en-US" w:eastAsia="zh-CN"/>
+        </w:rPr>
+        <w:t>ok: [node1]</w:t>
+      </w:r>
+    </w:p>
+    <w:p>
+      <w:pPr>
+        <w:rPr>
+          <w:rFonts w:hint="default"/>
+          <w:b w:val="0"/>
+          <w:bCs w:val="0"/>
+          <w:lang w:val="en-US" w:eastAsia="zh-CN"/>
+        </w:rPr>
+      </w:pPr>
+    </w:p>
+    <w:p>
+      <w:pPr>
+        <w:rPr>
+          <w:rFonts w:hint="default"/>
+          <w:b w:val="0"/>
+          <w:bCs w:val="0"/>
+          <w:lang w:val="en-US" w:eastAsia="zh-CN"/>
+        </w:rPr>
+      </w:pPr>
+      <w:r>
+        <w:rPr>
+          <w:rFonts w:hint="default"/>
+          <w:b w:val="0"/>
+          <w:bCs w:val="0"/>
+          <w:lang w:val="en-US" w:eastAsia="zh-CN"/>
+        </w:rPr>
+        <w:t>TASK [v2ray : Get server public IP] ********************************************</w:t>
+      </w:r>
+    </w:p>
+    <w:p>
+      <w:pPr>
+        <w:rPr>
+          <w:rFonts w:hint="default"/>
+          <w:b w:val="0"/>
+          <w:bCs w:val="0"/>
+          <w:lang w:val="en-US" w:eastAsia="zh-CN"/>
+        </w:rPr>
+      </w:pPr>
+      <w:r>
+        <w:rPr>
+          <w:rFonts w:hint="default"/>
+          <w:b w:val="0"/>
+          <w:bCs w:val="0"/>
+          <w:lang w:val="en-US" w:eastAsia="zh-CN"/>
+        </w:rPr>
+        <w:t>ok: [node1]</w:t>
+      </w:r>
+    </w:p>
+    <w:p>
+      <w:pPr>
+        <w:rPr>
+          <w:rFonts w:hint="default"/>
+          <w:b w:val="0"/>
+          <w:bCs w:val="0"/>
+          <w:lang w:val="en-US" w:eastAsia="zh-CN"/>
+        </w:rPr>
+      </w:pPr>
+      <w:r>
+        <w:rPr>
+          <w:rFonts w:hint="default"/>
+          <w:b w:val="0"/>
+          <w:bCs w:val="0"/>
+          <w:lang w:val="en-US" w:eastAsia="zh-CN"/>
+        </w:rPr>
+        <w:t>ok: [node2]</w:t>
+      </w:r>
+    </w:p>
+    <w:p>
+      <w:pPr>
+        <w:rPr>
+          <w:rFonts w:hint="default"/>
+          <w:b w:val="0"/>
+          <w:bCs w:val="0"/>
+          <w:lang w:val="en-US" w:eastAsia="zh-CN"/>
+        </w:rPr>
+      </w:pPr>
+    </w:p>
+    <w:p>
+      <w:pPr>
+        <w:rPr>
+          <w:rFonts w:hint="default"/>
+          <w:b w:val="0"/>
+          <w:bCs w:val="0"/>
+          <w:lang w:val="en-US" w:eastAsia="zh-CN"/>
+        </w:rPr>
+      </w:pPr>
+      <w:r>
+        <w:rPr>
+          <w:rFonts w:hint="default"/>
+          <w:b w:val="0"/>
+          <w:bCs w:val="0"/>
+          <w:lang w:val="en-US" w:eastAsia="zh-CN"/>
+        </w:rPr>
+        <w:t>TASK [v2ray : Parse and set facts] *********************************************</w:t>
+      </w:r>
+    </w:p>
+    <w:p>
+      <w:pPr>
+        <w:rPr>
+          <w:rFonts w:hint="default"/>
+          <w:b w:val="0"/>
+          <w:bCs w:val="0"/>
+          <w:lang w:val="en-US" w:eastAsia="zh-CN"/>
+        </w:rPr>
+      </w:pPr>
+      <w:r>
+        <w:rPr>
+          <w:rFonts w:hint="default"/>
+          <w:b w:val="0"/>
+          <w:bCs w:val="0"/>
+          <w:lang w:val="en-US" w:eastAsia="zh-CN"/>
+        </w:rPr>
+        <w:t>ok: [node1]</w:t>
+      </w:r>
+    </w:p>
+    <w:p>
+      <w:pPr>
+        <w:rPr>
+          <w:rFonts w:hint="default"/>
+          <w:b w:val="0"/>
+          <w:bCs w:val="0"/>
+          <w:lang w:val="en-US" w:eastAsia="zh-CN"/>
+        </w:rPr>
+      </w:pPr>
+      <w:r>
+        <w:rPr>
+          <w:rFonts w:hint="default"/>
+          <w:b w:val="0"/>
+          <w:bCs w:val="0"/>
+          <w:lang w:val="en-US" w:eastAsia="zh-CN"/>
+        </w:rPr>
+        <w:t>ok: [node2]</w:t>
+      </w:r>
+    </w:p>
+    <w:p>
+      <w:pPr>
+        <w:rPr>
+          <w:rFonts w:hint="default"/>
+          <w:b w:val="0"/>
+          <w:bCs w:val="0"/>
+          <w:lang w:val="en-US" w:eastAsia="zh-CN"/>
+        </w:rPr>
+      </w:pPr>
+    </w:p>
+    <w:p>
+      <w:pPr>
+        <w:rPr>
+          <w:rFonts w:hint="default"/>
+          <w:b w:val="0"/>
+          <w:bCs w:val="0"/>
+          <w:lang w:val="en-US" w:eastAsia="zh-CN"/>
+        </w:rPr>
+      </w:pPr>
+      <w:r>
+        <w:rPr>
+          <w:rFonts w:hint="default"/>
+          <w:b w:val="0"/>
+          <w:bCs w:val="0"/>
+          <w:lang w:val="en-US" w:eastAsia="zh-CN"/>
+        </w:rPr>
+        <w:t>TASK [v2ray : Print generated variables] ***************************************</w:t>
+      </w:r>
+    </w:p>
+    <w:p>
+      <w:pPr>
+        <w:rPr>
+          <w:rFonts w:hint="default"/>
+          <w:b w:val="0"/>
+          <w:bCs w:val="0"/>
+          <w:lang w:val="en-US" w:eastAsia="zh-CN"/>
+        </w:rPr>
+      </w:pPr>
+      <w:r>
+        <w:rPr>
+          <w:rFonts w:hint="default"/>
+          <w:b w:val="0"/>
+          <w:bCs w:val="0"/>
+          <w:lang w:val="en-US" w:eastAsia="zh-CN"/>
+        </w:rPr>
+        <w:t>ok: [node1] =&gt; {</w:t>
+      </w:r>
+    </w:p>
+    <w:p>
+      <w:pPr>
+        <w:rPr>
+          <w:rFonts w:hint="default"/>
+          <w:b w:val="0"/>
+          <w:bCs w:val="0"/>
+          <w:lang w:val="en-US" w:eastAsia="zh-CN"/>
+        </w:rPr>
+      </w:pPr>
+      <w:r>
+        <w:rPr>
+          <w:rFonts w:hint="default"/>
+          <w:b w:val="0"/>
+          <w:bCs w:val="0"/>
+          <w:lang w:val="en-US" w:eastAsia="zh-CN"/>
+        </w:rPr>
+        <w:t xml:space="preserve">    "msg": [</w:t>
+      </w:r>
+    </w:p>
+    <w:p>
+      <w:pPr>
+        <w:rPr>
+          <w:rFonts w:hint="default"/>
+          <w:b w:val="0"/>
+          <w:bCs w:val="0"/>
+          <w:lang w:val="en-US" w:eastAsia="zh-CN"/>
+        </w:rPr>
+      </w:pPr>
+      <w:r>
+        <w:rPr>
+          <w:rFonts w:hint="default"/>
+          <w:b w:val="0"/>
+          <w:bCs w:val="0"/>
+          <w:lang w:val="en-US" w:eastAsia="zh-CN"/>
+        </w:rPr>
+        <w:t xml:space="preserve">        "Xray 版本: Xray 26.3.27 (Xray, Penetrates Everything.) d2758a0 (go1.26.1 linux/amd64)",</w:t>
+      </w:r>
+    </w:p>
+    <w:p>
+      <w:pPr>
+        <w:rPr>
+          <w:rFonts w:hint="default"/>
+          <w:b w:val="0"/>
+          <w:bCs w:val="0"/>
+          <w:lang w:val="en-US" w:eastAsia="zh-CN"/>
+        </w:rPr>
+      </w:pPr>
+      <w:r>
+        <w:rPr>
+          <w:rFonts w:hint="default"/>
+          <w:b w:val="0"/>
+          <w:bCs w:val="0"/>
+          <w:lang w:val="en-US" w:eastAsia="zh-CN"/>
+        </w:rPr>
+        <w:t xml:space="preserve">        "公网 IP: 8.211.179.48",</w:t>
+      </w:r>
+    </w:p>
+    <w:p>
+      <w:pPr>
+        <w:rPr>
+          <w:rFonts w:hint="default"/>
+          <w:b w:val="0"/>
+          <w:bCs w:val="0"/>
+          <w:lang w:val="en-US" w:eastAsia="zh-CN"/>
+        </w:rPr>
+      </w:pPr>
+      <w:r>
+        <w:rPr>
+          <w:rFonts w:hint="default"/>
+          <w:b w:val="0"/>
+          <w:bCs w:val="0"/>
+          <w:lang w:val="en-US" w:eastAsia="zh-CN"/>
+        </w:rPr>
+        <w:t xml:space="preserve">        "UUID: 853dcdfa-245b-4733-8e1d-199f795f36ec",</w:t>
+      </w:r>
+    </w:p>
+    <w:p>
+      <w:pPr>
+        <w:rPr>
+          <w:rFonts w:hint="default"/>
+          <w:b w:val="0"/>
+          <w:bCs w:val="0"/>
+          <w:lang w:val="en-US" w:eastAsia="zh-CN"/>
+        </w:rPr>
+      </w:pPr>
+      <w:r>
+        <w:rPr>
+          <w:rFonts w:hint="default"/>
+          <w:b w:val="0"/>
+          <w:bCs w:val="0"/>
+          <w:lang w:val="en-US" w:eastAsia="zh-CN"/>
+        </w:rPr>
+        <w:t xml:space="preserve">        "私钥 (填服务端): yJIsl4QxAlzIN_abBeFdfeJUv-KeLyb1K6xk_TIGOHw",</w:t>
+      </w:r>
+    </w:p>
+    <w:p>
+      <w:pPr>
+        <w:rPr>
+          <w:rFonts w:hint="default"/>
+          <w:b w:val="0"/>
+          <w:bCs w:val="0"/>
+          <w:lang w:val="en-US" w:eastAsia="zh-CN"/>
+        </w:rPr>
+      </w:pPr>
+      <w:r>
+        <w:rPr>
+          <w:rFonts w:hint="default"/>
+          <w:b w:val="0"/>
+          <w:bCs w:val="0"/>
+          <w:lang w:val="en-US" w:eastAsia="zh-CN"/>
+        </w:rPr>
+        <w:t xml:space="preserve">        "公钥 (填客户端): Nz9tBADBpbLgUybrmWgQ46bJcmuxe1lW4k-yX_4dElU",</w:t>
+      </w:r>
+    </w:p>
+    <w:p>
+      <w:pPr>
+        <w:rPr>
+          <w:rFonts w:hint="default"/>
+          <w:b w:val="0"/>
+          <w:bCs w:val="0"/>
+          <w:lang w:val="en-US" w:eastAsia="zh-CN"/>
+        </w:rPr>
+      </w:pPr>
+      <w:r>
+        <w:rPr>
+          <w:rFonts w:hint="default"/>
+          <w:b w:val="0"/>
+          <w:bCs w:val="0"/>
+          <w:lang w:val="en-US" w:eastAsia="zh-CN"/>
+        </w:rPr>
+        <w:t xml:space="preserve">        "ShortID: d6311d70b8df6d2f",</w:t>
+      </w:r>
+    </w:p>
+    <w:p>
+      <w:pPr>
+        <w:rPr>
+          <w:rFonts w:hint="default"/>
+          <w:b w:val="0"/>
+          <w:bCs w:val="0"/>
+          <w:lang w:val="en-US" w:eastAsia="zh-CN"/>
+        </w:rPr>
+      </w:pPr>
+      <w:r>
+        <w:rPr>
+          <w:rFonts w:hint="default"/>
+          <w:b w:val="0"/>
+          <w:bCs w:val="0"/>
+          <w:lang w:val="en-US" w:eastAsia="zh-CN"/>
+        </w:rPr>
+        <w:t xml:space="preserve">        "Clash 订阅地址: http://8.211.179.48/clash.yaml"</w:t>
+      </w:r>
+    </w:p>
+    <w:p>
+      <w:pPr>
+        <w:rPr>
+          <w:rFonts w:hint="default"/>
+          <w:b w:val="0"/>
+          <w:bCs w:val="0"/>
+          <w:lang w:val="en-US" w:eastAsia="zh-CN"/>
+        </w:rPr>
+      </w:pPr>
+      <w:r>
+        <w:rPr>
+          <w:rFonts w:hint="default"/>
+          <w:b w:val="0"/>
+          <w:bCs w:val="0"/>
+          <w:lang w:val="en-US" w:eastAsia="zh-CN"/>
+        </w:rPr>
+        <w:t xml:space="preserve">    ]</w:t>
+      </w:r>
+    </w:p>
+    <w:p>
+      <w:pPr>
+        <w:rPr>
+          <w:rFonts w:hint="default"/>
+          <w:b w:val="0"/>
+          <w:bCs w:val="0"/>
+          <w:lang w:val="en-US" w:eastAsia="zh-CN"/>
+        </w:rPr>
+      </w:pPr>
+      <w:r>
+        <w:rPr>
+          <w:rFonts w:hint="default"/>
+          <w:b w:val="0"/>
+          <w:bCs w:val="0"/>
+          <w:lang w:val="en-US" w:eastAsia="zh-CN"/>
+        </w:rPr>
+        <w:t>}</w:t>
+      </w:r>
+    </w:p>
+    <w:p>
+      <w:pPr>
+        <w:rPr>
+          <w:rFonts w:hint="default"/>
+          <w:b w:val="0"/>
+          <w:bCs w:val="0"/>
+          <w:lang w:val="en-US" w:eastAsia="zh-CN"/>
+        </w:rPr>
+      </w:pPr>
+      <w:r>
+        <w:rPr>
+          <w:rFonts w:hint="default"/>
+          <w:b w:val="0"/>
+          <w:bCs w:val="0"/>
+          <w:lang w:val="en-US" w:eastAsia="zh-CN"/>
+        </w:rPr>
+        <w:t>ok: [node2] =&gt; {</w:t>
+      </w:r>
+    </w:p>
+    <w:p>
+      <w:pPr>
+        <w:rPr>
+          <w:rFonts w:hint="default"/>
+          <w:b w:val="0"/>
+          <w:bCs w:val="0"/>
+          <w:lang w:val="en-US" w:eastAsia="zh-CN"/>
+        </w:rPr>
+      </w:pPr>
+      <w:r>
+        <w:rPr>
+          <w:rFonts w:hint="default"/>
+          <w:b w:val="0"/>
+          <w:bCs w:val="0"/>
+          <w:lang w:val="en-US" w:eastAsia="zh-CN"/>
+        </w:rPr>
+        <w:t xml:space="preserve">    "msg": [</w:t>
+      </w:r>
+    </w:p>
+    <w:p>
+      <w:pPr>
+        <w:rPr>
+          <w:rFonts w:hint="default"/>
+          <w:b w:val="0"/>
+          <w:bCs w:val="0"/>
+          <w:lang w:val="en-US" w:eastAsia="zh-CN"/>
+        </w:rPr>
+      </w:pPr>
+      <w:r>
+        <w:rPr>
+          <w:rFonts w:hint="default"/>
+          <w:b w:val="0"/>
+          <w:bCs w:val="0"/>
+          <w:lang w:val="en-US" w:eastAsia="zh-CN"/>
+        </w:rPr>
+        <w:t xml:space="preserve">        "Xray 版本: Xray 26.3.27 (Xray, Penetrates Everything.) d2758a0 (go1.26.1 linux/amd64)",</w:t>
+      </w:r>
+    </w:p>
+    <w:p>
+      <w:pPr>
+        <w:rPr>
+          <w:rFonts w:hint="default"/>
+          <w:b w:val="0"/>
+          <w:bCs w:val="0"/>
+          <w:lang w:val="en-US" w:eastAsia="zh-CN"/>
+        </w:rPr>
+      </w:pPr>
+      <w:r>
+        <w:rPr>
+          <w:rFonts w:hint="default"/>
+          <w:b w:val="0"/>
+          <w:bCs w:val="0"/>
+          <w:lang w:val="en-US" w:eastAsia="zh-CN"/>
+        </w:rPr>
+        <w:t xml:space="preserve">        "公网 IP: 8.216.43.96",</w:t>
+      </w:r>
+    </w:p>
+    <w:p>
+      <w:pPr>
+        <w:rPr>
+          <w:rFonts w:hint="default"/>
+          <w:b w:val="0"/>
+          <w:bCs w:val="0"/>
+          <w:lang w:val="en-US" w:eastAsia="zh-CN"/>
+        </w:rPr>
+      </w:pPr>
+      <w:r>
+        <w:rPr>
+          <w:rFonts w:hint="default"/>
+          <w:b w:val="0"/>
+          <w:bCs w:val="0"/>
+          <w:lang w:val="en-US" w:eastAsia="zh-CN"/>
+        </w:rPr>
+        <w:t xml:space="preserve">        "UUID: e0705662-5305-4d68-86ee-5891a26cc3e4",</w:t>
+      </w:r>
+    </w:p>
+    <w:p>
+      <w:pPr>
+        <w:rPr>
+          <w:rFonts w:hint="default"/>
+          <w:b w:val="0"/>
+          <w:bCs w:val="0"/>
+          <w:lang w:val="en-US" w:eastAsia="zh-CN"/>
+        </w:rPr>
+      </w:pPr>
+      <w:r>
+        <w:rPr>
+          <w:rFonts w:hint="default"/>
+          <w:b w:val="0"/>
+          <w:bCs w:val="0"/>
+          <w:lang w:val="en-US" w:eastAsia="zh-CN"/>
+        </w:rPr>
+        <w:t xml:space="preserve">        "私钥 (填服务端): kH2f_O0XF_4EahRwHwJGyWPRkVgsRQNL81Gr4BmO9GA",</w:t>
+      </w:r>
+    </w:p>
+    <w:p>
+      <w:pPr>
+        <w:rPr>
+          <w:rFonts w:hint="default"/>
+          <w:b w:val="0"/>
+          <w:bCs w:val="0"/>
+          <w:lang w:val="en-US" w:eastAsia="zh-CN"/>
+        </w:rPr>
+      </w:pPr>
+      <w:r>
+        <w:rPr>
+          <w:rFonts w:hint="default"/>
+          <w:b w:val="0"/>
+          <w:bCs w:val="0"/>
+          <w:lang w:val="en-US" w:eastAsia="zh-CN"/>
+        </w:rPr>
+        <w:t xml:space="preserve">        "公钥 (填客户端): fRvWSuJ7-16-3z4NPm0M6zlutzcuMSxPU56TzJzaiWw",</w:t>
+      </w:r>
+    </w:p>
+    <w:p>
+      <w:pPr>
+        <w:rPr>
+          <w:rFonts w:hint="default"/>
+          <w:b w:val="0"/>
+          <w:bCs w:val="0"/>
+          <w:lang w:val="en-US" w:eastAsia="zh-CN"/>
+        </w:rPr>
+      </w:pPr>
+      <w:r>
+        <w:rPr>
+          <w:rFonts w:hint="default"/>
+          <w:b w:val="0"/>
+          <w:bCs w:val="0"/>
+          <w:lang w:val="en-US" w:eastAsia="zh-CN"/>
+        </w:rPr>
+        <w:t xml:space="preserve">        "ShortID: 289fe15d9c2e5aff",</w:t>
+      </w:r>
+    </w:p>
+    <w:p>
+      <w:pPr>
+        <w:rPr>
+          <w:rFonts w:hint="default"/>
+          <w:b w:val="0"/>
+          <w:bCs w:val="0"/>
+          <w:lang w:val="en-US" w:eastAsia="zh-CN"/>
+        </w:rPr>
+      </w:pPr>
+      <w:r>
+        <w:rPr>
+          <w:rFonts w:hint="default"/>
+          <w:b w:val="0"/>
+          <w:bCs w:val="0"/>
+          <w:lang w:val="en-US" w:eastAsia="zh-CN"/>
+        </w:rPr>
+        <w:t xml:space="preserve">        "Clash 订阅地址: http://8.216.43.96/clash.yaml"</w:t>
+      </w:r>
+    </w:p>
+    <w:p>
+      <w:pPr>
+        <w:rPr>
+          <w:rFonts w:hint="default"/>
+          <w:b w:val="0"/>
+          <w:bCs w:val="0"/>
+          <w:lang w:val="en-US" w:eastAsia="zh-CN"/>
+        </w:rPr>
+      </w:pPr>
+      <w:r>
+        <w:rPr>
+          <w:rFonts w:hint="default"/>
+          <w:b w:val="0"/>
+          <w:bCs w:val="0"/>
+          <w:lang w:val="en-US" w:eastAsia="zh-CN"/>
+        </w:rPr>
+        <w:t xml:space="preserve">    ]</w:t>
+      </w:r>
+    </w:p>
+    <w:p>
+      <w:pPr>
+        <w:rPr>
+          <w:rFonts w:hint="default"/>
+          <w:b w:val="0"/>
+          <w:bCs w:val="0"/>
+          <w:lang w:val="en-US" w:eastAsia="zh-CN"/>
+        </w:rPr>
+      </w:pPr>
+      <w:r>
+        <w:rPr>
+          <w:rFonts w:hint="default"/>
+          <w:b w:val="0"/>
+          <w:bCs w:val="0"/>
+          <w:lang w:val="en-US" w:eastAsia="zh-CN"/>
+        </w:rPr>
+        <w:t>}</w:t>
+      </w:r>
+    </w:p>
+    <w:p>
+      <w:pPr>
+        <w:rPr>
+          <w:rFonts w:hint="default"/>
+          <w:b w:val="0"/>
+          <w:bCs w:val="0"/>
+          <w:lang w:val="en-US" w:eastAsia="zh-CN"/>
+        </w:rPr>
+      </w:pPr>
+    </w:p>
+    <w:p>
+      <w:pPr>
+        <w:rPr>
+          <w:rFonts w:hint="default"/>
+          <w:b w:val="0"/>
+          <w:bCs w:val="0"/>
+          <w:lang w:val="en-US" w:eastAsia="zh-CN"/>
+        </w:rPr>
+      </w:pPr>
+      <w:r>
+        <w:rPr>
+          <w:rFonts w:hint="default"/>
+          <w:b w:val="0"/>
+          <w:bCs w:val="0"/>
+          <w:lang w:val="en-US" w:eastAsia="zh-CN"/>
+        </w:rPr>
+        <w:t>TASK [v2ray : Ensure /usr/local/etc/xray directory exists] *********************</w:t>
+      </w:r>
+    </w:p>
+    <w:p>
+      <w:pPr>
+        <w:rPr>
+          <w:rFonts w:hint="default"/>
+          <w:b w:val="0"/>
+          <w:bCs w:val="0"/>
+          <w:lang w:val="en-US" w:eastAsia="zh-CN"/>
+        </w:rPr>
+      </w:pPr>
+      <w:r>
+        <w:rPr>
+          <w:rFonts w:hint="default"/>
+          <w:b w:val="0"/>
+          <w:bCs w:val="0"/>
+          <w:lang w:val="en-US" w:eastAsia="zh-CN"/>
+        </w:rPr>
+        <w:t>ok: [node1]</w:t>
+      </w:r>
+    </w:p>
+    <w:p>
+      <w:pPr>
+        <w:rPr>
+          <w:rFonts w:hint="default"/>
+          <w:b w:val="0"/>
+          <w:bCs w:val="0"/>
+          <w:lang w:val="en-US" w:eastAsia="zh-CN"/>
+        </w:rPr>
+      </w:pPr>
+      <w:r>
+        <w:rPr>
+          <w:rFonts w:hint="default"/>
+          <w:b w:val="0"/>
+          <w:bCs w:val="0"/>
+          <w:lang w:val="en-US" w:eastAsia="zh-CN"/>
+        </w:rPr>
+        <w:t>ok: [node2]</w:t>
+      </w:r>
+    </w:p>
+    <w:p>
+      <w:pPr>
+        <w:rPr>
+          <w:rFonts w:hint="default"/>
+          <w:b w:val="0"/>
+          <w:bCs w:val="0"/>
+          <w:lang w:val="en-US" w:eastAsia="zh-CN"/>
+        </w:rPr>
+      </w:pPr>
+    </w:p>
+    <w:p>
+      <w:pPr>
+        <w:rPr>
+          <w:rFonts w:hint="default"/>
+          <w:b w:val="0"/>
+          <w:bCs w:val="0"/>
+          <w:lang w:val="en-US" w:eastAsia="zh-CN"/>
+        </w:rPr>
+      </w:pPr>
+      <w:r>
+        <w:rPr>
+          <w:rFonts w:hint="default"/>
+          <w:b w:val="0"/>
+          <w:bCs w:val="0"/>
+          <w:lang w:val="en-US" w:eastAsia="zh-CN"/>
+        </w:rPr>
+        <w:t>TASK [v2ray : Render Xray config.json from template] ***************************</w:t>
+      </w:r>
+    </w:p>
+    <w:p>
+      <w:pPr>
+        <w:rPr>
+          <w:rFonts w:hint="default"/>
+          <w:b w:val="0"/>
+          <w:bCs w:val="0"/>
+          <w:lang w:val="en-US" w:eastAsia="zh-CN"/>
+        </w:rPr>
+      </w:pPr>
+      <w:r>
+        <w:rPr>
+          <w:rFonts w:hint="default"/>
+          <w:b w:val="0"/>
+          <w:bCs w:val="0"/>
+          <w:lang w:val="en-US" w:eastAsia="zh-CN"/>
+        </w:rPr>
+        <w:t>changed: [node2]</w:t>
+      </w:r>
+    </w:p>
+    <w:p>
+      <w:pPr>
+        <w:rPr>
+          <w:rFonts w:hint="default"/>
+          <w:b w:val="0"/>
+          <w:bCs w:val="0"/>
+          <w:lang w:val="en-US" w:eastAsia="zh-CN"/>
+        </w:rPr>
+      </w:pPr>
+      <w:r>
+        <w:rPr>
+          <w:rFonts w:hint="default"/>
+          <w:b w:val="0"/>
+          <w:bCs w:val="0"/>
+          <w:lang w:val="en-US" w:eastAsia="zh-CN"/>
+        </w:rPr>
+        <w:t>changed: [node1]</w:t>
+      </w:r>
+    </w:p>
+    <w:p>
+      <w:pPr>
+        <w:rPr>
+          <w:rFonts w:hint="default"/>
+          <w:b w:val="0"/>
+          <w:bCs w:val="0"/>
+          <w:lang w:val="en-US" w:eastAsia="zh-CN"/>
+        </w:rPr>
+      </w:pPr>
+    </w:p>
+    <w:p>
+      <w:pPr>
+        <w:rPr>
+          <w:rFonts w:hint="default"/>
+          <w:b w:val="0"/>
+          <w:bCs w:val="0"/>
+          <w:lang w:val="en-US" w:eastAsia="zh-CN"/>
+        </w:rPr>
+      </w:pPr>
+      <w:r>
+        <w:rPr>
+          <w:rFonts w:hint="default"/>
+          <w:b w:val="0"/>
+          <w:bCs w:val="0"/>
+          <w:lang w:val="en-US" w:eastAsia="zh-CN"/>
+        </w:rPr>
+        <w:t>TASK [v2ray : Render Clash YAML config from template] **************************</w:t>
+      </w:r>
+    </w:p>
+    <w:p>
+      <w:pPr>
+        <w:rPr>
+          <w:rFonts w:hint="default"/>
+          <w:b w:val="0"/>
+          <w:bCs w:val="0"/>
+          <w:lang w:val="en-US" w:eastAsia="zh-CN"/>
+        </w:rPr>
+      </w:pPr>
+      <w:r>
+        <w:rPr>
+          <w:rFonts w:hint="default"/>
+          <w:b w:val="0"/>
+          <w:bCs w:val="0"/>
+          <w:lang w:val="en-US" w:eastAsia="zh-CN"/>
+        </w:rPr>
+        <w:t>changed: [node2]</w:t>
+      </w:r>
+    </w:p>
+    <w:p>
+      <w:pPr>
+        <w:rPr>
+          <w:rFonts w:hint="default"/>
+          <w:b w:val="0"/>
+          <w:bCs w:val="0"/>
+          <w:lang w:val="en-US" w:eastAsia="zh-CN"/>
+        </w:rPr>
+      </w:pPr>
+      <w:r>
+        <w:rPr>
+          <w:rFonts w:hint="default"/>
+          <w:b w:val="0"/>
+          <w:bCs w:val="0"/>
+          <w:lang w:val="en-US" w:eastAsia="zh-CN"/>
+        </w:rPr>
+        <w:t>changed: [node1]</w:t>
+      </w:r>
+    </w:p>
+    <w:p>
+      <w:pPr>
+        <w:rPr>
+          <w:rFonts w:hint="default"/>
+          <w:b w:val="0"/>
+          <w:bCs w:val="0"/>
+          <w:lang w:val="en-US" w:eastAsia="zh-CN"/>
+        </w:rPr>
+      </w:pPr>
+    </w:p>
+    <w:p>
+      <w:pPr>
+        <w:rPr>
+          <w:rFonts w:hint="default"/>
+          <w:b w:val="0"/>
+          <w:bCs w:val="0"/>
+          <w:lang w:val="en-US" w:eastAsia="zh-CN"/>
+        </w:rPr>
+      </w:pPr>
+      <w:r>
+        <w:rPr>
+          <w:rFonts w:hint="default"/>
+          <w:b w:val="0"/>
+          <w:bCs w:val="0"/>
+          <w:lang w:val="en-US" w:eastAsia="zh-CN"/>
+        </w:rPr>
+        <w:t>TASK [v2ray : systemd] *********************************************************</w:t>
+      </w:r>
+    </w:p>
+    <w:p>
+      <w:pPr>
+        <w:rPr>
+          <w:rFonts w:hint="default"/>
+          <w:b w:val="0"/>
+          <w:bCs w:val="0"/>
+          <w:lang w:val="en-US" w:eastAsia="zh-CN"/>
+        </w:rPr>
+      </w:pPr>
+      <w:r>
+        <w:rPr>
+          <w:rFonts w:hint="default"/>
+          <w:b w:val="0"/>
+          <w:bCs w:val="0"/>
+          <w:lang w:val="en-US" w:eastAsia="zh-CN"/>
+        </w:rPr>
+        <w:t>ok: [node1] =&gt; (item=httpd)</w:t>
+      </w:r>
+    </w:p>
+    <w:p>
+      <w:pPr>
+        <w:rPr>
+          <w:rFonts w:hint="default"/>
+          <w:b w:val="0"/>
+          <w:bCs w:val="0"/>
+          <w:lang w:val="en-US" w:eastAsia="zh-CN"/>
+        </w:rPr>
+      </w:pPr>
+      <w:r>
+        <w:rPr>
+          <w:rFonts w:hint="default"/>
+          <w:b w:val="0"/>
+          <w:bCs w:val="0"/>
+          <w:lang w:val="en-US" w:eastAsia="zh-CN"/>
+        </w:rPr>
+        <w:t>ok: [node2] =&gt; (item=httpd)</w:t>
+      </w:r>
+    </w:p>
+    <w:p>
+      <w:pPr>
+        <w:rPr>
+          <w:rFonts w:hint="default"/>
+          <w:b w:val="0"/>
+          <w:bCs w:val="0"/>
+          <w:lang w:val="en-US" w:eastAsia="zh-CN"/>
+        </w:rPr>
+      </w:pPr>
+      <w:r>
+        <w:rPr>
+          <w:rFonts w:hint="default"/>
+          <w:b w:val="0"/>
+          <w:bCs w:val="0"/>
+          <w:lang w:val="en-US" w:eastAsia="zh-CN"/>
+        </w:rPr>
+        <w:t>ok: [node1] =&gt; (item=firewalld)</w:t>
+      </w:r>
+    </w:p>
+    <w:p>
+      <w:pPr>
+        <w:rPr>
+          <w:rFonts w:hint="default"/>
+          <w:b w:val="0"/>
+          <w:bCs w:val="0"/>
+          <w:lang w:val="en-US" w:eastAsia="zh-CN"/>
+        </w:rPr>
+      </w:pPr>
+      <w:r>
+        <w:rPr>
+          <w:rFonts w:hint="default"/>
+          <w:b w:val="0"/>
+          <w:bCs w:val="0"/>
+          <w:lang w:val="en-US" w:eastAsia="zh-CN"/>
+        </w:rPr>
+        <w:t>ok: [node2] =&gt; (item=firewalld)</w:t>
+      </w:r>
+    </w:p>
+    <w:p>
+      <w:pPr>
+        <w:rPr>
+          <w:rFonts w:hint="default"/>
+          <w:b w:val="0"/>
+          <w:bCs w:val="0"/>
+          <w:lang w:val="en-US" w:eastAsia="zh-CN"/>
+        </w:rPr>
+      </w:pPr>
+      <w:r>
+        <w:rPr>
+          <w:rFonts w:hint="default"/>
+          <w:b w:val="0"/>
+          <w:bCs w:val="0"/>
+          <w:lang w:val="en-US" w:eastAsia="zh-CN"/>
+        </w:rPr>
+        <w:t>ok: [node1] =&gt; (item=xray)</w:t>
+      </w:r>
+    </w:p>
+    <w:p>
+      <w:pPr>
+        <w:rPr>
+          <w:rFonts w:hint="default"/>
+          <w:b w:val="0"/>
+          <w:bCs w:val="0"/>
+          <w:lang w:val="en-US" w:eastAsia="zh-CN"/>
+        </w:rPr>
+      </w:pPr>
+      <w:r>
+        <w:rPr>
+          <w:rFonts w:hint="default"/>
+          <w:b w:val="0"/>
+          <w:bCs w:val="0"/>
+          <w:lang w:val="en-US" w:eastAsia="zh-CN"/>
+        </w:rPr>
+        <w:t>ok: [node2] =&gt; (item=xray)</w:t>
+      </w:r>
+    </w:p>
+    <w:p>
+      <w:pPr>
+        <w:rPr>
+          <w:rFonts w:hint="default"/>
+          <w:b w:val="0"/>
+          <w:bCs w:val="0"/>
+          <w:lang w:val="en-US" w:eastAsia="zh-CN"/>
+        </w:rPr>
+      </w:pPr>
+    </w:p>
+    <w:p>
+      <w:pPr>
+        <w:rPr>
+          <w:rFonts w:hint="default"/>
+          <w:b w:val="0"/>
+          <w:bCs w:val="0"/>
+          <w:lang w:val="en-US" w:eastAsia="zh-CN"/>
+        </w:rPr>
+      </w:pPr>
+      <w:r>
+        <w:rPr>
+          <w:rFonts w:hint="default"/>
+          <w:b w:val="0"/>
+          <w:bCs w:val="0"/>
+          <w:lang w:val="en-US" w:eastAsia="zh-CN"/>
+        </w:rPr>
+        <w:t>TASK [v2ray : firewalld] *******************************************************</w:t>
+      </w:r>
+    </w:p>
+    <w:p>
+      <w:pPr>
+        <w:rPr>
+          <w:rFonts w:hint="default"/>
+          <w:b w:val="0"/>
+          <w:bCs w:val="0"/>
+          <w:lang w:val="en-US" w:eastAsia="zh-CN"/>
+        </w:rPr>
+      </w:pPr>
+      <w:r>
+        <w:rPr>
+          <w:rFonts w:hint="default"/>
+          <w:b w:val="0"/>
+          <w:bCs w:val="0"/>
+          <w:lang w:val="en-US" w:eastAsia="zh-CN"/>
+        </w:rPr>
+        <w:t>ok: [node1] =&gt; (item=80/tcp)</w:t>
+      </w:r>
+    </w:p>
+    <w:p>
+      <w:pPr>
+        <w:rPr>
+          <w:rFonts w:hint="default"/>
+          <w:b w:val="0"/>
+          <w:bCs w:val="0"/>
+          <w:lang w:val="en-US" w:eastAsia="zh-CN"/>
+        </w:rPr>
+      </w:pPr>
+      <w:r>
+        <w:rPr>
+          <w:rFonts w:hint="default"/>
+          <w:b w:val="0"/>
+          <w:bCs w:val="0"/>
+          <w:lang w:val="en-US" w:eastAsia="zh-CN"/>
+        </w:rPr>
+        <w:t>ok: [node2] =&gt; (item=80/tcp)</w:t>
+      </w:r>
+    </w:p>
+    <w:p>
+      <w:pPr>
+        <w:rPr>
+          <w:rFonts w:hint="default"/>
+          <w:b w:val="0"/>
+          <w:bCs w:val="0"/>
+          <w:lang w:val="en-US" w:eastAsia="zh-CN"/>
+        </w:rPr>
+      </w:pPr>
+      <w:r>
+        <w:rPr>
+          <w:rFonts w:hint="default"/>
+          <w:b w:val="0"/>
+          <w:bCs w:val="0"/>
+          <w:lang w:val="en-US" w:eastAsia="zh-CN"/>
+        </w:rPr>
+        <w:t>ok: [node1] =&gt; (item=443/tcp)</w:t>
+      </w:r>
+    </w:p>
+    <w:p>
+      <w:pPr>
+        <w:rPr>
+          <w:rFonts w:hint="default"/>
+          <w:b w:val="0"/>
+          <w:bCs w:val="0"/>
+          <w:lang w:val="en-US" w:eastAsia="zh-CN"/>
+        </w:rPr>
+      </w:pPr>
+      <w:r>
+        <w:rPr>
+          <w:rFonts w:hint="default"/>
+          <w:b w:val="0"/>
+          <w:bCs w:val="0"/>
+          <w:lang w:val="en-US" w:eastAsia="zh-CN"/>
+        </w:rPr>
+        <w:t>ok: [node2] =&gt; (item=443/tcp)</w:t>
+      </w:r>
+    </w:p>
+    <w:p>
+      <w:pPr>
+        <w:rPr>
+          <w:rFonts w:hint="default"/>
+          <w:b w:val="0"/>
+          <w:bCs w:val="0"/>
+          <w:lang w:val="en-US" w:eastAsia="zh-CN"/>
+        </w:rPr>
+      </w:pPr>
+    </w:p>
+    <w:p>
+      <w:pPr>
+        <w:rPr>
+          <w:rFonts w:hint="default"/>
+          <w:b w:val="0"/>
+          <w:bCs w:val="0"/>
+          <w:lang w:val="en-US" w:eastAsia="zh-CN"/>
+        </w:rPr>
+      </w:pPr>
+      <w:r>
+        <w:rPr>
+          <w:rFonts w:hint="default"/>
+          <w:b w:val="0"/>
+          <w:bCs w:val="0"/>
+          <w:lang w:val="en-US" w:eastAsia="zh-CN"/>
+        </w:rPr>
+        <w:t>TASK [v2ray : Create auto IP update script for clash.yaml] *********************</w:t>
+      </w:r>
+    </w:p>
+    <w:p>
+      <w:pPr>
+        <w:rPr>
+          <w:rFonts w:hint="default"/>
+          <w:b w:val="0"/>
+          <w:bCs w:val="0"/>
+          <w:lang w:val="en-US" w:eastAsia="zh-CN"/>
+        </w:rPr>
+      </w:pPr>
+      <w:r>
+        <w:rPr>
+          <w:rFonts w:hint="default"/>
+          <w:b w:val="0"/>
+          <w:bCs w:val="0"/>
+          <w:lang w:val="en-US" w:eastAsia="zh-CN"/>
+        </w:rPr>
+        <w:t>changed: [node1]</w:t>
+      </w:r>
+    </w:p>
+    <w:p>
+      <w:pPr>
+        <w:rPr>
+          <w:rFonts w:hint="default"/>
+          <w:b w:val="0"/>
+          <w:bCs w:val="0"/>
+          <w:lang w:val="en-US" w:eastAsia="zh-CN"/>
+        </w:rPr>
+      </w:pPr>
+      <w:r>
+        <w:rPr>
+          <w:rFonts w:hint="default"/>
+          <w:b w:val="0"/>
+          <w:bCs w:val="0"/>
+          <w:lang w:val="en-US" w:eastAsia="zh-CN"/>
+        </w:rPr>
+        <w:t>changed: [node2]</w:t>
+      </w:r>
+    </w:p>
+    <w:p>
+      <w:pPr>
+        <w:rPr>
+          <w:rFonts w:hint="default"/>
+          <w:b w:val="0"/>
+          <w:bCs w:val="0"/>
+          <w:lang w:val="en-US" w:eastAsia="zh-CN"/>
+        </w:rPr>
+      </w:pPr>
+    </w:p>
+    <w:p>
+      <w:pPr>
+        <w:rPr>
+          <w:rFonts w:hint="default"/>
+          <w:b w:val="0"/>
+          <w:bCs w:val="0"/>
+          <w:lang w:val="en-US" w:eastAsia="zh-CN"/>
+        </w:rPr>
+      </w:pPr>
+      <w:r>
+        <w:rPr>
+          <w:rFonts w:hint="default"/>
+          <w:b w:val="0"/>
+          <w:bCs w:val="0"/>
+          <w:lang w:val="en-US" w:eastAsia="zh-CN"/>
+        </w:rPr>
+        <w:t>TASK [v2ray : Create systemd service for auto IP update] ***********************</w:t>
+      </w:r>
+    </w:p>
+    <w:p>
+      <w:pPr>
+        <w:rPr>
+          <w:rFonts w:hint="default"/>
+          <w:b w:val="0"/>
+          <w:bCs w:val="0"/>
+          <w:lang w:val="en-US" w:eastAsia="zh-CN"/>
+        </w:rPr>
+      </w:pPr>
+      <w:r>
+        <w:rPr>
+          <w:rFonts w:hint="default"/>
+          <w:b w:val="0"/>
+          <w:bCs w:val="0"/>
+          <w:lang w:val="en-US" w:eastAsia="zh-CN"/>
+        </w:rPr>
+        <w:t>changed: [node1]</w:t>
+      </w:r>
+    </w:p>
+    <w:p>
+      <w:pPr>
+        <w:rPr>
+          <w:rFonts w:hint="default"/>
+          <w:b w:val="0"/>
+          <w:bCs w:val="0"/>
+          <w:lang w:val="en-US" w:eastAsia="zh-CN"/>
+        </w:rPr>
+      </w:pPr>
+      <w:r>
+        <w:rPr>
+          <w:rFonts w:hint="default"/>
+          <w:b w:val="0"/>
+          <w:bCs w:val="0"/>
+          <w:lang w:val="en-US" w:eastAsia="zh-CN"/>
+        </w:rPr>
+        <w:t>changed: [node2]</w:t>
+      </w:r>
+    </w:p>
+    <w:p>
+      <w:pPr>
+        <w:rPr>
+          <w:rFonts w:hint="default"/>
+          <w:b w:val="0"/>
+          <w:bCs w:val="0"/>
+          <w:lang w:val="en-US" w:eastAsia="zh-CN"/>
+        </w:rPr>
+      </w:pPr>
+    </w:p>
+    <w:p>
+      <w:pPr>
+        <w:rPr>
+          <w:rFonts w:hint="default"/>
+          <w:b w:val="0"/>
+          <w:bCs w:val="0"/>
+          <w:lang w:val="en-US" w:eastAsia="zh-CN"/>
+        </w:rPr>
+      </w:pPr>
+      <w:r>
+        <w:rPr>
+          <w:rFonts w:hint="default"/>
+          <w:b w:val="0"/>
+          <w:bCs w:val="0"/>
+          <w:lang w:val="en-US" w:eastAsia="zh-CN"/>
+        </w:rPr>
+        <w:t>TASK [v2ray : Enable update-clash-ip service] **********************************</w:t>
+      </w:r>
+    </w:p>
+    <w:p>
+      <w:pPr>
+        <w:rPr>
+          <w:rFonts w:hint="default"/>
+          <w:b w:val="0"/>
+          <w:bCs w:val="0"/>
+          <w:lang w:val="en-US" w:eastAsia="zh-CN"/>
+        </w:rPr>
+      </w:pPr>
+      <w:r>
+        <w:rPr>
+          <w:rFonts w:hint="default"/>
+          <w:b w:val="0"/>
+          <w:bCs w:val="0"/>
+          <w:lang w:val="en-US" w:eastAsia="zh-CN"/>
+        </w:rPr>
+        <w:t>ok: [node2]</w:t>
+      </w:r>
+    </w:p>
+    <w:p>
+      <w:pPr>
+        <w:rPr>
+          <w:rFonts w:hint="default"/>
+          <w:b w:val="0"/>
+          <w:bCs w:val="0"/>
+          <w:lang w:val="en-US" w:eastAsia="zh-CN"/>
+        </w:rPr>
+      </w:pPr>
+      <w:r>
+        <w:rPr>
+          <w:rFonts w:hint="default"/>
+          <w:b w:val="0"/>
+          <w:bCs w:val="0"/>
+          <w:lang w:val="en-US" w:eastAsia="zh-CN"/>
+        </w:rPr>
+        <w:t>ok: [node1]</w:t>
+      </w:r>
+    </w:p>
+    <w:p>
+      <w:pPr>
+        <w:rPr>
+          <w:rFonts w:hint="default"/>
+          <w:b w:val="0"/>
+          <w:bCs w:val="0"/>
+          <w:lang w:val="en-US" w:eastAsia="zh-CN"/>
+        </w:rPr>
+      </w:pPr>
+    </w:p>
+    <w:p>
+      <w:pPr>
+        <w:rPr>
+          <w:rFonts w:hint="default"/>
+          <w:b w:val="0"/>
+          <w:bCs w:val="0"/>
+          <w:lang w:val="en-US" w:eastAsia="zh-CN"/>
+        </w:rPr>
+      </w:pPr>
+      <w:r>
+        <w:rPr>
+          <w:rFonts w:hint="default"/>
+          <w:b w:val="0"/>
+          <w:bCs w:val="0"/>
+          <w:lang w:val="en-US" w:eastAsia="zh-CN"/>
+        </w:rPr>
+        <w:t>RUNNING HANDLER [v2ray : restart xray] *****************************************</w:t>
+      </w:r>
+    </w:p>
+    <w:p>
+      <w:pPr>
+        <w:rPr>
+          <w:rFonts w:hint="default"/>
+          <w:b w:val="0"/>
+          <w:bCs w:val="0"/>
+          <w:lang w:val="en-US" w:eastAsia="zh-CN"/>
+        </w:rPr>
+      </w:pPr>
+      <w:r>
+        <w:rPr>
+          <w:rFonts w:hint="default"/>
+          <w:b w:val="0"/>
+          <w:bCs w:val="0"/>
+          <w:lang w:val="en-US" w:eastAsia="zh-CN"/>
+        </w:rPr>
+        <w:t>changed: [node2]</w:t>
+      </w:r>
+    </w:p>
+    <w:p>
+      <w:pPr>
+        <w:rPr>
+          <w:rFonts w:hint="default"/>
+          <w:b w:val="0"/>
+          <w:bCs w:val="0"/>
+          <w:lang w:val="en-US" w:eastAsia="zh-CN"/>
+        </w:rPr>
+      </w:pPr>
+      <w:r>
+        <w:rPr>
+          <w:rFonts w:hint="default"/>
+          <w:b w:val="0"/>
+          <w:bCs w:val="0"/>
+          <w:lang w:val="en-US" w:eastAsia="zh-CN"/>
+        </w:rPr>
+        <w:t>changed: [node1]</w:t>
+      </w:r>
+    </w:p>
+    <w:p>
+      <w:pPr>
+        <w:rPr>
+          <w:rFonts w:hint="default"/>
+          <w:b w:val="0"/>
+          <w:bCs w:val="0"/>
+          <w:lang w:val="en-US" w:eastAsia="zh-CN"/>
+        </w:rPr>
+      </w:pPr>
+    </w:p>
+    <w:p>
+      <w:pPr>
+        <w:rPr>
+          <w:rFonts w:hint="default"/>
+          <w:b w:val="0"/>
+          <w:bCs w:val="0"/>
+          <w:lang w:val="en-US" w:eastAsia="zh-CN"/>
+        </w:rPr>
+      </w:pPr>
+      <w:r>
+        <w:rPr>
+          <w:rFonts w:hint="default"/>
+          <w:b w:val="0"/>
+          <w:bCs w:val="0"/>
+          <w:lang w:val="en-US" w:eastAsia="zh-CN"/>
+        </w:rPr>
+        <w:t>PLAY RECAP *********************************************************************</w:t>
+      </w:r>
+    </w:p>
+    <w:p>
+      <w:pPr>
+        <w:rPr>
+          <w:rFonts w:hint="default"/>
+          <w:b w:val="0"/>
+          <w:bCs w:val="0"/>
+          <w:lang w:val="en-US" w:eastAsia="zh-CN"/>
+        </w:rPr>
+      </w:pPr>
+      <w:r>
+        <w:rPr>
+          <w:rFonts w:hint="default"/>
+          <w:b w:val="0"/>
+          <w:bCs w:val="0"/>
+          <w:lang w:val="en-US" w:eastAsia="zh-CN"/>
+        </w:rPr>
+        <w:t xml:space="preserve">node1                      : ok=20   changed=6    unreachable=0    failed=0    skipped=0    rescued=0    ignored=0   </w:t>
+      </w:r>
+    </w:p>
+    <w:p>
+      <w:pPr>
+        <w:rPr>
+          <w:rFonts w:hint="default"/>
+          <w:b w:val="0"/>
+          <w:bCs w:val="0"/>
+          <w:lang w:val="en-US" w:eastAsia="zh-CN"/>
+        </w:rPr>
+      </w:pPr>
+      <w:r>
+        <w:rPr>
+          <w:rFonts w:hint="default"/>
+          <w:b w:val="0"/>
+          <w:bCs w:val="0"/>
+          <w:lang w:val="en-US" w:eastAsia="zh-CN"/>
+        </w:rPr>
+        <w:t xml:space="preserve">node2                      : ok=20   changed=6    unreachable=0    failed=0    skipped=0    rescued=0    ignored=0   </w:t>
       </w:r>
     </w:p>
     <w:p>
@@ -16552,2193 +18920,6 @@
       </w:pPr>
       <w:bookmarkStart w:id="0" w:name="_GoBack"/>
       <w:bookmarkEnd w:id="0"/>
-    </w:p>
-    <w:p>
-      <w:pPr>
-        <w:rPr>
-          <w:rFonts w:hint="default"/>
-          <w:b w:val="0"/>
-          <w:bCs w:val="0"/>
-          <w:lang w:val="en-US" w:eastAsia="zh-CN"/>
-        </w:rPr>
-      </w:pPr>
-      <w:r>
-        <w:rPr>
-          <w:rFonts w:hint="default"/>
-          <w:b w:val="0"/>
-          <w:bCs w:val="0"/>
-          <w:lang w:val="en-US" w:eastAsia="zh-CN"/>
-        </w:rPr>
-        <w:t>[root@server ansible]# ansible-navigator run v2ray.yaml -m stdout</w:t>
-      </w:r>
-    </w:p>
-    <w:p>
-      <w:pPr>
-        <w:rPr>
-          <w:rFonts w:hint="default"/>
-          <w:b w:val="0"/>
-          <w:bCs w:val="0"/>
-          <w:lang w:val="en-US" w:eastAsia="zh-CN"/>
-        </w:rPr>
-      </w:pPr>
-      <w:r>
-        <w:rPr>
-          <w:rFonts w:hint="default"/>
-          <w:b w:val="0"/>
-          <w:bCs w:val="0"/>
-          <w:lang w:val="en-US" w:eastAsia="zh-CN"/>
-        </w:rPr>
-        <w:t>[WARNING]: Collection ansible.posix does not support Ansible version 2.13.10</w:t>
-      </w:r>
-    </w:p>
-    <w:p>
-      <w:pPr>
-        <w:rPr>
-          <w:rFonts w:hint="default"/>
-          <w:b w:val="0"/>
-          <w:bCs w:val="0"/>
-          <w:lang w:val="en-US" w:eastAsia="zh-CN"/>
-        </w:rPr>
-      </w:pPr>
-    </w:p>
-    <w:p>
-      <w:pPr>
-        <w:rPr>
-          <w:rFonts w:hint="default"/>
-          <w:b w:val="0"/>
-          <w:bCs w:val="0"/>
-          <w:lang w:val="en-US" w:eastAsia="zh-CN"/>
-        </w:rPr>
-      </w:pPr>
-      <w:r>
-        <w:rPr>
-          <w:rFonts w:hint="default"/>
-          <w:b w:val="0"/>
-          <w:bCs w:val="0"/>
-          <w:lang w:val="en-US" w:eastAsia="zh-CN"/>
-        </w:rPr>
-        <w:t>PLAY [v2ray] *******************************************************************</w:t>
-      </w:r>
-    </w:p>
-    <w:p>
-      <w:pPr>
-        <w:rPr>
-          <w:rFonts w:hint="default"/>
-          <w:b w:val="0"/>
-          <w:bCs w:val="0"/>
-          <w:lang w:val="en-US" w:eastAsia="zh-CN"/>
-        </w:rPr>
-      </w:pPr>
-    </w:p>
-    <w:p>
-      <w:pPr>
-        <w:rPr>
-          <w:rFonts w:hint="default"/>
-          <w:b w:val="0"/>
-          <w:bCs w:val="0"/>
-          <w:lang w:val="en-US" w:eastAsia="zh-CN"/>
-        </w:rPr>
-      </w:pPr>
-      <w:r>
-        <w:rPr>
-          <w:rFonts w:hint="default"/>
-          <w:b w:val="0"/>
-          <w:bCs w:val="0"/>
-          <w:lang w:val="en-US" w:eastAsia="zh-CN"/>
-        </w:rPr>
-        <w:t>TASK [Gathering Facts] *********************************************************</w:t>
-      </w:r>
-    </w:p>
-    <w:p>
-      <w:pPr>
-        <w:rPr>
-          <w:rFonts w:hint="default"/>
-          <w:b w:val="0"/>
-          <w:bCs w:val="0"/>
-          <w:lang w:val="en-US" w:eastAsia="zh-CN"/>
-        </w:rPr>
-      </w:pPr>
-      <w:r>
-        <w:rPr>
-          <w:rFonts w:hint="default"/>
-          <w:b w:val="0"/>
-          <w:bCs w:val="0"/>
-          <w:lang w:val="en-US" w:eastAsia="zh-CN"/>
-        </w:rPr>
-        <w:t>ok: [node2]</w:t>
-      </w:r>
-    </w:p>
-    <w:p>
-      <w:pPr>
-        <w:rPr>
-          <w:rFonts w:hint="default"/>
-          <w:b w:val="0"/>
-          <w:bCs w:val="0"/>
-          <w:lang w:val="en-US" w:eastAsia="zh-CN"/>
-        </w:rPr>
-      </w:pPr>
-      <w:r>
-        <w:rPr>
-          <w:rFonts w:hint="default"/>
-          <w:b w:val="0"/>
-          <w:bCs w:val="0"/>
-          <w:lang w:val="en-US" w:eastAsia="zh-CN"/>
-        </w:rPr>
-        <w:t>ok: [node1]</w:t>
-      </w:r>
-    </w:p>
-    <w:p>
-      <w:pPr>
-        <w:rPr>
-          <w:rFonts w:hint="default"/>
-          <w:b w:val="0"/>
-          <w:bCs w:val="0"/>
-          <w:lang w:val="en-US" w:eastAsia="zh-CN"/>
-        </w:rPr>
-      </w:pPr>
-    </w:p>
-    <w:p>
-      <w:pPr>
-        <w:rPr>
-          <w:rFonts w:hint="default"/>
-          <w:b w:val="0"/>
-          <w:bCs w:val="0"/>
-          <w:lang w:val="en-US" w:eastAsia="zh-CN"/>
-        </w:rPr>
-      </w:pPr>
-      <w:r>
-        <w:rPr>
-          <w:rFonts w:hint="default"/>
-          <w:b w:val="0"/>
-          <w:bCs w:val="0"/>
-          <w:lang w:val="en-US" w:eastAsia="zh-CN"/>
-        </w:rPr>
-        <w:t>TASK [v2ray : install pkg] *****************************************************</w:t>
-      </w:r>
-    </w:p>
-    <w:p>
-      <w:pPr>
-        <w:rPr>
-          <w:rFonts w:hint="default"/>
-          <w:b w:val="0"/>
-          <w:bCs w:val="0"/>
-          <w:lang w:val="en-US" w:eastAsia="zh-CN"/>
-        </w:rPr>
-      </w:pPr>
-      <w:r>
-        <w:rPr>
-          <w:rFonts w:hint="default"/>
-          <w:b w:val="0"/>
-          <w:bCs w:val="0"/>
-          <w:lang w:val="en-US" w:eastAsia="zh-CN"/>
-        </w:rPr>
-        <w:t>ok: [node2] =&gt; (item=curl)</w:t>
-      </w:r>
-    </w:p>
-    <w:p>
-      <w:pPr>
-        <w:rPr>
-          <w:rFonts w:hint="default"/>
-          <w:b w:val="0"/>
-          <w:bCs w:val="0"/>
-          <w:lang w:val="en-US" w:eastAsia="zh-CN"/>
-        </w:rPr>
-      </w:pPr>
-      <w:r>
-        <w:rPr>
-          <w:rFonts w:hint="default"/>
-          <w:b w:val="0"/>
-          <w:bCs w:val="0"/>
-          <w:lang w:val="en-US" w:eastAsia="zh-CN"/>
-        </w:rPr>
-        <w:t>ok: [node1] =&gt; (item=curl)</w:t>
-      </w:r>
-    </w:p>
-    <w:p>
-      <w:pPr>
-        <w:rPr>
-          <w:rFonts w:hint="default"/>
-          <w:b w:val="0"/>
-          <w:bCs w:val="0"/>
-          <w:lang w:val="en-US" w:eastAsia="zh-CN"/>
-        </w:rPr>
-      </w:pPr>
-      <w:r>
-        <w:rPr>
-          <w:rFonts w:hint="default"/>
-          <w:b w:val="0"/>
-          <w:bCs w:val="0"/>
-          <w:lang w:val="en-US" w:eastAsia="zh-CN"/>
-        </w:rPr>
-        <w:t>ok: [node1] =&gt; (item=wget)</w:t>
-      </w:r>
-    </w:p>
-    <w:p>
-      <w:pPr>
-        <w:rPr>
-          <w:rFonts w:hint="default"/>
-          <w:b w:val="0"/>
-          <w:bCs w:val="0"/>
-          <w:lang w:val="en-US" w:eastAsia="zh-CN"/>
-        </w:rPr>
-      </w:pPr>
-      <w:r>
-        <w:rPr>
-          <w:rFonts w:hint="default"/>
-          <w:b w:val="0"/>
-          <w:bCs w:val="0"/>
-          <w:lang w:val="en-US" w:eastAsia="zh-CN"/>
-        </w:rPr>
-        <w:t>ok: [node2] =&gt; (item=wget)</w:t>
-      </w:r>
-    </w:p>
-    <w:p>
-      <w:pPr>
-        <w:rPr>
-          <w:rFonts w:hint="default"/>
-          <w:b w:val="0"/>
-          <w:bCs w:val="0"/>
-          <w:lang w:val="en-US" w:eastAsia="zh-CN"/>
-        </w:rPr>
-      </w:pPr>
-      <w:r>
-        <w:rPr>
-          <w:rFonts w:hint="default"/>
-          <w:b w:val="0"/>
-          <w:bCs w:val="0"/>
-          <w:lang w:val="en-US" w:eastAsia="zh-CN"/>
-        </w:rPr>
-        <w:t>ok: [node1] =&gt; (item=unzip)</w:t>
-      </w:r>
-    </w:p>
-    <w:p>
-      <w:pPr>
-        <w:rPr>
-          <w:rFonts w:hint="default"/>
-          <w:b w:val="0"/>
-          <w:bCs w:val="0"/>
-          <w:lang w:val="en-US" w:eastAsia="zh-CN"/>
-        </w:rPr>
-      </w:pPr>
-      <w:r>
-        <w:rPr>
-          <w:rFonts w:hint="default"/>
-          <w:b w:val="0"/>
-          <w:bCs w:val="0"/>
-          <w:lang w:val="en-US" w:eastAsia="zh-CN"/>
-        </w:rPr>
-        <w:t>ok: [node2] =&gt; (item=unzip)</w:t>
-      </w:r>
-    </w:p>
-    <w:p>
-      <w:pPr>
-        <w:rPr>
-          <w:rFonts w:hint="default"/>
-          <w:b w:val="0"/>
-          <w:bCs w:val="0"/>
-          <w:lang w:val="en-US" w:eastAsia="zh-CN"/>
-        </w:rPr>
-      </w:pPr>
-      <w:r>
-        <w:rPr>
-          <w:rFonts w:hint="default"/>
-          <w:b w:val="0"/>
-          <w:bCs w:val="0"/>
-          <w:lang w:val="en-US" w:eastAsia="zh-CN"/>
-        </w:rPr>
-        <w:t>ok: [node2] =&gt; (item=tar)</w:t>
-      </w:r>
-    </w:p>
-    <w:p>
-      <w:pPr>
-        <w:rPr>
-          <w:rFonts w:hint="default"/>
-          <w:b w:val="0"/>
-          <w:bCs w:val="0"/>
-          <w:lang w:val="en-US" w:eastAsia="zh-CN"/>
-        </w:rPr>
-      </w:pPr>
-      <w:r>
-        <w:rPr>
-          <w:rFonts w:hint="default"/>
-          <w:b w:val="0"/>
-          <w:bCs w:val="0"/>
-          <w:lang w:val="en-US" w:eastAsia="zh-CN"/>
-        </w:rPr>
-        <w:t>ok: [node1] =&gt; (item=tar)</w:t>
-      </w:r>
-    </w:p>
-    <w:p>
-      <w:pPr>
-        <w:rPr>
-          <w:rFonts w:hint="default"/>
-          <w:b w:val="0"/>
-          <w:bCs w:val="0"/>
-          <w:lang w:val="en-US" w:eastAsia="zh-CN"/>
-        </w:rPr>
-      </w:pPr>
-      <w:r>
-        <w:rPr>
-          <w:rFonts w:hint="default"/>
-          <w:b w:val="0"/>
-          <w:bCs w:val="0"/>
-          <w:lang w:val="en-US" w:eastAsia="zh-CN"/>
-        </w:rPr>
-        <w:t>ok: [node1] =&gt; (item=openssl)</w:t>
-      </w:r>
-    </w:p>
-    <w:p>
-      <w:pPr>
-        <w:rPr>
-          <w:rFonts w:hint="default"/>
-          <w:b w:val="0"/>
-          <w:bCs w:val="0"/>
-          <w:lang w:val="en-US" w:eastAsia="zh-CN"/>
-        </w:rPr>
-      </w:pPr>
-      <w:r>
-        <w:rPr>
-          <w:rFonts w:hint="default"/>
-          <w:b w:val="0"/>
-          <w:bCs w:val="0"/>
-          <w:lang w:val="en-US" w:eastAsia="zh-CN"/>
-        </w:rPr>
-        <w:t>ok: [node2] =&gt; (item=openssl)</w:t>
-      </w:r>
-    </w:p>
-    <w:p>
-      <w:pPr>
-        <w:rPr>
-          <w:rFonts w:hint="default"/>
-          <w:b w:val="0"/>
-          <w:bCs w:val="0"/>
-          <w:lang w:val="en-US" w:eastAsia="zh-CN"/>
-        </w:rPr>
-      </w:pPr>
-      <w:r>
-        <w:rPr>
-          <w:rFonts w:hint="default"/>
-          <w:b w:val="0"/>
-          <w:bCs w:val="0"/>
-          <w:lang w:val="en-US" w:eastAsia="zh-CN"/>
-        </w:rPr>
-        <w:t>ok: [node1] =&gt; (item=httpd)</w:t>
-      </w:r>
-    </w:p>
-    <w:p>
-      <w:pPr>
-        <w:rPr>
-          <w:rFonts w:hint="default"/>
-          <w:b w:val="0"/>
-          <w:bCs w:val="0"/>
-          <w:lang w:val="en-US" w:eastAsia="zh-CN"/>
-        </w:rPr>
-      </w:pPr>
-      <w:r>
-        <w:rPr>
-          <w:rFonts w:hint="default"/>
-          <w:b w:val="0"/>
-          <w:bCs w:val="0"/>
-          <w:lang w:val="en-US" w:eastAsia="zh-CN"/>
-        </w:rPr>
-        <w:t>ok: [node2] =&gt; (item=httpd)</w:t>
-      </w:r>
-    </w:p>
-    <w:p>
-      <w:pPr>
-        <w:rPr>
-          <w:rFonts w:hint="default"/>
-          <w:b w:val="0"/>
-          <w:bCs w:val="0"/>
-          <w:lang w:val="en-US" w:eastAsia="zh-CN"/>
-        </w:rPr>
-      </w:pPr>
-    </w:p>
-    <w:p>
-      <w:pPr>
-        <w:rPr>
-          <w:rFonts w:hint="default"/>
-          <w:b w:val="0"/>
-          <w:bCs w:val="0"/>
-          <w:lang w:val="en-US" w:eastAsia="zh-CN"/>
-        </w:rPr>
-      </w:pPr>
-      <w:r>
-        <w:rPr>
-          <w:rFonts w:hint="default"/>
-          <w:b w:val="0"/>
-          <w:bCs w:val="0"/>
-          <w:lang w:val="en-US" w:eastAsia="zh-CN"/>
-        </w:rPr>
-        <w:t>TASK [v2ray : Execute Xray installation script] ********************************</w:t>
-      </w:r>
-    </w:p>
-    <w:p>
-      <w:pPr>
-        <w:rPr>
-          <w:rFonts w:hint="default"/>
-          <w:b w:val="0"/>
-          <w:bCs w:val="0"/>
-          <w:lang w:val="en-US" w:eastAsia="zh-CN"/>
-        </w:rPr>
-      </w:pPr>
-      <w:r>
-        <w:rPr>
-          <w:rFonts w:hint="default"/>
-          <w:b w:val="0"/>
-          <w:bCs w:val="0"/>
-          <w:lang w:val="en-US" w:eastAsia="zh-CN"/>
-        </w:rPr>
-        <w:t>ok: [node1]</w:t>
-      </w:r>
-    </w:p>
-    <w:p>
-      <w:pPr>
-        <w:rPr>
-          <w:rFonts w:hint="default"/>
-          <w:b w:val="0"/>
-          <w:bCs w:val="0"/>
-          <w:lang w:val="en-US" w:eastAsia="zh-CN"/>
-        </w:rPr>
-      </w:pPr>
-      <w:r>
-        <w:rPr>
-          <w:rFonts w:hint="default"/>
-          <w:b w:val="0"/>
-          <w:bCs w:val="0"/>
-          <w:lang w:val="en-US" w:eastAsia="zh-CN"/>
-        </w:rPr>
-        <w:t>ok: [node2]</w:t>
-      </w:r>
-    </w:p>
-    <w:p>
-      <w:pPr>
-        <w:rPr>
-          <w:rFonts w:hint="default"/>
-          <w:b w:val="0"/>
-          <w:bCs w:val="0"/>
-          <w:lang w:val="en-US" w:eastAsia="zh-CN"/>
-        </w:rPr>
-      </w:pPr>
-    </w:p>
-    <w:p>
-      <w:pPr>
-        <w:rPr>
-          <w:rFonts w:hint="default"/>
-          <w:b w:val="0"/>
-          <w:bCs w:val="0"/>
-          <w:lang w:val="en-US" w:eastAsia="zh-CN"/>
-        </w:rPr>
-      </w:pPr>
-      <w:r>
-        <w:rPr>
-          <w:rFonts w:hint="default"/>
-          <w:b w:val="0"/>
-          <w:bCs w:val="0"/>
-          <w:lang w:val="en-US" w:eastAsia="zh-CN"/>
-        </w:rPr>
-        <w:t>TASK [v2ray : install Xray] ****************************************************</w:t>
-      </w:r>
-    </w:p>
-    <w:p>
-      <w:pPr>
-        <w:rPr>
-          <w:rFonts w:hint="default"/>
-          <w:b w:val="0"/>
-          <w:bCs w:val="0"/>
-          <w:lang w:val="en-US" w:eastAsia="zh-CN"/>
-        </w:rPr>
-      </w:pPr>
-      <w:r>
-        <w:rPr>
-          <w:rFonts w:hint="default"/>
-          <w:b w:val="0"/>
-          <w:bCs w:val="0"/>
-          <w:lang w:val="en-US" w:eastAsia="zh-CN"/>
-        </w:rPr>
-        <w:t>changed: [node1]</w:t>
-      </w:r>
-    </w:p>
-    <w:p>
-      <w:pPr>
-        <w:rPr>
-          <w:rFonts w:hint="default"/>
-          <w:b w:val="0"/>
-          <w:bCs w:val="0"/>
-          <w:lang w:val="en-US" w:eastAsia="zh-CN"/>
-        </w:rPr>
-      </w:pPr>
-      <w:r>
-        <w:rPr>
-          <w:rFonts w:hint="default"/>
-          <w:b w:val="0"/>
-          <w:bCs w:val="0"/>
-          <w:lang w:val="en-US" w:eastAsia="zh-CN"/>
-        </w:rPr>
-        <w:t>changed: [node2]</w:t>
-      </w:r>
-    </w:p>
-    <w:p>
-      <w:pPr>
-        <w:rPr>
-          <w:rFonts w:hint="default"/>
-          <w:b w:val="0"/>
-          <w:bCs w:val="0"/>
-          <w:lang w:val="en-US" w:eastAsia="zh-CN"/>
-        </w:rPr>
-      </w:pPr>
-    </w:p>
-    <w:p>
-      <w:pPr>
-        <w:rPr>
-          <w:rFonts w:hint="default"/>
-          <w:b w:val="0"/>
-          <w:bCs w:val="0"/>
-          <w:lang w:val="en-US" w:eastAsia="zh-CN"/>
-        </w:rPr>
-      </w:pPr>
-      <w:r>
-        <w:rPr>
-          <w:rFonts w:hint="default"/>
-          <w:b w:val="0"/>
-          <w:bCs w:val="0"/>
-          <w:lang w:val="en-US" w:eastAsia="zh-CN"/>
-        </w:rPr>
-        <w:t>TASK [v2ray : Get Xray version] ************************************************</w:t>
-      </w:r>
-    </w:p>
-    <w:p>
-      <w:pPr>
-        <w:rPr>
-          <w:rFonts w:hint="default"/>
-          <w:b w:val="0"/>
-          <w:bCs w:val="0"/>
-          <w:lang w:val="en-US" w:eastAsia="zh-CN"/>
-        </w:rPr>
-      </w:pPr>
-      <w:r>
-        <w:rPr>
-          <w:rFonts w:hint="default"/>
-          <w:b w:val="0"/>
-          <w:bCs w:val="0"/>
-          <w:lang w:val="en-US" w:eastAsia="zh-CN"/>
-        </w:rPr>
-        <w:t>ok: [node2]</w:t>
-      </w:r>
-    </w:p>
-    <w:p>
-      <w:pPr>
-        <w:rPr>
-          <w:rFonts w:hint="default"/>
-          <w:b w:val="0"/>
-          <w:bCs w:val="0"/>
-          <w:lang w:val="en-US" w:eastAsia="zh-CN"/>
-        </w:rPr>
-      </w:pPr>
-      <w:r>
-        <w:rPr>
-          <w:rFonts w:hint="default"/>
-          <w:b w:val="0"/>
-          <w:bCs w:val="0"/>
-          <w:lang w:val="en-US" w:eastAsia="zh-CN"/>
-        </w:rPr>
-        <w:t>ok: [node1]</w:t>
-      </w:r>
-    </w:p>
-    <w:p>
-      <w:pPr>
-        <w:rPr>
-          <w:rFonts w:hint="default"/>
-          <w:b w:val="0"/>
-          <w:bCs w:val="0"/>
-          <w:lang w:val="en-US" w:eastAsia="zh-CN"/>
-        </w:rPr>
-      </w:pPr>
-    </w:p>
-    <w:p>
-      <w:pPr>
-        <w:rPr>
-          <w:rFonts w:hint="default"/>
-          <w:b w:val="0"/>
-          <w:bCs w:val="0"/>
-          <w:lang w:val="en-US" w:eastAsia="zh-CN"/>
-        </w:rPr>
-      </w:pPr>
-      <w:r>
-        <w:rPr>
-          <w:rFonts w:hint="default"/>
-          <w:b w:val="0"/>
-          <w:bCs w:val="0"/>
-          <w:lang w:val="en-US" w:eastAsia="zh-CN"/>
-        </w:rPr>
-        <w:t>TASK [v2ray : Generate Xray UUID] **********************************************</w:t>
-      </w:r>
-    </w:p>
-    <w:p>
-      <w:pPr>
-        <w:rPr>
-          <w:rFonts w:hint="default"/>
-          <w:b w:val="0"/>
-          <w:bCs w:val="0"/>
-          <w:lang w:val="en-US" w:eastAsia="zh-CN"/>
-        </w:rPr>
-      </w:pPr>
-      <w:r>
-        <w:rPr>
-          <w:rFonts w:hint="default"/>
-          <w:b w:val="0"/>
-          <w:bCs w:val="0"/>
-          <w:lang w:val="en-US" w:eastAsia="zh-CN"/>
-        </w:rPr>
-        <w:t>ok: [node1]</w:t>
-      </w:r>
-    </w:p>
-    <w:p>
-      <w:pPr>
-        <w:rPr>
-          <w:rFonts w:hint="default"/>
-          <w:b w:val="0"/>
-          <w:bCs w:val="0"/>
-          <w:lang w:val="en-US" w:eastAsia="zh-CN"/>
-        </w:rPr>
-      </w:pPr>
-      <w:r>
-        <w:rPr>
-          <w:rFonts w:hint="default"/>
-          <w:b w:val="0"/>
-          <w:bCs w:val="0"/>
-          <w:lang w:val="en-US" w:eastAsia="zh-CN"/>
-        </w:rPr>
-        <w:t>ok: [node2]</w:t>
-      </w:r>
-    </w:p>
-    <w:p>
-      <w:pPr>
-        <w:rPr>
-          <w:rFonts w:hint="default"/>
-          <w:b w:val="0"/>
-          <w:bCs w:val="0"/>
-          <w:lang w:val="en-US" w:eastAsia="zh-CN"/>
-        </w:rPr>
-      </w:pPr>
-    </w:p>
-    <w:p>
-      <w:pPr>
-        <w:rPr>
-          <w:rFonts w:hint="default"/>
-          <w:b w:val="0"/>
-          <w:bCs w:val="0"/>
-          <w:lang w:val="en-US" w:eastAsia="zh-CN"/>
-        </w:rPr>
-      </w:pPr>
-      <w:r>
-        <w:rPr>
-          <w:rFonts w:hint="default"/>
-          <w:b w:val="0"/>
-          <w:bCs w:val="0"/>
-          <w:lang w:val="en-US" w:eastAsia="zh-CN"/>
-        </w:rPr>
-        <w:t>TASK [v2ray : Generate x25519 key pair] ****************************************</w:t>
-      </w:r>
-    </w:p>
-    <w:p>
-      <w:pPr>
-        <w:rPr>
-          <w:rFonts w:hint="default"/>
-          <w:b w:val="0"/>
-          <w:bCs w:val="0"/>
-          <w:lang w:val="en-US" w:eastAsia="zh-CN"/>
-        </w:rPr>
-      </w:pPr>
-      <w:r>
-        <w:rPr>
-          <w:rFonts w:hint="default"/>
-          <w:b w:val="0"/>
-          <w:bCs w:val="0"/>
-          <w:lang w:val="en-US" w:eastAsia="zh-CN"/>
-        </w:rPr>
-        <w:t>ok: [node1]</w:t>
-      </w:r>
-    </w:p>
-    <w:p>
-      <w:pPr>
-        <w:rPr>
-          <w:rFonts w:hint="default"/>
-          <w:b w:val="0"/>
-          <w:bCs w:val="0"/>
-          <w:lang w:val="en-US" w:eastAsia="zh-CN"/>
-        </w:rPr>
-      </w:pPr>
-      <w:r>
-        <w:rPr>
-          <w:rFonts w:hint="default"/>
-          <w:b w:val="0"/>
-          <w:bCs w:val="0"/>
-          <w:lang w:val="en-US" w:eastAsia="zh-CN"/>
-        </w:rPr>
-        <w:t>ok: [node2]</w:t>
-      </w:r>
-    </w:p>
-    <w:p>
-      <w:pPr>
-        <w:rPr>
-          <w:rFonts w:hint="default"/>
-          <w:b w:val="0"/>
-          <w:bCs w:val="0"/>
-          <w:lang w:val="en-US" w:eastAsia="zh-CN"/>
-        </w:rPr>
-      </w:pPr>
-    </w:p>
-    <w:p>
-      <w:pPr>
-        <w:rPr>
-          <w:rFonts w:hint="default"/>
-          <w:b w:val="0"/>
-          <w:bCs w:val="0"/>
-          <w:lang w:val="en-US" w:eastAsia="zh-CN"/>
-        </w:rPr>
-      </w:pPr>
-      <w:r>
-        <w:rPr>
-          <w:rFonts w:hint="default"/>
-          <w:b w:val="0"/>
-          <w:bCs w:val="0"/>
-          <w:lang w:val="en-US" w:eastAsia="zh-CN"/>
-        </w:rPr>
-        <w:t>TASK [v2ray : Generate ShortID] ************************************************</w:t>
-      </w:r>
-    </w:p>
-    <w:p>
-      <w:pPr>
-        <w:rPr>
-          <w:rFonts w:hint="default"/>
-          <w:b w:val="0"/>
-          <w:bCs w:val="0"/>
-          <w:lang w:val="en-US" w:eastAsia="zh-CN"/>
-        </w:rPr>
-      </w:pPr>
-      <w:r>
-        <w:rPr>
-          <w:rFonts w:hint="default"/>
-          <w:b w:val="0"/>
-          <w:bCs w:val="0"/>
-          <w:lang w:val="en-US" w:eastAsia="zh-CN"/>
-        </w:rPr>
-        <w:t>ok: [node2]</w:t>
-      </w:r>
-    </w:p>
-    <w:p>
-      <w:pPr>
-        <w:rPr>
-          <w:rFonts w:hint="default"/>
-          <w:b w:val="0"/>
-          <w:bCs w:val="0"/>
-          <w:lang w:val="en-US" w:eastAsia="zh-CN"/>
-        </w:rPr>
-      </w:pPr>
-      <w:r>
-        <w:rPr>
-          <w:rFonts w:hint="default"/>
-          <w:b w:val="0"/>
-          <w:bCs w:val="0"/>
-          <w:lang w:val="en-US" w:eastAsia="zh-CN"/>
-        </w:rPr>
-        <w:t>ok: [node1]</w:t>
-      </w:r>
-    </w:p>
-    <w:p>
-      <w:pPr>
-        <w:rPr>
-          <w:rFonts w:hint="default"/>
-          <w:b w:val="0"/>
-          <w:bCs w:val="0"/>
-          <w:lang w:val="en-US" w:eastAsia="zh-CN"/>
-        </w:rPr>
-      </w:pPr>
-    </w:p>
-    <w:p>
-      <w:pPr>
-        <w:rPr>
-          <w:rFonts w:hint="default"/>
-          <w:b w:val="0"/>
-          <w:bCs w:val="0"/>
-          <w:lang w:val="en-US" w:eastAsia="zh-CN"/>
-        </w:rPr>
-      </w:pPr>
-      <w:r>
-        <w:rPr>
-          <w:rFonts w:hint="default"/>
-          <w:b w:val="0"/>
-          <w:bCs w:val="0"/>
-          <w:lang w:val="en-US" w:eastAsia="zh-CN"/>
-        </w:rPr>
-        <w:t>TASK [v2ray : Get server public IP] ********************************************</w:t>
-      </w:r>
-    </w:p>
-    <w:p>
-      <w:pPr>
-        <w:rPr>
-          <w:rFonts w:hint="default"/>
-          <w:b w:val="0"/>
-          <w:bCs w:val="0"/>
-          <w:lang w:val="en-US" w:eastAsia="zh-CN"/>
-        </w:rPr>
-      </w:pPr>
-      <w:r>
-        <w:rPr>
-          <w:rFonts w:hint="default"/>
-          <w:b w:val="0"/>
-          <w:bCs w:val="0"/>
-          <w:lang w:val="en-US" w:eastAsia="zh-CN"/>
-        </w:rPr>
-        <w:t>ok: [node2]</w:t>
-      </w:r>
-    </w:p>
-    <w:p>
-      <w:pPr>
-        <w:rPr>
-          <w:rFonts w:hint="default"/>
-          <w:b w:val="0"/>
-          <w:bCs w:val="0"/>
-          <w:lang w:val="en-US" w:eastAsia="zh-CN"/>
-        </w:rPr>
-      </w:pPr>
-      <w:r>
-        <w:rPr>
-          <w:rFonts w:hint="default"/>
-          <w:b w:val="0"/>
-          <w:bCs w:val="0"/>
-          <w:lang w:val="en-US" w:eastAsia="zh-CN"/>
-        </w:rPr>
-        <w:t>ok: [node1]</w:t>
-      </w:r>
-    </w:p>
-    <w:p>
-      <w:pPr>
-        <w:rPr>
-          <w:rFonts w:hint="default"/>
-          <w:b w:val="0"/>
-          <w:bCs w:val="0"/>
-          <w:lang w:val="en-US" w:eastAsia="zh-CN"/>
-        </w:rPr>
-      </w:pPr>
-    </w:p>
-    <w:p>
-      <w:pPr>
-        <w:rPr>
-          <w:rFonts w:hint="default"/>
-          <w:b w:val="0"/>
-          <w:bCs w:val="0"/>
-          <w:lang w:val="en-US" w:eastAsia="zh-CN"/>
-        </w:rPr>
-      </w:pPr>
-      <w:r>
-        <w:rPr>
-          <w:rFonts w:hint="default"/>
-          <w:b w:val="0"/>
-          <w:bCs w:val="0"/>
-          <w:lang w:val="en-US" w:eastAsia="zh-CN"/>
-        </w:rPr>
-        <w:t>TASK [v2ray : Parse and set facts] *********************************************</w:t>
-      </w:r>
-    </w:p>
-    <w:p>
-      <w:pPr>
-        <w:rPr>
-          <w:rFonts w:hint="default"/>
-          <w:b w:val="0"/>
-          <w:bCs w:val="0"/>
-          <w:lang w:val="en-US" w:eastAsia="zh-CN"/>
-        </w:rPr>
-      </w:pPr>
-      <w:r>
-        <w:rPr>
-          <w:rFonts w:hint="default"/>
-          <w:b w:val="0"/>
-          <w:bCs w:val="0"/>
-          <w:lang w:val="en-US" w:eastAsia="zh-CN"/>
-        </w:rPr>
-        <w:t>ok: [node1]</w:t>
-      </w:r>
-    </w:p>
-    <w:p>
-      <w:pPr>
-        <w:rPr>
-          <w:rFonts w:hint="default"/>
-          <w:b w:val="0"/>
-          <w:bCs w:val="0"/>
-          <w:lang w:val="en-US" w:eastAsia="zh-CN"/>
-        </w:rPr>
-      </w:pPr>
-      <w:r>
-        <w:rPr>
-          <w:rFonts w:hint="default"/>
-          <w:b w:val="0"/>
-          <w:bCs w:val="0"/>
-          <w:lang w:val="en-US" w:eastAsia="zh-CN"/>
-        </w:rPr>
-        <w:t>ok: [node2]</w:t>
-      </w:r>
-    </w:p>
-    <w:p>
-      <w:pPr>
-        <w:rPr>
-          <w:rFonts w:hint="default"/>
-          <w:b w:val="0"/>
-          <w:bCs w:val="0"/>
-          <w:lang w:val="en-US" w:eastAsia="zh-CN"/>
-        </w:rPr>
-      </w:pPr>
-    </w:p>
-    <w:p>
-      <w:pPr>
-        <w:rPr>
-          <w:rFonts w:hint="default"/>
-          <w:b w:val="0"/>
-          <w:bCs w:val="0"/>
-          <w:lang w:val="en-US" w:eastAsia="zh-CN"/>
-        </w:rPr>
-      </w:pPr>
-      <w:r>
-        <w:rPr>
-          <w:rFonts w:hint="default"/>
-          <w:b w:val="0"/>
-          <w:bCs w:val="0"/>
-          <w:lang w:val="en-US" w:eastAsia="zh-CN"/>
-        </w:rPr>
-        <w:t>TASK [v2ray : Print generated variables] ***************************************</w:t>
-      </w:r>
-    </w:p>
-    <w:p>
-      <w:pPr>
-        <w:rPr>
-          <w:rFonts w:hint="default"/>
-          <w:b w:val="0"/>
-          <w:bCs w:val="0"/>
-          <w:lang w:val="en-US" w:eastAsia="zh-CN"/>
-        </w:rPr>
-      </w:pPr>
-      <w:r>
-        <w:rPr>
-          <w:rFonts w:hint="default"/>
-          <w:b w:val="0"/>
-          <w:bCs w:val="0"/>
-          <w:lang w:val="en-US" w:eastAsia="zh-CN"/>
-        </w:rPr>
-        <w:t>ok: [node1] =&gt; {</w:t>
-      </w:r>
-    </w:p>
-    <w:p>
-      <w:pPr>
-        <w:rPr>
-          <w:rFonts w:hint="default"/>
-          <w:b w:val="0"/>
-          <w:bCs w:val="0"/>
-          <w:lang w:val="en-US" w:eastAsia="zh-CN"/>
-        </w:rPr>
-      </w:pPr>
-      <w:r>
-        <w:rPr>
-          <w:rFonts w:hint="default"/>
-          <w:b w:val="0"/>
-          <w:bCs w:val="0"/>
-          <w:lang w:val="en-US" w:eastAsia="zh-CN"/>
-        </w:rPr>
-        <w:t xml:space="preserve">    "msg": [</w:t>
-      </w:r>
-    </w:p>
-    <w:p>
-      <w:pPr>
-        <w:rPr>
-          <w:rFonts w:hint="default"/>
-          <w:b w:val="0"/>
-          <w:bCs w:val="0"/>
-          <w:lang w:val="en-US" w:eastAsia="zh-CN"/>
-        </w:rPr>
-      </w:pPr>
-      <w:r>
-        <w:rPr>
-          <w:rFonts w:hint="default"/>
-          <w:b w:val="0"/>
-          <w:bCs w:val="0"/>
-          <w:lang w:val="en-US" w:eastAsia="zh-CN"/>
-        </w:rPr>
-        <w:t xml:space="preserve">        "Xray 版本: Xray 26.3.27 (Xray, Penetrates Everything.) d2758a0 (go1.26.1 linux/amd64)",</w:t>
-      </w:r>
-    </w:p>
-    <w:p>
-      <w:pPr>
-        <w:rPr>
-          <w:rFonts w:hint="default"/>
-          <w:b w:val="0"/>
-          <w:bCs w:val="0"/>
-          <w:lang w:val="en-US" w:eastAsia="zh-CN"/>
-        </w:rPr>
-      </w:pPr>
-      <w:r>
-        <w:rPr>
-          <w:rFonts w:hint="default"/>
-          <w:b w:val="0"/>
-          <w:bCs w:val="0"/>
-          <w:lang w:val="en-US" w:eastAsia="zh-CN"/>
-        </w:rPr>
-        <w:t xml:space="preserve">        "公网 IP: 8.211.179.48",</w:t>
-      </w:r>
-    </w:p>
-    <w:p>
-      <w:pPr>
-        <w:rPr>
-          <w:rFonts w:hint="default"/>
-          <w:b w:val="0"/>
-          <w:bCs w:val="0"/>
-          <w:lang w:val="en-US" w:eastAsia="zh-CN"/>
-        </w:rPr>
-      </w:pPr>
-      <w:r>
-        <w:rPr>
-          <w:rFonts w:hint="default"/>
-          <w:b w:val="0"/>
-          <w:bCs w:val="0"/>
-          <w:lang w:val="en-US" w:eastAsia="zh-CN"/>
-        </w:rPr>
-        <w:t xml:space="preserve">        "UUID: 4f660371-80db-45ed-91c1-9cf4f0dcc5ad",</w:t>
-      </w:r>
-    </w:p>
-    <w:p>
-      <w:pPr>
-        <w:rPr>
-          <w:rFonts w:hint="default"/>
-          <w:b w:val="0"/>
-          <w:bCs w:val="0"/>
-          <w:lang w:val="en-US" w:eastAsia="zh-CN"/>
-        </w:rPr>
-      </w:pPr>
-      <w:r>
-        <w:rPr>
-          <w:rFonts w:hint="default"/>
-          <w:b w:val="0"/>
-          <w:bCs w:val="0"/>
-          <w:lang w:val="en-US" w:eastAsia="zh-CN"/>
-        </w:rPr>
-        <w:t xml:space="preserve">        "私钥 (填服务端): oA3uFb3k0W7WtErrsXx9C99u47Z1vxtLj29IKECzjlM",</w:t>
-      </w:r>
-    </w:p>
-    <w:p>
-      <w:pPr>
-        <w:rPr>
-          <w:rFonts w:hint="default"/>
-          <w:b w:val="0"/>
-          <w:bCs w:val="0"/>
-          <w:lang w:val="en-US" w:eastAsia="zh-CN"/>
-        </w:rPr>
-      </w:pPr>
-      <w:r>
-        <w:rPr>
-          <w:rFonts w:hint="default"/>
-          <w:b w:val="0"/>
-          <w:bCs w:val="0"/>
-          <w:lang w:val="en-US" w:eastAsia="zh-CN"/>
-        </w:rPr>
-        <w:t xml:space="preserve">        "公钥 (填客户端): YxetcWhTwxizd8OMXD0QpxbfaEIvgH5pSK_NhQnFv34",</w:t>
-      </w:r>
-    </w:p>
-    <w:p>
-      <w:pPr>
-        <w:rPr>
-          <w:rFonts w:hint="default"/>
-          <w:b w:val="0"/>
-          <w:bCs w:val="0"/>
-          <w:lang w:val="en-US" w:eastAsia="zh-CN"/>
-        </w:rPr>
-      </w:pPr>
-      <w:r>
-        <w:rPr>
-          <w:rFonts w:hint="default"/>
-          <w:b w:val="0"/>
-          <w:bCs w:val="0"/>
-          <w:lang w:val="en-US" w:eastAsia="zh-CN"/>
-        </w:rPr>
-        <w:t xml:space="preserve">        "ShortID: 17d883962af85aa8",</w:t>
-      </w:r>
-    </w:p>
-    <w:p>
-      <w:pPr>
-        <w:rPr>
-          <w:rFonts w:hint="default"/>
-          <w:b w:val="0"/>
-          <w:bCs w:val="0"/>
-          <w:lang w:val="en-US" w:eastAsia="zh-CN"/>
-        </w:rPr>
-      </w:pPr>
-      <w:r>
-        <w:rPr>
-          <w:rFonts w:hint="default"/>
-          <w:b w:val="0"/>
-          <w:bCs w:val="0"/>
-          <w:lang w:val="en-US" w:eastAsia="zh-CN"/>
-        </w:rPr>
-        <w:t xml:space="preserve">        "Clash 订阅地址: http://8.211.179.48/clash.yaml"</w:t>
-      </w:r>
-    </w:p>
-    <w:p>
-      <w:pPr>
-        <w:rPr>
-          <w:rFonts w:hint="default"/>
-          <w:b w:val="0"/>
-          <w:bCs w:val="0"/>
-          <w:lang w:val="en-US" w:eastAsia="zh-CN"/>
-        </w:rPr>
-      </w:pPr>
-      <w:r>
-        <w:rPr>
-          <w:rFonts w:hint="default"/>
-          <w:b w:val="0"/>
-          <w:bCs w:val="0"/>
-          <w:lang w:val="en-US" w:eastAsia="zh-CN"/>
-        </w:rPr>
-        <w:t xml:space="preserve">    ]</w:t>
-      </w:r>
-    </w:p>
-    <w:p>
-      <w:pPr>
-        <w:rPr>
-          <w:rFonts w:hint="default"/>
-          <w:b w:val="0"/>
-          <w:bCs w:val="0"/>
-          <w:lang w:val="en-US" w:eastAsia="zh-CN"/>
-        </w:rPr>
-      </w:pPr>
-      <w:r>
-        <w:rPr>
-          <w:rFonts w:hint="default"/>
-          <w:b w:val="0"/>
-          <w:bCs w:val="0"/>
-          <w:lang w:val="en-US" w:eastAsia="zh-CN"/>
-        </w:rPr>
-        <w:t>}</w:t>
-      </w:r>
-    </w:p>
-    <w:p>
-      <w:pPr>
-        <w:rPr>
-          <w:rFonts w:hint="default"/>
-          <w:b w:val="0"/>
-          <w:bCs w:val="0"/>
-          <w:lang w:val="en-US" w:eastAsia="zh-CN"/>
-        </w:rPr>
-      </w:pPr>
-      <w:r>
-        <w:rPr>
-          <w:rFonts w:hint="default"/>
-          <w:b w:val="0"/>
-          <w:bCs w:val="0"/>
-          <w:lang w:val="en-US" w:eastAsia="zh-CN"/>
-        </w:rPr>
-        <w:t>ok: [node2] =&gt; {</w:t>
-      </w:r>
-    </w:p>
-    <w:p>
-      <w:pPr>
-        <w:rPr>
-          <w:rFonts w:hint="default"/>
-          <w:b w:val="0"/>
-          <w:bCs w:val="0"/>
-          <w:lang w:val="en-US" w:eastAsia="zh-CN"/>
-        </w:rPr>
-      </w:pPr>
-      <w:r>
-        <w:rPr>
-          <w:rFonts w:hint="default"/>
-          <w:b w:val="0"/>
-          <w:bCs w:val="0"/>
-          <w:lang w:val="en-US" w:eastAsia="zh-CN"/>
-        </w:rPr>
-        <w:t xml:space="preserve">    "msg": [</w:t>
-      </w:r>
-    </w:p>
-    <w:p>
-      <w:pPr>
-        <w:rPr>
-          <w:rFonts w:hint="default"/>
-          <w:b w:val="0"/>
-          <w:bCs w:val="0"/>
-          <w:lang w:val="en-US" w:eastAsia="zh-CN"/>
-        </w:rPr>
-      </w:pPr>
-      <w:r>
-        <w:rPr>
-          <w:rFonts w:hint="default"/>
-          <w:b w:val="0"/>
-          <w:bCs w:val="0"/>
-          <w:lang w:val="en-US" w:eastAsia="zh-CN"/>
-        </w:rPr>
-        <w:t xml:space="preserve">        "Xray 版本: Xray 26.3.27 (Xray, Penetrates Everything.) d2758a0 (go1.26.1 linux/amd64)",</w:t>
-      </w:r>
-    </w:p>
-    <w:p>
-      <w:pPr>
-        <w:rPr>
-          <w:rFonts w:hint="default"/>
-          <w:b w:val="0"/>
-          <w:bCs w:val="0"/>
-          <w:lang w:val="en-US" w:eastAsia="zh-CN"/>
-        </w:rPr>
-      </w:pPr>
-      <w:r>
-        <w:rPr>
-          <w:rFonts w:hint="default"/>
-          <w:b w:val="0"/>
-          <w:bCs w:val="0"/>
-          <w:lang w:val="en-US" w:eastAsia="zh-CN"/>
-        </w:rPr>
-        <w:t xml:space="preserve">        "公网 IP: 8.216.43.96",</w:t>
-      </w:r>
-    </w:p>
-    <w:p>
-      <w:pPr>
-        <w:rPr>
-          <w:rFonts w:hint="default"/>
-          <w:b w:val="0"/>
-          <w:bCs w:val="0"/>
-          <w:lang w:val="en-US" w:eastAsia="zh-CN"/>
-        </w:rPr>
-      </w:pPr>
-      <w:r>
-        <w:rPr>
-          <w:rFonts w:hint="default"/>
-          <w:b w:val="0"/>
-          <w:bCs w:val="0"/>
-          <w:lang w:val="en-US" w:eastAsia="zh-CN"/>
-        </w:rPr>
-        <w:t xml:space="preserve">        "UUID: 924280a2-00fe-4801-9e70-b08bc8b09e5b",</w:t>
-      </w:r>
-    </w:p>
-    <w:p>
-      <w:pPr>
-        <w:rPr>
-          <w:rFonts w:hint="default"/>
-          <w:b w:val="0"/>
-          <w:bCs w:val="0"/>
-          <w:lang w:val="en-US" w:eastAsia="zh-CN"/>
-        </w:rPr>
-      </w:pPr>
-      <w:r>
-        <w:rPr>
-          <w:rFonts w:hint="default"/>
-          <w:b w:val="0"/>
-          <w:bCs w:val="0"/>
-          <w:lang w:val="en-US" w:eastAsia="zh-CN"/>
-        </w:rPr>
-        <w:t xml:space="preserve">        "私钥 (填服务端): uJIxbAZiveXV_XSmDZ6qji3NfgN8S9Y7ZIzxEgbsDVg",</w:t>
-      </w:r>
-    </w:p>
-    <w:p>
-      <w:pPr>
-        <w:rPr>
-          <w:rFonts w:hint="default"/>
-          <w:b w:val="0"/>
-          <w:bCs w:val="0"/>
-          <w:lang w:val="en-US" w:eastAsia="zh-CN"/>
-        </w:rPr>
-      </w:pPr>
-      <w:r>
-        <w:rPr>
-          <w:rFonts w:hint="default"/>
-          <w:b w:val="0"/>
-          <w:bCs w:val="0"/>
-          <w:lang w:val="en-US" w:eastAsia="zh-CN"/>
-        </w:rPr>
-        <w:t xml:space="preserve">        "公钥 (填客户端): jFEtuBy8IpyWsoGTOkiiduCKR0vlI5hfrKv6B88Hjm4",</w:t>
-      </w:r>
-    </w:p>
-    <w:p>
-      <w:pPr>
-        <w:rPr>
-          <w:rFonts w:hint="default"/>
-          <w:b w:val="0"/>
-          <w:bCs w:val="0"/>
-          <w:lang w:val="en-US" w:eastAsia="zh-CN"/>
-        </w:rPr>
-      </w:pPr>
-      <w:r>
-        <w:rPr>
-          <w:rFonts w:hint="default"/>
-          <w:b w:val="0"/>
-          <w:bCs w:val="0"/>
-          <w:lang w:val="en-US" w:eastAsia="zh-CN"/>
-        </w:rPr>
-        <w:t xml:space="preserve">        "ShortID: 3705c0fb80934ee3",</w:t>
-      </w:r>
-    </w:p>
-    <w:p>
-      <w:pPr>
-        <w:rPr>
-          <w:rFonts w:hint="default"/>
-          <w:b w:val="0"/>
-          <w:bCs w:val="0"/>
-          <w:lang w:val="en-US" w:eastAsia="zh-CN"/>
-        </w:rPr>
-      </w:pPr>
-      <w:r>
-        <w:rPr>
-          <w:rFonts w:hint="default"/>
-          <w:b w:val="0"/>
-          <w:bCs w:val="0"/>
-          <w:lang w:val="en-US" w:eastAsia="zh-CN"/>
-        </w:rPr>
-        <w:t xml:space="preserve">        "Clash 订阅地址: http://8.216.43.96/clash.yaml"</w:t>
-      </w:r>
-    </w:p>
-    <w:p>
-      <w:pPr>
-        <w:rPr>
-          <w:rFonts w:hint="default"/>
-          <w:b w:val="0"/>
-          <w:bCs w:val="0"/>
-          <w:lang w:val="en-US" w:eastAsia="zh-CN"/>
-        </w:rPr>
-      </w:pPr>
-      <w:r>
-        <w:rPr>
-          <w:rFonts w:hint="default"/>
-          <w:b w:val="0"/>
-          <w:bCs w:val="0"/>
-          <w:lang w:val="en-US" w:eastAsia="zh-CN"/>
-        </w:rPr>
-        <w:t xml:space="preserve">    ]</w:t>
-      </w:r>
-    </w:p>
-    <w:p>
-      <w:pPr>
-        <w:rPr>
-          <w:rFonts w:hint="default"/>
-          <w:b w:val="0"/>
-          <w:bCs w:val="0"/>
-          <w:lang w:val="en-US" w:eastAsia="zh-CN"/>
-        </w:rPr>
-      </w:pPr>
-      <w:r>
-        <w:rPr>
-          <w:rFonts w:hint="default"/>
-          <w:b w:val="0"/>
-          <w:bCs w:val="0"/>
-          <w:lang w:val="en-US" w:eastAsia="zh-CN"/>
-        </w:rPr>
-        <w:t>}</w:t>
-      </w:r>
-    </w:p>
-    <w:p>
-      <w:pPr>
-        <w:rPr>
-          <w:rFonts w:hint="default"/>
-          <w:b w:val="0"/>
-          <w:bCs w:val="0"/>
-          <w:lang w:val="en-US" w:eastAsia="zh-CN"/>
-        </w:rPr>
-      </w:pPr>
-    </w:p>
-    <w:p>
-      <w:pPr>
-        <w:rPr>
-          <w:rFonts w:hint="default"/>
-          <w:b w:val="0"/>
-          <w:bCs w:val="0"/>
-          <w:lang w:val="en-US" w:eastAsia="zh-CN"/>
-        </w:rPr>
-      </w:pPr>
-      <w:r>
-        <w:rPr>
-          <w:rFonts w:hint="default"/>
-          <w:b w:val="0"/>
-          <w:bCs w:val="0"/>
-          <w:lang w:val="en-US" w:eastAsia="zh-CN"/>
-        </w:rPr>
-        <w:t>TASK [v2ray : Ensure /usr/local/etc/xray directory exists] *********************</w:t>
-      </w:r>
-    </w:p>
-    <w:p>
-      <w:pPr>
-        <w:rPr>
-          <w:rFonts w:hint="default"/>
-          <w:b w:val="0"/>
-          <w:bCs w:val="0"/>
-          <w:lang w:val="en-US" w:eastAsia="zh-CN"/>
-        </w:rPr>
-      </w:pPr>
-      <w:r>
-        <w:rPr>
-          <w:rFonts w:hint="default"/>
-          <w:b w:val="0"/>
-          <w:bCs w:val="0"/>
-          <w:lang w:val="en-US" w:eastAsia="zh-CN"/>
-        </w:rPr>
-        <w:t>ok: [node2]</w:t>
-      </w:r>
-    </w:p>
-    <w:p>
-      <w:pPr>
-        <w:rPr>
-          <w:rFonts w:hint="default"/>
-          <w:b w:val="0"/>
-          <w:bCs w:val="0"/>
-          <w:lang w:val="en-US" w:eastAsia="zh-CN"/>
-        </w:rPr>
-      </w:pPr>
-      <w:r>
-        <w:rPr>
-          <w:rFonts w:hint="default"/>
-          <w:b w:val="0"/>
-          <w:bCs w:val="0"/>
-          <w:lang w:val="en-US" w:eastAsia="zh-CN"/>
-        </w:rPr>
-        <w:t>ok: [node1]</w:t>
-      </w:r>
-    </w:p>
-    <w:p>
-      <w:pPr>
-        <w:rPr>
-          <w:rFonts w:hint="default"/>
-          <w:b w:val="0"/>
-          <w:bCs w:val="0"/>
-          <w:lang w:val="en-US" w:eastAsia="zh-CN"/>
-        </w:rPr>
-      </w:pPr>
-    </w:p>
-    <w:p>
-      <w:pPr>
-        <w:rPr>
-          <w:rFonts w:hint="default"/>
-          <w:b w:val="0"/>
-          <w:bCs w:val="0"/>
-          <w:lang w:val="en-US" w:eastAsia="zh-CN"/>
-        </w:rPr>
-      </w:pPr>
-      <w:r>
-        <w:rPr>
-          <w:rFonts w:hint="default"/>
-          <w:b w:val="0"/>
-          <w:bCs w:val="0"/>
-          <w:lang w:val="en-US" w:eastAsia="zh-CN"/>
-        </w:rPr>
-        <w:t>TASK [v2ray : Render Xray config.json from template] ***************************</w:t>
-      </w:r>
-    </w:p>
-    <w:p>
-      <w:pPr>
-        <w:rPr>
-          <w:rFonts w:hint="default"/>
-          <w:b w:val="0"/>
-          <w:bCs w:val="0"/>
-          <w:lang w:val="en-US" w:eastAsia="zh-CN"/>
-        </w:rPr>
-      </w:pPr>
-      <w:r>
-        <w:rPr>
-          <w:rFonts w:hint="default"/>
-          <w:b w:val="0"/>
-          <w:bCs w:val="0"/>
-          <w:lang w:val="en-US" w:eastAsia="zh-CN"/>
-        </w:rPr>
-        <w:t>changed: [node2]</w:t>
-      </w:r>
-    </w:p>
-    <w:p>
-      <w:pPr>
-        <w:rPr>
-          <w:rFonts w:hint="default"/>
-          <w:b w:val="0"/>
-          <w:bCs w:val="0"/>
-          <w:lang w:val="en-US" w:eastAsia="zh-CN"/>
-        </w:rPr>
-      </w:pPr>
-      <w:r>
-        <w:rPr>
-          <w:rFonts w:hint="default"/>
-          <w:b w:val="0"/>
-          <w:bCs w:val="0"/>
-          <w:lang w:val="en-US" w:eastAsia="zh-CN"/>
-        </w:rPr>
-        <w:t>changed: [node1]</w:t>
-      </w:r>
-    </w:p>
-    <w:p>
-      <w:pPr>
-        <w:rPr>
-          <w:rFonts w:hint="default"/>
-          <w:b w:val="0"/>
-          <w:bCs w:val="0"/>
-          <w:lang w:val="en-US" w:eastAsia="zh-CN"/>
-        </w:rPr>
-      </w:pPr>
-    </w:p>
-    <w:p>
-      <w:pPr>
-        <w:rPr>
-          <w:rFonts w:hint="default"/>
-          <w:b w:val="0"/>
-          <w:bCs w:val="0"/>
-          <w:lang w:val="en-US" w:eastAsia="zh-CN"/>
-        </w:rPr>
-      </w:pPr>
-      <w:r>
-        <w:rPr>
-          <w:rFonts w:hint="default"/>
-          <w:b w:val="0"/>
-          <w:bCs w:val="0"/>
-          <w:lang w:val="en-US" w:eastAsia="zh-CN"/>
-        </w:rPr>
-        <w:t>TASK [v2ray : Render Clash YAML config from template] **************************</w:t>
-      </w:r>
-    </w:p>
-    <w:p>
-      <w:pPr>
-        <w:rPr>
-          <w:rFonts w:hint="default"/>
-          <w:b w:val="0"/>
-          <w:bCs w:val="0"/>
-          <w:lang w:val="en-US" w:eastAsia="zh-CN"/>
-        </w:rPr>
-      </w:pPr>
-      <w:r>
-        <w:rPr>
-          <w:rFonts w:hint="default"/>
-          <w:b w:val="0"/>
-          <w:bCs w:val="0"/>
-          <w:lang w:val="en-US" w:eastAsia="zh-CN"/>
-        </w:rPr>
-        <w:t>changed: [node2]</w:t>
-      </w:r>
-    </w:p>
-    <w:p>
-      <w:pPr>
-        <w:rPr>
-          <w:rFonts w:hint="default"/>
-          <w:b w:val="0"/>
-          <w:bCs w:val="0"/>
-          <w:lang w:val="en-US" w:eastAsia="zh-CN"/>
-        </w:rPr>
-      </w:pPr>
-      <w:r>
-        <w:rPr>
-          <w:rFonts w:hint="default"/>
-          <w:b w:val="0"/>
-          <w:bCs w:val="0"/>
-          <w:lang w:val="en-US" w:eastAsia="zh-CN"/>
-        </w:rPr>
-        <w:t>changed: [node1]</w:t>
-      </w:r>
-    </w:p>
-    <w:p>
-      <w:pPr>
-        <w:rPr>
-          <w:rFonts w:hint="default"/>
-          <w:b w:val="0"/>
-          <w:bCs w:val="0"/>
-          <w:lang w:val="en-US" w:eastAsia="zh-CN"/>
-        </w:rPr>
-      </w:pPr>
-    </w:p>
-    <w:p>
-      <w:pPr>
-        <w:rPr>
-          <w:rFonts w:hint="default"/>
-          <w:b w:val="0"/>
-          <w:bCs w:val="0"/>
-          <w:lang w:val="en-US" w:eastAsia="zh-CN"/>
-        </w:rPr>
-      </w:pPr>
-      <w:r>
-        <w:rPr>
-          <w:rFonts w:hint="default"/>
-          <w:b w:val="0"/>
-          <w:bCs w:val="0"/>
-          <w:lang w:val="en-US" w:eastAsia="zh-CN"/>
-        </w:rPr>
-        <w:t>TASK [v2ray : systemd] *********************************************************</w:t>
-      </w:r>
-    </w:p>
-    <w:p>
-      <w:pPr>
-        <w:rPr>
-          <w:rFonts w:hint="default"/>
-          <w:b w:val="0"/>
-          <w:bCs w:val="0"/>
-          <w:lang w:val="en-US" w:eastAsia="zh-CN"/>
-        </w:rPr>
-      </w:pPr>
-      <w:r>
-        <w:rPr>
-          <w:rFonts w:hint="default"/>
-          <w:b w:val="0"/>
-          <w:bCs w:val="0"/>
-          <w:lang w:val="en-US" w:eastAsia="zh-CN"/>
-        </w:rPr>
-        <w:t>ok: [node1] =&gt; (item=httpd)</w:t>
-      </w:r>
-    </w:p>
-    <w:p>
-      <w:pPr>
-        <w:rPr>
-          <w:rFonts w:hint="default"/>
-          <w:b w:val="0"/>
-          <w:bCs w:val="0"/>
-          <w:lang w:val="en-US" w:eastAsia="zh-CN"/>
-        </w:rPr>
-      </w:pPr>
-      <w:r>
-        <w:rPr>
-          <w:rFonts w:hint="default"/>
-          <w:b w:val="0"/>
-          <w:bCs w:val="0"/>
-          <w:lang w:val="en-US" w:eastAsia="zh-CN"/>
-        </w:rPr>
-        <w:t>ok: [node2] =&gt; (item=httpd)</w:t>
-      </w:r>
-    </w:p>
-    <w:p>
-      <w:pPr>
-        <w:rPr>
-          <w:rFonts w:hint="default"/>
-          <w:b w:val="0"/>
-          <w:bCs w:val="0"/>
-          <w:lang w:val="en-US" w:eastAsia="zh-CN"/>
-        </w:rPr>
-      </w:pPr>
-      <w:r>
-        <w:rPr>
-          <w:rFonts w:hint="default"/>
-          <w:b w:val="0"/>
-          <w:bCs w:val="0"/>
-          <w:lang w:val="en-US" w:eastAsia="zh-CN"/>
-        </w:rPr>
-        <w:t>ok: [node2] =&gt; (item=firewalld)</w:t>
-      </w:r>
-    </w:p>
-    <w:p>
-      <w:pPr>
-        <w:rPr>
-          <w:rFonts w:hint="default"/>
-          <w:b w:val="0"/>
-          <w:bCs w:val="0"/>
-          <w:lang w:val="en-US" w:eastAsia="zh-CN"/>
-        </w:rPr>
-      </w:pPr>
-      <w:r>
-        <w:rPr>
-          <w:rFonts w:hint="default"/>
-          <w:b w:val="0"/>
-          <w:bCs w:val="0"/>
-          <w:lang w:val="en-US" w:eastAsia="zh-CN"/>
-        </w:rPr>
-        <w:t>ok: [node1] =&gt; (item=firewalld)</w:t>
-      </w:r>
-    </w:p>
-    <w:p>
-      <w:pPr>
-        <w:rPr>
-          <w:rFonts w:hint="default"/>
-          <w:b w:val="0"/>
-          <w:bCs w:val="0"/>
-          <w:lang w:val="en-US" w:eastAsia="zh-CN"/>
-        </w:rPr>
-      </w:pPr>
-      <w:r>
-        <w:rPr>
-          <w:rFonts w:hint="default"/>
-          <w:b w:val="0"/>
-          <w:bCs w:val="0"/>
-          <w:lang w:val="en-US" w:eastAsia="zh-CN"/>
-        </w:rPr>
-        <w:t>ok: [node1] =&gt; (item=xray)</w:t>
-      </w:r>
-    </w:p>
-    <w:p>
-      <w:pPr>
-        <w:rPr>
-          <w:rFonts w:hint="default"/>
-          <w:b w:val="0"/>
-          <w:bCs w:val="0"/>
-          <w:lang w:val="en-US" w:eastAsia="zh-CN"/>
-        </w:rPr>
-      </w:pPr>
-      <w:r>
-        <w:rPr>
-          <w:rFonts w:hint="default"/>
-          <w:b w:val="0"/>
-          <w:bCs w:val="0"/>
-          <w:lang w:val="en-US" w:eastAsia="zh-CN"/>
-        </w:rPr>
-        <w:t>ok: [node2] =&gt; (item=xray)</w:t>
-      </w:r>
-    </w:p>
-    <w:p>
-      <w:pPr>
-        <w:rPr>
-          <w:rFonts w:hint="default"/>
-          <w:b w:val="0"/>
-          <w:bCs w:val="0"/>
-          <w:lang w:val="en-US" w:eastAsia="zh-CN"/>
-        </w:rPr>
-      </w:pPr>
-    </w:p>
-    <w:p>
-      <w:pPr>
-        <w:rPr>
-          <w:rFonts w:hint="default"/>
-          <w:b w:val="0"/>
-          <w:bCs w:val="0"/>
-          <w:lang w:val="en-US" w:eastAsia="zh-CN"/>
-        </w:rPr>
-      </w:pPr>
-      <w:r>
-        <w:rPr>
-          <w:rFonts w:hint="default"/>
-          <w:b w:val="0"/>
-          <w:bCs w:val="0"/>
-          <w:lang w:val="en-US" w:eastAsia="zh-CN"/>
-        </w:rPr>
-        <w:t>TASK [v2ray : firewalld] *******************************************************</w:t>
-      </w:r>
-    </w:p>
-    <w:p>
-      <w:pPr>
-        <w:rPr>
-          <w:rFonts w:hint="default"/>
-          <w:b w:val="0"/>
-          <w:bCs w:val="0"/>
-          <w:lang w:val="en-US" w:eastAsia="zh-CN"/>
-        </w:rPr>
-      </w:pPr>
-      <w:r>
-        <w:rPr>
-          <w:rFonts w:hint="default"/>
-          <w:b w:val="0"/>
-          <w:bCs w:val="0"/>
-          <w:lang w:val="en-US" w:eastAsia="zh-CN"/>
-        </w:rPr>
-        <w:t>ok: [node2] =&gt; (item=80/tcp)</w:t>
-      </w:r>
-    </w:p>
-    <w:p>
-      <w:pPr>
-        <w:rPr>
-          <w:rFonts w:hint="default"/>
-          <w:b w:val="0"/>
-          <w:bCs w:val="0"/>
-          <w:lang w:val="en-US" w:eastAsia="zh-CN"/>
-        </w:rPr>
-      </w:pPr>
-      <w:r>
-        <w:rPr>
-          <w:rFonts w:hint="default"/>
-          <w:b w:val="0"/>
-          <w:bCs w:val="0"/>
-          <w:lang w:val="en-US" w:eastAsia="zh-CN"/>
-        </w:rPr>
-        <w:t>ok: [node1] =&gt; (item=80/tcp)</w:t>
-      </w:r>
-    </w:p>
-    <w:p>
-      <w:pPr>
-        <w:rPr>
-          <w:rFonts w:hint="default"/>
-          <w:b w:val="0"/>
-          <w:bCs w:val="0"/>
-          <w:lang w:val="en-US" w:eastAsia="zh-CN"/>
-        </w:rPr>
-      </w:pPr>
-      <w:r>
-        <w:rPr>
-          <w:rFonts w:hint="default"/>
-          <w:b w:val="0"/>
-          <w:bCs w:val="0"/>
-          <w:lang w:val="en-US" w:eastAsia="zh-CN"/>
-        </w:rPr>
-        <w:t>ok: [node1] =&gt; (item=443/tcp)</w:t>
-      </w:r>
-    </w:p>
-    <w:p>
-      <w:pPr>
-        <w:rPr>
-          <w:rFonts w:hint="default"/>
-          <w:b w:val="0"/>
-          <w:bCs w:val="0"/>
-          <w:lang w:val="en-US" w:eastAsia="zh-CN"/>
-        </w:rPr>
-      </w:pPr>
-      <w:r>
-        <w:rPr>
-          <w:rFonts w:hint="default"/>
-          <w:b w:val="0"/>
-          <w:bCs w:val="0"/>
-          <w:lang w:val="en-US" w:eastAsia="zh-CN"/>
-        </w:rPr>
-        <w:t>ok: [node2] =&gt; (item=443/tcp)</w:t>
-      </w:r>
-    </w:p>
-    <w:p>
-      <w:pPr>
-        <w:rPr>
-          <w:rFonts w:hint="default"/>
-          <w:b w:val="0"/>
-          <w:bCs w:val="0"/>
-          <w:lang w:val="en-US" w:eastAsia="zh-CN"/>
-        </w:rPr>
-      </w:pPr>
-    </w:p>
-    <w:p>
-      <w:pPr>
-        <w:rPr>
-          <w:rFonts w:hint="default"/>
-          <w:b w:val="0"/>
-          <w:bCs w:val="0"/>
-          <w:lang w:val="en-US" w:eastAsia="zh-CN"/>
-        </w:rPr>
-      </w:pPr>
-      <w:r>
-        <w:rPr>
-          <w:rFonts w:hint="default"/>
-          <w:b w:val="0"/>
-          <w:bCs w:val="0"/>
-          <w:lang w:val="en-US" w:eastAsia="zh-CN"/>
-        </w:rPr>
-        <w:t>TASK [v2ray : Create auto IP update script for clash.yaml] *********************</w:t>
-      </w:r>
-    </w:p>
-    <w:p>
-      <w:pPr>
-        <w:rPr>
-          <w:rFonts w:hint="default"/>
-          <w:b w:val="0"/>
-          <w:bCs w:val="0"/>
-          <w:lang w:val="en-US" w:eastAsia="zh-CN"/>
-        </w:rPr>
-      </w:pPr>
-      <w:r>
-        <w:rPr>
-          <w:rFonts w:hint="default"/>
-          <w:b w:val="0"/>
-          <w:bCs w:val="0"/>
-          <w:lang w:val="en-US" w:eastAsia="zh-CN"/>
-        </w:rPr>
-        <w:t>changed: [node2]</w:t>
-      </w:r>
-    </w:p>
-    <w:p>
-      <w:pPr>
-        <w:rPr>
-          <w:rFonts w:hint="default"/>
-          <w:b w:val="0"/>
-          <w:bCs w:val="0"/>
-          <w:lang w:val="en-US" w:eastAsia="zh-CN"/>
-        </w:rPr>
-      </w:pPr>
-      <w:r>
-        <w:rPr>
-          <w:rFonts w:hint="default"/>
-          <w:b w:val="0"/>
-          <w:bCs w:val="0"/>
-          <w:lang w:val="en-US" w:eastAsia="zh-CN"/>
-        </w:rPr>
-        <w:t>changed: [node1]</w:t>
-      </w:r>
-    </w:p>
-    <w:p>
-      <w:pPr>
-        <w:rPr>
-          <w:rFonts w:hint="default"/>
-          <w:b w:val="0"/>
-          <w:bCs w:val="0"/>
-          <w:lang w:val="en-US" w:eastAsia="zh-CN"/>
-        </w:rPr>
-      </w:pPr>
-    </w:p>
-    <w:p>
-      <w:pPr>
-        <w:rPr>
-          <w:rFonts w:hint="default"/>
-          <w:b w:val="0"/>
-          <w:bCs w:val="0"/>
-          <w:lang w:val="en-US" w:eastAsia="zh-CN"/>
-        </w:rPr>
-      </w:pPr>
-      <w:r>
-        <w:rPr>
-          <w:rFonts w:hint="default"/>
-          <w:b w:val="0"/>
-          <w:bCs w:val="0"/>
-          <w:lang w:val="en-US" w:eastAsia="zh-CN"/>
-        </w:rPr>
-        <w:t>TASK [v2ray : Create systemd service for auto IP update] ***********************</w:t>
-      </w:r>
-    </w:p>
-    <w:p>
-      <w:pPr>
-        <w:rPr>
-          <w:rFonts w:hint="default"/>
-          <w:b w:val="0"/>
-          <w:bCs w:val="0"/>
-          <w:lang w:val="en-US" w:eastAsia="zh-CN"/>
-        </w:rPr>
-      </w:pPr>
-      <w:r>
-        <w:rPr>
-          <w:rFonts w:hint="default"/>
-          <w:b w:val="0"/>
-          <w:bCs w:val="0"/>
-          <w:lang w:val="en-US" w:eastAsia="zh-CN"/>
-        </w:rPr>
-        <w:t>changed: [node2]</w:t>
-      </w:r>
-    </w:p>
-    <w:p>
-      <w:pPr>
-        <w:rPr>
-          <w:rFonts w:hint="default"/>
-          <w:b w:val="0"/>
-          <w:bCs w:val="0"/>
-          <w:lang w:val="en-US" w:eastAsia="zh-CN"/>
-        </w:rPr>
-      </w:pPr>
-      <w:r>
-        <w:rPr>
-          <w:rFonts w:hint="default"/>
-          <w:b w:val="0"/>
-          <w:bCs w:val="0"/>
-          <w:lang w:val="en-US" w:eastAsia="zh-CN"/>
-        </w:rPr>
-        <w:t>changed: [node1]</w:t>
-      </w:r>
-    </w:p>
-    <w:p>
-      <w:pPr>
-        <w:rPr>
-          <w:rFonts w:hint="default"/>
-          <w:b w:val="0"/>
-          <w:bCs w:val="0"/>
-          <w:lang w:val="en-US" w:eastAsia="zh-CN"/>
-        </w:rPr>
-      </w:pPr>
-    </w:p>
-    <w:p>
-      <w:pPr>
-        <w:rPr>
-          <w:rFonts w:hint="default"/>
-          <w:b w:val="0"/>
-          <w:bCs w:val="0"/>
-          <w:lang w:val="en-US" w:eastAsia="zh-CN"/>
-        </w:rPr>
-      </w:pPr>
-      <w:r>
-        <w:rPr>
-          <w:rFonts w:hint="default"/>
-          <w:b w:val="0"/>
-          <w:bCs w:val="0"/>
-          <w:lang w:val="en-US" w:eastAsia="zh-CN"/>
-        </w:rPr>
-        <w:t>TASK [v2ray : Enable update-clash-ip service] **********************************</w:t>
-      </w:r>
-    </w:p>
-    <w:p>
-      <w:pPr>
-        <w:rPr>
-          <w:rFonts w:hint="default"/>
-          <w:b w:val="0"/>
-          <w:bCs w:val="0"/>
-          <w:lang w:val="en-US" w:eastAsia="zh-CN"/>
-        </w:rPr>
-      </w:pPr>
-      <w:r>
-        <w:rPr>
-          <w:rFonts w:hint="default"/>
-          <w:b w:val="0"/>
-          <w:bCs w:val="0"/>
-          <w:lang w:val="en-US" w:eastAsia="zh-CN"/>
-        </w:rPr>
-        <w:t>changed: [node2]</w:t>
-      </w:r>
-    </w:p>
-    <w:p>
-      <w:pPr>
-        <w:rPr>
-          <w:rFonts w:hint="default"/>
-          <w:b w:val="0"/>
-          <w:bCs w:val="0"/>
-          <w:lang w:val="en-US" w:eastAsia="zh-CN"/>
-        </w:rPr>
-      </w:pPr>
-      <w:r>
-        <w:rPr>
-          <w:rFonts w:hint="default"/>
-          <w:b w:val="0"/>
-          <w:bCs w:val="0"/>
-          <w:lang w:val="en-US" w:eastAsia="zh-CN"/>
-        </w:rPr>
-        <w:t>changed: [node1]</w:t>
-      </w:r>
-    </w:p>
-    <w:p>
-      <w:pPr>
-        <w:rPr>
-          <w:rFonts w:hint="default"/>
-          <w:b w:val="0"/>
-          <w:bCs w:val="0"/>
-          <w:lang w:val="en-US" w:eastAsia="zh-CN"/>
-        </w:rPr>
-      </w:pPr>
-    </w:p>
-    <w:p>
-      <w:pPr>
-        <w:rPr>
-          <w:rFonts w:hint="default"/>
-          <w:b w:val="0"/>
-          <w:bCs w:val="0"/>
-          <w:lang w:val="en-US" w:eastAsia="zh-CN"/>
-        </w:rPr>
-      </w:pPr>
-      <w:r>
-        <w:rPr>
-          <w:rFonts w:hint="default"/>
-          <w:b w:val="0"/>
-          <w:bCs w:val="0"/>
-          <w:lang w:val="en-US" w:eastAsia="zh-CN"/>
-        </w:rPr>
-        <w:t>RUNNING HANDLER [v2ray : restart xray] *****************************************</w:t>
-      </w:r>
-    </w:p>
-    <w:p>
-      <w:pPr>
-        <w:rPr>
-          <w:rFonts w:hint="default"/>
-          <w:b w:val="0"/>
-          <w:bCs w:val="0"/>
-          <w:lang w:val="en-US" w:eastAsia="zh-CN"/>
-        </w:rPr>
-      </w:pPr>
-      <w:r>
-        <w:rPr>
-          <w:rFonts w:hint="default"/>
-          <w:b w:val="0"/>
-          <w:bCs w:val="0"/>
-          <w:lang w:val="en-US" w:eastAsia="zh-CN"/>
-        </w:rPr>
-        <w:t>changed: [node2]</w:t>
-      </w:r>
-    </w:p>
-    <w:p>
-      <w:pPr>
-        <w:rPr>
-          <w:rFonts w:hint="default"/>
-          <w:b w:val="0"/>
-          <w:bCs w:val="0"/>
-          <w:lang w:val="en-US" w:eastAsia="zh-CN"/>
-        </w:rPr>
-      </w:pPr>
-      <w:r>
-        <w:rPr>
-          <w:rFonts w:hint="default"/>
-          <w:b w:val="0"/>
-          <w:bCs w:val="0"/>
-          <w:lang w:val="en-US" w:eastAsia="zh-CN"/>
-        </w:rPr>
-        <w:t>changed: [node1]</w:t>
-      </w:r>
-    </w:p>
-    <w:p>
-      <w:pPr>
-        <w:rPr>
-          <w:rFonts w:hint="default"/>
-          <w:b w:val="0"/>
-          <w:bCs w:val="0"/>
-          <w:lang w:val="en-US" w:eastAsia="zh-CN"/>
-        </w:rPr>
-      </w:pPr>
-    </w:p>
-    <w:p>
-      <w:pPr>
-        <w:rPr>
-          <w:rFonts w:hint="default"/>
-          <w:b w:val="0"/>
-          <w:bCs w:val="0"/>
-          <w:lang w:val="en-US" w:eastAsia="zh-CN"/>
-        </w:rPr>
-      </w:pPr>
-      <w:r>
-        <w:rPr>
-          <w:rFonts w:hint="default"/>
-          <w:b w:val="0"/>
-          <w:bCs w:val="0"/>
-          <w:lang w:val="en-US" w:eastAsia="zh-CN"/>
-        </w:rPr>
-        <w:t>PLAY RECAP *********************************************************************</w:t>
-      </w:r>
-    </w:p>
-    <w:p>
-      <w:pPr>
-        <w:rPr>
-          <w:rFonts w:hint="default"/>
-          <w:b w:val="0"/>
-          <w:bCs w:val="0"/>
-          <w:lang w:val="en-US" w:eastAsia="zh-CN"/>
-        </w:rPr>
-      </w:pPr>
-      <w:r>
-        <w:rPr>
-          <w:rFonts w:hint="default"/>
-          <w:b w:val="0"/>
-          <w:bCs w:val="0"/>
-          <w:lang w:val="en-US" w:eastAsia="zh-CN"/>
-        </w:rPr>
-        <w:t xml:space="preserve">node1                      : ok=20   changed=7    unreachable=0    failed=0    skipped=0    rescued=0    ignored=0   </w:t>
-      </w:r>
-    </w:p>
-    <w:p>
-      <w:pPr>
-        <w:rPr>
-          <w:rFonts w:hint="default"/>
-          <w:b w:val="0"/>
-          <w:bCs w:val="0"/>
-          <w:lang w:val="en-US" w:eastAsia="zh-CN"/>
-        </w:rPr>
-      </w:pPr>
-      <w:r>
-        <w:rPr>
-          <w:rFonts w:hint="default"/>
-          <w:b w:val="0"/>
-          <w:bCs w:val="0"/>
-          <w:lang w:val="en-US" w:eastAsia="zh-CN"/>
-        </w:rPr>
-        <w:t xml:space="preserve">node2                      : ok=20   changed=7    unreachable=0    failed=0    skipped=0    rescued=0    ignored=0   </w:t>
-      </w:r>
-    </w:p>
-    <w:p>
-      <w:pPr>
-        <w:rPr>
-          <w:rFonts w:hint="default"/>
-          <w:b w:val="0"/>
-          <w:bCs w:val="0"/>
-          <w:lang w:val="en-US" w:eastAsia="zh-CN"/>
-        </w:rPr>
-      </w:pPr>
-      <w:r>
-        <w:rPr>
-          <w:rFonts w:hint="default"/>
-          <w:b w:val="0"/>
-          <w:bCs w:val="0"/>
-          <w:lang w:val="en-US" w:eastAsia="zh-CN"/>
-        </w:rPr>
-        <w:t xml:space="preserve">[root@server ansible]# </w:t>
-      </w:r>
-    </w:p>
-    <w:p>
-      <w:pPr>
-        <w:rPr>
-          <w:rFonts w:hint="default"/>
-          <w:b w:val="0"/>
-          <w:bCs w:val="0"/>
-          <w:lang w:val="en-US" w:eastAsia="zh-CN"/>
-        </w:rPr>
-      </w:pPr>
       <w:r>
         <w:rPr>
           <w:rFonts w:hint="default"/>

--- a/xray搭建代理服务器的教程.docx
+++ b/xray搭建代理服务器的教程.docx
@@ -12772,6 +12772,92 @@
           <w:bCs w:val="0"/>
           <w:lang w:val="en-US" w:eastAsia="zh-CN"/>
         </w:rPr>
+        <w:t>- name: update</w:t>
+      </w:r>
+    </w:p>
+    <w:p>
+      <w:pPr>
+        <w:rPr>
+          <w:rFonts w:hint="default"/>
+          <w:b w:val="0"/>
+          <w:bCs w:val="0"/>
+          <w:lang w:val="en-US" w:eastAsia="zh-CN"/>
+        </w:rPr>
+      </w:pPr>
+      <w:r>
+        <w:rPr>
+          <w:rFonts w:hint="default"/>
+          <w:b w:val="0"/>
+          <w:bCs w:val="0"/>
+          <w:lang w:val="en-US" w:eastAsia="zh-CN"/>
+        </w:rPr>
+        <w:t xml:space="preserve">  yum:</w:t>
+      </w:r>
+    </w:p>
+    <w:p>
+      <w:pPr>
+        <w:rPr>
+          <w:rFonts w:hint="default"/>
+          <w:b w:val="0"/>
+          <w:bCs w:val="0"/>
+          <w:lang w:val="en-US" w:eastAsia="zh-CN"/>
+        </w:rPr>
+      </w:pPr>
+      <w:r>
+        <w:rPr>
+          <w:rFonts w:hint="default"/>
+          <w:b w:val="0"/>
+          <w:bCs w:val="0"/>
+          <w:lang w:val="en-US" w:eastAsia="zh-CN"/>
+        </w:rPr>
+        <w:t xml:space="preserve">    name: "*"</w:t>
+      </w:r>
+    </w:p>
+    <w:p>
+      <w:pPr>
+        <w:rPr>
+          <w:rFonts w:hint="default"/>
+          <w:b w:val="0"/>
+          <w:bCs w:val="0"/>
+          <w:lang w:val="en-US" w:eastAsia="zh-CN"/>
+        </w:rPr>
+      </w:pPr>
+      <w:r>
+        <w:rPr>
+          <w:rFonts w:hint="default"/>
+          <w:b w:val="0"/>
+          <w:bCs w:val="0"/>
+          <w:lang w:val="en-US" w:eastAsia="zh-CN"/>
+        </w:rPr>
+        <w:t xml:space="preserve">    state: latest</w:t>
+      </w:r>
+    </w:p>
+    <w:p>
+      <w:pPr>
+        <w:rPr>
+          <w:rFonts w:hint="default"/>
+          <w:b w:val="0"/>
+          <w:bCs w:val="0"/>
+          <w:lang w:val="en-US" w:eastAsia="zh-CN"/>
+        </w:rPr>
+      </w:pPr>
+    </w:p>
+    <w:p>
+      <w:pPr>
+        <w:rPr>
+          <w:rFonts w:hint="default"/>
+          <w:b w:val="0"/>
+          <w:bCs w:val="0"/>
+          <w:lang w:val="en-US" w:eastAsia="zh-CN"/>
+        </w:rPr>
+      </w:pPr>
+      <w:r>
+        <w:rPr>
+          <w:rFonts w:hint="default"/>
+          <w:b w:val="0"/>
+          <w:bCs w:val="0"/>
+          <w:lang w:val="en-US" w:eastAsia="zh-CN"/>
+        </w:rPr>
         <w:t>- name: install pkg</w:t>
       </w:r>
     </w:p>
@@ -15787,16 +15873,6 @@
           <w:lang w:val="en-US" w:eastAsia="zh-CN"/>
         </w:rPr>
       </w:pPr>
-    </w:p>
-    <w:p>
-      <w:pPr>
-        <w:rPr>
-          <w:rFonts w:hint="default"/>
-          <w:b w:val="0"/>
-          <w:bCs w:val="0"/>
-          <w:lang w:val="en-US" w:eastAsia="zh-CN"/>
-        </w:rPr>
-      </w:pPr>
       <w:r>
         <w:rPr>
           <w:rFonts w:hint="default"/>
@@ -16892,6 +16968,73 @@
           <w:bCs w:val="0"/>
           <w:lang w:val="en-US" w:eastAsia="zh-CN"/>
         </w:rPr>
+        <w:t>TASK [v2ray : update] **********************************************************</w:t>
+      </w:r>
+    </w:p>
+    <w:p>
+      <w:pPr>
+        <w:rPr>
+          <w:rFonts w:hint="default"/>
+          <w:b w:val="0"/>
+          <w:bCs w:val="0"/>
+          <w:lang w:val="en-US" w:eastAsia="zh-CN"/>
+        </w:rPr>
+      </w:pPr>
+      <w:r>
+        <w:rPr>
+          <w:rFonts w:hint="default"/>
+          <w:b w:val="0"/>
+          <w:bCs w:val="0"/>
+          <w:lang w:val="en-US" w:eastAsia="zh-CN"/>
+        </w:rPr>
+        <w:t>changed: [node2]</w:t>
+      </w:r>
+    </w:p>
+    <w:p>
+      <w:pPr>
+        <w:rPr>
+          <w:rFonts w:hint="default"/>
+          <w:b w:val="0"/>
+          <w:bCs w:val="0"/>
+          <w:lang w:val="en-US" w:eastAsia="zh-CN"/>
+        </w:rPr>
+      </w:pPr>
+      <w:r>
+        <w:rPr>
+          <w:rFonts w:hint="default"/>
+          <w:b w:val="0"/>
+          <w:bCs w:val="0"/>
+          <w:lang w:val="en-US" w:eastAsia="zh-CN"/>
+        </w:rPr>
+        <w:t>changed: [node1]</w:t>
+      </w:r>
+    </w:p>
+    <w:p>
+      <w:pPr>
+        <w:rPr>
+          <w:rFonts w:hint="default"/>
+          <w:b w:val="0"/>
+          <w:bCs w:val="0"/>
+          <w:lang w:val="en-US" w:eastAsia="zh-CN"/>
+        </w:rPr>
+      </w:pPr>
+    </w:p>
+    <w:p>
+      <w:pPr>
+        <w:rPr>
+          <w:rFonts w:hint="default"/>
+          <w:b w:val="0"/>
+          <w:bCs w:val="0"/>
+          <w:lang w:val="en-US" w:eastAsia="zh-CN"/>
+        </w:rPr>
+      </w:pPr>
+      <w:r>
+        <w:rPr>
+          <w:rFonts w:hint="default"/>
+          <w:b w:val="0"/>
+          <w:bCs w:val="0"/>
+          <w:lang w:val="en-US" w:eastAsia="zh-CN"/>
+        </w:rPr>
         <w:t>TASK [v2ray : install pkg] *****************************************************</w:t>
       </w:r>
     </w:p>
@@ -16949,6 +17092,25 @@
           <w:bCs w:val="0"/>
           <w:lang w:val="en-US" w:eastAsia="zh-CN"/>
         </w:rPr>
+        <w:t>ok: [node1] =&gt; (item=wget)</w:t>
+      </w:r>
+    </w:p>
+    <w:p>
+      <w:pPr>
+        <w:rPr>
+          <w:rFonts w:hint="default"/>
+          <w:b w:val="0"/>
+          <w:bCs w:val="0"/>
+          <w:lang w:val="en-US" w:eastAsia="zh-CN"/>
+        </w:rPr>
+      </w:pPr>
+      <w:r>
+        <w:rPr>
+          <w:rFonts w:hint="default"/>
+          <w:b w:val="0"/>
+          <w:bCs w:val="0"/>
+          <w:lang w:val="en-US" w:eastAsia="zh-CN"/>
+        </w:rPr>
         <w:t>ok: [node2] =&gt; (item=wget)</w:t>
       </w:r>
     </w:p>
@@ -16968,7 +17130,7 @@
           <w:bCs w:val="0"/>
           <w:lang w:val="en-US" w:eastAsia="zh-CN"/>
         </w:rPr>
-        <w:t>ok: [node1] =&gt; (item=wget)</w:t>
+        <w:t>ok: [node1] =&gt; (item=unzip)</w:t>
       </w:r>
     </w:p>
     <w:p>
@@ -17006,7 +17168,7 @@
           <w:bCs w:val="0"/>
           <w:lang w:val="en-US" w:eastAsia="zh-CN"/>
         </w:rPr>
-        <w:t>ok: [node1] =&gt; (item=unzip)</w:t>
+        <w:t>ok: [node1] =&gt; (item=tar)</w:t>
       </w:r>
     </w:p>
     <w:p>
@@ -17044,7 +17206,7 @@
           <w:bCs w:val="0"/>
           <w:lang w:val="en-US" w:eastAsia="zh-CN"/>
         </w:rPr>
-        <w:t>ok: [node1] =&gt; (item=tar)</w:t>
+        <w:t>ok: [node1] =&gt; (item=openssl)</w:t>
       </w:r>
     </w:p>
     <w:p>
@@ -17082,7 +17244,7 @@
           <w:bCs w:val="0"/>
           <w:lang w:val="en-US" w:eastAsia="zh-CN"/>
         </w:rPr>
-        <w:t>ok: [node1] =&gt; (item=openssl)</w:t>
+        <w:t>ok: [node1] =&gt; (item=httpd)</w:t>
       </w:r>
     </w:p>
     <w:p>
@@ -17113,6 +17275,1238 @@
           <w:lang w:val="en-US" w:eastAsia="zh-CN"/>
         </w:rPr>
       </w:pPr>
+    </w:p>
+    <w:p>
+      <w:pPr>
+        <w:rPr>
+          <w:rFonts w:hint="default"/>
+          <w:b w:val="0"/>
+          <w:bCs w:val="0"/>
+          <w:lang w:val="en-US" w:eastAsia="zh-CN"/>
+        </w:rPr>
+      </w:pPr>
+      <w:r>
+        <w:rPr>
+          <w:rFonts w:hint="default"/>
+          <w:b w:val="0"/>
+          <w:bCs w:val="0"/>
+          <w:lang w:val="en-US" w:eastAsia="zh-CN"/>
+        </w:rPr>
+        <w:t>TASK [v2ray : Execute Xray installation script] ********************************</w:t>
+      </w:r>
+    </w:p>
+    <w:p>
+      <w:pPr>
+        <w:rPr>
+          <w:rFonts w:hint="default"/>
+          <w:b w:val="0"/>
+          <w:bCs w:val="0"/>
+          <w:lang w:val="en-US" w:eastAsia="zh-CN"/>
+        </w:rPr>
+      </w:pPr>
+      <w:r>
+        <w:rPr>
+          <w:rFonts w:hint="default"/>
+          <w:b w:val="0"/>
+          <w:bCs w:val="0"/>
+          <w:lang w:val="en-US" w:eastAsia="zh-CN"/>
+        </w:rPr>
+        <w:t>ok: [node2]</w:t>
+      </w:r>
+    </w:p>
+    <w:p>
+      <w:pPr>
+        <w:rPr>
+          <w:rFonts w:hint="default"/>
+          <w:b w:val="0"/>
+          <w:bCs w:val="0"/>
+          <w:lang w:val="en-US" w:eastAsia="zh-CN"/>
+        </w:rPr>
+      </w:pPr>
+      <w:r>
+        <w:rPr>
+          <w:rFonts w:hint="default"/>
+          <w:b w:val="0"/>
+          <w:bCs w:val="0"/>
+          <w:lang w:val="en-US" w:eastAsia="zh-CN"/>
+        </w:rPr>
+        <w:t>ok: [node1]</w:t>
+      </w:r>
+    </w:p>
+    <w:p>
+      <w:pPr>
+        <w:rPr>
+          <w:rFonts w:hint="default"/>
+          <w:b w:val="0"/>
+          <w:bCs w:val="0"/>
+          <w:lang w:val="en-US" w:eastAsia="zh-CN"/>
+        </w:rPr>
+      </w:pPr>
+    </w:p>
+    <w:p>
+      <w:pPr>
+        <w:rPr>
+          <w:rFonts w:hint="default"/>
+          <w:b w:val="0"/>
+          <w:bCs w:val="0"/>
+          <w:lang w:val="en-US" w:eastAsia="zh-CN"/>
+        </w:rPr>
+      </w:pPr>
+      <w:r>
+        <w:rPr>
+          <w:rFonts w:hint="default"/>
+          <w:b w:val="0"/>
+          <w:bCs w:val="0"/>
+          <w:lang w:val="en-US" w:eastAsia="zh-CN"/>
+        </w:rPr>
+        <w:t>TASK [v2ray : install Xray] ****************************************************</w:t>
+      </w:r>
+    </w:p>
+    <w:p>
+      <w:pPr>
+        <w:rPr>
+          <w:rFonts w:hint="default"/>
+          <w:b w:val="0"/>
+          <w:bCs w:val="0"/>
+          <w:lang w:val="en-US" w:eastAsia="zh-CN"/>
+        </w:rPr>
+      </w:pPr>
+      <w:r>
+        <w:rPr>
+          <w:rFonts w:hint="default"/>
+          <w:b w:val="0"/>
+          <w:bCs w:val="0"/>
+          <w:lang w:val="en-US" w:eastAsia="zh-CN"/>
+        </w:rPr>
+        <w:t>changed: [node2]</w:t>
+      </w:r>
+    </w:p>
+    <w:p>
+      <w:pPr>
+        <w:rPr>
+          <w:rFonts w:hint="default"/>
+          <w:b w:val="0"/>
+          <w:bCs w:val="0"/>
+          <w:lang w:val="en-US" w:eastAsia="zh-CN"/>
+        </w:rPr>
+      </w:pPr>
+      <w:r>
+        <w:rPr>
+          <w:rFonts w:hint="default"/>
+          <w:b w:val="0"/>
+          <w:bCs w:val="0"/>
+          <w:lang w:val="en-US" w:eastAsia="zh-CN"/>
+        </w:rPr>
+        <w:t>changed: [node1]</w:t>
+      </w:r>
+    </w:p>
+    <w:p>
+      <w:pPr>
+        <w:rPr>
+          <w:rFonts w:hint="default"/>
+          <w:b w:val="0"/>
+          <w:bCs w:val="0"/>
+          <w:lang w:val="en-US" w:eastAsia="zh-CN"/>
+        </w:rPr>
+      </w:pPr>
+    </w:p>
+    <w:p>
+      <w:pPr>
+        <w:rPr>
+          <w:rFonts w:hint="default"/>
+          <w:b w:val="0"/>
+          <w:bCs w:val="0"/>
+          <w:lang w:val="en-US" w:eastAsia="zh-CN"/>
+        </w:rPr>
+      </w:pPr>
+      <w:r>
+        <w:rPr>
+          <w:rFonts w:hint="default"/>
+          <w:b w:val="0"/>
+          <w:bCs w:val="0"/>
+          <w:lang w:val="en-US" w:eastAsia="zh-CN"/>
+        </w:rPr>
+        <w:t>TASK [v2ray : Get Xray version] ************************************************</w:t>
+      </w:r>
+    </w:p>
+    <w:p>
+      <w:pPr>
+        <w:rPr>
+          <w:rFonts w:hint="default"/>
+          <w:b w:val="0"/>
+          <w:bCs w:val="0"/>
+          <w:lang w:val="en-US" w:eastAsia="zh-CN"/>
+        </w:rPr>
+      </w:pPr>
+      <w:r>
+        <w:rPr>
+          <w:rFonts w:hint="default"/>
+          <w:b w:val="0"/>
+          <w:bCs w:val="0"/>
+          <w:lang w:val="en-US" w:eastAsia="zh-CN"/>
+        </w:rPr>
+        <w:t>ok: [node2]</w:t>
+      </w:r>
+    </w:p>
+    <w:p>
+      <w:pPr>
+        <w:rPr>
+          <w:rFonts w:hint="default"/>
+          <w:b w:val="0"/>
+          <w:bCs w:val="0"/>
+          <w:lang w:val="en-US" w:eastAsia="zh-CN"/>
+        </w:rPr>
+      </w:pPr>
+      <w:r>
+        <w:rPr>
+          <w:rFonts w:hint="default"/>
+          <w:b w:val="0"/>
+          <w:bCs w:val="0"/>
+          <w:lang w:val="en-US" w:eastAsia="zh-CN"/>
+        </w:rPr>
+        <w:t>ok: [node1]</w:t>
+      </w:r>
+    </w:p>
+    <w:p>
+      <w:pPr>
+        <w:rPr>
+          <w:rFonts w:hint="default"/>
+          <w:b w:val="0"/>
+          <w:bCs w:val="0"/>
+          <w:lang w:val="en-US" w:eastAsia="zh-CN"/>
+        </w:rPr>
+      </w:pPr>
+    </w:p>
+    <w:p>
+      <w:pPr>
+        <w:rPr>
+          <w:rFonts w:hint="default"/>
+          <w:b w:val="0"/>
+          <w:bCs w:val="0"/>
+          <w:lang w:val="en-US" w:eastAsia="zh-CN"/>
+        </w:rPr>
+      </w:pPr>
+      <w:r>
+        <w:rPr>
+          <w:rFonts w:hint="default"/>
+          <w:b w:val="0"/>
+          <w:bCs w:val="0"/>
+          <w:lang w:val="en-US" w:eastAsia="zh-CN"/>
+        </w:rPr>
+        <w:t>TASK [v2ray : Generate Xray UUID] **********************************************</w:t>
+      </w:r>
+    </w:p>
+    <w:p>
+      <w:pPr>
+        <w:rPr>
+          <w:rFonts w:hint="default"/>
+          <w:b w:val="0"/>
+          <w:bCs w:val="0"/>
+          <w:lang w:val="en-US" w:eastAsia="zh-CN"/>
+        </w:rPr>
+      </w:pPr>
+      <w:r>
+        <w:rPr>
+          <w:rFonts w:hint="default"/>
+          <w:b w:val="0"/>
+          <w:bCs w:val="0"/>
+          <w:lang w:val="en-US" w:eastAsia="zh-CN"/>
+        </w:rPr>
+        <w:t>ok: [node1]</w:t>
+      </w:r>
+    </w:p>
+    <w:p>
+      <w:pPr>
+        <w:rPr>
+          <w:rFonts w:hint="default"/>
+          <w:b w:val="0"/>
+          <w:bCs w:val="0"/>
+          <w:lang w:val="en-US" w:eastAsia="zh-CN"/>
+        </w:rPr>
+      </w:pPr>
+      <w:r>
+        <w:rPr>
+          <w:rFonts w:hint="default"/>
+          <w:b w:val="0"/>
+          <w:bCs w:val="0"/>
+          <w:lang w:val="en-US" w:eastAsia="zh-CN"/>
+        </w:rPr>
+        <w:t>ok: [node2]</w:t>
+      </w:r>
+    </w:p>
+    <w:p>
+      <w:pPr>
+        <w:rPr>
+          <w:rFonts w:hint="default"/>
+          <w:b w:val="0"/>
+          <w:bCs w:val="0"/>
+          <w:lang w:val="en-US" w:eastAsia="zh-CN"/>
+        </w:rPr>
+      </w:pPr>
+    </w:p>
+    <w:p>
+      <w:pPr>
+        <w:rPr>
+          <w:rFonts w:hint="default"/>
+          <w:b w:val="0"/>
+          <w:bCs w:val="0"/>
+          <w:lang w:val="en-US" w:eastAsia="zh-CN"/>
+        </w:rPr>
+      </w:pPr>
+      <w:r>
+        <w:rPr>
+          <w:rFonts w:hint="default"/>
+          <w:b w:val="0"/>
+          <w:bCs w:val="0"/>
+          <w:lang w:val="en-US" w:eastAsia="zh-CN"/>
+        </w:rPr>
+        <w:t>TASK [v2ray : Generate x25519 key pair] ****************************************</w:t>
+      </w:r>
+    </w:p>
+    <w:p>
+      <w:pPr>
+        <w:rPr>
+          <w:rFonts w:hint="default"/>
+          <w:b w:val="0"/>
+          <w:bCs w:val="0"/>
+          <w:lang w:val="en-US" w:eastAsia="zh-CN"/>
+        </w:rPr>
+      </w:pPr>
+      <w:r>
+        <w:rPr>
+          <w:rFonts w:hint="default"/>
+          <w:b w:val="0"/>
+          <w:bCs w:val="0"/>
+          <w:lang w:val="en-US" w:eastAsia="zh-CN"/>
+        </w:rPr>
+        <w:t>ok: [node1]</w:t>
+      </w:r>
+    </w:p>
+    <w:p>
+      <w:pPr>
+        <w:rPr>
+          <w:rFonts w:hint="default"/>
+          <w:b w:val="0"/>
+          <w:bCs w:val="0"/>
+          <w:lang w:val="en-US" w:eastAsia="zh-CN"/>
+        </w:rPr>
+      </w:pPr>
+      <w:r>
+        <w:rPr>
+          <w:rFonts w:hint="default"/>
+          <w:b w:val="0"/>
+          <w:bCs w:val="0"/>
+          <w:lang w:val="en-US" w:eastAsia="zh-CN"/>
+        </w:rPr>
+        <w:t>ok: [node2]</w:t>
+      </w:r>
+    </w:p>
+    <w:p>
+      <w:pPr>
+        <w:rPr>
+          <w:rFonts w:hint="default"/>
+          <w:b w:val="0"/>
+          <w:bCs w:val="0"/>
+          <w:lang w:val="en-US" w:eastAsia="zh-CN"/>
+        </w:rPr>
+      </w:pPr>
+    </w:p>
+    <w:p>
+      <w:pPr>
+        <w:rPr>
+          <w:rFonts w:hint="default"/>
+          <w:b w:val="0"/>
+          <w:bCs w:val="0"/>
+          <w:lang w:val="en-US" w:eastAsia="zh-CN"/>
+        </w:rPr>
+      </w:pPr>
+      <w:r>
+        <w:rPr>
+          <w:rFonts w:hint="default"/>
+          <w:b w:val="0"/>
+          <w:bCs w:val="0"/>
+          <w:lang w:val="en-US" w:eastAsia="zh-CN"/>
+        </w:rPr>
+        <w:t>TASK [v2ray : Generate ShortID] ************************************************</w:t>
+      </w:r>
+    </w:p>
+    <w:p>
+      <w:pPr>
+        <w:rPr>
+          <w:rFonts w:hint="default"/>
+          <w:b w:val="0"/>
+          <w:bCs w:val="0"/>
+          <w:lang w:val="en-US" w:eastAsia="zh-CN"/>
+        </w:rPr>
+      </w:pPr>
+      <w:r>
+        <w:rPr>
+          <w:rFonts w:hint="default"/>
+          <w:b w:val="0"/>
+          <w:bCs w:val="0"/>
+          <w:lang w:val="en-US" w:eastAsia="zh-CN"/>
+        </w:rPr>
+        <w:t>ok: [node2]</w:t>
+      </w:r>
+    </w:p>
+    <w:p>
+      <w:pPr>
+        <w:rPr>
+          <w:rFonts w:hint="default"/>
+          <w:b w:val="0"/>
+          <w:bCs w:val="0"/>
+          <w:lang w:val="en-US" w:eastAsia="zh-CN"/>
+        </w:rPr>
+      </w:pPr>
+      <w:r>
+        <w:rPr>
+          <w:rFonts w:hint="default"/>
+          <w:b w:val="0"/>
+          <w:bCs w:val="0"/>
+          <w:lang w:val="en-US" w:eastAsia="zh-CN"/>
+        </w:rPr>
+        <w:t>ok: [node1]</w:t>
+      </w:r>
+    </w:p>
+    <w:p>
+      <w:pPr>
+        <w:rPr>
+          <w:rFonts w:hint="default"/>
+          <w:b w:val="0"/>
+          <w:bCs w:val="0"/>
+          <w:lang w:val="en-US" w:eastAsia="zh-CN"/>
+        </w:rPr>
+      </w:pPr>
+    </w:p>
+    <w:p>
+      <w:pPr>
+        <w:rPr>
+          <w:rFonts w:hint="default"/>
+          <w:b w:val="0"/>
+          <w:bCs w:val="0"/>
+          <w:lang w:val="en-US" w:eastAsia="zh-CN"/>
+        </w:rPr>
+      </w:pPr>
+      <w:r>
+        <w:rPr>
+          <w:rFonts w:hint="default"/>
+          <w:b w:val="0"/>
+          <w:bCs w:val="0"/>
+          <w:lang w:val="en-US" w:eastAsia="zh-CN"/>
+        </w:rPr>
+        <w:t>TASK [v2ray : Get server public IP] ********************************************</w:t>
+      </w:r>
+    </w:p>
+    <w:p>
+      <w:pPr>
+        <w:rPr>
+          <w:rFonts w:hint="default"/>
+          <w:b w:val="0"/>
+          <w:bCs w:val="0"/>
+          <w:lang w:val="en-US" w:eastAsia="zh-CN"/>
+        </w:rPr>
+      </w:pPr>
+      <w:r>
+        <w:rPr>
+          <w:rFonts w:hint="default"/>
+          <w:b w:val="0"/>
+          <w:bCs w:val="0"/>
+          <w:lang w:val="en-US" w:eastAsia="zh-CN"/>
+        </w:rPr>
+        <w:t>ok: [node2]</w:t>
+      </w:r>
+    </w:p>
+    <w:p>
+      <w:pPr>
+        <w:rPr>
+          <w:rFonts w:hint="default"/>
+          <w:b w:val="0"/>
+          <w:bCs w:val="0"/>
+          <w:lang w:val="en-US" w:eastAsia="zh-CN"/>
+        </w:rPr>
+      </w:pPr>
+      <w:r>
+        <w:rPr>
+          <w:rFonts w:hint="default"/>
+          <w:b w:val="0"/>
+          <w:bCs w:val="0"/>
+          <w:lang w:val="en-US" w:eastAsia="zh-CN"/>
+        </w:rPr>
+        <w:t>ok: [node1]</w:t>
+      </w:r>
+    </w:p>
+    <w:p>
+      <w:pPr>
+        <w:rPr>
+          <w:rFonts w:hint="default"/>
+          <w:b w:val="0"/>
+          <w:bCs w:val="0"/>
+          <w:lang w:val="en-US" w:eastAsia="zh-CN"/>
+        </w:rPr>
+      </w:pPr>
+    </w:p>
+    <w:p>
+      <w:pPr>
+        <w:rPr>
+          <w:rFonts w:hint="default"/>
+          <w:b w:val="0"/>
+          <w:bCs w:val="0"/>
+          <w:lang w:val="en-US" w:eastAsia="zh-CN"/>
+        </w:rPr>
+      </w:pPr>
+      <w:r>
+        <w:rPr>
+          <w:rFonts w:hint="default"/>
+          <w:b w:val="0"/>
+          <w:bCs w:val="0"/>
+          <w:lang w:val="en-US" w:eastAsia="zh-CN"/>
+        </w:rPr>
+        <w:t>TASK [v2ray : Parse and set facts] *********************************************</w:t>
+      </w:r>
+    </w:p>
+    <w:p>
+      <w:pPr>
+        <w:rPr>
+          <w:rFonts w:hint="default"/>
+          <w:b w:val="0"/>
+          <w:bCs w:val="0"/>
+          <w:lang w:val="en-US" w:eastAsia="zh-CN"/>
+        </w:rPr>
+      </w:pPr>
+      <w:r>
+        <w:rPr>
+          <w:rFonts w:hint="default"/>
+          <w:b w:val="0"/>
+          <w:bCs w:val="0"/>
+          <w:lang w:val="en-US" w:eastAsia="zh-CN"/>
+        </w:rPr>
+        <w:t>ok: [node1]</w:t>
+      </w:r>
+    </w:p>
+    <w:p>
+      <w:pPr>
+        <w:rPr>
+          <w:rFonts w:hint="default"/>
+          <w:b w:val="0"/>
+          <w:bCs w:val="0"/>
+          <w:lang w:val="en-US" w:eastAsia="zh-CN"/>
+        </w:rPr>
+      </w:pPr>
+      <w:r>
+        <w:rPr>
+          <w:rFonts w:hint="default"/>
+          <w:b w:val="0"/>
+          <w:bCs w:val="0"/>
+          <w:lang w:val="en-US" w:eastAsia="zh-CN"/>
+        </w:rPr>
+        <w:t>ok: [node2]</w:t>
+      </w:r>
+    </w:p>
+    <w:p>
+      <w:pPr>
+        <w:rPr>
+          <w:rFonts w:hint="default"/>
+          <w:b w:val="0"/>
+          <w:bCs w:val="0"/>
+          <w:lang w:val="en-US" w:eastAsia="zh-CN"/>
+        </w:rPr>
+      </w:pPr>
+    </w:p>
+    <w:p>
+      <w:pPr>
+        <w:rPr>
+          <w:rFonts w:hint="default"/>
+          <w:b w:val="0"/>
+          <w:bCs w:val="0"/>
+          <w:lang w:val="en-US" w:eastAsia="zh-CN"/>
+        </w:rPr>
+      </w:pPr>
+      <w:r>
+        <w:rPr>
+          <w:rFonts w:hint="default"/>
+          <w:b w:val="0"/>
+          <w:bCs w:val="0"/>
+          <w:lang w:val="en-US" w:eastAsia="zh-CN"/>
+        </w:rPr>
+        <w:t>TASK [v2ray : Print generated variables] ***************************************</w:t>
+      </w:r>
+    </w:p>
+    <w:p>
+      <w:pPr>
+        <w:rPr>
+          <w:rFonts w:hint="default"/>
+          <w:b w:val="0"/>
+          <w:bCs w:val="0"/>
+          <w:lang w:val="en-US" w:eastAsia="zh-CN"/>
+        </w:rPr>
+      </w:pPr>
+      <w:r>
+        <w:rPr>
+          <w:rFonts w:hint="default"/>
+          <w:b w:val="0"/>
+          <w:bCs w:val="0"/>
+          <w:lang w:val="en-US" w:eastAsia="zh-CN"/>
+        </w:rPr>
+        <w:t>ok: [node1] =&gt; {</w:t>
+      </w:r>
+    </w:p>
+    <w:p>
+      <w:pPr>
+        <w:rPr>
+          <w:rFonts w:hint="default"/>
+          <w:b w:val="0"/>
+          <w:bCs w:val="0"/>
+          <w:lang w:val="en-US" w:eastAsia="zh-CN"/>
+        </w:rPr>
+      </w:pPr>
+      <w:r>
+        <w:rPr>
+          <w:rFonts w:hint="default"/>
+          <w:b w:val="0"/>
+          <w:bCs w:val="0"/>
+          <w:lang w:val="en-US" w:eastAsia="zh-CN"/>
+        </w:rPr>
+        <w:t xml:space="preserve">    "msg": [</w:t>
+      </w:r>
+    </w:p>
+    <w:p>
+      <w:pPr>
+        <w:rPr>
+          <w:rFonts w:hint="default"/>
+          <w:b w:val="0"/>
+          <w:bCs w:val="0"/>
+          <w:lang w:val="en-US" w:eastAsia="zh-CN"/>
+        </w:rPr>
+      </w:pPr>
+      <w:r>
+        <w:rPr>
+          <w:rFonts w:hint="default"/>
+          <w:b w:val="0"/>
+          <w:bCs w:val="0"/>
+          <w:lang w:val="en-US" w:eastAsia="zh-CN"/>
+        </w:rPr>
+        <w:t xml:space="preserve">        "Xray 版本: Xray 26.3.27 (Xray, Penetrates Everything.) d2758a0 (go1.26.1 linux/amd64)",</w:t>
+      </w:r>
+    </w:p>
+    <w:p>
+      <w:pPr>
+        <w:rPr>
+          <w:rFonts w:hint="default"/>
+          <w:b w:val="0"/>
+          <w:bCs w:val="0"/>
+          <w:lang w:val="en-US" w:eastAsia="zh-CN"/>
+        </w:rPr>
+      </w:pPr>
+      <w:r>
+        <w:rPr>
+          <w:rFonts w:hint="default"/>
+          <w:b w:val="0"/>
+          <w:bCs w:val="0"/>
+          <w:lang w:val="en-US" w:eastAsia="zh-CN"/>
+        </w:rPr>
+        <w:t xml:space="preserve">        "公网 IP: 8.216.43.96",</w:t>
+      </w:r>
+    </w:p>
+    <w:p>
+      <w:pPr>
+        <w:rPr>
+          <w:rFonts w:hint="default"/>
+          <w:b w:val="0"/>
+          <w:bCs w:val="0"/>
+          <w:lang w:val="en-US" w:eastAsia="zh-CN"/>
+        </w:rPr>
+      </w:pPr>
+      <w:r>
+        <w:rPr>
+          <w:rFonts w:hint="default"/>
+          <w:b w:val="0"/>
+          <w:bCs w:val="0"/>
+          <w:lang w:val="en-US" w:eastAsia="zh-CN"/>
+        </w:rPr>
+        <w:t xml:space="preserve">        "UUID: 47a0d038-76b7-4629-9217-5ea31eef52be",</w:t>
+      </w:r>
+    </w:p>
+    <w:p>
+      <w:pPr>
+        <w:rPr>
+          <w:rFonts w:hint="default"/>
+          <w:b w:val="0"/>
+          <w:bCs w:val="0"/>
+          <w:lang w:val="en-US" w:eastAsia="zh-CN"/>
+        </w:rPr>
+      </w:pPr>
+      <w:r>
+        <w:rPr>
+          <w:rFonts w:hint="default"/>
+          <w:b w:val="0"/>
+          <w:bCs w:val="0"/>
+          <w:lang w:val="en-US" w:eastAsia="zh-CN"/>
+        </w:rPr>
+        <w:t xml:space="preserve">        "私钥 (填服务端): AN2yukO_whB8reBkw_Y-cNWRiJnjIgT5LnbcoS0bEVI",</w:t>
+      </w:r>
+    </w:p>
+    <w:p>
+      <w:pPr>
+        <w:rPr>
+          <w:rFonts w:hint="default"/>
+          <w:b w:val="0"/>
+          <w:bCs w:val="0"/>
+          <w:lang w:val="en-US" w:eastAsia="zh-CN"/>
+        </w:rPr>
+      </w:pPr>
+      <w:r>
+        <w:rPr>
+          <w:rFonts w:hint="default"/>
+          <w:b w:val="0"/>
+          <w:bCs w:val="0"/>
+          <w:lang w:val="en-US" w:eastAsia="zh-CN"/>
+        </w:rPr>
+        <w:t xml:space="preserve">        "公钥 (填客户端): AL3tT9YL46Nrg5I1QQB11ak_ULvbZGN3A0JLnOSzNDY",</w:t>
+      </w:r>
+    </w:p>
+    <w:p>
+      <w:pPr>
+        <w:rPr>
+          <w:rFonts w:hint="default"/>
+          <w:b w:val="0"/>
+          <w:bCs w:val="0"/>
+          <w:lang w:val="en-US" w:eastAsia="zh-CN"/>
+        </w:rPr>
+      </w:pPr>
+      <w:r>
+        <w:rPr>
+          <w:rFonts w:hint="default"/>
+          <w:b w:val="0"/>
+          <w:bCs w:val="0"/>
+          <w:lang w:val="en-US" w:eastAsia="zh-CN"/>
+        </w:rPr>
+        <w:t xml:space="preserve">        "ShortID: 65d8ea02a33281ce",</w:t>
+      </w:r>
+    </w:p>
+    <w:p>
+      <w:pPr>
+        <w:rPr>
+          <w:rFonts w:hint="default"/>
+          <w:b w:val="0"/>
+          <w:bCs w:val="0"/>
+          <w:lang w:val="en-US" w:eastAsia="zh-CN"/>
+        </w:rPr>
+      </w:pPr>
+      <w:r>
+        <w:rPr>
+          <w:rFonts w:hint="default"/>
+          <w:b w:val="0"/>
+          <w:bCs w:val="0"/>
+          <w:lang w:val="en-US" w:eastAsia="zh-CN"/>
+        </w:rPr>
+        <w:t xml:space="preserve">        "Clash 订阅地址: http://8.216.43.96/clash.yaml"</w:t>
+      </w:r>
+    </w:p>
+    <w:p>
+      <w:pPr>
+        <w:rPr>
+          <w:rFonts w:hint="default"/>
+          <w:b w:val="0"/>
+          <w:bCs w:val="0"/>
+          <w:lang w:val="en-US" w:eastAsia="zh-CN"/>
+        </w:rPr>
+      </w:pPr>
+      <w:r>
+        <w:rPr>
+          <w:rFonts w:hint="default"/>
+          <w:b w:val="0"/>
+          <w:bCs w:val="0"/>
+          <w:lang w:val="en-US" w:eastAsia="zh-CN"/>
+        </w:rPr>
+        <w:t xml:space="preserve">    ]</w:t>
+      </w:r>
+    </w:p>
+    <w:p>
+      <w:pPr>
+        <w:rPr>
+          <w:rFonts w:hint="default"/>
+          <w:b w:val="0"/>
+          <w:bCs w:val="0"/>
+          <w:lang w:val="en-US" w:eastAsia="zh-CN"/>
+        </w:rPr>
+      </w:pPr>
+      <w:r>
+        <w:rPr>
+          <w:rFonts w:hint="default"/>
+          <w:b w:val="0"/>
+          <w:bCs w:val="0"/>
+          <w:lang w:val="en-US" w:eastAsia="zh-CN"/>
+        </w:rPr>
+        <w:t>}</w:t>
+      </w:r>
+    </w:p>
+    <w:p>
+      <w:pPr>
+        <w:rPr>
+          <w:rFonts w:hint="default"/>
+          <w:b w:val="0"/>
+          <w:bCs w:val="0"/>
+          <w:lang w:val="en-US" w:eastAsia="zh-CN"/>
+        </w:rPr>
+      </w:pPr>
+      <w:r>
+        <w:rPr>
+          <w:rFonts w:hint="default"/>
+          <w:b w:val="0"/>
+          <w:bCs w:val="0"/>
+          <w:lang w:val="en-US" w:eastAsia="zh-CN"/>
+        </w:rPr>
+        <w:t>ok: [node2] =&gt; {</w:t>
+      </w:r>
+    </w:p>
+    <w:p>
+      <w:pPr>
+        <w:rPr>
+          <w:rFonts w:hint="default"/>
+          <w:b w:val="0"/>
+          <w:bCs w:val="0"/>
+          <w:lang w:val="en-US" w:eastAsia="zh-CN"/>
+        </w:rPr>
+      </w:pPr>
+      <w:r>
+        <w:rPr>
+          <w:rFonts w:hint="default"/>
+          <w:b w:val="0"/>
+          <w:bCs w:val="0"/>
+          <w:lang w:val="en-US" w:eastAsia="zh-CN"/>
+        </w:rPr>
+        <w:t xml:space="preserve">    "msg": [</w:t>
+      </w:r>
+    </w:p>
+    <w:p>
+      <w:pPr>
+        <w:rPr>
+          <w:rFonts w:hint="default"/>
+          <w:b w:val="0"/>
+          <w:bCs w:val="0"/>
+          <w:lang w:val="en-US" w:eastAsia="zh-CN"/>
+        </w:rPr>
+      </w:pPr>
+      <w:r>
+        <w:rPr>
+          <w:rFonts w:hint="default"/>
+          <w:b w:val="0"/>
+          <w:bCs w:val="0"/>
+          <w:lang w:val="en-US" w:eastAsia="zh-CN"/>
+        </w:rPr>
+        <w:t xml:space="preserve">        "Xray 版本: Xray 26.3.27 (Xray, Penetrates Everything.) d2758a0 (go1.26.1 linux/amd64)",</w:t>
+      </w:r>
+    </w:p>
+    <w:p>
+      <w:pPr>
+        <w:rPr>
+          <w:rFonts w:hint="default"/>
+          <w:b w:val="0"/>
+          <w:bCs w:val="0"/>
+          <w:lang w:val="en-US" w:eastAsia="zh-CN"/>
+        </w:rPr>
+      </w:pPr>
+      <w:r>
+        <w:rPr>
+          <w:rFonts w:hint="default"/>
+          <w:b w:val="0"/>
+          <w:bCs w:val="0"/>
+          <w:lang w:val="en-US" w:eastAsia="zh-CN"/>
+        </w:rPr>
+        <w:t xml:space="preserve">        "公网 IP: 8.209.201.114",</w:t>
+      </w:r>
+    </w:p>
+    <w:p>
+      <w:pPr>
+        <w:rPr>
+          <w:rFonts w:hint="default"/>
+          <w:b w:val="0"/>
+          <w:bCs w:val="0"/>
+          <w:lang w:val="en-US" w:eastAsia="zh-CN"/>
+        </w:rPr>
+      </w:pPr>
+      <w:r>
+        <w:rPr>
+          <w:rFonts w:hint="default"/>
+          <w:b w:val="0"/>
+          <w:bCs w:val="0"/>
+          <w:lang w:val="en-US" w:eastAsia="zh-CN"/>
+        </w:rPr>
+        <w:t xml:space="preserve">        "UUID: 4d129826-c976-4a4d-b301-00f35d7bd019",</w:t>
+      </w:r>
+    </w:p>
+    <w:p>
+      <w:pPr>
+        <w:rPr>
+          <w:rFonts w:hint="default"/>
+          <w:b w:val="0"/>
+          <w:bCs w:val="0"/>
+          <w:lang w:val="en-US" w:eastAsia="zh-CN"/>
+        </w:rPr>
+      </w:pPr>
+      <w:r>
+        <w:rPr>
+          <w:rFonts w:hint="default"/>
+          <w:b w:val="0"/>
+          <w:bCs w:val="0"/>
+          <w:lang w:val="en-US" w:eastAsia="zh-CN"/>
+        </w:rPr>
+        <w:t xml:space="preserve">        "私钥 (填服务端): oO0jY2Q409IJAHDSbZDagQGikFy4s6777V-m3VjcbHo",</w:t>
+      </w:r>
+    </w:p>
+    <w:p>
+      <w:pPr>
+        <w:rPr>
+          <w:rFonts w:hint="default"/>
+          <w:b w:val="0"/>
+          <w:bCs w:val="0"/>
+          <w:lang w:val="en-US" w:eastAsia="zh-CN"/>
+        </w:rPr>
+      </w:pPr>
+      <w:r>
+        <w:rPr>
+          <w:rFonts w:hint="default"/>
+          <w:b w:val="0"/>
+          <w:bCs w:val="0"/>
+          <w:lang w:val="en-US" w:eastAsia="zh-CN"/>
+        </w:rPr>
+        <w:t xml:space="preserve">        "公钥 (填客户端): 1rasc0j2-y8Krq2d5IAnvRA6-HPvLXtM0CyLzDxHKSA",</w:t>
+      </w:r>
+    </w:p>
+    <w:p>
+      <w:pPr>
+        <w:rPr>
+          <w:rFonts w:hint="default"/>
+          <w:b w:val="0"/>
+          <w:bCs w:val="0"/>
+          <w:lang w:val="en-US" w:eastAsia="zh-CN"/>
+        </w:rPr>
+      </w:pPr>
+      <w:r>
+        <w:rPr>
+          <w:rFonts w:hint="default"/>
+          <w:b w:val="0"/>
+          <w:bCs w:val="0"/>
+          <w:lang w:val="en-US" w:eastAsia="zh-CN"/>
+        </w:rPr>
+        <w:t xml:space="preserve">        "ShortID: 9c33dfa9be536a06",</w:t>
+      </w:r>
+    </w:p>
+    <w:p>
+      <w:pPr>
+        <w:rPr>
+          <w:rFonts w:hint="default"/>
+          <w:b w:val="0"/>
+          <w:bCs w:val="0"/>
+          <w:lang w:val="en-US" w:eastAsia="zh-CN"/>
+        </w:rPr>
+      </w:pPr>
+      <w:r>
+        <w:rPr>
+          <w:rFonts w:hint="default"/>
+          <w:b w:val="0"/>
+          <w:bCs w:val="0"/>
+          <w:lang w:val="en-US" w:eastAsia="zh-CN"/>
+        </w:rPr>
+        <w:t xml:space="preserve">        "Clash 订阅地址: http://8.209.201.114/clash.yaml"</w:t>
+      </w:r>
+    </w:p>
+    <w:p>
+      <w:pPr>
+        <w:rPr>
+          <w:rFonts w:hint="default"/>
+          <w:b w:val="0"/>
+          <w:bCs w:val="0"/>
+          <w:lang w:val="en-US" w:eastAsia="zh-CN"/>
+        </w:rPr>
+      </w:pPr>
+      <w:r>
+        <w:rPr>
+          <w:rFonts w:hint="default"/>
+          <w:b w:val="0"/>
+          <w:bCs w:val="0"/>
+          <w:lang w:val="en-US" w:eastAsia="zh-CN"/>
+        </w:rPr>
+        <w:t xml:space="preserve">    ]</w:t>
+      </w:r>
+    </w:p>
+    <w:p>
+      <w:pPr>
+        <w:rPr>
+          <w:rFonts w:hint="default"/>
+          <w:b w:val="0"/>
+          <w:bCs w:val="0"/>
+          <w:lang w:val="en-US" w:eastAsia="zh-CN"/>
+        </w:rPr>
+      </w:pPr>
+      <w:r>
+        <w:rPr>
+          <w:rFonts w:hint="default"/>
+          <w:b w:val="0"/>
+          <w:bCs w:val="0"/>
+          <w:lang w:val="en-US" w:eastAsia="zh-CN"/>
+        </w:rPr>
+        <w:t>}</w:t>
+      </w:r>
+    </w:p>
+    <w:p>
+      <w:pPr>
+        <w:rPr>
+          <w:rFonts w:hint="default"/>
+          <w:b w:val="0"/>
+          <w:bCs w:val="0"/>
+          <w:lang w:val="en-US" w:eastAsia="zh-CN"/>
+        </w:rPr>
+      </w:pPr>
+    </w:p>
+    <w:p>
+      <w:pPr>
+        <w:rPr>
+          <w:rFonts w:hint="default"/>
+          <w:b w:val="0"/>
+          <w:bCs w:val="0"/>
+          <w:lang w:val="en-US" w:eastAsia="zh-CN"/>
+        </w:rPr>
+      </w:pPr>
+      <w:r>
+        <w:rPr>
+          <w:rFonts w:hint="default"/>
+          <w:b w:val="0"/>
+          <w:bCs w:val="0"/>
+          <w:lang w:val="en-US" w:eastAsia="zh-CN"/>
+        </w:rPr>
+        <w:t>TASK [v2ray : Ensure /usr/local/etc/xray directory exists] *********************</w:t>
+      </w:r>
+    </w:p>
+    <w:p>
+      <w:pPr>
+        <w:rPr>
+          <w:rFonts w:hint="default"/>
+          <w:b w:val="0"/>
+          <w:bCs w:val="0"/>
+          <w:lang w:val="en-US" w:eastAsia="zh-CN"/>
+        </w:rPr>
+      </w:pPr>
+      <w:r>
+        <w:rPr>
+          <w:rFonts w:hint="default"/>
+          <w:b w:val="0"/>
+          <w:bCs w:val="0"/>
+          <w:lang w:val="en-US" w:eastAsia="zh-CN"/>
+        </w:rPr>
+        <w:t>ok: [node2]</w:t>
+      </w:r>
+    </w:p>
+    <w:p>
+      <w:pPr>
+        <w:rPr>
+          <w:rFonts w:hint="default"/>
+          <w:b w:val="0"/>
+          <w:bCs w:val="0"/>
+          <w:lang w:val="en-US" w:eastAsia="zh-CN"/>
+        </w:rPr>
+      </w:pPr>
+      <w:r>
+        <w:rPr>
+          <w:rFonts w:hint="default"/>
+          <w:b w:val="0"/>
+          <w:bCs w:val="0"/>
+          <w:lang w:val="en-US" w:eastAsia="zh-CN"/>
+        </w:rPr>
+        <w:t>ok: [node1]</w:t>
+      </w:r>
+    </w:p>
+    <w:p>
+      <w:pPr>
+        <w:rPr>
+          <w:rFonts w:hint="default"/>
+          <w:b w:val="0"/>
+          <w:bCs w:val="0"/>
+          <w:lang w:val="en-US" w:eastAsia="zh-CN"/>
+        </w:rPr>
+      </w:pPr>
+    </w:p>
+    <w:p>
+      <w:pPr>
+        <w:rPr>
+          <w:rFonts w:hint="default"/>
+          <w:b w:val="0"/>
+          <w:bCs w:val="0"/>
+          <w:lang w:val="en-US" w:eastAsia="zh-CN"/>
+        </w:rPr>
+      </w:pPr>
+      <w:r>
+        <w:rPr>
+          <w:rFonts w:hint="default"/>
+          <w:b w:val="0"/>
+          <w:bCs w:val="0"/>
+          <w:lang w:val="en-US" w:eastAsia="zh-CN"/>
+        </w:rPr>
+        <w:t>TASK [v2ray : Render Xray config.json from template] ***************************</w:t>
+      </w:r>
+    </w:p>
+    <w:p>
+      <w:pPr>
+        <w:rPr>
+          <w:rFonts w:hint="default"/>
+          <w:b w:val="0"/>
+          <w:bCs w:val="0"/>
+          <w:lang w:val="en-US" w:eastAsia="zh-CN"/>
+        </w:rPr>
+      </w:pPr>
+      <w:r>
+        <w:rPr>
+          <w:rFonts w:hint="default"/>
+          <w:b w:val="0"/>
+          <w:bCs w:val="0"/>
+          <w:lang w:val="en-US" w:eastAsia="zh-CN"/>
+        </w:rPr>
+        <w:t>changed: [node2]</w:t>
+      </w:r>
+    </w:p>
+    <w:p>
+      <w:pPr>
+        <w:rPr>
+          <w:rFonts w:hint="default"/>
+          <w:b w:val="0"/>
+          <w:bCs w:val="0"/>
+          <w:lang w:val="en-US" w:eastAsia="zh-CN"/>
+        </w:rPr>
+      </w:pPr>
+      <w:r>
+        <w:rPr>
+          <w:rFonts w:hint="default"/>
+          <w:b w:val="0"/>
+          <w:bCs w:val="0"/>
+          <w:lang w:val="en-US" w:eastAsia="zh-CN"/>
+        </w:rPr>
+        <w:t>changed: [node1]</w:t>
+      </w:r>
+    </w:p>
+    <w:p>
+      <w:pPr>
+        <w:rPr>
+          <w:rFonts w:hint="default"/>
+          <w:b w:val="0"/>
+          <w:bCs w:val="0"/>
+          <w:lang w:val="en-US" w:eastAsia="zh-CN"/>
+        </w:rPr>
+      </w:pPr>
+    </w:p>
+    <w:p>
+      <w:pPr>
+        <w:rPr>
+          <w:rFonts w:hint="default"/>
+          <w:b w:val="0"/>
+          <w:bCs w:val="0"/>
+          <w:lang w:val="en-US" w:eastAsia="zh-CN"/>
+        </w:rPr>
+      </w:pPr>
+      <w:r>
+        <w:rPr>
+          <w:rFonts w:hint="default"/>
+          <w:b w:val="0"/>
+          <w:bCs w:val="0"/>
+          <w:lang w:val="en-US" w:eastAsia="zh-CN"/>
+        </w:rPr>
+        <w:t>TASK [v2ray : Render Clash YAML config from template] **************************</w:t>
+      </w:r>
+    </w:p>
+    <w:p>
+      <w:pPr>
+        <w:rPr>
+          <w:rFonts w:hint="default"/>
+          <w:b w:val="0"/>
+          <w:bCs w:val="0"/>
+          <w:lang w:val="en-US" w:eastAsia="zh-CN"/>
+        </w:rPr>
+      </w:pPr>
+      <w:r>
+        <w:rPr>
+          <w:rFonts w:hint="default"/>
+          <w:b w:val="0"/>
+          <w:bCs w:val="0"/>
+          <w:lang w:val="en-US" w:eastAsia="zh-CN"/>
+        </w:rPr>
+        <w:t>changed: [node2]</w:t>
+      </w:r>
+    </w:p>
+    <w:p>
+      <w:pPr>
+        <w:rPr>
+          <w:rFonts w:hint="default"/>
+          <w:b w:val="0"/>
+          <w:bCs w:val="0"/>
+          <w:lang w:val="en-US" w:eastAsia="zh-CN"/>
+        </w:rPr>
+      </w:pPr>
+      <w:r>
+        <w:rPr>
+          <w:rFonts w:hint="default"/>
+          <w:b w:val="0"/>
+          <w:bCs w:val="0"/>
+          <w:lang w:val="en-US" w:eastAsia="zh-CN"/>
+        </w:rPr>
+        <w:t>changed: [node1]</w:t>
+      </w:r>
+    </w:p>
+    <w:p>
+      <w:pPr>
+        <w:rPr>
+          <w:rFonts w:hint="default"/>
+          <w:b w:val="0"/>
+          <w:bCs w:val="0"/>
+          <w:lang w:val="en-US" w:eastAsia="zh-CN"/>
+        </w:rPr>
+      </w:pPr>
+    </w:p>
+    <w:p>
+      <w:pPr>
+        <w:rPr>
+          <w:rFonts w:hint="default"/>
+          <w:b w:val="0"/>
+          <w:bCs w:val="0"/>
+          <w:lang w:val="en-US" w:eastAsia="zh-CN"/>
+        </w:rPr>
+      </w:pPr>
+      <w:r>
+        <w:rPr>
+          <w:rFonts w:hint="default"/>
+          <w:b w:val="0"/>
+          <w:bCs w:val="0"/>
+          <w:lang w:val="en-US" w:eastAsia="zh-CN"/>
+        </w:rPr>
+        <w:t>TASK [v2ray : systemd] *********************************************************</w:t>
+      </w:r>
+    </w:p>
+    <w:p>
+      <w:pPr>
+        <w:rPr>
+          <w:rFonts w:hint="default"/>
+          <w:b w:val="0"/>
+          <w:bCs w:val="0"/>
+          <w:lang w:val="en-US" w:eastAsia="zh-CN"/>
+        </w:rPr>
+      </w:pPr>
+      <w:r>
+        <w:rPr>
+          <w:rFonts w:hint="default"/>
+          <w:b w:val="0"/>
+          <w:bCs w:val="0"/>
+          <w:lang w:val="en-US" w:eastAsia="zh-CN"/>
+        </w:rPr>
+        <w:t>ok: [node2] =&gt; (item=httpd)</w:t>
+      </w:r>
+    </w:p>
+    <w:p>
+      <w:pPr>
+        <w:rPr>
+          <w:rFonts w:hint="default"/>
+          <w:b w:val="0"/>
+          <w:bCs w:val="0"/>
+          <w:lang w:val="en-US" w:eastAsia="zh-CN"/>
+        </w:rPr>
+      </w:pPr>
       <w:r>
         <w:rPr>
           <w:rFonts w:hint="default"/>
@@ -17132,24 +18526,224 @@
           <w:lang w:val="en-US" w:eastAsia="zh-CN"/>
         </w:rPr>
       </w:pPr>
-    </w:p>
-    <w:p>
-      <w:pPr>
-        <w:rPr>
-          <w:rFonts w:hint="default"/>
-          <w:b w:val="0"/>
-          <w:bCs w:val="0"/>
-          <w:lang w:val="en-US" w:eastAsia="zh-CN"/>
-        </w:rPr>
-      </w:pPr>
-      <w:r>
-        <w:rPr>
-          <w:rFonts w:hint="default"/>
-          <w:b w:val="0"/>
-          <w:bCs w:val="0"/>
-          <w:lang w:val="en-US" w:eastAsia="zh-CN"/>
-        </w:rPr>
-        <w:t>TASK [v2ray : Execute Xray installation script] ********************************</w:t>
+      <w:r>
+        <w:rPr>
+          <w:rFonts w:hint="default"/>
+          <w:b w:val="0"/>
+          <w:bCs w:val="0"/>
+          <w:lang w:val="en-US" w:eastAsia="zh-CN"/>
+        </w:rPr>
+        <w:t>ok: [node2] =&gt; (item=firewalld)</w:t>
+      </w:r>
+    </w:p>
+    <w:p>
+      <w:pPr>
+        <w:rPr>
+          <w:rFonts w:hint="default"/>
+          <w:b w:val="0"/>
+          <w:bCs w:val="0"/>
+          <w:lang w:val="en-US" w:eastAsia="zh-CN"/>
+        </w:rPr>
+      </w:pPr>
+      <w:r>
+        <w:rPr>
+          <w:rFonts w:hint="default"/>
+          <w:b w:val="0"/>
+          <w:bCs w:val="0"/>
+          <w:lang w:val="en-US" w:eastAsia="zh-CN"/>
+        </w:rPr>
+        <w:t>ok: [node1] =&gt; (item=firewalld)</w:t>
+      </w:r>
+    </w:p>
+    <w:p>
+      <w:pPr>
+        <w:rPr>
+          <w:rFonts w:hint="default"/>
+          <w:b w:val="0"/>
+          <w:bCs w:val="0"/>
+          <w:lang w:val="en-US" w:eastAsia="zh-CN"/>
+        </w:rPr>
+      </w:pPr>
+      <w:r>
+        <w:rPr>
+          <w:rFonts w:hint="default"/>
+          <w:b w:val="0"/>
+          <w:bCs w:val="0"/>
+          <w:lang w:val="en-US" w:eastAsia="zh-CN"/>
+        </w:rPr>
+        <w:t>ok: [node2] =&gt; (item=xray)</w:t>
+      </w:r>
+    </w:p>
+    <w:p>
+      <w:pPr>
+        <w:rPr>
+          <w:rFonts w:hint="default"/>
+          <w:b w:val="0"/>
+          <w:bCs w:val="0"/>
+          <w:lang w:val="en-US" w:eastAsia="zh-CN"/>
+        </w:rPr>
+      </w:pPr>
+      <w:r>
+        <w:rPr>
+          <w:rFonts w:hint="default"/>
+          <w:b w:val="0"/>
+          <w:bCs w:val="0"/>
+          <w:lang w:val="en-US" w:eastAsia="zh-CN"/>
+        </w:rPr>
+        <w:t>ok: [node1] =&gt; (item=xray)</w:t>
+      </w:r>
+    </w:p>
+    <w:p>
+      <w:pPr>
+        <w:rPr>
+          <w:rFonts w:hint="default"/>
+          <w:b w:val="0"/>
+          <w:bCs w:val="0"/>
+          <w:lang w:val="en-US" w:eastAsia="zh-CN"/>
+        </w:rPr>
+      </w:pPr>
+    </w:p>
+    <w:p>
+      <w:pPr>
+        <w:rPr>
+          <w:rFonts w:hint="default"/>
+          <w:b w:val="0"/>
+          <w:bCs w:val="0"/>
+          <w:lang w:val="en-US" w:eastAsia="zh-CN"/>
+        </w:rPr>
+      </w:pPr>
+      <w:r>
+        <w:rPr>
+          <w:rFonts w:hint="default"/>
+          <w:b w:val="0"/>
+          <w:bCs w:val="0"/>
+          <w:lang w:val="en-US" w:eastAsia="zh-CN"/>
+        </w:rPr>
+        <w:t>TASK [v2ray : firewalld] *******************************************************</w:t>
+      </w:r>
+    </w:p>
+    <w:p>
+      <w:pPr>
+        <w:rPr>
+          <w:rFonts w:hint="default"/>
+          <w:b w:val="0"/>
+          <w:bCs w:val="0"/>
+          <w:lang w:val="en-US" w:eastAsia="zh-CN"/>
+        </w:rPr>
+      </w:pPr>
+      <w:r>
+        <w:rPr>
+          <w:rFonts w:hint="default"/>
+          <w:b w:val="0"/>
+          <w:bCs w:val="0"/>
+          <w:lang w:val="en-US" w:eastAsia="zh-CN"/>
+        </w:rPr>
+        <w:t>ok: [node2] =&gt; (item=80/tcp)</w:t>
+      </w:r>
+    </w:p>
+    <w:p>
+      <w:pPr>
+        <w:rPr>
+          <w:rFonts w:hint="default"/>
+          <w:b w:val="0"/>
+          <w:bCs w:val="0"/>
+          <w:lang w:val="en-US" w:eastAsia="zh-CN"/>
+        </w:rPr>
+      </w:pPr>
+      <w:r>
+        <w:rPr>
+          <w:rFonts w:hint="default"/>
+          <w:b w:val="0"/>
+          <w:bCs w:val="0"/>
+          <w:lang w:val="en-US" w:eastAsia="zh-CN"/>
+        </w:rPr>
+        <w:t>ok: [node1] =&gt; (item=80/tcp)</w:t>
+      </w:r>
+    </w:p>
+    <w:p>
+      <w:pPr>
+        <w:rPr>
+          <w:rFonts w:hint="default"/>
+          <w:b w:val="0"/>
+          <w:bCs w:val="0"/>
+          <w:lang w:val="en-US" w:eastAsia="zh-CN"/>
+        </w:rPr>
+      </w:pPr>
+      <w:r>
+        <w:rPr>
+          <w:rFonts w:hint="default"/>
+          <w:b w:val="0"/>
+          <w:bCs w:val="0"/>
+          <w:lang w:val="en-US" w:eastAsia="zh-CN"/>
+        </w:rPr>
+        <w:t>ok: [node2] =&gt; (item=443/tcp)</w:t>
+      </w:r>
+    </w:p>
+    <w:p>
+      <w:pPr>
+        <w:rPr>
+          <w:rFonts w:hint="default"/>
+          <w:b w:val="0"/>
+          <w:bCs w:val="0"/>
+          <w:lang w:val="en-US" w:eastAsia="zh-CN"/>
+        </w:rPr>
+      </w:pPr>
+      <w:r>
+        <w:rPr>
+          <w:rFonts w:hint="default"/>
+          <w:b w:val="0"/>
+          <w:bCs w:val="0"/>
+          <w:lang w:val="en-US" w:eastAsia="zh-CN"/>
+        </w:rPr>
+        <w:t>ok: [node1] =&gt; (item=443/tcp)</w:t>
+      </w:r>
+    </w:p>
+    <w:p>
+      <w:pPr>
+        <w:rPr>
+          <w:rFonts w:hint="default"/>
+          <w:b w:val="0"/>
+          <w:bCs w:val="0"/>
+          <w:lang w:val="en-US" w:eastAsia="zh-CN"/>
+        </w:rPr>
+      </w:pPr>
+    </w:p>
+    <w:p>
+      <w:pPr>
+        <w:rPr>
+          <w:rFonts w:hint="default"/>
+          <w:b w:val="0"/>
+          <w:bCs w:val="0"/>
+          <w:lang w:val="en-US" w:eastAsia="zh-CN"/>
+        </w:rPr>
+      </w:pPr>
+      <w:r>
+        <w:rPr>
+          <w:rFonts w:hint="default"/>
+          <w:b w:val="0"/>
+          <w:bCs w:val="0"/>
+          <w:lang w:val="en-US" w:eastAsia="zh-CN"/>
+        </w:rPr>
+        <w:t>TASK [v2ray : Create auto IP update script for clash.yaml] *********************</w:t>
+      </w:r>
+    </w:p>
+    <w:p>
+      <w:pPr>
+        <w:rPr>
+          <w:rFonts w:hint="default"/>
+          <w:b w:val="0"/>
+          <w:bCs w:val="0"/>
+          <w:lang w:val="en-US" w:eastAsia="zh-CN"/>
+        </w:rPr>
+      </w:pPr>
+      <w:r>
+        <w:rPr>
+          <w:rFonts w:hint="default"/>
+          <w:b w:val="0"/>
+          <w:bCs w:val="0"/>
+          <w:lang w:val="en-US" w:eastAsia="zh-CN"/>
+        </w:rPr>
+        <w:t>ok: [node2]</w:t>
       </w:r>
     </w:p>
     <w:p>
@@ -17180,6 +18774,35 @@
           <w:lang w:val="en-US" w:eastAsia="zh-CN"/>
         </w:rPr>
       </w:pPr>
+    </w:p>
+    <w:p>
+      <w:pPr>
+        <w:rPr>
+          <w:rFonts w:hint="default"/>
+          <w:b w:val="0"/>
+          <w:bCs w:val="0"/>
+          <w:lang w:val="en-US" w:eastAsia="zh-CN"/>
+        </w:rPr>
+      </w:pPr>
+      <w:r>
+        <w:rPr>
+          <w:rFonts w:hint="default"/>
+          <w:b w:val="0"/>
+          <w:bCs w:val="0"/>
+          <w:lang w:val="en-US" w:eastAsia="zh-CN"/>
+        </w:rPr>
+        <w:t>TASK [v2ray : Create systemd service for auto IP update] ***********************</w:t>
+      </w:r>
+    </w:p>
+    <w:p>
+      <w:pPr>
+        <w:rPr>
+          <w:rFonts w:hint="default"/>
+          <w:b w:val="0"/>
+          <w:bCs w:val="0"/>
+          <w:lang w:val="en-US" w:eastAsia="zh-CN"/>
+        </w:rPr>
+      </w:pPr>
       <w:r>
         <w:rPr>
           <w:rFonts w:hint="default"/>
@@ -17199,24 +18822,129 @@
           <w:lang w:val="en-US" w:eastAsia="zh-CN"/>
         </w:rPr>
       </w:pPr>
-    </w:p>
-    <w:p>
-      <w:pPr>
-        <w:rPr>
-          <w:rFonts w:hint="default"/>
-          <w:b w:val="0"/>
-          <w:bCs w:val="0"/>
-          <w:lang w:val="en-US" w:eastAsia="zh-CN"/>
-        </w:rPr>
-      </w:pPr>
-      <w:r>
-        <w:rPr>
-          <w:rFonts w:hint="default"/>
-          <w:b w:val="0"/>
-          <w:bCs w:val="0"/>
-          <w:lang w:val="en-US" w:eastAsia="zh-CN"/>
-        </w:rPr>
-        <w:t>TASK [v2ray : install Xray] ****************************************************</w:t>
+      <w:r>
+        <w:rPr>
+          <w:rFonts w:hint="default"/>
+          <w:b w:val="0"/>
+          <w:bCs w:val="0"/>
+          <w:lang w:val="en-US" w:eastAsia="zh-CN"/>
+        </w:rPr>
+        <w:t>ok: [node1]</w:t>
+      </w:r>
+    </w:p>
+    <w:p>
+      <w:pPr>
+        <w:rPr>
+          <w:rFonts w:hint="default"/>
+          <w:b w:val="0"/>
+          <w:bCs w:val="0"/>
+          <w:lang w:val="en-US" w:eastAsia="zh-CN"/>
+        </w:rPr>
+      </w:pPr>
+    </w:p>
+    <w:p>
+      <w:pPr>
+        <w:rPr>
+          <w:rFonts w:hint="default"/>
+          <w:b w:val="0"/>
+          <w:bCs w:val="0"/>
+          <w:lang w:val="en-US" w:eastAsia="zh-CN"/>
+        </w:rPr>
+      </w:pPr>
+      <w:r>
+        <w:rPr>
+          <w:rFonts w:hint="default"/>
+          <w:b w:val="0"/>
+          <w:bCs w:val="0"/>
+          <w:lang w:val="en-US" w:eastAsia="zh-CN"/>
+        </w:rPr>
+        <w:t>TASK [v2ray : Enable update-clash-ip service] **********************************</w:t>
+      </w:r>
+    </w:p>
+    <w:p>
+      <w:pPr>
+        <w:rPr>
+          <w:rFonts w:hint="default"/>
+          <w:b w:val="0"/>
+          <w:bCs w:val="0"/>
+          <w:lang w:val="en-US" w:eastAsia="zh-CN"/>
+        </w:rPr>
+      </w:pPr>
+      <w:r>
+        <w:rPr>
+          <w:rFonts w:hint="default"/>
+          <w:b w:val="0"/>
+          <w:bCs w:val="0"/>
+          <w:lang w:val="en-US" w:eastAsia="zh-CN"/>
+        </w:rPr>
+        <w:t>ok: [node2]</w:t>
+      </w:r>
+    </w:p>
+    <w:p>
+      <w:pPr>
+        <w:rPr>
+          <w:rFonts w:hint="default"/>
+          <w:b w:val="0"/>
+          <w:bCs w:val="0"/>
+          <w:lang w:val="en-US" w:eastAsia="zh-CN"/>
+        </w:rPr>
+      </w:pPr>
+      <w:r>
+        <w:rPr>
+          <w:rFonts w:hint="default"/>
+          <w:b w:val="0"/>
+          <w:bCs w:val="0"/>
+          <w:lang w:val="en-US" w:eastAsia="zh-CN"/>
+        </w:rPr>
+        <w:t>ok: [node1]</w:t>
+      </w:r>
+    </w:p>
+    <w:p>
+      <w:pPr>
+        <w:rPr>
+          <w:rFonts w:hint="default"/>
+          <w:b w:val="0"/>
+          <w:bCs w:val="0"/>
+          <w:lang w:val="en-US" w:eastAsia="zh-CN"/>
+        </w:rPr>
+      </w:pPr>
+    </w:p>
+    <w:p>
+      <w:pPr>
+        <w:rPr>
+          <w:rFonts w:hint="default"/>
+          <w:b w:val="0"/>
+          <w:bCs w:val="0"/>
+          <w:lang w:val="en-US" w:eastAsia="zh-CN"/>
+        </w:rPr>
+      </w:pPr>
+      <w:r>
+        <w:rPr>
+          <w:rFonts w:hint="default"/>
+          <w:b w:val="0"/>
+          <w:bCs w:val="0"/>
+          <w:lang w:val="en-US" w:eastAsia="zh-CN"/>
+        </w:rPr>
+        <w:t>RUNNING HANDLER [v2ray : restart xray] *****************************************</w:t>
+      </w:r>
+    </w:p>
+    <w:p>
+      <w:pPr>
+        <w:rPr>
+          <w:rFonts w:hint="default"/>
+          <w:b w:val="0"/>
+          <w:bCs w:val="0"/>
+          <w:lang w:val="en-US" w:eastAsia="zh-CN"/>
+        </w:rPr>
+      </w:pPr>
+      <w:r>
+        <w:rPr>
+          <w:rFonts w:hint="default"/>
+          <w:b w:val="0"/>
+          <w:bCs w:val="0"/>
+          <w:lang w:val="en-US" w:eastAsia="zh-CN"/>
+        </w:rPr>
+        <w:t>changed: [node2]</w:t>
       </w:r>
     </w:p>
     <w:p>
@@ -17247,1591 +18975,6 @@
           <w:lang w:val="en-US" w:eastAsia="zh-CN"/>
         </w:rPr>
       </w:pPr>
-      <w:r>
-        <w:rPr>
-          <w:rFonts w:hint="default"/>
-          <w:b w:val="0"/>
-          <w:bCs w:val="0"/>
-          <w:lang w:val="en-US" w:eastAsia="zh-CN"/>
-        </w:rPr>
-        <w:t>changed: [node2]</w:t>
-      </w:r>
-    </w:p>
-    <w:p>
-      <w:pPr>
-        <w:rPr>
-          <w:rFonts w:hint="default"/>
-          <w:b w:val="0"/>
-          <w:bCs w:val="0"/>
-          <w:lang w:val="en-US" w:eastAsia="zh-CN"/>
-        </w:rPr>
-      </w:pPr>
-    </w:p>
-    <w:p>
-      <w:pPr>
-        <w:rPr>
-          <w:rFonts w:hint="default"/>
-          <w:b w:val="0"/>
-          <w:bCs w:val="0"/>
-          <w:lang w:val="en-US" w:eastAsia="zh-CN"/>
-        </w:rPr>
-      </w:pPr>
-      <w:r>
-        <w:rPr>
-          <w:rFonts w:hint="default"/>
-          <w:b w:val="0"/>
-          <w:bCs w:val="0"/>
-          <w:lang w:val="en-US" w:eastAsia="zh-CN"/>
-        </w:rPr>
-        <w:t>TASK [v2ray : Get Xray version] ************************************************</w:t>
-      </w:r>
-    </w:p>
-    <w:p>
-      <w:pPr>
-        <w:rPr>
-          <w:rFonts w:hint="default"/>
-          <w:b w:val="0"/>
-          <w:bCs w:val="0"/>
-          <w:lang w:val="en-US" w:eastAsia="zh-CN"/>
-        </w:rPr>
-      </w:pPr>
-      <w:r>
-        <w:rPr>
-          <w:rFonts w:hint="default"/>
-          <w:b w:val="0"/>
-          <w:bCs w:val="0"/>
-          <w:lang w:val="en-US" w:eastAsia="zh-CN"/>
-        </w:rPr>
-        <w:t>ok: [node2]</w:t>
-      </w:r>
-    </w:p>
-    <w:p>
-      <w:pPr>
-        <w:rPr>
-          <w:rFonts w:hint="default"/>
-          <w:b w:val="0"/>
-          <w:bCs w:val="0"/>
-          <w:lang w:val="en-US" w:eastAsia="zh-CN"/>
-        </w:rPr>
-      </w:pPr>
-      <w:r>
-        <w:rPr>
-          <w:rFonts w:hint="default"/>
-          <w:b w:val="0"/>
-          <w:bCs w:val="0"/>
-          <w:lang w:val="en-US" w:eastAsia="zh-CN"/>
-        </w:rPr>
-        <w:t>ok: [node1]</w:t>
-      </w:r>
-    </w:p>
-    <w:p>
-      <w:pPr>
-        <w:rPr>
-          <w:rFonts w:hint="default"/>
-          <w:b w:val="0"/>
-          <w:bCs w:val="0"/>
-          <w:lang w:val="en-US" w:eastAsia="zh-CN"/>
-        </w:rPr>
-      </w:pPr>
-    </w:p>
-    <w:p>
-      <w:pPr>
-        <w:rPr>
-          <w:rFonts w:hint="default"/>
-          <w:b w:val="0"/>
-          <w:bCs w:val="0"/>
-          <w:lang w:val="en-US" w:eastAsia="zh-CN"/>
-        </w:rPr>
-      </w:pPr>
-      <w:r>
-        <w:rPr>
-          <w:rFonts w:hint="default"/>
-          <w:b w:val="0"/>
-          <w:bCs w:val="0"/>
-          <w:lang w:val="en-US" w:eastAsia="zh-CN"/>
-        </w:rPr>
-        <w:t>TASK [v2ray : Generate Xray UUID] **********************************************</w:t>
-      </w:r>
-    </w:p>
-    <w:p>
-      <w:pPr>
-        <w:rPr>
-          <w:rFonts w:hint="default"/>
-          <w:b w:val="0"/>
-          <w:bCs w:val="0"/>
-          <w:lang w:val="en-US" w:eastAsia="zh-CN"/>
-        </w:rPr>
-      </w:pPr>
-      <w:r>
-        <w:rPr>
-          <w:rFonts w:hint="default"/>
-          <w:b w:val="0"/>
-          <w:bCs w:val="0"/>
-          <w:lang w:val="en-US" w:eastAsia="zh-CN"/>
-        </w:rPr>
-        <w:t>ok: [node2]</w:t>
-      </w:r>
-    </w:p>
-    <w:p>
-      <w:pPr>
-        <w:rPr>
-          <w:rFonts w:hint="default"/>
-          <w:b w:val="0"/>
-          <w:bCs w:val="0"/>
-          <w:lang w:val="en-US" w:eastAsia="zh-CN"/>
-        </w:rPr>
-      </w:pPr>
-      <w:r>
-        <w:rPr>
-          <w:rFonts w:hint="default"/>
-          <w:b w:val="0"/>
-          <w:bCs w:val="0"/>
-          <w:lang w:val="en-US" w:eastAsia="zh-CN"/>
-        </w:rPr>
-        <w:t>ok: [node1]</w:t>
-      </w:r>
-    </w:p>
-    <w:p>
-      <w:pPr>
-        <w:rPr>
-          <w:rFonts w:hint="default"/>
-          <w:b w:val="0"/>
-          <w:bCs w:val="0"/>
-          <w:lang w:val="en-US" w:eastAsia="zh-CN"/>
-        </w:rPr>
-      </w:pPr>
-    </w:p>
-    <w:p>
-      <w:pPr>
-        <w:rPr>
-          <w:rFonts w:hint="default"/>
-          <w:b w:val="0"/>
-          <w:bCs w:val="0"/>
-          <w:lang w:val="en-US" w:eastAsia="zh-CN"/>
-        </w:rPr>
-      </w:pPr>
-      <w:r>
-        <w:rPr>
-          <w:rFonts w:hint="default"/>
-          <w:b w:val="0"/>
-          <w:bCs w:val="0"/>
-          <w:lang w:val="en-US" w:eastAsia="zh-CN"/>
-        </w:rPr>
-        <w:t>TASK [v2ray : Generate x25519 key pair] ****************************************</w:t>
-      </w:r>
-    </w:p>
-    <w:p>
-      <w:pPr>
-        <w:rPr>
-          <w:rFonts w:hint="default"/>
-          <w:b w:val="0"/>
-          <w:bCs w:val="0"/>
-          <w:lang w:val="en-US" w:eastAsia="zh-CN"/>
-        </w:rPr>
-      </w:pPr>
-      <w:r>
-        <w:rPr>
-          <w:rFonts w:hint="default"/>
-          <w:b w:val="0"/>
-          <w:bCs w:val="0"/>
-          <w:lang w:val="en-US" w:eastAsia="zh-CN"/>
-        </w:rPr>
-        <w:t>ok: [node2]</w:t>
-      </w:r>
-    </w:p>
-    <w:p>
-      <w:pPr>
-        <w:rPr>
-          <w:rFonts w:hint="default"/>
-          <w:b w:val="0"/>
-          <w:bCs w:val="0"/>
-          <w:lang w:val="en-US" w:eastAsia="zh-CN"/>
-        </w:rPr>
-      </w:pPr>
-      <w:r>
-        <w:rPr>
-          <w:rFonts w:hint="default"/>
-          <w:b w:val="0"/>
-          <w:bCs w:val="0"/>
-          <w:lang w:val="en-US" w:eastAsia="zh-CN"/>
-        </w:rPr>
-        <w:t>ok: [node1]</w:t>
-      </w:r>
-    </w:p>
-    <w:p>
-      <w:pPr>
-        <w:rPr>
-          <w:rFonts w:hint="default"/>
-          <w:b w:val="0"/>
-          <w:bCs w:val="0"/>
-          <w:lang w:val="en-US" w:eastAsia="zh-CN"/>
-        </w:rPr>
-      </w:pPr>
-    </w:p>
-    <w:p>
-      <w:pPr>
-        <w:rPr>
-          <w:rFonts w:hint="default"/>
-          <w:b w:val="0"/>
-          <w:bCs w:val="0"/>
-          <w:lang w:val="en-US" w:eastAsia="zh-CN"/>
-        </w:rPr>
-      </w:pPr>
-      <w:r>
-        <w:rPr>
-          <w:rFonts w:hint="default"/>
-          <w:b w:val="0"/>
-          <w:bCs w:val="0"/>
-          <w:lang w:val="en-US" w:eastAsia="zh-CN"/>
-        </w:rPr>
-        <w:t>TASK [v2ray : Generate ShortID] ************************************************</w:t>
-      </w:r>
-    </w:p>
-    <w:p>
-      <w:pPr>
-        <w:rPr>
-          <w:rFonts w:hint="default"/>
-          <w:b w:val="0"/>
-          <w:bCs w:val="0"/>
-          <w:lang w:val="en-US" w:eastAsia="zh-CN"/>
-        </w:rPr>
-      </w:pPr>
-      <w:r>
-        <w:rPr>
-          <w:rFonts w:hint="default"/>
-          <w:b w:val="0"/>
-          <w:bCs w:val="0"/>
-          <w:lang w:val="en-US" w:eastAsia="zh-CN"/>
-        </w:rPr>
-        <w:t>ok: [node2]</w:t>
-      </w:r>
-    </w:p>
-    <w:p>
-      <w:pPr>
-        <w:rPr>
-          <w:rFonts w:hint="default"/>
-          <w:b w:val="0"/>
-          <w:bCs w:val="0"/>
-          <w:lang w:val="en-US" w:eastAsia="zh-CN"/>
-        </w:rPr>
-      </w:pPr>
-      <w:r>
-        <w:rPr>
-          <w:rFonts w:hint="default"/>
-          <w:b w:val="0"/>
-          <w:bCs w:val="0"/>
-          <w:lang w:val="en-US" w:eastAsia="zh-CN"/>
-        </w:rPr>
-        <w:t>ok: [node1]</w:t>
-      </w:r>
-    </w:p>
-    <w:p>
-      <w:pPr>
-        <w:rPr>
-          <w:rFonts w:hint="default"/>
-          <w:b w:val="0"/>
-          <w:bCs w:val="0"/>
-          <w:lang w:val="en-US" w:eastAsia="zh-CN"/>
-        </w:rPr>
-      </w:pPr>
-    </w:p>
-    <w:p>
-      <w:pPr>
-        <w:rPr>
-          <w:rFonts w:hint="default"/>
-          <w:b w:val="0"/>
-          <w:bCs w:val="0"/>
-          <w:lang w:val="en-US" w:eastAsia="zh-CN"/>
-        </w:rPr>
-      </w:pPr>
-      <w:r>
-        <w:rPr>
-          <w:rFonts w:hint="default"/>
-          <w:b w:val="0"/>
-          <w:bCs w:val="0"/>
-          <w:lang w:val="en-US" w:eastAsia="zh-CN"/>
-        </w:rPr>
-        <w:t>TASK [v2ray : Get server public IP] ********************************************</w:t>
-      </w:r>
-    </w:p>
-    <w:p>
-      <w:pPr>
-        <w:rPr>
-          <w:rFonts w:hint="default"/>
-          <w:b w:val="0"/>
-          <w:bCs w:val="0"/>
-          <w:lang w:val="en-US" w:eastAsia="zh-CN"/>
-        </w:rPr>
-      </w:pPr>
-      <w:r>
-        <w:rPr>
-          <w:rFonts w:hint="default"/>
-          <w:b w:val="0"/>
-          <w:bCs w:val="0"/>
-          <w:lang w:val="en-US" w:eastAsia="zh-CN"/>
-        </w:rPr>
-        <w:t>ok: [node1]</w:t>
-      </w:r>
-    </w:p>
-    <w:p>
-      <w:pPr>
-        <w:rPr>
-          <w:rFonts w:hint="default"/>
-          <w:b w:val="0"/>
-          <w:bCs w:val="0"/>
-          <w:lang w:val="en-US" w:eastAsia="zh-CN"/>
-        </w:rPr>
-      </w:pPr>
-      <w:r>
-        <w:rPr>
-          <w:rFonts w:hint="default"/>
-          <w:b w:val="0"/>
-          <w:bCs w:val="0"/>
-          <w:lang w:val="en-US" w:eastAsia="zh-CN"/>
-        </w:rPr>
-        <w:t>ok: [node2]</w:t>
-      </w:r>
-    </w:p>
-    <w:p>
-      <w:pPr>
-        <w:rPr>
-          <w:rFonts w:hint="default"/>
-          <w:b w:val="0"/>
-          <w:bCs w:val="0"/>
-          <w:lang w:val="en-US" w:eastAsia="zh-CN"/>
-        </w:rPr>
-      </w:pPr>
-    </w:p>
-    <w:p>
-      <w:pPr>
-        <w:rPr>
-          <w:rFonts w:hint="default"/>
-          <w:b w:val="0"/>
-          <w:bCs w:val="0"/>
-          <w:lang w:val="en-US" w:eastAsia="zh-CN"/>
-        </w:rPr>
-      </w:pPr>
-      <w:r>
-        <w:rPr>
-          <w:rFonts w:hint="default"/>
-          <w:b w:val="0"/>
-          <w:bCs w:val="0"/>
-          <w:lang w:val="en-US" w:eastAsia="zh-CN"/>
-        </w:rPr>
-        <w:t>TASK [v2ray : Parse and set facts] *********************************************</w:t>
-      </w:r>
-    </w:p>
-    <w:p>
-      <w:pPr>
-        <w:rPr>
-          <w:rFonts w:hint="default"/>
-          <w:b w:val="0"/>
-          <w:bCs w:val="0"/>
-          <w:lang w:val="en-US" w:eastAsia="zh-CN"/>
-        </w:rPr>
-      </w:pPr>
-      <w:r>
-        <w:rPr>
-          <w:rFonts w:hint="default"/>
-          <w:b w:val="0"/>
-          <w:bCs w:val="0"/>
-          <w:lang w:val="en-US" w:eastAsia="zh-CN"/>
-        </w:rPr>
-        <w:t>ok: [node1]</w:t>
-      </w:r>
-    </w:p>
-    <w:p>
-      <w:pPr>
-        <w:rPr>
-          <w:rFonts w:hint="default"/>
-          <w:b w:val="0"/>
-          <w:bCs w:val="0"/>
-          <w:lang w:val="en-US" w:eastAsia="zh-CN"/>
-        </w:rPr>
-      </w:pPr>
-      <w:r>
-        <w:rPr>
-          <w:rFonts w:hint="default"/>
-          <w:b w:val="0"/>
-          <w:bCs w:val="0"/>
-          <w:lang w:val="en-US" w:eastAsia="zh-CN"/>
-        </w:rPr>
-        <w:t>ok: [node2]</w:t>
-      </w:r>
-    </w:p>
-    <w:p>
-      <w:pPr>
-        <w:rPr>
-          <w:rFonts w:hint="default"/>
-          <w:b w:val="0"/>
-          <w:bCs w:val="0"/>
-          <w:lang w:val="en-US" w:eastAsia="zh-CN"/>
-        </w:rPr>
-      </w:pPr>
-    </w:p>
-    <w:p>
-      <w:pPr>
-        <w:rPr>
-          <w:rFonts w:hint="default"/>
-          <w:b w:val="0"/>
-          <w:bCs w:val="0"/>
-          <w:lang w:val="en-US" w:eastAsia="zh-CN"/>
-        </w:rPr>
-      </w:pPr>
-      <w:r>
-        <w:rPr>
-          <w:rFonts w:hint="default"/>
-          <w:b w:val="0"/>
-          <w:bCs w:val="0"/>
-          <w:lang w:val="en-US" w:eastAsia="zh-CN"/>
-        </w:rPr>
-        <w:t>TASK [v2ray : Print generated variables] ***************************************</w:t>
-      </w:r>
-    </w:p>
-    <w:p>
-      <w:pPr>
-        <w:rPr>
-          <w:rFonts w:hint="default"/>
-          <w:b w:val="0"/>
-          <w:bCs w:val="0"/>
-          <w:lang w:val="en-US" w:eastAsia="zh-CN"/>
-        </w:rPr>
-      </w:pPr>
-      <w:r>
-        <w:rPr>
-          <w:rFonts w:hint="default"/>
-          <w:b w:val="0"/>
-          <w:bCs w:val="0"/>
-          <w:lang w:val="en-US" w:eastAsia="zh-CN"/>
-        </w:rPr>
-        <w:t>ok: [node1] =&gt; {</w:t>
-      </w:r>
-    </w:p>
-    <w:p>
-      <w:pPr>
-        <w:rPr>
-          <w:rFonts w:hint="default"/>
-          <w:b w:val="0"/>
-          <w:bCs w:val="0"/>
-          <w:lang w:val="en-US" w:eastAsia="zh-CN"/>
-        </w:rPr>
-      </w:pPr>
-      <w:r>
-        <w:rPr>
-          <w:rFonts w:hint="default"/>
-          <w:b w:val="0"/>
-          <w:bCs w:val="0"/>
-          <w:lang w:val="en-US" w:eastAsia="zh-CN"/>
-        </w:rPr>
-        <w:t xml:space="preserve">    "msg": [</w:t>
-      </w:r>
-    </w:p>
-    <w:p>
-      <w:pPr>
-        <w:rPr>
-          <w:rFonts w:hint="default"/>
-          <w:b w:val="0"/>
-          <w:bCs w:val="0"/>
-          <w:lang w:val="en-US" w:eastAsia="zh-CN"/>
-        </w:rPr>
-      </w:pPr>
-      <w:r>
-        <w:rPr>
-          <w:rFonts w:hint="default"/>
-          <w:b w:val="0"/>
-          <w:bCs w:val="0"/>
-          <w:lang w:val="en-US" w:eastAsia="zh-CN"/>
-        </w:rPr>
-        <w:t xml:space="preserve">        "Xray 版本: Xray 26.3.27 (Xray, Penetrates Everything.) d2758a0 (go1.26.1 linux/amd64)",</w:t>
-      </w:r>
-    </w:p>
-    <w:p>
-      <w:pPr>
-        <w:rPr>
-          <w:rFonts w:hint="default"/>
-          <w:b w:val="0"/>
-          <w:bCs w:val="0"/>
-          <w:lang w:val="en-US" w:eastAsia="zh-CN"/>
-        </w:rPr>
-      </w:pPr>
-      <w:r>
-        <w:rPr>
-          <w:rFonts w:hint="default"/>
-          <w:b w:val="0"/>
-          <w:bCs w:val="0"/>
-          <w:lang w:val="en-US" w:eastAsia="zh-CN"/>
-        </w:rPr>
-        <w:t xml:space="preserve">        "公网 IP: 8.211.179.48",</w:t>
-      </w:r>
-    </w:p>
-    <w:p>
-      <w:pPr>
-        <w:rPr>
-          <w:rFonts w:hint="default"/>
-          <w:b w:val="0"/>
-          <w:bCs w:val="0"/>
-          <w:lang w:val="en-US" w:eastAsia="zh-CN"/>
-        </w:rPr>
-      </w:pPr>
-      <w:r>
-        <w:rPr>
-          <w:rFonts w:hint="default"/>
-          <w:b w:val="0"/>
-          <w:bCs w:val="0"/>
-          <w:lang w:val="en-US" w:eastAsia="zh-CN"/>
-        </w:rPr>
-        <w:t xml:space="preserve">        "UUID: 853dcdfa-245b-4733-8e1d-199f795f36ec",</w:t>
-      </w:r>
-    </w:p>
-    <w:p>
-      <w:pPr>
-        <w:rPr>
-          <w:rFonts w:hint="default"/>
-          <w:b w:val="0"/>
-          <w:bCs w:val="0"/>
-          <w:lang w:val="en-US" w:eastAsia="zh-CN"/>
-        </w:rPr>
-      </w:pPr>
-      <w:r>
-        <w:rPr>
-          <w:rFonts w:hint="default"/>
-          <w:b w:val="0"/>
-          <w:bCs w:val="0"/>
-          <w:lang w:val="en-US" w:eastAsia="zh-CN"/>
-        </w:rPr>
-        <w:t xml:space="preserve">        "私钥 (填服务端): yJIsl4QxAlzIN_abBeFdfeJUv-KeLyb1K6xk_TIGOHw",</w:t>
-      </w:r>
-    </w:p>
-    <w:p>
-      <w:pPr>
-        <w:rPr>
-          <w:rFonts w:hint="default"/>
-          <w:b w:val="0"/>
-          <w:bCs w:val="0"/>
-          <w:lang w:val="en-US" w:eastAsia="zh-CN"/>
-        </w:rPr>
-      </w:pPr>
-      <w:r>
-        <w:rPr>
-          <w:rFonts w:hint="default"/>
-          <w:b w:val="0"/>
-          <w:bCs w:val="0"/>
-          <w:lang w:val="en-US" w:eastAsia="zh-CN"/>
-        </w:rPr>
-        <w:t xml:space="preserve">        "公钥 (填客户端): Nz9tBADBpbLgUybrmWgQ46bJcmuxe1lW4k-yX_4dElU",</w:t>
-      </w:r>
-    </w:p>
-    <w:p>
-      <w:pPr>
-        <w:rPr>
-          <w:rFonts w:hint="default"/>
-          <w:b w:val="0"/>
-          <w:bCs w:val="0"/>
-          <w:lang w:val="en-US" w:eastAsia="zh-CN"/>
-        </w:rPr>
-      </w:pPr>
-      <w:r>
-        <w:rPr>
-          <w:rFonts w:hint="default"/>
-          <w:b w:val="0"/>
-          <w:bCs w:val="0"/>
-          <w:lang w:val="en-US" w:eastAsia="zh-CN"/>
-        </w:rPr>
-        <w:t xml:space="preserve">        "ShortID: d6311d70b8df6d2f",</w:t>
-      </w:r>
-    </w:p>
-    <w:p>
-      <w:pPr>
-        <w:rPr>
-          <w:rFonts w:hint="default"/>
-          <w:b w:val="0"/>
-          <w:bCs w:val="0"/>
-          <w:lang w:val="en-US" w:eastAsia="zh-CN"/>
-        </w:rPr>
-      </w:pPr>
-      <w:r>
-        <w:rPr>
-          <w:rFonts w:hint="default"/>
-          <w:b w:val="0"/>
-          <w:bCs w:val="0"/>
-          <w:lang w:val="en-US" w:eastAsia="zh-CN"/>
-        </w:rPr>
-        <w:t xml:space="preserve">        "Clash 订阅地址: http://8.211.179.48/clash.yaml"</w:t>
-      </w:r>
-    </w:p>
-    <w:p>
-      <w:pPr>
-        <w:rPr>
-          <w:rFonts w:hint="default"/>
-          <w:b w:val="0"/>
-          <w:bCs w:val="0"/>
-          <w:lang w:val="en-US" w:eastAsia="zh-CN"/>
-        </w:rPr>
-      </w:pPr>
-      <w:r>
-        <w:rPr>
-          <w:rFonts w:hint="default"/>
-          <w:b w:val="0"/>
-          <w:bCs w:val="0"/>
-          <w:lang w:val="en-US" w:eastAsia="zh-CN"/>
-        </w:rPr>
-        <w:t xml:space="preserve">    ]</w:t>
-      </w:r>
-    </w:p>
-    <w:p>
-      <w:pPr>
-        <w:rPr>
-          <w:rFonts w:hint="default"/>
-          <w:b w:val="0"/>
-          <w:bCs w:val="0"/>
-          <w:lang w:val="en-US" w:eastAsia="zh-CN"/>
-        </w:rPr>
-      </w:pPr>
-      <w:r>
-        <w:rPr>
-          <w:rFonts w:hint="default"/>
-          <w:b w:val="0"/>
-          <w:bCs w:val="0"/>
-          <w:lang w:val="en-US" w:eastAsia="zh-CN"/>
-        </w:rPr>
-        <w:t>}</w:t>
-      </w:r>
-    </w:p>
-    <w:p>
-      <w:pPr>
-        <w:rPr>
-          <w:rFonts w:hint="default"/>
-          <w:b w:val="0"/>
-          <w:bCs w:val="0"/>
-          <w:lang w:val="en-US" w:eastAsia="zh-CN"/>
-        </w:rPr>
-      </w:pPr>
-      <w:r>
-        <w:rPr>
-          <w:rFonts w:hint="default"/>
-          <w:b w:val="0"/>
-          <w:bCs w:val="0"/>
-          <w:lang w:val="en-US" w:eastAsia="zh-CN"/>
-        </w:rPr>
-        <w:t>ok: [node2] =&gt; {</w:t>
-      </w:r>
-    </w:p>
-    <w:p>
-      <w:pPr>
-        <w:rPr>
-          <w:rFonts w:hint="default"/>
-          <w:b w:val="0"/>
-          <w:bCs w:val="0"/>
-          <w:lang w:val="en-US" w:eastAsia="zh-CN"/>
-        </w:rPr>
-      </w:pPr>
-      <w:r>
-        <w:rPr>
-          <w:rFonts w:hint="default"/>
-          <w:b w:val="0"/>
-          <w:bCs w:val="0"/>
-          <w:lang w:val="en-US" w:eastAsia="zh-CN"/>
-        </w:rPr>
-        <w:t xml:space="preserve">    "msg": [</w:t>
-      </w:r>
-    </w:p>
-    <w:p>
-      <w:pPr>
-        <w:rPr>
-          <w:rFonts w:hint="default"/>
-          <w:b w:val="0"/>
-          <w:bCs w:val="0"/>
-          <w:lang w:val="en-US" w:eastAsia="zh-CN"/>
-        </w:rPr>
-      </w:pPr>
-      <w:r>
-        <w:rPr>
-          <w:rFonts w:hint="default"/>
-          <w:b w:val="0"/>
-          <w:bCs w:val="0"/>
-          <w:lang w:val="en-US" w:eastAsia="zh-CN"/>
-        </w:rPr>
-        <w:t xml:space="preserve">        "Xray 版本: Xray 26.3.27 (Xray, Penetrates Everything.) d2758a0 (go1.26.1 linux/amd64)",</w:t>
-      </w:r>
-    </w:p>
-    <w:p>
-      <w:pPr>
-        <w:rPr>
-          <w:rFonts w:hint="default"/>
-          <w:b w:val="0"/>
-          <w:bCs w:val="0"/>
-          <w:lang w:val="en-US" w:eastAsia="zh-CN"/>
-        </w:rPr>
-      </w:pPr>
-      <w:r>
-        <w:rPr>
-          <w:rFonts w:hint="default"/>
-          <w:b w:val="0"/>
-          <w:bCs w:val="0"/>
-          <w:lang w:val="en-US" w:eastAsia="zh-CN"/>
-        </w:rPr>
-        <w:t xml:space="preserve">        "公网 IP: 8.216.43.96",</w:t>
-      </w:r>
-    </w:p>
-    <w:p>
-      <w:pPr>
-        <w:rPr>
-          <w:rFonts w:hint="default"/>
-          <w:b w:val="0"/>
-          <w:bCs w:val="0"/>
-          <w:lang w:val="en-US" w:eastAsia="zh-CN"/>
-        </w:rPr>
-      </w:pPr>
-      <w:r>
-        <w:rPr>
-          <w:rFonts w:hint="default"/>
-          <w:b w:val="0"/>
-          <w:bCs w:val="0"/>
-          <w:lang w:val="en-US" w:eastAsia="zh-CN"/>
-        </w:rPr>
-        <w:t xml:space="preserve">        "UUID: e0705662-5305-4d68-86ee-5891a26cc3e4",</w:t>
-      </w:r>
-    </w:p>
-    <w:p>
-      <w:pPr>
-        <w:rPr>
-          <w:rFonts w:hint="default"/>
-          <w:b w:val="0"/>
-          <w:bCs w:val="0"/>
-          <w:lang w:val="en-US" w:eastAsia="zh-CN"/>
-        </w:rPr>
-      </w:pPr>
-      <w:r>
-        <w:rPr>
-          <w:rFonts w:hint="default"/>
-          <w:b w:val="0"/>
-          <w:bCs w:val="0"/>
-          <w:lang w:val="en-US" w:eastAsia="zh-CN"/>
-        </w:rPr>
-        <w:t xml:space="preserve">        "私钥 (填服务端): kH2f_O0XF_4EahRwHwJGyWPRkVgsRQNL81Gr4BmO9GA",</w:t>
-      </w:r>
-    </w:p>
-    <w:p>
-      <w:pPr>
-        <w:rPr>
-          <w:rFonts w:hint="default"/>
-          <w:b w:val="0"/>
-          <w:bCs w:val="0"/>
-          <w:lang w:val="en-US" w:eastAsia="zh-CN"/>
-        </w:rPr>
-      </w:pPr>
-      <w:r>
-        <w:rPr>
-          <w:rFonts w:hint="default"/>
-          <w:b w:val="0"/>
-          <w:bCs w:val="0"/>
-          <w:lang w:val="en-US" w:eastAsia="zh-CN"/>
-        </w:rPr>
-        <w:t xml:space="preserve">        "公钥 (填客户端): fRvWSuJ7-16-3z4NPm0M6zlutzcuMSxPU56TzJzaiWw",</w:t>
-      </w:r>
-    </w:p>
-    <w:p>
-      <w:pPr>
-        <w:rPr>
-          <w:rFonts w:hint="default"/>
-          <w:b w:val="0"/>
-          <w:bCs w:val="0"/>
-          <w:lang w:val="en-US" w:eastAsia="zh-CN"/>
-        </w:rPr>
-      </w:pPr>
-      <w:r>
-        <w:rPr>
-          <w:rFonts w:hint="default"/>
-          <w:b w:val="0"/>
-          <w:bCs w:val="0"/>
-          <w:lang w:val="en-US" w:eastAsia="zh-CN"/>
-        </w:rPr>
-        <w:t xml:space="preserve">        "ShortID: 289fe15d9c2e5aff",</w:t>
-      </w:r>
-    </w:p>
-    <w:p>
-      <w:pPr>
-        <w:rPr>
-          <w:rFonts w:hint="default"/>
-          <w:b w:val="0"/>
-          <w:bCs w:val="0"/>
-          <w:lang w:val="en-US" w:eastAsia="zh-CN"/>
-        </w:rPr>
-      </w:pPr>
-      <w:r>
-        <w:rPr>
-          <w:rFonts w:hint="default"/>
-          <w:b w:val="0"/>
-          <w:bCs w:val="0"/>
-          <w:lang w:val="en-US" w:eastAsia="zh-CN"/>
-        </w:rPr>
-        <w:t xml:space="preserve">        "Clash 订阅地址: http://8.216.43.96/clash.yaml"</w:t>
-      </w:r>
-    </w:p>
-    <w:p>
-      <w:pPr>
-        <w:rPr>
-          <w:rFonts w:hint="default"/>
-          <w:b w:val="0"/>
-          <w:bCs w:val="0"/>
-          <w:lang w:val="en-US" w:eastAsia="zh-CN"/>
-        </w:rPr>
-      </w:pPr>
-      <w:r>
-        <w:rPr>
-          <w:rFonts w:hint="default"/>
-          <w:b w:val="0"/>
-          <w:bCs w:val="0"/>
-          <w:lang w:val="en-US" w:eastAsia="zh-CN"/>
-        </w:rPr>
-        <w:t xml:space="preserve">    ]</w:t>
-      </w:r>
-    </w:p>
-    <w:p>
-      <w:pPr>
-        <w:rPr>
-          <w:rFonts w:hint="default"/>
-          <w:b w:val="0"/>
-          <w:bCs w:val="0"/>
-          <w:lang w:val="en-US" w:eastAsia="zh-CN"/>
-        </w:rPr>
-      </w:pPr>
-      <w:r>
-        <w:rPr>
-          <w:rFonts w:hint="default"/>
-          <w:b w:val="0"/>
-          <w:bCs w:val="0"/>
-          <w:lang w:val="en-US" w:eastAsia="zh-CN"/>
-        </w:rPr>
-        <w:t>}</w:t>
-      </w:r>
-    </w:p>
-    <w:p>
-      <w:pPr>
-        <w:rPr>
-          <w:rFonts w:hint="default"/>
-          <w:b w:val="0"/>
-          <w:bCs w:val="0"/>
-          <w:lang w:val="en-US" w:eastAsia="zh-CN"/>
-        </w:rPr>
-      </w:pPr>
-    </w:p>
-    <w:p>
-      <w:pPr>
-        <w:rPr>
-          <w:rFonts w:hint="default"/>
-          <w:b w:val="0"/>
-          <w:bCs w:val="0"/>
-          <w:lang w:val="en-US" w:eastAsia="zh-CN"/>
-        </w:rPr>
-      </w:pPr>
-      <w:r>
-        <w:rPr>
-          <w:rFonts w:hint="default"/>
-          <w:b w:val="0"/>
-          <w:bCs w:val="0"/>
-          <w:lang w:val="en-US" w:eastAsia="zh-CN"/>
-        </w:rPr>
-        <w:t>TASK [v2ray : Ensure /usr/local/etc/xray directory exists] *********************</w:t>
-      </w:r>
-    </w:p>
-    <w:p>
-      <w:pPr>
-        <w:rPr>
-          <w:rFonts w:hint="default"/>
-          <w:b w:val="0"/>
-          <w:bCs w:val="0"/>
-          <w:lang w:val="en-US" w:eastAsia="zh-CN"/>
-        </w:rPr>
-      </w:pPr>
-      <w:r>
-        <w:rPr>
-          <w:rFonts w:hint="default"/>
-          <w:b w:val="0"/>
-          <w:bCs w:val="0"/>
-          <w:lang w:val="en-US" w:eastAsia="zh-CN"/>
-        </w:rPr>
-        <w:t>ok: [node1]</w:t>
-      </w:r>
-    </w:p>
-    <w:p>
-      <w:pPr>
-        <w:rPr>
-          <w:rFonts w:hint="default"/>
-          <w:b w:val="0"/>
-          <w:bCs w:val="0"/>
-          <w:lang w:val="en-US" w:eastAsia="zh-CN"/>
-        </w:rPr>
-      </w:pPr>
-      <w:r>
-        <w:rPr>
-          <w:rFonts w:hint="default"/>
-          <w:b w:val="0"/>
-          <w:bCs w:val="0"/>
-          <w:lang w:val="en-US" w:eastAsia="zh-CN"/>
-        </w:rPr>
-        <w:t>ok: [node2]</w:t>
-      </w:r>
-    </w:p>
-    <w:p>
-      <w:pPr>
-        <w:rPr>
-          <w:rFonts w:hint="default"/>
-          <w:b w:val="0"/>
-          <w:bCs w:val="0"/>
-          <w:lang w:val="en-US" w:eastAsia="zh-CN"/>
-        </w:rPr>
-      </w:pPr>
-    </w:p>
-    <w:p>
-      <w:pPr>
-        <w:rPr>
-          <w:rFonts w:hint="default"/>
-          <w:b w:val="0"/>
-          <w:bCs w:val="0"/>
-          <w:lang w:val="en-US" w:eastAsia="zh-CN"/>
-        </w:rPr>
-      </w:pPr>
-      <w:r>
-        <w:rPr>
-          <w:rFonts w:hint="default"/>
-          <w:b w:val="0"/>
-          <w:bCs w:val="0"/>
-          <w:lang w:val="en-US" w:eastAsia="zh-CN"/>
-        </w:rPr>
-        <w:t>TASK [v2ray : Render Xray config.json from template] ***************************</w:t>
-      </w:r>
-    </w:p>
-    <w:p>
-      <w:pPr>
-        <w:rPr>
-          <w:rFonts w:hint="default"/>
-          <w:b w:val="0"/>
-          <w:bCs w:val="0"/>
-          <w:lang w:val="en-US" w:eastAsia="zh-CN"/>
-        </w:rPr>
-      </w:pPr>
-      <w:r>
-        <w:rPr>
-          <w:rFonts w:hint="default"/>
-          <w:b w:val="0"/>
-          <w:bCs w:val="0"/>
-          <w:lang w:val="en-US" w:eastAsia="zh-CN"/>
-        </w:rPr>
-        <w:t>changed: [node2]</w:t>
-      </w:r>
-    </w:p>
-    <w:p>
-      <w:pPr>
-        <w:rPr>
-          <w:rFonts w:hint="default"/>
-          <w:b w:val="0"/>
-          <w:bCs w:val="0"/>
-          <w:lang w:val="en-US" w:eastAsia="zh-CN"/>
-        </w:rPr>
-      </w:pPr>
-      <w:r>
-        <w:rPr>
-          <w:rFonts w:hint="default"/>
-          <w:b w:val="0"/>
-          <w:bCs w:val="0"/>
-          <w:lang w:val="en-US" w:eastAsia="zh-CN"/>
-        </w:rPr>
-        <w:t>changed: [node1]</w:t>
-      </w:r>
-    </w:p>
-    <w:p>
-      <w:pPr>
-        <w:rPr>
-          <w:rFonts w:hint="default"/>
-          <w:b w:val="0"/>
-          <w:bCs w:val="0"/>
-          <w:lang w:val="en-US" w:eastAsia="zh-CN"/>
-        </w:rPr>
-      </w:pPr>
-    </w:p>
-    <w:p>
-      <w:pPr>
-        <w:rPr>
-          <w:rFonts w:hint="default"/>
-          <w:b w:val="0"/>
-          <w:bCs w:val="0"/>
-          <w:lang w:val="en-US" w:eastAsia="zh-CN"/>
-        </w:rPr>
-      </w:pPr>
-      <w:r>
-        <w:rPr>
-          <w:rFonts w:hint="default"/>
-          <w:b w:val="0"/>
-          <w:bCs w:val="0"/>
-          <w:lang w:val="en-US" w:eastAsia="zh-CN"/>
-        </w:rPr>
-        <w:t>TASK [v2ray : Render Clash YAML config from template] **************************</w:t>
-      </w:r>
-    </w:p>
-    <w:p>
-      <w:pPr>
-        <w:rPr>
-          <w:rFonts w:hint="default"/>
-          <w:b w:val="0"/>
-          <w:bCs w:val="0"/>
-          <w:lang w:val="en-US" w:eastAsia="zh-CN"/>
-        </w:rPr>
-      </w:pPr>
-      <w:r>
-        <w:rPr>
-          <w:rFonts w:hint="default"/>
-          <w:b w:val="0"/>
-          <w:bCs w:val="0"/>
-          <w:lang w:val="en-US" w:eastAsia="zh-CN"/>
-        </w:rPr>
-        <w:t>changed: [node2]</w:t>
-      </w:r>
-    </w:p>
-    <w:p>
-      <w:pPr>
-        <w:rPr>
-          <w:rFonts w:hint="default"/>
-          <w:b w:val="0"/>
-          <w:bCs w:val="0"/>
-          <w:lang w:val="en-US" w:eastAsia="zh-CN"/>
-        </w:rPr>
-      </w:pPr>
-      <w:r>
-        <w:rPr>
-          <w:rFonts w:hint="default"/>
-          <w:b w:val="0"/>
-          <w:bCs w:val="0"/>
-          <w:lang w:val="en-US" w:eastAsia="zh-CN"/>
-        </w:rPr>
-        <w:t>changed: [node1]</w:t>
-      </w:r>
-    </w:p>
-    <w:p>
-      <w:pPr>
-        <w:rPr>
-          <w:rFonts w:hint="default"/>
-          <w:b w:val="0"/>
-          <w:bCs w:val="0"/>
-          <w:lang w:val="en-US" w:eastAsia="zh-CN"/>
-        </w:rPr>
-      </w:pPr>
-    </w:p>
-    <w:p>
-      <w:pPr>
-        <w:rPr>
-          <w:rFonts w:hint="default"/>
-          <w:b w:val="0"/>
-          <w:bCs w:val="0"/>
-          <w:lang w:val="en-US" w:eastAsia="zh-CN"/>
-        </w:rPr>
-      </w:pPr>
-      <w:r>
-        <w:rPr>
-          <w:rFonts w:hint="default"/>
-          <w:b w:val="0"/>
-          <w:bCs w:val="0"/>
-          <w:lang w:val="en-US" w:eastAsia="zh-CN"/>
-        </w:rPr>
-        <w:t>TASK [v2ray : systemd] *********************************************************</w:t>
-      </w:r>
-    </w:p>
-    <w:p>
-      <w:pPr>
-        <w:rPr>
-          <w:rFonts w:hint="default"/>
-          <w:b w:val="0"/>
-          <w:bCs w:val="0"/>
-          <w:lang w:val="en-US" w:eastAsia="zh-CN"/>
-        </w:rPr>
-      </w:pPr>
-      <w:r>
-        <w:rPr>
-          <w:rFonts w:hint="default"/>
-          <w:b w:val="0"/>
-          <w:bCs w:val="0"/>
-          <w:lang w:val="en-US" w:eastAsia="zh-CN"/>
-        </w:rPr>
-        <w:t>ok: [node1] =&gt; (item=httpd)</w:t>
-      </w:r>
-    </w:p>
-    <w:p>
-      <w:pPr>
-        <w:rPr>
-          <w:rFonts w:hint="default"/>
-          <w:b w:val="0"/>
-          <w:bCs w:val="0"/>
-          <w:lang w:val="en-US" w:eastAsia="zh-CN"/>
-        </w:rPr>
-      </w:pPr>
-      <w:r>
-        <w:rPr>
-          <w:rFonts w:hint="default"/>
-          <w:b w:val="0"/>
-          <w:bCs w:val="0"/>
-          <w:lang w:val="en-US" w:eastAsia="zh-CN"/>
-        </w:rPr>
-        <w:t>ok: [node2] =&gt; (item=httpd)</w:t>
-      </w:r>
-    </w:p>
-    <w:p>
-      <w:pPr>
-        <w:rPr>
-          <w:rFonts w:hint="default"/>
-          <w:b w:val="0"/>
-          <w:bCs w:val="0"/>
-          <w:lang w:val="en-US" w:eastAsia="zh-CN"/>
-        </w:rPr>
-      </w:pPr>
-      <w:r>
-        <w:rPr>
-          <w:rFonts w:hint="default"/>
-          <w:b w:val="0"/>
-          <w:bCs w:val="0"/>
-          <w:lang w:val="en-US" w:eastAsia="zh-CN"/>
-        </w:rPr>
-        <w:t>ok: [node1] =&gt; (item=firewalld)</w:t>
-      </w:r>
-    </w:p>
-    <w:p>
-      <w:pPr>
-        <w:rPr>
-          <w:rFonts w:hint="default"/>
-          <w:b w:val="0"/>
-          <w:bCs w:val="0"/>
-          <w:lang w:val="en-US" w:eastAsia="zh-CN"/>
-        </w:rPr>
-      </w:pPr>
-      <w:r>
-        <w:rPr>
-          <w:rFonts w:hint="default"/>
-          <w:b w:val="0"/>
-          <w:bCs w:val="0"/>
-          <w:lang w:val="en-US" w:eastAsia="zh-CN"/>
-        </w:rPr>
-        <w:t>ok: [node2] =&gt; (item=firewalld)</w:t>
-      </w:r>
-    </w:p>
-    <w:p>
-      <w:pPr>
-        <w:rPr>
-          <w:rFonts w:hint="default"/>
-          <w:b w:val="0"/>
-          <w:bCs w:val="0"/>
-          <w:lang w:val="en-US" w:eastAsia="zh-CN"/>
-        </w:rPr>
-      </w:pPr>
-      <w:r>
-        <w:rPr>
-          <w:rFonts w:hint="default"/>
-          <w:b w:val="0"/>
-          <w:bCs w:val="0"/>
-          <w:lang w:val="en-US" w:eastAsia="zh-CN"/>
-        </w:rPr>
-        <w:t>ok: [node1] =&gt; (item=xray)</w:t>
-      </w:r>
-    </w:p>
-    <w:p>
-      <w:pPr>
-        <w:rPr>
-          <w:rFonts w:hint="default"/>
-          <w:b w:val="0"/>
-          <w:bCs w:val="0"/>
-          <w:lang w:val="en-US" w:eastAsia="zh-CN"/>
-        </w:rPr>
-      </w:pPr>
-      <w:r>
-        <w:rPr>
-          <w:rFonts w:hint="default"/>
-          <w:b w:val="0"/>
-          <w:bCs w:val="0"/>
-          <w:lang w:val="en-US" w:eastAsia="zh-CN"/>
-        </w:rPr>
-        <w:t>ok: [node2] =&gt; (item=xray)</w:t>
-      </w:r>
-    </w:p>
-    <w:p>
-      <w:pPr>
-        <w:rPr>
-          <w:rFonts w:hint="default"/>
-          <w:b w:val="0"/>
-          <w:bCs w:val="0"/>
-          <w:lang w:val="en-US" w:eastAsia="zh-CN"/>
-        </w:rPr>
-      </w:pPr>
-    </w:p>
-    <w:p>
-      <w:pPr>
-        <w:rPr>
-          <w:rFonts w:hint="default"/>
-          <w:b w:val="0"/>
-          <w:bCs w:val="0"/>
-          <w:lang w:val="en-US" w:eastAsia="zh-CN"/>
-        </w:rPr>
-      </w:pPr>
-      <w:r>
-        <w:rPr>
-          <w:rFonts w:hint="default"/>
-          <w:b w:val="0"/>
-          <w:bCs w:val="0"/>
-          <w:lang w:val="en-US" w:eastAsia="zh-CN"/>
-        </w:rPr>
-        <w:t>TASK [v2ray : firewalld] *******************************************************</w:t>
-      </w:r>
-    </w:p>
-    <w:p>
-      <w:pPr>
-        <w:rPr>
-          <w:rFonts w:hint="default"/>
-          <w:b w:val="0"/>
-          <w:bCs w:val="0"/>
-          <w:lang w:val="en-US" w:eastAsia="zh-CN"/>
-        </w:rPr>
-      </w:pPr>
-      <w:r>
-        <w:rPr>
-          <w:rFonts w:hint="default"/>
-          <w:b w:val="0"/>
-          <w:bCs w:val="0"/>
-          <w:lang w:val="en-US" w:eastAsia="zh-CN"/>
-        </w:rPr>
-        <w:t>ok: [node1] =&gt; (item=80/tcp)</w:t>
-      </w:r>
-    </w:p>
-    <w:p>
-      <w:pPr>
-        <w:rPr>
-          <w:rFonts w:hint="default"/>
-          <w:b w:val="0"/>
-          <w:bCs w:val="0"/>
-          <w:lang w:val="en-US" w:eastAsia="zh-CN"/>
-        </w:rPr>
-      </w:pPr>
-      <w:r>
-        <w:rPr>
-          <w:rFonts w:hint="default"/>
-          <w:b w:val="0"/>
-          <w:bCs w:val="0"/>
-          <w:lang w:val="en-US" w:eastAsia="zh-CN"/>
-        </w:rPr>
-        <w:t>ok: [node2] =&gt; (item=80/tcp)</w:t>
-      </w:r>
-    </w:p>
-    <w:p>
-      <w:pPr>
-        <w:rPr>
-          <w:rFonts w:hint="default"/>
-          <w:b w:val="0"/>
-          <w:bCs w:val="0"/>
-          <w:lang w:val="en-US" w:eastAsia="zh-CN"/>
-        </w:rPr>
-      </w:pPr>
-      <w:r>
-        <w:rPr>
-          <w:rFonts w:hint="default"/>
-          <w:b w:val="0"/>
-          <w:bCs w:val="0"/>
-          <w:lang w:val="en-US" w:eastAsia="zh-CN"/>
-        </w:rPr>
-        <w:t>ok: [node1] =&gt; (item=443/tcp)</w:t>
-      </w:r>
-    </w:p>
-    <w:p>
-      <w:pPr>
-        <w:rPr>
-          <w:rFonts w:hint="default"/>
-          <w:b w:val="0"/>
-          <w:bCs w:val="0"/>
-          <w:lang w:val="en-US" w:eastAsia="zh-CN"/>
-        </w:rPr>
-      </w:pPr>
-      <w:r>
-        <w:rPr>
-          <w:rFonts w:hint="default"/>
-          <w:b w:val="0"/>
-          <w:bCs w:val="0"/>
-          <w:lang w:val="en-US" w:eastAsia="zh-CN"/>
-        </w:rPr>
-        <w:t>ok: [node2] =&gt; (item=443/tcp)</w:t>
-      </w:r>
-    </w:p>
-    <w:p>
-      <w:pPr>
-        <w:rPr>
-          <w:rFonts w:hint="default"/>
-          <w:b w:val="0"/>
-          <w:bCs w:val="0"/>
-          <w:lang w:val="en-US" w:eastAsia="zh-CN"/>
-        </w:rPr>
-      </w:pPr>
-    </w:p>
-    <w:p>
-      <w:pPr>
-        <w:rPr>
-          <w:rFonts w:hint="default"/>
-          <w:b w:val="0"/>
-          <w:bCs w:val="0"/>
-          <w:lang w:val="en-US" w:eastAsia="zh-CN"/>
-        </w:rPr>
-      </w:pPr>
-      <w:r>
-        <w:rPr>
-          <w:rFonts w:hint="default"/>
-          <w:b w:val="0"/>
-          <w:bCs w:val="0"/>
-          <w:lang w:val="en-US" w:eastAsia="zh-CN"/>
-        </w:rPr>
-        <w:t>TASK [v2ray : Create auto IP update script for clash.yaml] *********************</w:t>
-      </w:r>
-    </w:p>
-    <w:p>
-      <w:pPr>
-        <w:rPr>
-          <w:rFonts w:hint="default"/>
-          <w:b w:val="0"/>
-          <w:bCs w:val="0"/>
-          <w:lang w:val="en-US" w:eastAsia="zh-CN"/>
-        </w:rPr>
-      </w:pPr>
-      <w:r>
-        <w:rPr>
-          <w:rFonts w:hint="default"/>
-          <w:b w:val="0"/>
-          <w:bCs w:val="0"/>
-          <w:lang w:val="en-US" w:eastAsia="zh-CN"/>
-        </w:rPr>
-        <w:t>changed: [node1]</w:t>
-      </w:r>
-    </w:p>
-    <w:p>
-      <w:pPr>
-        <w:rPr>
-          <w:rFonts w:hint="default"/>
-          <w:b w:val="0"/>
-          <w:bCs w:val="0"/>
-          <w:lang w:val="en-US" w:eastAsia="zh-CN"/>
-        </w:rPr>
-      </w:pPr>
-      <w:r>
-        <w:rPr>
-          <w:rFonts w:hint="default"/>
-          <w:b w:val="0"/>
-          <w:bCs w:val="0"/>
-          <w:lang w:val="en-US" w:eastAsia="zh-CN"/>
-        </w:rPr>
-        <w:t>changed: [node2]</w:t>
-      </w:r>
-    </w:p>
-    <w:p>
-      <w:pPr>
-        <w:rPr>
-          <w:rFonts w:hint="default"/>
-          <w:b w:val="0"/>
-          <w:bCs w:val="0"/>
-          <w:lang w:val="en-US" w:eastAsia="zh-CN"/>
-        </w:rPr>
-      </w:pPr>
-    </w:p>
-    <w:p>
-      <w:pPr>
-        <w:rPr>
-          <w:rFonts w:hint="default"/>
-          <w:b w:val="0"/>
-          <w:bCs w:val="0"/>
-          <w:lang w:val="en-US" w:eastAsia="zh-CN"/>
-        </w:rPr>
-      </w:pPr>
-      <w:r>
-        <w:rPr>
-          <w:rFonts w:hint="default"/>
-          <w:b w:val="0"/>
-          <w:bCs w:val="0"/>
-          <w:lang w:val="en-US" w:eastAsia="zh-CN"/>
-        </w:rPr>
-        <w:t>TASK [v2ray : Create systemd service for auto IP update] ***********************</w:t>
-      </w:r>
-    </w:p>
-    <w:p>
-      <w:pPr>
-        <w:rPr>
-          <w:rFonts w:hint="default"/>
-          <w:b w:val="0"/>
-          <w:bCs w:val="0"/>
-          <w:lang w:val="en-US" w:eastAsia="zh-CN"/>
-        </w:rPr>
-      </w:pPr>
-      <w:r>
-        <w:rPr>
-          <w:rFonts w:hint="default"/>
-          <w:b w:val="0"/>
-          <w:bCs w:val="0"/>
-          <w:lang w:val="en-US" w:eastAsia="zh-CN"/>
-        </w:rPr>
-        <w:t>changed: [node1]</w:t>
-      </w:r>
-    </w:p>
-    <w:p>
-      <w:pPr>
-        <w:rPr>
-          <w:rFonts w:hint="default"/>
-          <w:b w:val="0"/>
-          <w:bCs w:val="0"/>
-          <w:lang w:val="en-US" w:eastAsia="zh-CN"/>
-        </w:rPr>
-      </w:pPr>
-      <w:r>
-        <w:rPr>
-          <w:rFonts w:hint="default"/>
-          <w:b w:val="0"/>
-          <w:bCs w:val="0"/>
-          <w:lang w:val="en-US" w:eastAsia="zh-CN"/>
-        </w:rPr>
-        <w:t>changed: [node2]</w:t>
-      </w:r>
-    </w:p>
-    <w:p>
-      <w:pPr>
-        <w:rPr>
-          <w:rFonts w:hint="default"/>
-          <w:b w:val="0"/>
-          <w:bCs w:val="0"/>
-          <w:lang w:val="en-US" w:eastAsia="zh-CN"/>
-        </w:rPr>
-      </w:pPr>
-    </w:p>
-    <w:p>
-      <w:pPr>
-        <w:rPr>
-          <w:rFonts w:hint="default"/>
-          <w:b w:val="0"/>
-          <w:bCs w:val="0"/>
-          <w:lang w:val="en-US" w:eastAsia="zh-CN"/>
-        </w:rPr>
-      </w:pPr>
-      <w:r>
-        <w:rPr>
-          <w:rFonts w:hint="default"/>
-          <w:b w:val="0"/>
-          <w:bCs w:val="0"/>
-          <w:lang w:val="en-US" w:eastAsia="zh-CN"/>
-        </w:rPr>
-        <w:t>TASK [v2ray : Enable update-clash-ip service] **********************************</w:t>
-      </w:r>
-    </w:p>
-    <w:p>
-      <w:pPr>
-        <w:rPr>
-          <w:rFonts w:hint="default"/>
-          <w:b w:val="0"/>
-          <w:bCs w:val="0"/>
-          <w:lang w:val="en-US" w:eastAsia="zh-CN"/>
-        </w:rPr>
-      </w:pPr>
-      <w:r>
-        <w:rPr>
-          <w:rFonts w:hint="default"/>
-          <w:b w:val="0"/>
-          <w:bCs w:val="0"/>
-          <w:lang w:val="en-US" w:eastAsia="zh-CN"/>
-        </w:rPr>
-        <w:t>ok: [node2]</w:t>
-      </w:r>
-    </w:p>
-    <w:p>
-      <w:pPr>
-        <w:rPr>
-          <w:rFonts w:hint="default"/>
-          <w:b w:val="0"/>
-          <w:bCs w:val="0"/>
-          <w:lang w:val="en-US" w:eastAsia="zh-CN"/>
-        </w:rPr>
-      </w:pPr>
-      <w:r>
-        <w:rPr>
-          <w:rFonts w:hint="default"/>
-          <w:b w:val="0"/>
-          <w:bCs w:val="0"/>
-          <w:lang w:val="en-US" w:eastAsia="zh-CN"/>
-        </w:rPr>
-        <w:t>ok: [node1]</w:t>
-      </w:r>
-    </w:p>
-    <w:p>
-      <w:pPr>
-        <w:rPr>
-          <w:rFonts w:hint="default"/>
-          <w:b w:val="0"/>
-          <w:bCs w:val="0"/>
-          <w:lang w:val="en-US" w:eastAsia="zh-CN"/>
-        </w:rPr>
-      </w:pPr>
-    </w:p>
-    <w:p>
-      <w:pPr>
-        <w:rPr>
-          <w:rFonts w:hint="default"/>
-          <w:b w:val="0"/>
-          <w:bCs w:val="0"/>
-          <w:lang w:val="en-US" w:eastAsia="zh-CN"/>
-        </w:rPr>
-      </w:pPr>
-      <w:r>
-        <w:rPr>
-          <w:rFonts w:hint="default"/>
-          <w:b w:val="0"/>
-          <w:bCs w:val="0"/>
-          <w:lang w:val="en-US" w:eastAsia="zh-CN"/>
-        </w:rPr>
-        <w:t>RUNNING HANDLER [v2ray : restart xray] *****************************************</w:t>
-      </w:r>
-    </w:p>
-    <w:p>
-      <w:pPr>
-        <w:rPr>
-          <w:rFonts w:hint="default"/>
-          <w:b w:val="0"/>
-          <w:bCs w:val="0"/>
-          <w:lang w:val="en-US" w:eastAsia="zh-CN"/>
-        </w:rPr>
-      </w:pPr>
-      <w:r>
-        <w:rPr>
-          <w:rFonts w:hint="default"/>
-          <w:b w:val="0"/>
-          <w:bCs w:val="0"/>
-          <w:lang w:val="en-US" w:eastAsia="zh-CN"/>
-        </w:rPr>
-        <w:t>changed: [node2]</w:t>
-      </w:r>
-    </w:p>
-    <w:p>
-      <w:pPr>
-        <w:rPr>
-          <w:rFonts w:hint="default"/>
-          <w:b w:val="0"/>
-          <w:bCs w:val="0"/>
-          <w:lang w:val="en-US" w:eastAsia="zh-CN"/>
-        </w:rPr>
-      </w:pPr>
-      <w:r>
-        <w:rPr>
-          <w:rFonts w:hint="default"/>
-          <w:b w:val="0"/>
-          <w:bCs w:val="0"/>
-          <w:lang w:val="en-US" w:eastAsia="zh-CN"/>
-        </w:rPr>
-        <w:t>changed: [node1]</w:t>
-      </w:r>
-    </w:p>
-    <w:p>
-      <w:pPr>
-        <w:rPr>
-          <w:rFonts w:hint="default"/>
-          <w:b w:val="0"/>
-          <w:bCs w:val="0"/>
-          <w:lang w:val="en-US" w:eastAsia="zh-CN"/>
-        </w:rPr>
-      </w:pPr>
     </w:p>
     <w:p>
       <w:pPr>
@@ -18868,26 +19011,26 @@
           <w:bCs w:val="0"/>
           <w:lang w:val="en-US" w:eastAsia="zh-CN"/>
         </w:rPr>
-        <w:t xml:space="preserve">node1                      : ok=20   changed=6    unreachable=0    failed=0    skipped=0    rescued=0    ignored=0   </w:t>
-      </w:r>
-    </w:p>
-    <w:p>
-      <w:pPr>
-        <w:rPr>
-          <w:rFonts w:hint="default"/>
-          <w:b w:val="0"/>
-          <w:bCs w:val="0"/>
-          <w:lang w:val="en-US" w:eastAsia="zh-CN"/>
-        </w:rPr>
-      </w:pPr>
-      <w:r>
-        <w:rPr>
-          <w:rFonts w:hint="default"/>
-          <w:b w:val="0"/>
-          <w:bCs w:val="0"/>
-          <w:lang w:val="en-US" w:eastAsia="zh-CN"/>
-        </w:rPr>
-        <w:t xml:space="preserve">node2                      : ok=20   changed=6    unreachable=0    failed=0    skipped=0    rescued=0    ignored=0   </w:t>
+        <w:t xml:space="preserve">node1                      : ok=21   changed=5    unreachable=0    failed=0    skipped=0    rescued=0    ignored=0   </w:t>
+      </w:r>
+    </w:p>
+    <w:p>
+      <w:pPr>
+        <w:rPr>
+          <w:rFonts w:hint="default"/>
+          <w:b w:val="0"/>
+          <w:bCs w:val="0"/>
+          <w:lang w:val="en-US" w:eastAsia="zh-CN"/>
+        </w:rPr>
+      </w:pPr>
+      <w:r>
+        <w:rPr>
+          <w:rFonts w:hint="default"/>
+          <w:b w:val="0"/>
+          <w:bCs w:val="0"/>
+          <w:lang w:val="en-US" w:eastAsia="zh-CN"/>
+        </w:rPr>
+        <w:t xml:space="preserve">node2                      : ok=21   changed=5    unreachable=0    failed=0    skipped=0    rescued=0    ignored=0   </w:t>
       </w:r>
     </w:p>
     <w:p>
